--- a/parking_app.docx
+++ b/parking_app.docx
@@ -129,19 +129,7 @@
     </w:p>
     <w:p>
       <w:r>
-        <w:t xml:space="preserve">We are </w:t>
-      </w:r>
-      <w:r>
-        <w:t>S</w:t>
-      </w:r>
-      <w:r>
-        <w:t xml:space="preserve">oftware </w:t>
-      </w:r>
-      <w:r>
-        <w:t>C</w:t>
-      </w:r>
-      <w:r>
-        <w:t xml:space="preserve">orp. A software development studio. This project came about after parking facility operators and city transportation stakeholders flagged a recurring problem: drivers waste a lot of time hunting for open spaces, which adds to congestion and eats into </w:t>
+        <w:t xml:space="preserve">We are Software Corp. A software development studio. This project came about after parking facility operators and city transportation stakeholders flagged a recurring problem: drivers waste a lot of time hunting for open spaces, which adds to congestion and eats into </w:t>
       </w:r>
       <w:r>
         <w:lastRenderedPageBreak/>
@@ -2556,16 +2544,7 @@
         <w:spacing w:after="0"/>
       </w:pPr>
       <w:r>
-        <w:t xml:space="preserve">Level </w:t>
-      </w:r>
-      <w:r>
-        <w:t>3</w:t>
-      </w:r>
-      <w:r>
-        <w:t xml:space="preserve">: </w:t>
-      </w:r>
-      <w:r>
-        <w:t>Work Packages</w:t>
+        <w:t>Level 3: Work Packages</w:t>
       </w:r>
     </w:p>
     <w:p>
@@ -5646,13 +5625,13 @@
           <w:noProof/>
         </w:rPr>
         <w:drawing>
-          <wp:anchor distT="0" distB="0" distL="114300" distR="114300" simplePos="0" relativeHeight="251692032" behindDoc="0" locked="0" layoutInCell="1" allowOverlap="1" wp14:anchorId="58912B12" wp14:editId="07480832">
+          <wp:anchor distT="0" distB="0" distL="114300" distR="114300" simplePos="0" relativeHeight="251692032" behindDoc="0" locked="0" layoutInCell="1" allowOverlap="1" wp14:anchorId="58912B12" wp14:editId="4831209E">
             <wp:simplePos x="0" y="0"/>
             <wp:positionH relativeFrom="column">
-              <wp:posOffset>-377825</wp:posOffset>
+              <wp:posOffset>-492850</wp:posOffset>
             </wp:positionH>
             <wp:positionV relativeFrom="paragraph">
-              <wp:posOffset>189230</wp:posOffset>
+              <wp:posOffset>115660</wp:posOffset>
             </wp:positionV>
             <wp:extent cx="6669532" cy="2948940"/>
             <wp:effectExtent l="0" t="0" r="10795" b="10160"/>
@@ -5679,6 +5658,368 @@
           </wp:anchor>
         </w:drawing>
       </w:r>
+    </w:p>
+    <w:p>
+      <w:pPr>
+        <w:spacing w:after="0"/>
+      </w:pPr>
+    </w:p>
+    <w:p>
+      <w:pPr>
+        <w:spacing w:after="0"/>
+      </w:pPr>
+    </w:p>
+    <w:p>
+      <w:pPr>
+        <w:spacing w:after="0"/>
+      </w:pPr>
+    </w:p>
+    <w:p>
+      <w:pPr>
+        <w:spacing w:after="0"/>
+      </w:pPr>
+    </w:p>
+    <w:p>
+      <w:pPr>
+        <w:spacing w:after="0"/>
+      </w:pPr>
+    </w:p>
+    <w:p>
+      <w:pPr>
+        <w:spacing w:after="0"/>
+      </w:pPr>
+    </w:p>
+    <w:p>
+      <w:pPr>
+        <w:spacing w:after="0"/>
+      </w:pPr>
+    </w:p>
+    <w:p>
+      <w:pPr>
+        <w:spacing w:after="0"/>
+      </w:pPr>
+    </w:p>
+    <w:p>
+      <w:pPr>
+        <w:spacing w:after="0"/>
+      </w:pPr>
+    </w:p>
+    <w:p>
+      <w:pPr>
+        <w:spacing w:after="0"/>
+      </w:pPr>
+    </w:p>
+    <w:p>
+      <w:pPr>
+        <w:spacing w:after="0"/>
+      </w:pPr>
+    </w:p>
+    <w:p>
+      <w:pPr>
+        <w:spacing w:after="0"/>
+      </w:pPr>
+    </w:p>
+    <w:p>
+      <w:pPr>
+        <w:spacing w:after="0"/>
+      </w:pPr>
+    </w:p>
+    <w:p>
+      <w:pPr>
+        <w:spacing w:after="0"/>
+      </w:pPr>
+    </w:p>
+    <w:p>
+      <w:pPr>
+        <w:spacing w:after="0"/>
+      </w:pPr>
+    </w:p>
+    <w:p>
+      <w:pPr>
+        <w:spacing w:after="0"/>
+      </w:pPr>
+      <w:r>
+        <w:rPr>
+          <w:noProof/>
+        </w:rPr>
+        <w:lastRenderedPageBreak/>
+        <w:drawing>
+          <wp:anchor distT="0" distB="0" distL="114300" distR="114300" simplePos="0" relativeHeight="251693056" behindDoc="0" locked="0" layoutInCell="1" allowOverlap="1" wp14:anchorId="4A3796F0" wp14:editId="64BA921B">
+            <wp:simplePos x="0" y="0"/>
+            <wp:positionH relativeFrom="column">
+              <wp:posOffset>-914400</wp:posOffset>
+            </wp:positionH>
+            <wp:positionV relativeFrom="paragraph">
+              <wp:posOffset>170</wp:posOffset>
+            </wp:positionV>
+            <wp:extent cx="13141933" cy="9259200"/>
+            <wp:effectExtent l="0" t="0" r="3175" b="0"/>
+            <wp:wrapTopAndBottom/>
+            <wp:docPr id="1396554191" name="Picture 17"/>
+            <wp:cNvGraphicFramePr>
+              <a:graphicFrameLocks xmlns:a="http://schemas.openxmlformats.org/drawingml/2006/main" noChangeAspect="1"/>
+            </wp:cNvGraphicFramePr>
+            <a:graphic xmlns:a="http://schemas.openxmlformats.org/drawingml/2006/main">
+              <a:graphicData uri="http://schemas.openxmlformats.org/drawingml/2006/picture">
+                <pic:pic xmlns:pic="http://schemas.openxmlformats.org/drawingml/2006/picture">
+                  <pic:nvPicPr>
+                    <pic:cNvPr id="1396554191" name="Picture 1396554191"/>
+                    <pic:cNvPicPr/>
+                  </pic:nvPicPr>
+                  <pic:blipFill>
+                    <a:blip r:embed="rId6">
+                      <a:extLst>
+                        <a:ext uri="{28A0092B-C50C-407E-A947-70E740481C1C}">
+                          <a14:useLocalDpi xmlns:a14="http://schemas.microsoft.com/office/drawing/2010/main" val="0"/>
+                        </a:ext>
+                      </a:extLst>
+                    </a:blip>
+                    <a:stretch>
+                      <a:fillRect/>
+                    </a:stretch>
+                  </pic:blipFill>
+                  <pic:spPr>
+                    <a:xfrm>
+                      <a:off x="0" y="0"/>
+                      <a:ext cx="13141933" cy="9259200"/>
+                    </a:xfrm>
+                    <a:prstGeom prst="rect">
+                      <a:avLst/>
+                    </a:prstGeom>
+                  </pic:spPr>
+                </pic:pic>
+              </a:graphicData>
+            </a:graphic>
+            <wp14:sizeRelH relativeFrom="page">
+              <wp14:pctWidth>0</wp14:pctWidth>
+            </wp14:sizeRelH>
+            <wp14:sizeRelV relativeFrom="page">
+              <wp14:pctHeight>0</wp14:pctHeight>
+            </wp14:sizeRelV>
+          </wp:anchor>
+        </w:drawing>
+      </w:r>
+    </w:p>
+    <w:p>
+      <w:pPr>
+        <w:spacing w:after="0"/>
+      </w:pPr>
+    </w:p>
+    <w:p>
+      <w:pPr>
+        <w:spacing w:after="0"/>
+      </w:pPr>
+    </w:p>
+    <w:p>
+      <w:pPr>
+        <w:spacing w:after="0"/>
+      </w:pPr>
+    </w:p>
+    <w:p>
+      <w:pPr>
+        <w:spacing w:after="0"/>
+      </w:pPr>
+    </w:p>
+    <w:p>
+      <w:pPr>
+        <w:spacing w:after="0"/>
+      </w:pPr>
+    </w:p>
+    <w:p>
+      <w:pPr>
+        <w:spacing w:after="0"/>
+      </w:pPr>
+    </w:p>
+    <w:p>
+      <w:pPr>
+        <w:spacing w:after="0"/>
+      </w:pPr>
+    </w:p>
+    <w:p>
+      <w:pPr>
+        <w:spacing w:after="0"/>
+      </w:pPr>
+    </w:p>
+    <w:p>
+      <w:pPr>
+        <w:spacing w:after="0"/>
+      </w:pPr>
+    </w:p>
+    <w:p>
+      <w:pPr>
+        <w:spacing w:after="0"/>
+      </w:pPr>
+    </w:p>
+    <w:p>
+      <w:pPr>
+        <w:spacing w:after="0"/>
+      </w:pPr>
+    </w:p>
+    <w:p>
+      <w:pPr>
+        <w:spacing w:after="0"/>
+      </w:pPr>
+    </w:p>
+    <w:p>
+      <w:pPr>
+        <w:spacing w:after="0"/>
+      </w:pPr>
+    </w:p>
+    <w:p>
+      <w:pPr>
+        <w:spacing w:after="0"/>
+      </w:pPr>
+    </w:p>
+    <w:p>
+      <w:pPr>
+        <w:spacing w:after="0"/>
+      </w:pPr>
+    </w:p>
+    <w:p>
+      <w:pPr>
+        <w:spacing w:after="0"/>
+      </w:pPr>
+    </w:p>
+    <w:p>
+      <w:pPr>
+        <w:spacing w:after="0"/>
+      </w:pPr>
+    </w:p>
+    <w:p>
+      <w:pPr>
+        <w:spacing w:after="0"/>
+      </w:pPr>
+    </w:p>
+    <w:p>
+      <w:pPr>
+        <w:spacing w:after="0"/>
+      </w:pPr>
+    </w:p>
+    <w:p>
+      <w:pPr>
+        <w:spacing w:after="0"/>
+      </w:pPr>
+    </w:p>
+    <w:p>
+      <w:pPr>
+        <w:spacing w:after="0"/>
+      </w:pPr>
+    </w:p>
+    <w:p>
+      <w:pPr>
+        <w:spacing w:after="0"/>
+      </w:pPr>
+    </w:p>
+    <w:p>
+      <w:pPr>
+        <w:spacing w:after="0"/>
+      </w:pPr>
+    </w:p>
+    <w:p>
+      <w:pPr>
+        <w:spacing w:after="0"/>
+      </w:pPr>
+    </w:p>
+    <w:p>
+      <w:pPr>
+        <w:spacing w:after="0"/>
+      </w:pPr>
+    </w:p>
+    <w:p>
+      <w:pPr>
+        <w:spacing w:after="0"/>
+      </w:pPr>
+      <w:r>
+        <w:rPr>
+          <w:noProof/>
+        </w:rPr>
+        <w:lastRenderedPageBreak/>
+        <w:drawing>
+          <wp:anchor distT="0" distB="0" distL="114300" distR="114300" simplePos="0" relativeHeight="251694080" behindDoc="0" locked="0" layoutInCell="1" allowOverlap="1" wp14:anchorId="0EF67387" wp14:editId="4F044A22">
+            <wp:simplePos x="0" y="0"/>
+            <wp:positionH relativeFrom="column">
+              <wp:posOffset>-914840</wp:posOffset>
+            </wp:positionH>
+            <wp:positionV relativeFrom="paragraph">
+              <wp:posOffset>385</wp:posOffset>
+            </wp:positionV>
+            <wp:extent cx="13398623" cy="9432000"/>
+            <wp:effectExtent l="0" t="0" r="0" b="4445"/>
+            <wp:wrapTopAndBottom/>
+            <wp:docPr id="1790291905" name="Picture 18"/>
+            <wp:cNvGraphicFramePr>
+              <a:graphicFrameLocks xmlns:a="http://schemas.openxmlformats.org/drawingml/2006/main" noChangeAspect="1"/>
+            </wp:cNvGraphicFramePr>
+            <a:graphic xmlns:a="http://schemas.openxmlformats.org/drawingml/2006/main">
+              <a:graphicData uri="http://schemas.openxmlformats.org/drawingml/2006/picture">
+                <pic:pic xmlns:pic="http://schemas.openxmlformats.org/drawingml/2006/picture">
+                  <pic:nvPicPr>
+                    <pic:cNvPr id="1790291905" name="Picture 1790291905"/>
+                    <pic:cNvPicPr/>
+                  </pic:nvPicPr>
+                  <pic:blipFill>
+                    <a:blip r:embed="rId7">
+                      <a:extLst>
+                        <a:ext uri="{28A0092B-C50C-407E-A947-70E740481C1C}">
+                          <a14:useLocalDpi xmlns:a14="http://schemas.microsoft.com/office/drawing/2010/main" val="0"/>
+                        </a:ext>
+                      </a:extLst>
+                    </a:blip>
+                    <a:stretch>
+                      <a:fillRect/>
+                    </a:stretch>
+                  </pic:blipFill>
+                  <pic:spPr>
+                    <a:xfrm>
+                      <a:off x="0" y="0"/>
+                      <a:ext cx="13506563" cy="9507985"/>
+                    </a:xfrm>
+                    <a:prstGeom prst="rect">
+                      <a:avLst/>
+                    </a:prstGeom>
+                  </pic:spPr>
+                </pic:pic>
+              </a:graphicData>
+            </a:graphic>
+            <wp14:sizeRelH relativeFrom="page">
+              <wp14:pctWidth>0</wp14:pctWidth>
+            </wp14:sizeRelH>
+            <wp14:sizeRelV relativeFrom="page">
+              <wp14:pctHeight>0</wp14:pctHeight>
+            </wp14:sizeRelV>
+          </wp:anchor>
+        </w:drawing>
+      </w:r>
+    </w:p>
+    <w:p>
+      <w:pPr>
+        <w:spacing w:after="0"/>
+      </w:pPr>
+    </w:p>
+    <w:p>
+      <w:pPr>
+        <w:spacing w:after="0"/>
+      </w:pPr>
+    </w:p>
+    <w:p>
+      <w:pPr>
+        <w:spacing w:after="0"/>
+      </w:pPr>
+    </w:p>
+    <w:p>
+      <w:pPr>
+        <w:spacing w:after="0"/>
+      </w:pPr>
+    </w:p>
+    <w:p>
+      <w:pPr>
+        <w:spacing w:after="0"/>
+      </w:pPr>
+    </w:p>
+    <w:p>
+      <w:pPr>
+        <w:spacing w:after="0"/>
+      </w:pPr>
     </w:p>
     <w:sectPr>
       <w:pgSz w:w="12240" w:h="15840"/>

--- a/parking_app.docx
+++ b/parking_app.docx
@@ -5646,7 +5646,7 @@
             <wp:cNvGraphicFramePr/>
             <a:graphic xmlns:a="http://schemas.openxmlformats.org/drawingml/2006/main">
               <a:graphicData uri="http://schemas.openxmlformats.org/drawingml/2006/chart">
-                <c:chart xmlns:c="http://schemas.openxmlformats.org/drawingml/2006/chart" xmlns:r="http://schemas.openxmlformats.org/officeDocument/2006/relationships" r:id="rId5"/>
+                <c:chart xmlns:c="http://schemas.openxmlformats.org/drawingml/2006/chart" xmlns:r="http://schemas.openxmlformats.org/officeDocument/2006/relationships" r:id="rId7"/>
               </a:graphicData>
             </a:graphic>
             <wp14:sizeRelH relativeFrom="page">
@@ -5767,7 +5767,7 @@
                     <pic:cNvPicPr/>
                   </pic:nvPicPr>
                   <pic:blipFill>
-                    <a:blip r:embed="rId6">
+                    <a:blip r:embed="rId8">
                       <a:extLst>
                         <a:ext uri="{28A0092B-C50C-407E-A947-70E740481C1C}">
                           <a14:useLocalDpi xmlns:a14="http://schemas.microsoft.com/office/drawing/2010/main" val="0"/>
@@ -5958,7 +5958,7 @@
                     <pic:cNvPicPr/>
                   </pic:nvPicPr>
                   <pic:blipFill>
-                    <a:blip r:embed="rId7">
+                    <a:blip r:embed="rId9">
                       <a:extLst>
                         <a:ext uri="{28A0092B-C50C-407E-A947-70E740481C1C}">
                           <a14:useLocalDpi xmlns:a14="http://schemas.microsoft.com/office/drawing/2010/main" val="0"/>
@@ -5993,34 +5993,2174 @@
     </w:p>
     <w:p>
       <w:pPr>
-        <w:spacing w:after="0"/>
-      </w:pPr>
-    </w:p>
-    <w:p>
-      <w:pPr>
-        <w:spacing w:after="0"/>
-      </w:pPr>
-    </w:p>
-    <w:p>
-      <w:pPr>
-        <w:spacing w:after="0"/>
-      </w:pPr>
-    </w:p>
-    <w:p>
-      <w:pPr>
-        <w:spacing w:after="0"/>
-      </w:pPr>
-    </w:p>
-    <w:p>
-      <w:pPr>
-        <w:spacing w:after="0"/>
-      </w:pPr>
-    </w:p>
-    <w:p>
-      <w:pPr>
-        <w:spacing w:after="0"/>
-      </w:pPr>
-    </w:p>
+        <w:rPr>
+          <w:b/>
+          <w:bCs/>
+        </w:rPr>
+      </w:pPr>
+      <w:r>
+        <w:rPr>
+          <w:b/>
+          <w:bCs/>
+        </w:rPr>
+        <w:lastRenderedPageBreak/>
+        <w:t>1. Risk Identification</w:t>
+      </w:r>
+    </w:p>
+    <w:p>
+      <w:r>
+        <w:t>These are the risks I found for the Smart Parking Platform, grouped by the four categories from class. The IDs carry over into the risk register in the next section.</w:t>
+      </w:r>
+    </w:p>
+    <w:p>
+      <w:pPr>
+        <w:rPr>
+          <w:b/>
+          <w:bCs/>
+        </w:rPr>
+      </w:pPr>
+      <w:r>
+        <w:rPr>
+          <w:b/>
+          <w:bCs/>
+        </w:rPr>
+        <w:t>Technical</w:t>
+      </w:r>
+    </w:p>
+    <w:p>
+      <w:r>
+        <w:t>T1: Operator occupancy feeds come in different formats, and some garages only send updates every few minutes. That would break NFR2, which requires availability to update within 5 seconds.</w:t>
+      </w:r>
+    </w:p>
+    <w:p>
+      <w:r>
+        <w:t>T2: GPS loses signal inside multi-level concrete garages, so the arrival check-in and the navigation handoff (FR8) may stop working once the driver is inside.</w:t>
+      </w:r>
+    </w:p>
+    <w:p>
+      <w:r>
+        <w:t>T3: Two drivers could book the last open spot at the same moment, especially during event traffic near NRG Stadium or Toyota Center.</w:t>
+      </w:r>
+    </w:p>
+    <w:p>
+      <w:r>
+        <w:t>T4: A release could reach some servers but not others, leaving old reservation logic running next to the new version. This is the same kind of failure behind the Knight Capital case from class.</w:t>
+      </w:r>
+    </w:p>
+    <w:p/>
+    <w:p>
+      <w:pPr>
+        <w:rPr>
+          <w:b/>
+          <w:bCs/>
+        </w:rPr>
+      </w:pPr>
+      <w:r>
+        <w:rPr>
+          <w:b/>
+          <w:bCs/>
+        </w:rPr>
+        <w:t>Schedule</w:t>
+      </w:r>
+    </w:p>
+    <w:p>
+      <w:r>
+        <w:t>S1: The project starts August 24, in the middle of hurricane season. A storm or a long power outage in Houston, like Beryl in 2024, could cost a full sprint.</w:t>
+      </w:r>
+    </w:p>
+    <w:p>
+      <w:r>
+        <w:t>S2: App Store review can take several days and can reject a build on the first try. The launch window is only November 30 to December 13, which leaves little room for a resubmission.</w:t>
+      </w:r>
+    </w:p>
+    <w:p>
+      <w:r>
+        <w:t>S3: Thanksgiving week (November 23 to 27) falls inside the testing window (November 9 to 29), which makes it hard to get user testers.</w:t>
+      </w:r>
+    </w:p>
+    <w:p>
+      <w:r>
+        <w:t>S4: Database &amp; Accounts (August 24 to September 13) is on the critical path. If it slips a week, almost every task after it slips too.</w:t>
+      </w:r>
+    </w:p>
+    <w:p/>
+    <w:p>
+      <w:pPr>
+        <w:rPr>
+          <w:b/>
+          <w:bCs/>
+        </w:rPr>
+      </w:pPr>
+      <w:r>
+        <w:rPr>
+          <w:b/>
+          <w:bCs/>
+        </w:rPr>
+        <w:t>Financial</w:t>
+      </w:r>
+    </w:p>
+    <w:p>
+      <w:r>
+        <w:t>F1: Mapping API charges are based on usage. Destination search with autocomplete can send a request on nearly every keystroke, so costs could jump once real users are on the app.</w:t>
+      </w:r>
+    </w:p>
+    <w:p>
+      <w:r>
+        <w:lastRenderedPageBreak/>
+        <w:t>F2: Card processing fees are a percentage plus a flat fee per transaction. On a short, cheap booking, like a $4 hour, the fee takes a big piece of the revenue.</w:t>
+      </w:r>
+    </w:p>
+    <w:p>
+      <w:r>
+        <w:t>F3: If card numbers pass through our own servers, the whole backend falls under PCI-DSS audit scope (NFR4), which is expensive to maintain.</w:t>
+      </w:r>
+    </w:p>
+    <w:p>
+      <w:r>
+        <w:t>F4: Refunds from cancellations (FR7) and chargebacks usually don't return the processing fee, so each one is a small loss.</w:t>
+      </w:r>
+    </w:p>
+    <w:p/>
+    <w:p>
+      <w:pPr>
+        <w:rPr>
+          <w:b/>
+          <w:bCs/>
+        </w:rPr>
+      </w:pPr>
+      <w:r>
+        <w:rPr>
+          <w:b/>
+          <w:bCs/>
+        </w:rPr>
+        <w:t>People</w:t>
+      </w:r>
+    </w:p>
+    <w:p>
+      <w:r>
+        <w:t>P1: The team is made up of full-time students. Midterms land during Reserve &amp; Pay (October 12 to November 1), and finals overlap the December launch.</w:t>
+      </w:r>
+      <w:r>
+        <w:t xml:space="preserve"> </w:t>
+      </w:r>
+    </w:p>
+    <w:p>
+      <w:r>
+        <w:t>P2: Only one person knows how the payment integration is set up. If they drop the class or leave the team, nobody else can finish it.</w:t>
+      </w:r>
+    </w:p>
+    <w:p>
+      <w:r>
+        <w:t>P3: Operators may ask for features outside our scope, like enforcement or ticketing tools, which the Vision and Scope section rules out.</w:t>
+      </w:r>
+    </w:p>
+    <w:p>
+      <w:r>
+        <w:t xml:space="preserve">P4: User testing depends on one pilot operator's staff. If that contact stops responding, testing at a live facility </w:t>
+      </w:r>
+      <w:proofErr w:type="gramStart"/>
+      <w:r>
+        <w:t>stalls</w:t>
+      </w:r>
+      <w:proofErr w:type="gramEnd"/>
+      <w:r>
+        <w:t>.</w:t>
+      </w:r>
+    </w:p>
+    <w:p/>
+    <w:p/>
+    <w:p/>
+    <w:p/>
+    <w:p/>
+    <w:p/>
+    <w:p/>
+    <w:p/>
+    <w:p/>
+    <w:p/>
+    <w:p/>
+    <w:p/>
+    <w:p>
+      <w:pPr>
+        <w:rPr>
+          <w:b/>
+          <w:bCs/>
+        </w:rPr>
+      </w:pPr>
+      <w:r>
+        <w:rPr>
+          <w:b/>
+          <w:bCs/>
+        </w:rPr>
+        <w:lastRenderedPageBreak/>
+        <w:t>2. Risk Register</w:t>
+      </w:r>
+    </w:p>
+    <w:p>
+      <w:pPr>
+        <w:keepNext/>
+      </w:pPr>
+      <w:r>
+        <w:t>Probability and impact use the 1 to 5 scales from the class risk matrix. The rating is where</w:t>
+      </w:r>
+    </w:p>
+    <w:p>
+      <w:pPr>
+        <w:keepNext/>
+      </w:pPr>
+      <w:r>
+        <w:t>the two meet on that matrix.</w:t>
+      </w:r>
+    </w:p>
+    <w:p/>
+    <w:tbl>
+      <w:tblPr>
+        <w:tblpPr w:leftFromText="180" w:rightFromText="180" w:vertAnchor="text" w:horzAnchor="page" w:tblpX="193" w:tblpY="-1019"/>
+        <w:tblW w:w="11875" w:type="dxa"/>
+        <w:tblBorders>
+          <w:top w:val="single" w:sz="4" w:space="0" w:color="A6A6A6"/>
+          <w:left w:val="single" w:sz="4" w:space="0" w:color="A6A6A6"/>
+          <w:bottom w:val="single" w:sz="4" w:space="0" w:color="A6A6A6"/>
+          <w:right w:val="single" w:sz="4" w:space="0" w:color="A6A6A6"/>
+          <w:insideH w:val="single" w:sz="4" w:space="0" w:color="A6A6A6"/>
+          <w:insideV w:val="single" w:sz="4" w:space="0" w:color="A6A6A6"/>
+        </w:tblBorders>
+        <w:tblLayout w:type="fixed"/>
+        <w:tblCellMar>
+          <w:top w:w="40" w:type="dxa"/>
+          <w:left w:w="70" w:type="dxa"/>
+          <w:bottom w:w="40" w:type="dxa"/>
+          <w:right w:w="70" w:type="dxa"/>
+        </w:tblCellMar>
+        <w:tblLook w:val="04A0" w:firstRow="1" w:lastRow="0" w:firstColumn="1" w:lastColumn="0" w:noHBand="0" w:noVBand="1"/>
+      </w:tblPr>
+      <w:tblGrid>
+        <w:gridCol w:w="1162"/>
+        <w:gridCol w:w="2185"/>
+        <w:gridCol w:w="1180"/>
+        <w:gridCol w:w="1267"/>
+        <w:gridCol w:w="786"/>
+        <w:gridCol w:w="1136"/>
+        <w:gridCol w:w="2579"/>
+        <w:gridCol w:w="1580"/>
+      </w:tblGrid>
+      <w:tr>
+        <w:trPr>
+          <w:cantSplit/>
+          <w:trHeight w:val="194"/>
+          <w:tblHeader/>
+        </w:trPr>
+        <w:tc>
+          <w:tcPr>
+            <w:tcW w:w="1162" w:type="dxa"/>
+            <w:shd w:val="clear" w:color="auto" w:fill="1F4E79"/>
+          </w:tcPr>
+          <w:p>
+            <w:pPr>
+              <w:spacing w:after="0" w:line="240" w:lineRule="auto"/>
+            </w:pPr>
+            <w:r>
+              <w:rPr>
+                <w:b/>
+                <w:bCs/>
+                <w:color w:val="FFFFFF"/>
+                <w:sz w:val="18"/>
+                <w:szCs w:val="18"/>
+              </w:rPr>
+              <w:lastRenderedPageBreak/>
+              <w:t>ID</w:t>
+            </w:r>
+          </w:p>
+        </w:tc>
+        <w:tc>
+          <w:tcPr>
+            <w:tcW w:w="2185" w:type="dxa"/>
+            <w:shd w:val="clear" w:color="auto" w:fill="1F4E79"/>
+          </w:tcPr>
+          <w:p>
+            <w:pPr>
+              <w:spacing w:after="0" w:line="240" w:lineRule="auto"/>
+            </w:pPr>
+            <w:r>
+              <w:rPr>
+                <w:b/>
+                <w:bCs/>
+                <w:color w:val="FFFFFF"/>
+                <w:sz w:val="18"/>
+                <w:szCs w:val="18"/>
+              </w:rPr>
+              <w:t>Risk</w:t>
+            </w:r>
+          </w:p>
+        </w:tc>
+        <w:tc>
+          <w:tcPr>
+            <w:tcW w:w="1180" w:type="dxa"/>
+            <w:shd w:val="clear" w:color="auto" w:fill="1F4E79"/>
+          </w:tcPr>
+          <w:p>
+            <w:pPr>
+              <w:spacing w:after="0" w:line="240" w:lineRule="auto"/>
+            </w:pPr>
+            <w:r>
+              <w:rPr>
+                <w:b/>
+                <w:bCs/>
+                <w:color w:val="FFFFFF"/>
+                <w:sz w:val="18"/>
+                <w:szCs w:val="18"/>
+              </w:rPr>
+              <w:t>Probability</w:t>
+            </w:r>
+          </w:p>
+        </w:tc>
+        <w:tc>
+          <w:tcPr>
+            <w:tcW w:w="1267" w:type="dxa"/>
+            <w:shd w:val="clear" w:color="auto" w:fill="1F4E79"/>
+          </w:tcPr>
+          <w:p>
+            <w:pPr>
+              <w:spacing w:after="0" w:line="240" w:lineRule="auto"/>
+            </w:pPr>
+            <w:r>
+              <w:rPr>
+                <w:b/>
+                <w:bCs/>
+                <w:color w:val="FFFFFF"/>
+                <w:sz w:val="18"/>
+                <w:szCs w:val="18"/>
+              </w:rPr>
+              <w:t>Impact</w:t>
+            </w:r>
+          </w:p>
+        </w:tc>
+        <w:tc>
+          <w:tcPr>
+            <w:tcW w:w="786" w:type="dxa"/>
+            <w:shd w:val="clear" w:color="auto" w:fill="1F4E79"/>
+          </w:tcPr>
+          <w:p>
+            <w:pPr>
+              <w:spacing w:after="0" w:line="240" w:lineRule="auto"/>
+            </w:pPr>
+            <w:r>
+              <w:rPr>
+                <w:b/>
+                <w:bCs/>
+                <w:color w:val="FFFFFF"/>
+                <w:sz w:val="18"/>
+                <w:szCs w:val="18"/>
+              </w:rPr>
+              <w:t>Rating</w:t>
+            </w:r>
+          </w:p>
+        </w:tc>
+        <w:tc>
+          <w:tcPr>
+            <w:tcW w:w="1136" w:type="dxa"/>
+            <w:shd w:val="clear" w:color="auto" w:fill="1F4E79"/>
+          </w:tcPr>
+          <w:p>
+            <w:pPr>
+              <w:spacing w:after="0" w:line="240" w:lineRule="auto"/>
+            </w:pPr>
+            <w:r>
+              <w:rPr>
+                <w:b/>
+                <w:bCs/>
+                <w:color w:val="FFFFFF"/>
+                <w:sz w:val="18"/>
+                <w:szCs w:val="18"/>
+              </w:rPr>
+              <w:t>Owner</w:t>
+            </w:r>
+          </w:p>
+        </w:tc>
+        <w:tc>
+          <w:tcPr>
+            <w:tcW w:w="2579" w:type="dxa"/>
+            <w:shd w:val="clear" w:color="auto" w:fill="1F4E79"/>
+          </w:tcPr>
+          <w:p>
+            <w:pPr>
+              <w:spacing w:after="0" w:line="240" w:lineRule="auto"/>
+            </w:pPr>
+            <w:r>
+              <w:rPr>
+                <w:b/>
+                <w:bCs/>
+                <w:color w:val="FFFFFF"/>
+                <w:sz w:val="18"/>
+                <w:szCs w:val="18"/>
+              </w:rPr>
+              <w:t>Response Strategy</w:t>
+            </w:r>
+          </w:p>
+        </w:tc>
+        <w:tc>
+          <w:tcPr>
+            <w:tcW w:w="1580" w:type="dxa"/>
+            <w:shd w:val="clear" w:color="auto" w:fill="1F4E79"/>
+          </w:tcPr>
+          <w:p>
+            <w:pPr>
+              <w:spacing w:after="0" w:line="240" w:lineRule="auto"/>
+            </w:pPr>
+            <w:r>
+              <w:rPr>
+                <w:b/>
+                <w:bCs/>
+                <w:color w:val="FFFFFF"/>
+                <w:sz w:val="18"/>
+                <w:szCs w:val="18"/>
+              </w:rPr>
+              <w:t>Status / Notes</w:t>
+            </w:r>
+          </w:p>
+        </w:tc>
+      </w:tr>
+      <w:tr>
+        <w:trPr>
+          <w:cantSplit/>
+          <w:trHeight w:val="591"/>
+        </w:trPr>
+        <w:tc>
+          <w:tcPr>
+            <w:tcW w:w="1162" w:type="dxa"/>
+          </w:tcPr>
+          <w:p>
+            <w:pPr>
+              <w:spacing w:after="0" w:line="240" w:lineRule="auto"/>
+            </w:pPr>
+            <w:r>
+              <w:rPr>
+                <w:b/>
+                <w:bCs/>
+                <w:sz w:val="18"/>
+                <w:szCs w:val="18"/>
+              </w:rPr>
+              <w:t>T1</w:t>
+            </w:r>
+          </w:p>
+        </w:tc>
+        <w:tc>
+          <w:tcPr>
+            <w:tcW w:w="2185" w:type="dxa"/>
+          </w:tcPr>
+          <w:p>
+            <w:pPr>
+              <w:spacing w:after="0" w:line="240" w:lineRule="auto"/>
+            </w:pPr>
+            <w:r>
+              <w:rPr>
+                <w:sz w:val="18"/>
+                <w:szCs w:val="18"/>
+              </w:rPr>
+              <w:t>Operator feeds too slow or inconsistent to meet the 5-second update (NFR2)</w:t>
+            </w:r>
+          </w:p>
+        </w:tc>
+        <w:tc>
+          <w:tcPr>
+            <w:tcW w:w="1180" w:type="dxa"/>
+          </w:tcPr>
+          <w:p>
+            <w:pPr>
+              <w:spacing w:after="0" w:line="240" w:lineRule="auto"/>
+            </w:pPr>
+            <w:r>
+              <w:rPr>
+                <w:sz w:val="18"/>
+                <w:szCs w:val="18"/>
+              </w:rPr>
+              <w:t>4 (High)</w:t>
+            </w:r>
+          </w:p>
+        </w:tc>
+        <w:tc>
+          <w:tcPr>
+            <w:tcW w:w="1267" w:type="dxa"/>
+          </w:tcPr>
+          <w:p>
+            <w:pPr>
+              <w:spacing w:after="0" w:line="240" w:lineRule="auto"/>
+            </w:pPr>
+            <w:r>
+              <w:rPr>
+                <w:sz w:val="18"/>
+                <w:szCs w:val="18"/>
+              </w:rPr>
+              <w:t>3 (Moderate)</w:t>
+            </w:r>
+          </w:p>
+        </w:tc>
+        <w:tc>
+          <w:tcPr>
+            <w:tcW w:w="786" w:type="dxa"/>
+            <w:shd w:val="clear" w:color="auto" w:fill="F4CCCC"/>
+          </w:tcPr>
+          <w:p>
+            <w:pPr>
+              <w:spacing w:after="0" w:line="240" w:lineRule="auto"/>
+            </w:pPr>
+            <w:r>
+              <w:rPr>
+                <w:sz w:val="18"/>
+                <w:szCs w:val="18"/>
+              </w:rPr>
+              <w:t>HIGH</w:t>
+            </w:r>
+          </w:p>
+        </w:tc>
+        <w:tc>
+          <w:tcPr>
+            <w:tcW w:w="1136" w:type="dxa"/>
+          </w:tcPr>
+          <w:p>
+            <w:pPr>
+              <w:spacing w:after="0" w:line="240" w:lineRule="auto"/>
+            </w:pPr>
+            <w:r>
+              <w:rPr>
+                <w:sz w:val="18"/>
+                <w:szCs w:val="18"/>
+              </w:rPr>
+              <w:t>Backend Lead</w:t>
+            </w:r>
+          </w:p>
+        </w:tc>
+        <w:tc>
+          <w:tcPr>
+            <w:tcW w:w="2579" w:type="dxa"/>
+          </w:tcPr>
+          <w:p>
+            <w:pPr>
+              <w:spacing w:after="0" w:line="240" w:lineRule="auto"/>
+            </w:pPr>
+            <w:r>
+              <w:rPr>
+                <w:sz w:val="18"/>
+                <w:szCs w:val="18"/>
+              </w:rPr>
+              <w:t>Mitigate: convert every feed to one format and show a "last updated" time on facilities with slow feeds</w:t>
+            </w:r>
+          </w:p>
+        </w:tc>
+        <w:tc>
+          <w:tcPr>
+            <w:tcW w:w="1580" w:type="dxa"/>
+          </w:tcPr>
+          <w:p>
+            <w:pPr>
+              <w:spacing w:after="0" w:line="240" w:lineRule="auto"/>
+            </w:pPr>
+            <w:r>
+              <w:rPr>
+                <w:sz w:val="18"/>
+                <w:szCs w:val="18"/>
+              </w:rPr>
+              <w:t>In progress. Part of the Availability Service work (Sep 21 to Oct 4).</w:t>
+            </w:r>
+          </w:p>
+        </w:tc>
+      </w:tr>
+      <w:tr>
+        <w:trPr>
+          <w:cantSplit/>
+          <w:trHeight w:val="777"/>
+        </w:trPr>
+        <w:tc>
+          <w:tcPr>
+            <w:tcW w:w="1162" w:type="dxa"/>
+          </w:tcPr>
+          <w:p>
+            <w:pPr>
+              <w:spacing w:after="0" w:line="240" w:lineRule="auto"/>
+            </w:pPr>
+            <w:r>
+              <w:rPr>
+                <w:b/>
+                <w:bCs/>
+                <w:sz w:val="18"/>
+                <w:szCs w:val="18"/>
+              </w:rPr>
+              <w:t>T3</w:t>
+            </w:r>
+          </w:p>
+        </w:tc>
+        <w:tc>
+          <w:tcPr>
+            <w:tcW w:w="2185" w:type="dxa"/>
+          </w:tcPr>
+          <w:p>
+            <w:pPr>
+              <w:spacing w:after="0" w:line="240" w:lineRule="auto"/>
+            </w:pPr>
+            <w:r>
+              <w:rPr>
+                <w:sz w:val="18"/>
+                <w:szCs w:val="18"/>
+              </w:rPr>
+              <w:t>Two drivers book the last open spot at the same time</w:t>
+            </w:r>
+          </w:p>
+        </w:tc>
+        <w:tc>
+          <w:tcPr>
+            <w:tcW w:w="1180" w:type="dxa"/>
+          </w:tcPr>
+          <w:p>
+            <w:pPr>
+              <w:spacing w:after="0" w:line="240" w:lineRule="auto"/>
+            </w:pPr>
+            <w:r>
+              <w:rPr>
+                <w:sz w:val="18"/>
+                <w:szCs w:val="18"/>
+              </w:rPr>
+              <w:t>3 (Moderate)</w:t>
+            </w:r>
+          </w:p>
+        </w:tc>
+        <w:tc>
+          <w:tcPr>
+            <w:tcW w:w="1267" w:type="dxa"/>
+          </w:tcPr>
+          <w:p>
+            <w:pPr>
+              <w:spacing w:after="0" w:line="240" w:lineRule="auto"/>
+            </w:pPr>
+            <w:r>
+              <w:rPr>
+                <w:sz w:val="18"/>
+                <w:szCs w:val="18"/>
+              </w:rPr>
+              <w:t>4 (Major)</w:t>
+            </w:r>
+          </w:p>
+        </w:tc>
+        <w:tc>
+          <w:tcPr>
+            <w:tcW w:w="786" w:type="dxa"/>
+            <w:shd w:val="clear" w:color="auto" w:fill="F4CCCC"/>
+          </w:tcPr>
+          <w:p>
+            <w:pPr>
+              <w:spacing w:after="0" w:line="240" w:lineRule="auto"/>
+            </w:pPr>
+            <w:r>
+              <w:rPr>
+                <w:sz w:val="18"/>
+                <w:szCs w:val="18"/>
+              </w:rPr>
+              <w:t>HIGH</w:t>
+            </w:r>
+          </w:p>
+        </w:tc>
+        <w:tc>
+          <w:tcPr>
+            <w:tcW w:w="1136" w:type="dxa"/>
+          </w:tcPr>
+          <w:p>
+            <w:pPr>
+              <w:spacing w:after="0" w:line="240" w:lineRule="auto"/>
+            </w:pPr>
+            <w:r>
+              <w:rPr>
+                <w:sz w:val="18"/>
+                <w:szCs w:val="18"/>
+              </w:rPr>
+              <w:t>Backend Lead</w:t>
+            </w:r>
+          </w:p>
+        </w:tc>
+        <w:tc>
+          <w:tcPr>
+            <w:tcW w:w="2579" w:type="dxa"/>
+          </w:tcPr>
+          <w:p>
+            <w:pPr>
+              <w:spacing w:after="0" w:line="240" w:lineRule="auto"/>
+            </w:pPr>
+            <w:r>
+              <w:rPr>
+                <w:sz w:val="18"/>
+                <w:szCs w:val="18"/>
+              </w:rPr>
+              <w:t>Mitigate: hold the spot during checkout and lock it in the database; include it in the 1,000-user load test (NFR1)</w:t>
+            </w:r>
+          </w:p>
+        </w:tc>
+        <w:tc>
+          <w:tcPr>
+            <w:tcW w:w="1580" w:type="dxa"/>
+          </w:tcPr>
+          <w:p>
+            <w:pPr>
+              <w:spacing w:after="0" w:line="240" w:lineRule="auto"/>
+            </w:pPr>
+            <w:r>
+              <w:rPr>
+                <w:sz w:val="18"/>
+                <w:szCs w:val="18"/>
+              </w:rPr>
+              <w:t>Open. Test planned for the November testing window.</w:t>
+            </w:r>
+          </w:p>
+        </w:tc>
+      </w:tr>
+      <w:tr>
+        <w:trPr>
+          <w:cantSplit/>
+          <w:trHeight w:val="786"/>
+        </w:trPr>
+        <w:tc>
+          <w:tcPr>
+            <w:tcW w:w="1162" w:type="dxa"/>
+          </w:tcPr>
+          <w:p>
+            <w:pPr>
+              <w:spacing w:after="0" w:line="240" w:lineRule="auto"/>
+            </w:pPr>
+            <w:r>
+              <w:rPr>
+                <w:b/>
+                <w:bCs/>
+                <w:sz w:val="18"/>
+                <w:szCs w:val="18"/>
+              </w:rPr>
+              <w:t>T4</w:t>
+            </w:r>
+          </w:p>
+        </w:tc>
+        <w:tc>
+          <w:tcPr>
+            <w:tcW w:w="2185" w:type="dxa"/>
+          </w:tcPr>
+          <w:p>
+            <w:pPr>
+              <w:spacing w:after="0" w:line="240" w:lineRule="auto"/>
+            </w:pPr>
+            <w:r>
+              <w:rPr>
+                <w:sz w:val="18"/>
+                <w:szCs w:val="18"/>
+              </w:rPr>
+              <w:t>Release reaches some servers but not others</w:t>
+            </w:r>
+          </w:p>
+        </w:tc>
+        <w:tc>
+          <w:tcPr>
+            <w:tcW w:w="1180" w:type="dxa"/>
+          </w:tcPr>
+          <w:p>
+            <w:pPr>
+              <w:spacing w:after="0" w:line="240" w:lineRule="auto"/>
+            </w:pPr>
+            <w:r>
+              <w:rPr>
+                <w:sz w:val="18"/>
+                <w:szCs w:val="18"/>
+              </w:rPr>
+              <w:t>2 (Low)</w:t>
+            </w:r>
+          </w:p>
+        </w:tc>
+        <w:tc>
+          <w:tcPr>
+            <w:tcW w:w="1267" w:type="dxa"/>
+          </w:tcPr>
+          <w:p>
+            <w:pPr>
+              <w:spacing w:after="0" w:line="240" w:lineRule="auto"/>
+            </w:pPr>
+            <w:r>
+              <w:rPr>
+                <w:sz w:val="18"/>
+                <w:szCs w:val="18"/>
+              </w:rPr>
+              <w:t>5 (Catastrophic)</w:t>
+            </w:r>
+          </w:p>
+        </w:tc>
+        <w:tc>
+          <w:tcPr>
+            <w:tcW w:w="786" w:type="dxa"/>
+            <w:shd w:val="clear" w:color="auto" w:fill="F4CCCC"/>
+          </w:tcPr>
+          <w:p>
+            <w:pPr>
+              <w:spacing w:after="0" w:line="240" w:lineRule="auto"/>
+            </w:pPr>
+            <w:r>
+              <w:rPr>
+                <w:sz w:val="18"/>
+                <w:szCs w:val="18"/>
+              </w:rPr>
+              <w:t>HIGH</w:t>
+            </w:r>
+          </w:p>
+        </w:tc>
+        <w:tc>
+          <w:tcPr>
+            <w:tcW w:w="1136" w:type="dxa"/>
+          </w:tcPr>
+          <w:p>
+            <w:pPr>
+              <w:spacing w:after="0" w:line="240" w:lineRule="auto"/>
+            </w:pPr>
+            <w:r>
+              <w:rPr>
+                <w:sz w:val="18"/>
+                <w:szCs w:val="18"/>
+              </w:rPr>
+              <w:t>Backend Lead</w:t>
+            </w:r>
+          </w:p>
+        </w:tc>
+        <w:tc>
+          <w:tcPr>
+            <w:tcW w:w="2579" w:type="dxa"/>
+          </w:tcPr>
+          <w:p>
+            <w:pPr>
+              <w:spacing w:after="0" w:line="240" w:lineRule="auto"/>
+            </w:pPr>
+            <w:r>
+              <w:rPr>
+                <w:sz w:val="18"/>
+                <w:szCs w:val="18"/>
+              </w:rPr>
+              <w:t>Mitigate: deploy to staging first, release to all servers at once, keep a written rollback plan, and remove old unused code</w:t>
+            </w:r>
+          </w:p>
+        </w:tc>
+        <w:tc>
+          <w:tcPr>
+            <w:tcW w:w="1580" w:type="dxa"/>
+          </w:tcPr>
+          <w:p>
+            <w:pPr>
+              <w:spacing w:after="0" w:line="240" w:lineRule="auto"/>
+            </w:pPr>
+            <w:r>
+              <w:rPr>
+                <w:sz w:val="18"/>
+                <w:szCs w:val="18"/>
+              </w:rPr>
+              <w:t>Open. Rollback plan due before launch.</w:t>
+            </w:r>
+          </w:p>
+        </w:tc>
+      </w:tr>
+      <w:tr>
+        <w:trPr>
+          <w:cantSplit/>
+          <w:trHeight w:val="777"/>
+        </w:trPr>
+        <w:tc>
+          <w:tcPr>
+            <w:tcW w:w="1162" w:type="dxa"/>
+          </w:tcPr>
+          <w:p>
+            <w:pPr>
+              <w:spacing w:after="0" w:line="240" w:lineRule="auto"/>
+            </w:pPr>
+            <w:r>
+              <w:rPr>
+                <w:b/>
+                <w:bCs/>
+                <w:sz w:val="18"/>
+                <w:szCs w:val="18"/>
+              </w:rPr>
+              <w:t>S1</w:t>
+            </w:r>
+          </w:p>
+        </w:tc>
+        <w:tc>
+          <w:tcPr>
+            <w:tcW w:w="2185" w:type="dxa"/>
+          </w:tcPr>
+          <w:p>
+            <w:pPr>
+              <w:spacing w:after="0" w:line="240" w:lineRule="auto"/>
+            </w:pPr>
+            <w:r>
+              <w:rPr>
+                <w:sz w:val="18"/>
+                <w:szCs w:val="18"/>
+              </w:rPr>
+              <w:t>Hurricane or long power outage during peak season</w:t>
+            </w:r>
+          </w:p>
+        </w:tc>
+        <w:tc>
+          <w:tcPr>
+            <w:tcW w:w="1180" w:type="dxa"/>
+          </w:tcPr>
+          <w:p>
+            <w:pPr>
+              <w:spacing w:after="0" w:line="240" w:lineRule="auto"/>
+            </w:pPr>
+            <w:r>
+              <w:rPr>
+                <w:sz w:val="18"/>
+                <w:szCs w:val="18"/>
+              </w:rPr>
+              <w:t>3 (Moderate)</w:t>
+            </w:r>
+          </w:p>
+        </w:tc>
+        <w:tc>
+          <w:tcPr>
+            <w:tcW w:w="1267" w:type="dxa"/>
+          </w:tcPr>
+          <w:p>
+            <w:pPr>
+              <w:spacing w:after="0" w:line="240" w:lineRule="auto"/>
+            </w:pPr>
+            <w:r>
+              <w:rPr>
+                <w:sz w:val="18"/>
+                <w:szCs w:val="18"/>
+              </w:rPr>
+              <w:t>4 (Major)</w:t>
+            </w:r>
+          </w:p>
+        </w:tc>
+        <w:tc>
+          <w:tcPr>
+            <w:tcW w:w="786" w:type="dxa"/>
+            <w:shd w:val="clear" w:color="auto" w:fill="F4CCCC"/>
+          </w:tcPr>
+          <w:p>
+            <w:pPr>
+              <w:spacing w:after="0" w:line="240" w:lineRule="auto"/>
+            </w:pPr>
+            <w:r>
+              <w:rPr>
+                <w:sz w:val="18"/>
+                <w:szCs w:val="18"/>
+              </w:rPr>
+              <w:t>HIGH</w:t>
+            </w:r>
+          </w:p>
+        </w:tc>
+        <w:tc>
+          <w:tcPr>
+            <w:tcW w:w="1136" w:type="dxa"/>
+          </w:tcPr>
+          <w:p>
+            <w:pPr>
+              <w:spacing w:after="0" w:line="240" w:lineRule="auto"/>
+            </w:pPr>
+            <w:r>
+              <w:rPr>
+                <w:sz w:val="18"/>
+                <w:szCs w:val="18"/>
+              </w:rPr>
+              <w:t>Project Manager</w:t>
+            </w:r>
+          </w:p>
+        </w:tc>
+        <w:tc>
+          <w:tcPr>
+            <w:tcW w:w="2579" w:type="dxa"/>
+          </w:tcPr>
+          <w:p>
+            <w:pPr>
+              <w:spacing w:after="0" w:line="240" w:lineRule="auto"/>
+            </w:pPr>
+            <w:r>
+              <w:rPr>
+                <w:sz w:val="18"/>
+                <w:szCs w:val="18"/>
+              </w:rPr>
+              <w:t>Mitigate: keep all work in GitHub and cloud tools so the team can keep going from anywhere with power</w:t>
+            </w:r>
+          </w:p>
+        </w:tc>
+        <w:tc>
+          <w:tcPr>
+            <w:tcW w:w="1580" w:type="dxa"/>
+          </w:tcPr>
+          <w:p>
+            <w:pPr>
+              <w:spacing w:after="0" w:line="240" w:lineRule="auto"/>
+            </w:pPr>
+            <w:r>
+              <w:rPr>
+                <w:sz w:val="18"/>
+                <w:szCs w:val="18"/>
+              </w:rPr>
+              <w:t>Monitoring until Nov 30, the end of hurricane season.</w:t>
+            </w:r>
+          </w:p>
+        </w:tc>
+      </w:tr>
+      <w:tr>
+        <w:trPr>
+          <w:cantSplit/>
+          <w:trHeight w:val="591"/>
+        </w:trPr>
+        <w:tc>
+          <w:tcPr>
+            <w:tcW w:w="1162" w:type="dxa"/>
+          </w:tcPr>
+          <w:p>
+            <w:pPr>
+              <w:spacing w:after="0" w:line="240" w:lineRule="auto"/>
+            </w:pPr>
+            <w:r>
+              <w:rPr>
+                <w:b/>
+                <w:bCs/>
+                <w:sz w:val="18"/>
+                <w:szCs w:val="18"/>
+              </w:rPr>
+              <w:t>S2</w:t>
+            </w:r>
+          </w:p>
+        </w:tc>
+        <w:tc>
+          <w:tcPr>
+            <w:tcW w:w="2185" w:type="dxa"/>
+          </w:tcPr>
+          <w:p>
+            <w:pPr>
+              <w:spacing w:after="0" w:line="240" w:lineRule="auto"/>
+            </w:pPr>
+            <w:r>
+              <w:rPr>
+                <w:sz w:val="18"/>
+                <w:szCs w:val="18"/>
+              </w:rPr>
+              <w:t>App Store review delays or rejects the launch build</w:t>
+            </w:r>
+          </w:p>
+        </w:tc>
+        <w:tc>
+          <w:tcPr>
+            <w:tcW w:w="1180" w:type="dxa"/>
+          </w:tcPr>
+          <w:p>
+            <w:pPr>
+              <w:spacing w:after="0" w:line="240" w:lineRule="auto"/>
+            </w:pPr>
+            <w:r>
+              <w:rPr>
+                <w:sz w:val="18"/>
+                <w:szCs w:val="18"/>
+              </w:rPr>
+              <w:t>3 (Moderate)</w:t>
+            </w:r>
+          </w:p>
+        </w:tc>
+        <w:tc>
+          <w:tcPr>
+            <w:tcW w:w="1267" w:type="dxa"/>
+          </w:tcPr>
+          <w:p>
+            <w:pPr>
+              <w:spacing w:after="0" w:line="240" w:lineRule="auto"/>
+            </w:pPr>
+            <w:r>
+              <w:rPr>
+                <w:sz w:val="18"/>
+                <w:szCs w:val="18"/>
+              </w:rPr>
+              <w:t>4 (Major)</w:t>
+            </w:r>
+          </w:p>
+        </w:tc>
+        <w:tc>
+          <w:tcPr>
+            <w:tcW w:w="786" w:type="dxa"/>
+            <w:shd w:val="clear" w:color="auto" w:fill="F4CCCC"/>
+          </w:tcPr>
+          <w:p>
+            <w:pPr>
+              <w:spacing w:after="0" w:line="240" w:lineRule="auto"/>
+            </w:pPr>
+            <w:r>
+              <w:rPr>
+                <w:sz w:val="18"/>
+                <w:szCs w:val="18"/>
+              </w:rPr>
+              <w:t>HIGH</w:t>
+            </w:r>
+          </w:p>
+        </w:tc>
+        <w:tc>
+          <w:tcPr>
+            <w:tcW w:w="1136" w:type="dxa"/>
+          </w:tcPr>
+          <w:p>
+            <w:pPr>
+              <w:spacing w:after="0" w:line="240" w:lineRule="auto"/>
+            </w:pPr>
+            <w:r>
+              <w:rPr>
+                <w:sz w:val="18"/>
+                <w:szCs w:val="18"/>
+              </w:rPr>
+              <w:t>Mobile Lead</w:t>
+            </w:r>
+          </w:p>
+        </w:tc>
+        <w:tc>
+          <w:tcPr>
+            <w:tcW w:w="2579" w:type="dxa"/>
+          </w:tcPr>
+          <w:p>
+            <w:pPr>
+              <w:spacing w:after="0" w:line="240" w:lineRule="auto"/>
+            </w:pPr>
+            <w:r>
+              <w:rPr>
+                <w:sz w:val="18"/>
+                <w:szCs w:val="18"/>
+              </w:rPr>
+              <w:t>Mitigate: submit a test build in mid-November so review problems show up before the launch window</w:t>
+            </w:r>
+          </w:p>
+        </w:tc>
+        <w:tc>
+          <w:tcPr>
+            <w:tcW w:w="1580" w:type="dxa"/>
+          </w:tcPr>
+          <w:p>
+            <w:pPr>
+              <w:spacing w:after="0" w:line="240" w:lineRule="auto"/>
+            </w:pPr>
+            <w:r>
+              <w:rPr>
+                <w:sz w:val="18"/>
+                <w:szCs w:val="18"/>
+              </w:rPr>
+              <w:t>Open.</w:t>
+            </w:r>
+          </w:p>
+        </w:tc>
+      </w:tr>
+      <w:tr>
+        <w:trPr>
+          <w:cantSplit/>
+          <w:trHeight w:val="388"/>
+        </w:trPr>
+        <w:tc>
+          <w:tcPr>
+            <w:tcW w:w="1162" w:type="dxa"/>
+          </w:tcPr>
+          <w:p>
+            <w:pPr>
+              <w:spacing w:after="0" w:line="240" w:lineRule="auto"/>
+            </w:pPr>
+            <w:r>
+              <w:rPr>
+                <w:b/>
+                <w:bCs/>
+                <w:sz w:val="18"/>
+                <w:szCs w:val="18"/>
+              </w:rPr>
+              <w:t>S3</w:t>
+            </w:r>
+          </w:p>
+        </w:tc>
+        <w:tc>
+          <w:tcPr>
+            <w:tcW w:w="2185" w:type="dxa"/>
+          </w:tcPr>
+          <w:p>
+            <w:pPr>
+              <w:spacing w:after="0" w:line="240" w:lineRule="auto"/>
+            </w:pPr>
+            <w:r>
+              <w:rPr>
+                <w:sz w:val="18"/>
+                <w:szCs w:val="18"/>
+              </w:rPr>
+              <w:t>Thanksgiving week cuts into user testing</w:t>
+            </w:r>
+          </w:p>
+        </w:tc>
+        <w:tc>
+          <w:tcPr>
+            <w:tcW w:w="1180" w:type="dxa"/>
+          </w:tcPr>
+          <w:p>
+            <w:pPr>
+              <w:spacing w:after="0" w:line="240" w:lineRule="auto"/>
+            </w:pPr>
+            <w:r>
+              <w:rPr>
+                <w:sz w:val="18"/>
+                <w:szCs w:val="18"/>
+              </w:rPr>
+              <w:t>4 (High)</w:t>
+            </w:r>
+          </w:p>
+        </w:tc>
+        <w:tc>
+          <w:tcPr>
+            <w:tcW w:w="1267" w:type="dxa"/>
+          </w:tcPr>
+          <w:p>
+            <w:pPr>
+              <w:spacing w:after="0" w:line="240" w:lineRule="auto"/>
+            </w:pPr>
+            <w:r>
+              <w:rPr>
+                <w:sz w:val="18"/>
+                <w:szCs w:val="18"/>
+              </w:rPr>
+              <w:t>2 (Minor)</w:t>
+            </w:r>
+          </w:p>
+        </w:tc>
+        <w:tc>
+          <w:tcPr>
+            <w:tcW w:w="786" w:type="dxa"/>
+            <w:shd w:val="clear" w:color="auto" w:fill="FFF2CC"/>
+          </w:tcPr>
+          <w:p>
+            <w:pPr>
+              <w:spacing w:after="0" w:line="240" w:lineRule="auto"/>
+            </w:pPr>
+            <w:r>
+              <w:rPr>
+                <w:sz w:val="18"/>
+                <w:szCs w:val="18"/>
+              </w:rPr>
+              <w:t>MEDIUM</w:t>
+            </w:r>
+          </w:p>
+        </w:tc>
+        <w:tc>
+          <w:tcPr>
+            <w:tcW w:w="1136" w:type="dxa"/>
+          </w:tcPr>
+          <w:p>
+            <w:pPr>
+              <w:spacing w:after="0" w:line="240" w:lineRule="auto"/>
+            </w:pPr>
+            <w:r>
+              <w:rPr>
+                <w:sz w:val="18"/>
+                <w:szCs w:val="18"/>
+              </w:rPr>
+              <w:t>QA Lead</w:t>
+            </w:r>
+          </w:p>
+        </w:tc>
+        <w:tc>
+          <w:tcPr>
+            <w:tcW w:w="2579" w:type="dxa"/>
+          </w:tcPr>
+          <w:p>
+            <w:pPr>
+              <w:spacing w:after="0" w:line="240" w:lineRule="auto"/>
+            </w:pPr>
+            <w:r>
+              <w:rPr>
+                <w:sz w:val="18"/>
+                <w:szCs w:val="18"/>
+              </w:rPr>
+              <w:t>Mitigate: schedule user testing sessions before Nov 20</w:t>
+            </w:r>
+          </w:p>
+        </w:tc>
+        <w:tc>
+          <w:tcPr>
+            <w:tcW w:w="1580" w:type="dxa"/>
+          </w:tcPr>
+          <w:p>
+            <w:pPr>
+              <w:spacing w:after="0" w:line="240" w:lineRule="auto"/>
+            </w:pPr>
+            <w:r>
+              <w:rPr>
+                <w:sz w:val="18"/>
+                <w:szCs w:val="18"/>
+              </w:rPr>
+              <w:t>Open.</w:t>
+            </w:r>
+          </w:p>
+        </w:tc>
+      </w:tr>
+      <w:tr>
+        <w:trPr>
+          <w:cantSplit/>
+          <w:trHeight w:val="591"/>
+        </w:trPr>
+        <w:tc>
+          <w:tcPr>
+            <w:tcW w:w="1162" w:type="dxa"/>
+          </w:tcPr>
+          <w:p>
+            <w:pPr>
+              <w:spacing w:after="0" w:line="240" w:lineRule="auto"/>
+            </w:pPr>
+            <w:r>
+              <w:rPr>
+                <w:b/>
+                <w:bCs/>
+                <w:sz w:val="18"/>
+                <w:szCs w:val="18"/>
+              </w:rPr>
+              <w:t>F1</w:t>
+            </w:r>
+          </w:p>
+        </w:tc>
+        <w:tc>
+          <w:tcPr>
+            <w:tcW w:w="2185" w:type="dxa"/>
+          </w:tcPr>
+          <w:p>
+            <w:pPr>
+              <w:spacing w:after="0" w:line="240" w:lineRule="auto"/>
+            </w:pPr>
+            <w:r>
+              <w:rPr>
+                <w:sz w:val="18"/>
+                <w:szCs w:val="18"/>
+              </w:rPr>
+              <w:t>Mapping API costs spike with real traffic</w:t>
+            </w:r>
+          </w:p>
+        </w:tc>
+        <w:tc>
+          <w:tcPr>
+            <w:tcW w:w="1180" w:type="dxa"/>
+          </w:tcPr>
+          <w:p>
+            <w:pPr>
+              <w:spacing w:after="0" w:line="240" w:lineRule="auto"/>
+            </w:pPr>
+            <w:r>
+              <w:rPr>
+                <w:sz w:val="18"/>
+                <w:szCs w:val="18"/>
+              </w:rPr>
+              <w:t>3 (Moderate)</w:t>
+            </w:r>
+          </w:p>
+        </w:tc>
+        <w:tc>
+          <w:tcPr>
+            <w:tcW w:w="1267" w:type="dxa"/>
+          </w:tcPr>
+          <w:p>
+            <w:pPr>
+              <w:spacing w:after="0" w:line="240" w:lineRule="auto"/>
+            </w:pPr>
+            <w:r>
+              <w:rPr>
+                <w:sz w:val="18"/>
+                <w:szCs w:val="18"/>
+              </w:rPr>
+              <w:t>3 (Moderate)</w:t>
+            </w:r>
+          </w:p>
+        </w:tc>
+        <w:tc>
+          <w:tcPr>
+            <w:tcW w:w="786" w:type="dxa"/>
+            <w:shd w:val="clear" w:color="auto" w:fill="FFF2CC"/>
+          </w:tcPr>
+          <w:p>
+            <w:pPr>
+              <w:spacing w:after="0" w:line="240" w:lineRule="auto"/>
+            </w:pPr>
+            <w:r>
+              <w:rPr>
+                <w:sz w:val="18"/>
+                <w:szCs w:val="18"/>
+              </w:rPr>
+              <w:t>MEDIUM</w:t>
+            </w:r>
+          </w:p>
+        </w:tc>
+        <w:tc>
+          <w:tcPr>
+            <w:tcW w:w="1136" w:type="dxa"/>
+          </w:tcPr>
+          <w:p>
+            <w:pPr>
+              <w:spacing w:after="0" w:line="240" w:lineRule="auto"/>
+            </w:pPr>
+            <w:r>
+              <w:rPr>
+                <w:sz w:val="18"/>
+                <w:szCs w:val="18"/>
+              </w:rPr>
+              <w:t>Backend Lead</w:t>
+            </w:r>
+          </w:p>
+        </w:tc>
+        <w:tc>
+          <w:tcPr>
+            <w:tcW w:w="2579" w:type="dxa"/>
+          </w:tcPr>
+          <w:p>
+            <w:pPr>
+              <w:spacing w:after="0" w:line="240" w:lineRule="auto"/>
+            </w:pPr>
+            <w:r>
+              <w:rPr>
+                <w:sz w:val="18"/>
+                <w:szCs w:val="18"/>
+              </w:rPr>
+              <w:t>Mitigate: search only after the user stops typing, cache results, and set budget alerts and daily caps</w:t>
+            </w:r>
+          </w:p>
+        </w:tc>
+        <w:tc>
+          <w:tcPr>
+            <w:tcW w:w="1580" w:type="dxa"/>
+          </w:tcPr>
+          <w:p>
+            <w:pPr>
+              <w:spacing w:after="0" w:line="240" w:lineRule="auto"/>
+            </w:pPr>
+            <w:r>
+              <w:rPr>
+                <w:sz w:val="18"/>
+                <w:szCs w:val="18"/>
+              </w:rPr>
+              <w:t>Open.</w:t>
+            </w:r>
+          </w:p>
+        </w:tc>
+      </w:tr>
+      <w:tr>
+        <w:trPr>
+          <w:cantSplit/>
+          <w:trHeight w:val="582"/>
+        </w:trPr>
+        <w:tc>
+          <w:tcPr>
+            <w:tcW w:w="1162" w:type="dxa"/>
+          </w:tcPr>
+          <w:p>
+            <w:pPr>
+              <w:spacing w:after="0" w:line="240" w:lineRule="auto"/>
+            </w:pPr>
+            <w:r>
+              <w:rPr>
+                <w:b/>
+                <w:bCs/>
+                <w:sz w:val="18"/>
+                <w:szCs w:val="18"/>
+              </w:rPr>
+              <w:t>F2</w:t>
+            </w:r>
+          </w:p>
+        </w:tc>
+        <w:tc>
+          <w:tcPr>
+            <w:tcW w:w="2185" w:type="dxa"/>
+          </w:tcPr>
+          <w:p>
+            <w:pPr>
+              <w:spacing w:after="0" w:line="240" w:lineRule="auto"/>
+            </w:pPr>
+            <w:r>
+              <w:rPr>
+                <w:sz w:val="18"/>
+                <w:szCs w:val="18"/>
+              </w:rPr>
+              <w:t>Card fees eat most of the revenue on cheap, short bookings</w:t>
+            </w:r>
+          </w:p>
+        </w:tc>
+        <w:tc>
+          <w:tcPr>
+            <w:tcW w:w="1180" w:type="dxa"/>
+          </w:tcPr>
+          <w:p>
+            <w:pPr>
+              <w:spacing w:after="0" w:line="240" w:lineRule="auto"/>
+            </w:pPr>
+            <w:r>
+              <w:rPr>
+                <w:sz w:val="18"/>
+                <w:szCs w:val="18"/>
+              </w:rPr>
+              <w:t>4 (High)</w:t>
+            </w:r>
+          </w:p>
+        </w:tc>
+        <w:tc>
+          <w:tcPr>
+            <w:tcW w:w="1267" w:type="dxa"/>
+          </w:tcPr>
+          <w:p>
+            <w:pPr>
+              <w:spacing w:after="0" w:line="240" w:lineRule="auto"/>
+            </w:pPr>
+            <w:r>
+              <w:rPr>
+                <w:sz w:val="18"/>
+                <w:szCs w:val="18"/>
+              </w:rPr>
+              <w:t>2 (Minor)</w:t>
+            </w:r>
+          </w:p>
+        </w:tc>
+        <w:tc>
+          <w:tcPr>
+            <w:tcW w:w="786" w:type="dxa"/>
+            <w:shd w:val="clear" w:color="auto" w:fill="FFF2CC"/>
+          </w:tcPr>
+          <w:p>
+            <w:pPr>
+              <w:spacing w:after="0" w:line="240" w:lineRule="auto"/>
+            </w:pPr>
+            <w:r>
+              <w:rPr>
+                <w:sz w:val="18"/>
+                <w:szCs w:val="18"/>
+              </w:rPr>
+              <w:t>MEDIUM</w:t>
+            </w:r>
+          </w:p>
+        </w:tc>
+        <w:tc>
+          <w:tcPr>
+            <w:tcW w:w="1136" w:type="dxa"/>
+          </w:tcPr>
+          <w:p>
+            <w:pPr>
+              <w:spacing w:after="0" w:line="240" w:lineRule="auto"/>
+            </w:pPr>
+            <w:r>
+              <w:rPr>
+                <w:sz w:val="18"/>
+                <w:szCs w:val="18"/>
+              </w:rPr>
+              <w:t>Finance/Billing</w:t>
+            </w:r>
+          </w:p>
+        </w:tc>
+        <w:tc>
+          <w:tcPr>
+            <w:tcW w:w="2579" w:type="dxa"/>
+          </w:tcPr>
+          <w:p>
+            <w:pPr>
+              <w:spacing w:after="0" w:line="240" w:lineRule="auto"/>
+            </w:pPr>
+            <w:r>
+              <w:rPr>
+                <w:sz w:val="18"/>
+                <w:szCs w:val="18"/>
+              </w:rPr>
+              <w:t>Mitigate: add a small booking fee or a minimum charge</w:t>
+            </w:r>
+          </w:p>
+        </w:tc>
+        <w:tc>
+          <w:tcPr>
+            <w:tcW w:w="1580" w:type="dxa"/>
+          </w:tcPr>
+          <w:p>
+            <w:pPr>
+              <w:spacing w:after="0" w:line="240" w:lineRule="auto"/>
+            </w:pPr>
+            <w:r>
+              <w:rPr>
+                <w:sz w:val="18"/>
+                <w:szCs w:val="18"/>
+              </w:rPr>
+              <w:t>Open. Decision needed before Reserve &amp; Pay starts Oct 12.</w:t>
+            </w:r>
+          </w:p>
+        </w:tc>
+      </w:tr>
+      <w:tr>
+        <w:trPr>
+          <w:cantSplit/>
+          <w:trHeight w:val="582"/>
+        </w:trPr>
+        <w:tc>
+          <w:tcPr>
+            <w:tcW w:w="1162" w:type="dxa"/>
+          </w:tcPr>
+          <w:p>
+            <w:pPr>
+              <w:spacing w:after="0" w:line="240" w:lineRule="auto"/>
+            </w:pPr>
+            <w:r>
+              <w:rPr>
+                <w:b/>
+                <w:bCs/>
+                <w:sz w:val="18"/>
+                <w:szCs w:val="18"/>
+              </w:rPr>
+              <w:t>F3</w:t>
+            </w:r>
+          </w:p>
+        </w:tc>
+        <w:tc>
+          <w:tcPr>
+            <w:tcW w:w="2185" w:type="dxa"/>
+          </w:tcPr>
+          <w:p>
+            <w:pPr>
+              <w:spacing w:after="0" w:line="240" w:lineRule="auto"/>
+            </w:pPr>
+            <w:r>
+              <w:rPr>
+                <w:sz w:val="18"/>
+                <w:szCs w:val="18"/>
+              </w:rPr>
+              <w:t>Handling card numbers puts the backend in PCI audit scope</w:t>
+            </w:r>
+          </w:p>
+        </w:tc>
+        <w:tc>
+          <w:tcPr>
+            <w:tcW w:w="1180" w:type="dxa"/>
+          </w:tcPr>
+          <w:p>
+            <w:pPr>
+              <w:spacing w:after="0" w:line="240" w:lineRule="auto"/>
+            </w:pPr>
+            <w:r>
+              <w:rPr>
+                <w:sz w:val="18"/>
+                <w:szCs w:val="18"/>
+              </w:rPr>
+              <w:t>2 (Low)</w:t>
+            </w:r>
+          </w:p>
+        </w:tc>
+        <w:tc>
+          <w:tcPr>
+            <w:tcW w:w="1267" w:type="dxa"/>
+          </w:tcPr>
+          <w:p>
+            <w:pPr>
+              <w:spacing w:after="0" w:line="240" w:lineRule="auto"/>
+            </w:pPr>
+            <w:r>
+              <w:rPr>
+                <w:sz w:val="18"/>
+                <w:szCs w:val="18"/>
+              </w:rPr>
+              <w:t>4 (Major)</w:t>
+            </w:r>
+          </w:p>
+        </w:tc>
+        <w:tc>
+          <w:tcPr>
+            <w:tcW w:w="786" w:type="dxa"/>
+            <w:shd w:val="clear" w:color="auto" w:fill="FFF2CC"/>
+          </w:tcPr>
+          <w:p>
+            <w:pPr>
+              <w:spacing w:after="0" w:line="240" w:lineRule="auto"/>
+            </w:pPr>
+            <w:r>
+              <w:rPr>
+                <w:sz w:val="18"/>
+                <w:szCs w:val="18"/>
+              </w:rPr>
+              <w:t>MEDIUM</w:t>
+            </w:r>
+          </w:p>
+        </w:tc>
+        <w:tc>
+          <w:tcPr>
+            <w:tcW w:w="1136" w:type="dxa"/>
+          </w:tcPr>
+          <w:p>
+            <w:pPr>
+              <w:spacing w:after="0" w:line="240" w:lineRule="auto"/>
+            </w:pPr>
+            <w:r>
+              <w:rPr>
+                <w:sz w:val="18"/>
+                <w:szCs w:val="18"/>
+              </w:rPr>
+              <w:t>Backend Lead</w:t>
+            </w:r>
+          </w:p>
+        </w:tc>
+        <w:tc>
+          <w:tcPr>
+            <w:tcW w:w="2579" w:type="dxa"/>
+          </w:tcPr>
+          <w:p>
+            <w:pPr>
+              <w:spacing w:after="0" w:line="240" w:lineRule="auto"/>
+            </w:pPr>
+            <w:r>
+              <w:rPr>
+                <w:sz w:val="18"/>
+                <w:szCs w:val="18"/>
+              </w:rPr>
+              <w:t>Avoid: use the payment provider's hosted checkout fields so card numbers never touch our servers</w:t>
+            </w:r>
+          </w:p>
+        </w:tc>
+        <w:tc>
+          <w:tcPr>
+            <w:tcW w:w="1580" w:type="dxa"/>
+          </w:tcPr>
+          <w:p>
+            <w:pPr>
+              <w:spacing w:after="0" w:line="240" w:lineRule="auto"/>
+            </w:pPr>
+            <w:r>
+              <w:rPr>
+                <w:sz w:val="18"/>
+                <w:szCs w:val="18"/>
+              </w:rPr>
+              <w:t>Closed. Decided during design.</w:t>
+            </w:r>
+          </w:p>
+        </w:tc>
+      </w:tr>
+      <w:tr>
+        <w:trPr>
+          <w:cantSplit/>
+          <w:trHeight w:val="397"/>
+        </w:trPr>
+        <w:tc>
+          <w:tcPr>
+            <w:tcW w:w="1162" w:type="dxa"/>
+          </w:tcPr>
+          <w:p>
+            <w:pPr>
+              <w:spacing w:after="0" w:line="240" w:lineRule="auto"/>
+            </w:pPr>
+            <w:r>
+              <w:rPr>
+                <w:b/>
+                <w:bCs/>
+                <w:sz w:val="18"/>
+                <w:szCs w:val="18"/>
+              </w:rPr>
+              <w:t>P1</w:t>
+            </w:r>
+          </w:p>
+        </w:tc>
+        <w:tc>
+          <w:tcPr>
+            <w:tcW w:w="2185" w:type="dxa"/>
+          </w:tcPr>
+          <w:p>
+            <w:pPr>
+              <w:spacing w:after="0" w:line="240" w:lineRule="auto"/>
+            </w:pPr>
+            <w:r>
+              <w:rPr>
+                <w:sz w:val="18"/>
+                <w:szCs w:val="18"/>
+              </w:rPr>
+              <w:t>Midterms and finals cut team availability</w:t>
+            </w:r>
+          </w:p>
+        </w:tc>
+        <w:tc>
+          <w:tcPr>
+            <w:tcW w:w="1180" w:type="dxa"/>
+          </w:tcPr>
+          <w:p>
+            <w:pPr>
+              <w:spacing w:after="0" w:line="240" w:lineRule="auto"/>
+            </w:pPr>
+            <w:r>
+              <w:rPr>
+                <w:sz w:val="18"/>
+                <w:szCs w:val="18"/>
+              </w:rPr>
+              <w:t>4 (High)</w:t>
+            </w:r>
+          </w:p>
+        </w:tc>
+        <w:tc>
+          <w:tcPr>
+            <w:tcW w:w="1267" w:type="dxa"/>
+          </w:tcPr>
+          <w:p>
+            <w:pPr>
+              <w:spacing w:after="0" w:line="240" w:lineRule="auto"/>
+            </w:pPr>
+            <w:r>
+              <w:rPr>
+                <w:sz w:val="18"/>
+                <w:szCs w:val="18"/>
+              </w:rPr>
+              <w:t>3 (Moderate)</w:t>
+            </w:r>
+          </w:p>
+        </w:tc>
+        <w:tc>
+          <w:tcPr>
+            <w:tcW w:w="786" w:type="dxa"/>
+            <w:shd w:val="clear" w:color="auto" w:fill="F4CCCC"/>
+          </w:tcPr>
+          <w:p>
+            <w:pPr>
+              <w:spacing w:after="0" w:line="240" w:lineRule="auto"/>
+            </w:pPr>
+            <w:r>
+              <w:rPr>
+                <w:sz w:val="18"/>
+                <w:szCs w:val="18"/>
+              </w:rPr>
+              <w:t>HIGH</w:t>
+            </w:r>
+          </w:p>
+        </w:tc>
+        <w:tc>
+          <w:tcPr>
+            <w:tcW w:w="1136" w:type="dxa"/>
+          </w:tcPr>
+          <w:p>
+            <w:pPr>
+              <w:spacing w:after="0" w:line="240" w:lineRule="auto"/>
+            </w:pPr>
+            <w:r>
+              <w:rPr>
+                <w:sz w:val="18"/>
+                <w:szCs w:val="18"/>
+              </w:rPr>
+              <w:t>Project Manager</w:t>
+            </w:r>
+          </w:p>
+        </w:tc>
+        <w:tc>
+          <w:tcPr>
+            <w:tcW w:w="2579" w:type="dxa"/>
+          </w:tcPr>
+          <w:p>
+            <w:pPr>
+              <w:spacing w:after="0" w:line="240" w:lineRule="auto"/>
+            </w:pPr>
+            <w:r>
+              <w:rPr>
+                <w:sz w:val="18"/>
+                <w:szCs w:val="18"/>
+              </w:rPr>
+              <w:t>Mitigate: plan lighter sprints during exam weeks using the UH calendar</w:t>
+            </w:r>
+          </w:p>
+        </w:tc>
+        <w:tc>
+          <w:tcPr>
+            <w:tcW w:w="1580" w:type="dxa"/>
+          </w:tcPr>
+          <w:p>
+            <w:pPr>
+              <w:spacing w:after="0" w:line="240" w:lineRule="auto"/>
+            </w:pPr>
+            <w:r>
+              <w:rPr>
+                <w:sz w:val="18"/>
+                <w:szCs w:val="18"/>
+              </w:rPr>
+              <w:t>Monitoring.</w:t>
+            </w:r>
+          </w:p>
+        </w:tc>
+      </w:tr>
+      <w:tr>
+        <w:trPr>
+          <w:cantSplit/>
+          <w:trHeight w:val="591"/>
+        </w:trPr>
+        <w:tc>
+          <w:tcPr>
+            <w:tcW w:w="1162" w:type="dxa"/>
+          </w:tcPr>
+          <w:p>
+            <w:pPr>
+              <w:spacing w:after="0" w:line="240" w:lineRule="auto"/>
+            </w:pPr>
+            <w:r>
+              <w:rPr>
+                <w:b/>
+                <w:bCs/>
+                <w:sz w:val="18"/>
+                <w:szCs w:val="18"/>
+              </w:rPr>
+              <w:t>P2</w:t>
+            </w:r>
+          </w:p>
+        </w:tc>
+        <w:tc>
+          <w:tcPr>
+            <w:tcW w:w="2185" w:type="dxa"/>
+          </w:tcPr>
+          <w:p>
+            <w:pPr>
+              <w:spacing w:after="0" w:line="240" w:lineRule="auto"/>
+            </w:pPr>
+            <w:r>
+              <w:rPr>
+                <w:sz w:val="18"/>
+                <w:szCs w:val="18"/>
+              </w:rPr>
+              <w:t>Only one person knows the payment setup</w:t>
+            </w:r>
+          </w:p>
+        </w:tc>
+        <w:tc>
+          <w:tcPr>
+            <w:tcW w:w="1180" w:type="dxa"/>
+          </w:tcPr>
+          <w:p>
+            <w:pPr>
+              <w:spacing w:after="0" w:line="240" w:lineRule="auto"/>
+            </w:pPr>
+            <w:r>
+              <w:rPr>
+                <w:sz w:val="18"/>
+                <w:szCs w:val="18"/>
+              </w:rPr>
+              <w:t>2 (Low)</w:t>
+            </w:r>
+          </w:p>
+        </w:tc>
+        <w:tc>
+          <w:tcPr>
+            <w:tcW w:w="1267" w:type="dxa"/>
+          </w:tcPr>
+          <w:p>
+            <w:pPr>
+              <w:spacing w:after="0" w:line="240" w:lineRule="auto"/>
+            </w:pPr>
+            <w:r>
+              <w:rPr>
+                <w:sz w:val="18"/>
+                <w:szCs w:val="18"/>
+              </w:rPr>
+              <w:t>4 (Major)</w:t>
+            </w:r>
+          </w:p>
+        </w:tc>
+        <w:tc>
+          <w:tcPr>
+            <w:tcW w:w="786" w:type="dxa"/>
+            <w:shd w:val="clear" w:color="auto" w:fill="FFF2CC"/>
+          </w:tcPr>
+          <w:p>
+            <w:pPr>
+              <w:spacing w:after="0" w:line="240" w:lineRule="auto"/>
+            </w:pPr>
+            <w:r>
+              <w:rPr>
+                <w:sz w:val="18"/>
+                <w:szCs w:val="18"/>
+              </w:rPr>
+              <w:t>MEDIUM</w:t>
+            </w:r>
+          </w:p>
+        </w:tc>
+        <w:tc>
+          <w:tcPr>
+            <w:tcW w:w="1136" w:type="dxa"/>
+          </w:tcPr>
+          <w:p>
+            <w:pPr>
+              <w:spacing w:after="0" w:line="240" w:lineRule="auto"/>
+            </w:pPr>
+            <w:r>
+              <w:rPr>
+                <w:sz w:val="18"/>
+                <w:szCs w:val="18"/>
+              </w:rPr>
+              <w:t>Project Manager</w:t>
+            </w:r>
+          </w:p>
+        </w:tc>
+        <w:tc>
+          <w:tcPr>
+            <w:tcW w:w="2579" w:type="dxa"/>
+          </w:tcPr>
+          <w:p>
+            <w:pPr>
+              <w:spacing w:after="0" w:line="240" w:lineRule="auto"/>
+            </w:pPr>
+            <w:r>
+              <w:rPr>
+                <w:sz w:val="18"/>
+                <w:szCs w:val="18"/>
+              </w:rPr>
+              <w:t>Mitigate: pair a second person on payment work and keep setup notes in the repo</w:t>
+            </w:r>
+          </w:p>
+        </w:tc>
+        <w:tc>
+          <w:tcPr>
+            <w:tcW w:w="1580" w:type="dxa"/>
+          </w:tcPr>
+          <w:p>
+            <w:pPr>
+              <w:spacing w:after="0" w:line="240" w:lineRule="auto"/>
+            </w:pPr>
+            <w:r>
+              <w:rPr>
+                <w:sz w:val="18"/>
+                <w:szCs w:val="18"/>
+              </w:rPr>
+              <w:t>Open.</w:t>
+            </w:r>
+          </w:p>
+        </w:tc>
+      </w:tr>
+      <w:tr>
+        <w:trPr>
+          <w:cantSplit/>
+          <w:trHeight w:val="582"/>
+        </w:trPr>
+        <w:tc>
+          <w:tcPr>
+            <w:tcW w:w="1162" w:type="dxa"/>
+          </w:tcPr>
+          <w:p>
+            <w:pPr>
+              <w:spacing w:after="0" w:line="240" w:lineRule="auto"/>
+            </w:pPr>
+            <w:r>
+              <w:rPr>
+                <w:b/>
+                <w:bCs/>
+                <w:sz w:val="18"/>
+                <w:szCs w:val="18"/>
+              </w:rPr>
+              <w:t>P3</w:t>
+            </w:r>
+          </w:p>
+        </w:tc>
+        <w:tc>
+          <w:tcPr>
+            <w:tcW w:w="2185" w:type="dxa"/>
+          </w:tcPr>
+          <w:p>
+            <w:pPr>
+              <w:spacing w:after="0" w:line="240" w:lineRule="auto"/>
+            </w:pPr>
+            <w:r>
+              <w:rPr>
+                <w:sz w:val="18"/>
+                <w:szCs w:val="18"/>
+              </w:rPr>
+              <w:t>Operators push for out-of-scope features</w:t>
+            </w:r>
+          </w:p>
+        </w:tc>
+        <w:tc>
+          <w:tcPr>
+            <w:tcW w:w="1180" w:type="dxa"/>
+          </w:tcPr>
+          <w:p>
+            <w:pPr>
+              <w:spacing w:after="0" w:line="240" w:lineRule="auto"/>
+            </w:pPr>
+            <w:r>
+              <w:rPr>
+                <w:sz w:val="18"/>
+                <w:szCs w:val="18"/>
+              </w:rPr>
+              <w:t>3 (Moderate)</w:t>
+            </w:r>
+          </w:p>
+        </w:tc>
+        <w:tc>
+          <w:tcPr>
+            <w:tcW w:w="1267" w:type="dxa"/>
+          </w:tcPr>
+          <w:p>
+            <w:pPr>
+              <w:spacing w:after="0" w:line="240" w:lineRule="auto"/>
+            </w:pPr>
+            <w:r>
+              <w:rPr>
+                <w:sz w:val="18"/>
+                <w:szCs w:val="18"/>
+              </w:rPr>
+              <w:t>3 (Moderate)</w:t>
+            </w:r>
+          </w:p>
+        </w:tc>
+        <w:tc>
+          <w:tcPr>
+            <w:tcW w:w="786" w:type="dxa"/>
+            <w:shd w:val="clear" w:color="auto" w:fill="FFF2CC"/>
+          </w:tcPr>
+          <w:p>
+            <w:pPr>
+              <w:spacing w:after="0" w:line="240" w:lineRule="auto"/>
+            </w:pPr>
+            <w:r>
+              <w:rPr>
+                <w:sz w:val="18"/>
+                <w:szCs w:val="18"/>
+              </w:rPr>
+              <w:t>MEDIUM</w:t>
+            </w:r>
+          </w:p>
+        </w:tc>
+        <w:tc>
+          <w:tcPr>
+            <w:tcW w:w="1136" w:type="dxa"/>
+          </w:tcPr>
+          <w:p>
+            <w:pPr>
+              <w:spacing w:after="0" w:line="240" w:lineRule="auto"/>
+            </w:pPr>
+            <w:r>
+              <w:rPr>
+                <w:sz w:val="18"/>
+                <w:szCs w:val="18"/>
+              </w:rPr>
+              <w:t>Product Owner</w:t>
+            </w:r>
+          </w:p>
+        </w:tc>
+        <w:tc>
+          <w:tcPr>
+            <w:tcW w:w="2579" w:type="dxa"/>
+          </w:tcPr>
+          <w:p>
+            <w:pPr>
+              <w:spacing w:after="0" w:line="240" w:lineRule="auto"/>
+            </w:pPr>
+            <w:r>
+              <w:rPr>
+                <w:sz w:val="18"/>
+                <w:szCs w:val="18"/>
+              </w:rPr>
+              <w:t>Mitigate: new requests go to sprint review and get checked against the Vision and Scope section</w:t>
+            </w:r>
+          </w:p>
+        </w:tc>
+        <w:tc>
+          <w:tcPr>
+            <w:tcW w:w="1580" w:type="dxa"/>
+          </w:tcPr>
+          <w:p>
+            <w:pPr>
+              <w:spacing w:after="0" w:line="240" w:lineRule="auto"/>
+            </w:pPr>
+            <w:r>
+              <w:rPr>
+                <w:sz w:val="18"/>
+                <w:szCs w:val="18"/>
+              </w:rPr>
+              <w:t>Open.</w:t>
+            </w:r>
+          </w:p>
+        </w:tc>
+      </w:tr>
+    </w:tbl>
+    <w:p/>
     <w:sectPr>
       <w:pgSz w:w="12240" w:h="15840"/>
       <w:pgMar w:top="1440" w:right="1440" w:bottom="1440" w:left="1440" w:header="720" w:footer="720" w:gutter="0"/>
@@ -6029,6 +8169,56 @@
     </w:sectPr>
   </w:body>
 </w:document>
+</file>
+
+<file path=word/endnotes.xml><?xml version="1.0" encoding="utf-8"?>
+<w:endnotes xmlns:wpc="http://schemas.microsoft.com/office/word/2010/wordprocessingCanvas" xmlns:cx="http://schemas.microsoft.com/office/drawing/2014/chartex" xmlns:cx1="http://schemas.microsoft.com/office/drawing/2015/9/8/chartex" xmlns:cx2="http://schemas.microsoft.com/office/drawing/2015/10/21/chartex" xmlns:cx3="http://schemas.microsoft.com/office/drawing/2016/5/9/chartex" xmlns:cx4="http://schemas.microsoft.com/office/drawing/2016/5/10/chartex" xmlns:cx5="http://schemas.microsoft.com/office/drawing/2016/5/11/chartex" xmlns:cx6="http://schemas.microsoft.com/office/drawing/2016/5/12/chartex" xmlns:cx7="http://schemas.microsoft.com/office/drawing/2016/5/13/chartex" xmlns:cx8="http://schemas.microsoft.com/office/drawing/2016/5/14/chartex" xmlns:mc="http://schemas.openxmlformats.org/markup-compatibility/2006" xmlns:m="http://schemas.openxmlformats.org/officeDocument/2006/math" xmlns:aink="http://schemas.microsoft.com/office/drawing/2016/ink" xmlns:am3d="http://schemas.microsoft.com/office/drawing/2017/model3d" xmlns:oel="http://schemas.microsoft.com/office/2019/extlst" xmlns:r="http://schemas.openxmlformats.org/officeDocument/2006/relationships" xmlns:wp14="http://schemas.microsoft.com/office/word/2010/wordprocessingDrawing" xmlns:wp="http://schemas.openxmlformats.org/drawingml/2006/wordprocessingDrawing" xmlns:wpg="http://schemas.microsoft.com/office/word/2010/wordprocessingGroup" xmlns:wpi="http://schemas.microsoft.com/office/word/2010/wordprocessingInk" xmlns:wps="http://schemas.microsoft.com/office/word/2010/wordprocessingShape" xmlns:o="urn:schemas-microsoft-com:office:office" xmlns:v="urn:schemas-microsoft-com:vml" xmlns:w10="urn:schemas-microsoft-com:office:word" xmlns:w="http://schemas.openxmlformats.org/wordprocessingml/2006/main" xmlns:w14="http://schemas.microsoft.com/office/word/2010/wordml" xmlns:w15="http://schemas.microsoft.com/office/word/2012/wordml" xmlns:w16cex="http://schemas.microsoft.com/office/word/2018/wordml/cex" xmlns:w16cid="http://schemas.microsoft.com/office/word/2016/wordml/cid" xmlns:w16="http://schemas.microsoft.com/office/word/2018/wordml" xmlns:w16sdtdh="http://schemas.microsoft.com/office/word/2020/wordml/sdtdatahash" xmlns:w16sdtfl="http://schemas.microsoft.com/office/word/2024/wordml/sdtformatlock" xmlns:w16se="http://schemas.microsoft.com/office/word/2015/wordml/symex" xmlns:w16du="http://schemas.microsoft.com/office/word/2023/wordml/word16du" xmlns:wne="http://schemas.microsoft.com/office/word/2006/wordml" mc:Ignorable="w14 w15 w16se w16cid w16 w16cex w16sdtdh w16sdtfl w16du wp14">
+  <w:endnote w:type="separator" w:id="-1">
+    <w:p>
+      <w:pPr>
+        <w:spacing w:after="0" w:line="240" w:lineRule="auto"/>
+      </w:pPr>
+      <w:r>
+        <w:separator/>
+      </w:r>
+    </w:p>
+  </w:endnote>
+  <w:endnote w:type="continuationSeparator" w:id="0">
+    <w:p>
+      <w:pPr>
+        <w:spacing w:after="0" w:line="240" w:lineRule="auto"/>
+      </w:pPr>
+      <w:r>
+        <w:continuationSeparator/>
+      </w:r>
+    </w:p>
+  </w:endnote>
+</w:endnotes>
+</file>
+
+<file path=word/footnotes.xml><?xml version="1.0" encoding="utf-8"?>
+<w:footnotes xmlns:wpc="http://schemas.microsoft.com/office/word/2010/wordprocessingCanvas" xmlns:cx="http://schemas.microsoft.com/office/drawing/2014/chartex" xmlns:cx1="http://schemas.microsoft.com/office/drawing/2015/9/8/chartex" xmlns:cx2="http://schemas.microsoft.com/office/drawing/2015/10/21/chartex" xmlns:cx3="http://schemas.microsoft.com/office/drawing/2016/5/9/chartex" xmlns:cx4="http://schemas.microsoft.com/office/drawing/2016/5/10/chartex" xmlns:cx5="http://schemas.microsoft.com/office/drawing/2016/5/11/chartex" xmlns:cx6="http://schemas.microsoft.com/office/drawing/2016/5/12/chartex" xmlns:cx7="http://schemas.microsoft.com/office/drawing/2016/5/13/chartex" xmlns:cx8="http://schemas.microsoft.com/office/drawing/2016/5/14/chartex" xmlns:mc="http://schemas.openxmlformats.org/markup-compatibility/2006" xmlns:m="http://schemas.openxmlformats.org/officeDocument/2006/math" xmlns:aink="http://schemas.microsoft.com/office/drawing/2016/ink" xmlns:am3d="http://schemas.microsoft.com/office/drawing/2017/model3d" xmlns:oel="http://schemas.microsoft.com/office/2019/extlst" xmlns:r="http://schemas.openxmlformats.org/officeDocument/2006/relationships" xmlns:wp14="http://schemas.microsoft.com/office/word/2010/wordprocessingDrawing" xmlns:wp="http://schemas.openxmlformats.org/drawingml/2006/wordprocessingDrawing" xmlns:wpg="http://schemas.microsoft.com/office/word/2010/wordprocessingGroup" xmlns:wpi="http://schemas.microsoft.com/office/word/2010/wordprocessingInk" xmlns:wps="http://schemas.microsoft.com/office/word/2010/wordprocessingShape" xmlns:o="urn:schemas-microsoft-com:office:office" xmlns:v="urn:schemas-microsoft-com:vml" xmlns:w10="urn:schemas-microsoft-com:office:word" xmlns:w="http://schemas.openxmlformats.org/wordprocessingml/2006/main" xmlns:w14="http://schemas.microsoft.com/office/word/2010/wordml" xmlns:w15="http://schemas.microsoft.com/office/word/2012/wordml" xmlns:w16cex="http://schemas.microsoft.com/office/word/2018/wordml/cex" xmlns:w16cid="http://schemas.microsoft.com/office/word/2016/wordml/cid" xmlns:w16="http://schemas.microsoft.com/office/word/2018/wordml" xmlns:w16sdtdh="http://schemas.microsoft.com/office/word/2020/wordml/sdtdatahash" xmlns:w16sdtfl="http://schemas.microsoft.com/office/word/2024/wordml/sdtformatlock" xmlns:w16se="http://schemas.microsoft.com/office/word/2015/wordml/symex" xmlns:w16du="http://schemas.microsoft.com/office/word/2023/wordml/word16du" xmlns:wne="http://schemas.microsoft.com/office/word/2006/wordml" mc:Ignorable="w14 w15 w16se w16cid w16 w16cex w16sdtdh w16sdtfl w16du wp14">
+  <w:footnote w:type="separator" w:id="-1">
+    <w:p>
+      <w:pPr>
+        <w:spacing w:after="0" w:line="240" w:lineRule="auto"/>
+      </w:pPr>
+      <w:r>
+        <w:separator/>
+      </w:r>
+    </w:p>
+  </w:footnote>
+  <w:footnote w:type="continuationSeparator" w:id="0">
+    <w:p>
+      <w:pPr>
+        <w:spacing w:after="0" w:line="240" w:lineRule="auto"/>
+      </w:pPr>
+      <w:r>
+        <w:continuationSeparator/>
+      </w:r>
+    </w:p>
+  </w:footnote>
+</w:footnotes>
 </file>
 
 <file path=word/numbering.xml><?xml version="1.0" encoding="utf-8"?>
@@ -7624,6 +9814,50 @@
       <w:color w:val="0F4761" w:themeColor="accent1" w:themeShade="BF"/>
       <w:spacing w:val="5"/>
     </w:rPr>
+  </w:style>
+  <w:style w:type="paragraph" w:styleId="Header">
+    <w:name w:val="header"/>
+    <w:basedOn w:val="Normal"/>
+    <w:link w:val="HeaderChar"/>
+    <w:uiPriority w:val="99"/>
+    <w:unhideWhenUsed/>
+    <w:rsid w:val="002674F6"/>
+    <w:pPr>
+      <w:tabs>
+        <w:tab w:val="center" w:pos="4680"/>
+        <w:tab w:val="right" w:pos="9360"/>
+      </w:tabs>
+      <w:spacing w:after="0" w:line="240" w:lineRule="auto"/>
+    </w:pPr>
+  </w:style>
+  <w:style w:type="character" w:customStyle="1" w:styleId="HeaderChar">
+    <w:name w:val="Header Char"/>
+    <w:basedOn w:val="DefaultParagraphFont"/>
+    <w:link w:val="Header"/>
+    <w:uiPriority w:val="99"/>
+    <w:rsid w:val="002674F6"/>
+  </w:style>
+  <w:style w:type="paragraph" w:styleId="Footer">
+    <w:name w:val="footer"/>
+    <w:basedOn w:val="Normal"/>
+    <w:link w:val="FooterChar"/>
+    <w:uiPriority w:val="99"/>
+    <w:unhideWhenUsed/>
+    <w:rsid w:val="002674F6"/>
+    <w:pPr>
+      <w:tabs>
+        <w:tab w:val="center" w:pos="4680"/>
+        <w:tab w:val="right" w:pos="9360"/>
+      </w:tabs>
+      <w:spacing w:after="0" w:line="240" w:lineRule="auto"/>
+    </w:pPr>
+  </w:style>
+  <w:style w:type="character" w:customStyle="1" w:styleId="FooterChar">
+    <w:name w:val="Footer Char"/>
+    <w:basedOn w:val="DefaultParagraphFont"/>
+    <w:link w:val="Footer"/>
+    <w:uiPriority w:val="99"/>
+    <w:rsid w:val="002674F6"/>
   </w:style>
 </w:styles>
 </file>

--- a/parking_app.docx
+++ b/parking_app.docx
@@ -8160,6 +8160,8902 @@
         </w:tc>
       </w:tr>
     </w:tbl>
+    <w:p/>
+    <w:p/>
+    <w:p/>
+    <w:p>
+      <w:pPr>
+        <w:keepNext/>
+      </w:pPr>
+      <w:r>
+        <w:rPr>
+          <w:rFonts w:ascii="Aptos" w:eastAsia="Aptos" w:hAnsi="Aptos" w:cs="Aptos"/>
+          <w:b/>
+          <w:bCs/>
+        </w:rPr>
+        <w:lastRenderedPageBreak/>
+        <w:t>1. Roles &amp; Resources</w:t>
+      </w:r>
+    </w:p>
+    <w:p>
+      <w:r>
+        <w:rPr>
+          <w:rFonts w:ascii="Aptos" w:eastAsia="Aptos" w:hAnsi="Aptos" w:cs="Aptos"/>
+        </w:rPr>
+        <w:t>Our team is small and everyone is still in school, so nobody works on this full-time. The allocation is how much of a 40-hour week each person puts into the project. All names are made up.</w:t>
+      </w:r>
+    </w:p>
+    <w:tbl>
+      <w:tblPr>
+        <w:tblW w:w="9360" w:type="dxa"/>
+        <w:tblBorders>
+          <w:top w:val="single" w:sz="4" w:space="0" w:color="auto"/>
+          <w:left w:val="single" w:sz="4" w:space="0" w:color="auto"/>
+          <w:bottom w:val="single" w:sz="4" w:space="0" w:color="auto"/>
+          <w:right w:val="single" w:sz="4" w:space="0" w:color="auto"/>
+          <w:insideH w:val="single" w:sz="4" w:space="0" w:color="auto"/>
+          <w:insideV w:val="single" w:sz="4" w:space="0" w:color="auto"/>
+        </w:tblBorders>
+        <w:tblCellMar>
+          <w:left w:w="10" w:type="dxa"/>
+          <w:right w:w="10" w:type="dxa"/>
+        </w:tblCellMar>
+        <w:tblLook w:val="04A0" w:firstRow="1" w:lastRow="0" w:firstColumn="1" w:lastColumn="0" w:noHBand="0" w:noVBand="1"/>
+      </w:tblPr>
+      <w:tblGrid>
+        <w:gridCol w:w="1547"/>
+        <w:gridCol w:w="1301"/>
+        <w:gridCol w:w="1736"/>
+        <w:gridCol w:w="1182"/>
+        <w:gridCol w:w="1318"/>
+        <w:gridCol w:w="2276"/>
+      </w:tblGrid>
+      <w:tr>
+        <w:tblPrEx>
+          <w:tblCellMar>
+            <w:top w:w="0" w:type="dxa"/>
+            <w:bottom w:w="0" w:type="dxa"/>
+          </w:tblCellMar>
+        </w:tblPrEx>
+        <w:trPr>
+          <w:cantSplit/>
+          <w:tblHeader/>
+        </w:trPr>
+        <w:tc>
+          <w:tcPr>
+            <w:tcW w:w="1400" w:type="dxa"/>
+            <w:tcBorders>
+              <w:top w:val="single" w:sz="4" w:space="0" w:color="A6A6A6"/>
+              <w:left w:val="single" w:sz="4" w:space="0" w:color="A6A6A6"/>
+              <w:bottom w:val="single" w:sz="4" w:space="0" w:color="A6A6A6"/>
+              <w:right w:val="single" w:sz="4" w:space="0" w:color="A6A6A6"/>
+            </w:tcBorders>
+            <w:shd w:val="clear" w:color="auto" w:fill="1F4E79"/>
+            <w:tcMar>
+              <w:top w:w="50" w:type="dxa"/>
+              <w:left w:w="90" w:type="dxa"/>
+              <w:bottom w:w="50" w:type="dxa"/>
+              <w:right w:w="90" w:type="dxa"/>
+            </w:tcMar>
+          </w:tcPr>
+          <w:p>
+            <w:pPr>
+              <w:keepNext/>
+            </w:pPr>
+            <w:r>
+              <w:rPr>
+                <w:rFonts w:ascii="Aptos" w:eastAsia="Aptos" w:hAnsi="Aptos" w:cs="Aptos"/>
+                <w:b/>
+                <w:bCs/>
+                <w:color w:val="FFFFFF"/>
+                <w:sz w:val="20"/>
+                <w:szCs w:val="20"/>
+              </w:rPr>
+              <w:t>Role</w:t>
+            </w:r>
+          </w:p>
+        </w:tc>
+        <w:tc>
+          <w:tcPr>
+            <w:tcW w:w="1400" w:type="dxa"/>
+            <w:tcBorders>
+              <w:top w:val="single" w:sz="4" w:space="0" w:color="A6A6A6"/>
+              <w:left w:val="single" w:sz="4" w:space="0" w:color="A6A6A6"/>
+              <w:bottom w:val="single" w:sz="4" w:space="0" w:color="A6A6A6"/>
+              <w:right w:val="single" w:sz="4" w:space="0" w:color="A6A6A6"/>
+            </w:tcBorders>
+            <w:shd w:val="clear" w:color="auto" w:fill="1F4E79"/>
+            <w:tcMar>
+              <w:top w:w="50" w:type="dxa"/>
+              <w:left w:w="90" w:type="dxa"/>
+              <w:bottom w:w="50" w:type="dxa"/>
+              <w:right w:w="90" w:type="dxa"/>
+            </w:tcMar>
+          </w:tcPr>
+          <w:p>
+            <w:pPr>
+              <w:keepNext/>
+            </w:pPr>
+            <w:r>
+              <w:rPr>
+                <w:rFonts w:ascii="Aptos" w:eastAsia="Aptos" w:hAnsi="Aptos" w:cs="Aptos"/>
+                <w:b/>
+                <w:bCs/>
+                <w:color w:val="FFFFFF"/>
+                <w:sz w:val="20"/>
+                <w:szCs w:val="20"/>
+              </w:rPr>
+              <w:t>Name</w:t>
+            </w:r>
+          </w:p>
+        </w:tc>
+        <w:tc>
+          <w:tcPr>
+            <w:tcW w:w="1900" w:type="dxa"/>
+            <w:tcBorders>
+              <w:top w:val="single" w:sz="4" w:space="0" w:color="A6A6A6"/>
+              <w:left w:val="single" w:sz="4" w:space="0" w:color="A6A6A6"/>
+              <w:bottom w:val="single" w:sz="4" w:space="0" w:color="A6A6A6"/>
+              <w:right w:val="single" w:sz="4" w:space="0" w:color="A6A6A6"/>
+            </w:tcBorders>
+            <w:shd w:val="clear" w:color="auto" w:fill="1F4E79"/>
+            <w:tcMar>
+              <w:top w:w="50" w:type="dxa"/>
+              <w:left w:w="90" w:type="dxa"/>
+              <w:bottom w:w="50" w:type="dxa"/>
+              <w:right w:w="90" w:type="dxa"/>
+            </w:tcMar>
+          </w:tcPr>
+          <w:p>
+            <w:pPr>
+              <w:keepNext/>
+            </w:pPr>
+            <w:r>
+              <w:rPr>
+                <w:rFonts w:ascii="Aptos" w:eastAsia="Aptos" w:hAnsi="Aptos" w:cs="Aptos"/>
+                <w:b/>
+                <w:bCs/>
+                <w:color w:val="FFFFFF"/>
+                <w:sz w:val="20"/>
+                <w:szCs w:val="20"/>
+              </w:rPr>
+              <w:t>Skill Level</w:t>
+            </w:r>
+          </w:p>
+        </w:tc>
+        <w:tc>
+          <w:tcPr>
+            <w:tcW w:w="1200" w:type="dxa"/>
+            <w:tcBorders>
+              <w:top w:val="single" w:sz="4" w:space="0" w:color="A6A6A6"/>
+              <w:left w:val="single" w:sz="4" w:space="0" w:color="A6A6A6"/>
+              <w:bottom w:val="single" w:sz="4" w:space="0" w:color="A6A6A6"/>
+              <w:right w:val="single" w:sz="4" w:space="0" w:color="A6A6A6"/>
+            </w:tcBorders>
+            <w:shd w:val="clear" w:color="auto" w:fill="1F4E79"/>
+            <w:tcMar>
+              <w:top w:w="50" w:type="dxa"/>
+              <w:left w:w="90" w:type="dxa"/>
+              <w:bottom w:w="50" w:type="dxa"/>
+              <w:right w:w="90" w:type="dxa"/>
+            </w:tcMar>
+          </w:tcPr>
+          <w:p>
+            <w:pPr>
+              <w:keepNext/>
+              <w:jc w:val="center"/>
+            </w:pPr>
+            <w:r>
+              <w:rPr>
+                <w:rFonts w:ascii="Aptos" w:eastAsia="Aptos" w:hAnsi="Aptos" w:cs="Aptos"/>
+                <w:b/>
+                <w:bCs/>
+                <w:color w:val="FFFFFF"/>
+                <w:sz w:val="20"/>
+                <w:szCs w:val="20"/>
+              </w:rPr>
+              <w:t>Allocation</w:t>
+            </w:r>
+          </w:p>
+        </w:tc>
+        <w:tc>
+          <w:tcPr>
+            <w:tcW w:w="900" w:type="dxa"/>
+            <w:tcBorders>
+              <w:top w:val="single" w:sz="4" w:space="0" w:color="A6A6A6"/>
+              <w:left w:val="single" w:sz="4" w:space="0" w:color="A6A6A6"/>
+              <w:bottom w:val="single" w:sz="4" w:space="0" w:color="A6A6A6"/>
+              <w:right w:val="single" w:sz="4" w:space="0" w:color="A6A6A6"/>
+            </w:tcBorders>
+            <w:shd w:val="clear" w:color="auto" w:fill="1F4E79"/>
+            <w:tcMar>
+              <w:top w:w="50" w:type="dxa"/>
+              <w:left w:w="90" w:type="dxa"/>
+              <w:bottom w:w="50" w:type="dxa"/>
+              <w:right w:w="90" w:type="dxa"/>
+            </w:tcMar>
+          </w:tcPr>
+          <w:p>
+            <w:pPr>
+              <w:keepNext/>
+              <w:jc w:val="center"/>
+            </w:pPr>
+            <w:r>
+              <w:rPr>
+                <w:rFonts w:ascii="Aptos" w:eastAsia="Aptos" w:hAnsi="Aptos" w:cs="Aptos"/>
+                <w:b/>
+                <w:bCs/>
+                <w:color w:val="FFFFFF"/>
+                <w:sz w:val="20"/>
+                <w:szCs w:val="20"/>
+              </w:rPr>
+              <w:t>Hours/Week</w:t>
+            </w:r>
+          </w:p>
+        </w:tc>
+        <w:tc>
+          <w:tcPr>
+            <w:tcW w:w="2560" w:type="dxa"/>
+            <w:tcBorders>
+              <w:top w:val="single" w:sz="4" w:space="0" w:color="A6A6A6"/>
+              <w:left w:val="single" w:sz="4" w:space="0" w:color="A6A6A6"/>
+              <w:bottom w:val="single" w:sz="4" w:space="0" w:color="A6A6A6"/>
+              <w:right w:val="single" w:sz="4" w:space="0" w:color="A6A6A6"/>
+            </w:tcBorders>
+            <w:shd w:val="clear" w:color="auto" w:fill="1F4E79"/>
+            <w:tcMar>
+              <w:top w:w="50" w:type="dxa"/>
+              <w:left w:w="90" w:type="dxa"/>
+              <w:bottom w:w="50" w:type="dxa"/>
+              <w:right w:w="90" w:type="dxa"/>
+            </w:tcMar>
+          </w:tcPr>
+          <w:p>
+            <w:pPr>
+              <w:keepNext/>
+            </w:pPr>
+            <w:r>
+              <w:rPr>
+                <w:rFonts w:ascii="Aptos" w:eastAsia="Aptos" w:hAnsi="Aptos" w:cs="Aptos"/>
+                <w:b/>
+                <w:bCs/>
+                <w:color w:val="FFFFFF"/>
+                <w:sz w:val="20"/>
+                <w:szCs w:val="20"/>
+              </w:rPr>
+              <w:t>What They Do</w:t>
+            </w:r>
+          </w:p>
+        </w:tc>
+      </w:tr>
+      <w:tr>
+        <w:tblPrEx>
+          <w:tblCellMar>
+            <w:top w:w="0" w:type="dxa"/>
+            <w:bottom w:w="0" w:type="dxa"/>
+          </w:tblCellMar>
+        </w:tblPrEx>
+        <w:trPr>
+          <w:cantSplit/>
+        </w:trPr>
+        <w:tc>
+          <w:tcPr>
+            <w:tcW w:w="1400" w:type="dxa"/>
+            <w:tcBorders>
+              <w:top w:val="single" w:sz="4" w:space="0" w:color="A6A6A6"/>
+              <w:left w:val="single" w:sz="4" w:space="0" w:color="A6A6A6"/>
+              <w:bottom w:val="single" w:sz="4" w:space="0" w:color="A6A6A6"/>
+              <w:right w:val="single" w:sz="4" w:space="0" w:color="A6A6A6"/>
+            </w:tcBorders>
+            <w:tcMar>
+              <w:top w:w="50" w:type="dxa"/>
+              <w:left w:w="90" w:type="dxa"/>
+              <w:bottom w:w="50" w:type="dxa"/>
+              <w:right w:w="90" w:type="dxa"/>
+            </w:tcMar>
+          </w:tcPr>
+          <w:p>
+            <w:pPr>
+              <w:keepNext/>
+            </w:pPr>
+            <w:r>
+              <w:rPr>
+                <w:rFonts w:ascii="Aptos" w:eastAsia="Aptos" w:hAnsi="Aptos" w:cs="Aptos"/>
+                <w:b/>
+                <w:bCs/>
+                <w:sz w:val="20"/>
+                <w:szCs w:val="20"/>
+              </w:rPr>
+              <w:t>Project Manager</w:t>
+            </w:r>
+          </w:p>
+        </w:tc>
+        <w:tc>
+          <w:tcPr>
+            <w:tcW w:w="1400" w:type="dxa"/>
+            <w:tcBorders>
+              <w:top w:val="single" w:sz="4" w:space="0" w:color="A6A6A6"/>
+              <w:left w:val="single" w:sz="4" w:space="0" w:color="A6A6A6"/>
+              <w:bottom w:val="single" w:sz="4" w:space="0" w:color="A6A6A6"/>
+              <w:right w:val="single" w:sz="4" w:space="0" w:color="A6A6A6"/>
+            </w:tcBorders>
+            <w:tcMar>
+              <w:top w:w="50" w:type="dxa"/>
+              <w:left w:w="90" w:type="dxa"/>
+              <w:bottom w:w="50" w:type="dxa"/>
+              <w:right w:w="90" w:type="dxa"/>
+            </w:tcMar>
+          </w:tcPr>
+          <w:p>
+            <w:pPr>
+              <w:keepNext/>
+            </w:pPr>
+            <w:r>
+              <w:rPr>
+                <w:rFonts w:ascii="Aptos" w:eastAsia="Aptos" w:hAnsi="Aptos" w:cs="Aptos"/>
+                <w:sz w:val="20"/>
+                <w:szCs w:val="20"/>
+              </w:rPr>
+              <w:t>Danny Ortiz</w:t>
+            </w:r>
+          </w:p>
+        </w:tc>
+        <w:tc>
+          <w:tcPr>
+            <w:tcW w:w="1900" w:type="dxa"/>
+            <w:tcBorders>
+              <w:top w:val="single" w:sz="4" w:space="0" w:color="A6A6A6"/>
+              <w:left w:val="single" w:sz="4" w:space="0" w:color="A6A6A6"/>
+              <w:bottom w:val="single" w:sz="4" w:space="0" w:color="A6A6A6"/>
+              <w:right w:val="single" w:sz="4" w:space="0" w:color="A6A6A6"/>
+            </w:tcBorders>
+            <w:tcMar>
+              <w:top w:w="50" w:type="dxa"/>
+              <w:left w:w="90" w:type="dxa"/>
+              <w:bottom w:w="50" w:type="dxa"/>
+              <w:right w:w="90" w:type="dxa"/>
+            </w:tcMar>
+          </w:tcPr>
+          <w:p>
+            <w:pPr>
+              <w:keepNext/>
+            </w:pPr>
+            <w:r>
+              <w:rPr>
+                <w:rFonts w:ascii="Aptos" w:eastAsia="Aptos" w:hAnsi="Aptos" w:cs="Aptos"/>
+                <w:sz w:val="20"/>
+                <w:szCs w:val="20"/>
+              </w:rPr>
+              <w:t>Mid (has run a few team projects)</w:t>
+            </w:r>
+          </w:p>
+        </w:tc>
+        <w:tc>
+          <w:tcPr>
+            <w:tcW w:w="1200" w:type="dxa"/>
+            <w:tcBorders>
+              <w:top w:val="single" w:sz="4" w:space="0" w:color="A6A6A6"/>
+              <w:left w:val="single" w:sz="4" w:space="0" w:color="A6A6A6"/>
+              <w:bottom w:val="single" w:sz="4" w:space="0" w:color="A6A6A6"/>
+              <w:right w:val="single" w:sz="4" w:space="0" w:color="A6A6A6"/>
+            </w:tcBorders>
+            <w:tcMar>
+              <w:top w:w="50" w:type="dxa"/>
+              <w:left w:w="90" w:type="dxa"/>
+              <w:bottom w:w="50" w:type="dxa"/>
+              <w:right w:w="90" w:type="dxa"/>
+            </w:tcMar>
+          </w:tcPr>
+          <w:p>
+            <w:pPr>
+              <w:keepNext/>
+              <w:jc w:val="center"/>
+            </w:pPr>
+            <w:r>
+              <w:rPr>
+                <w:rFonts w:ascii="Aptos" w:eastAsia="Aptos" w:hAnsi="Aptos" w:cs="Aptos"/>
+                <w:sz w:val="20"/>
+                <w:szCs w:val="20"/>
+              </w:rPr>
+              <w:t>25%</w:t>
+            </w:r>
+          </w:p>
+        </w:tc>
+        <w:tc>
+          <w:tcPr>
+            <w:tcW w:w="900" w:type="dxa"/>
+            <w:tcBorders>
+              <w:top w:val="single" w:sz="4" w:space="0" w:color="A6A6A6"/>
+              <w:left w:val="single" w:sz="4" w:space="0" w:color="A6A6A6"/>
+              <w:bottom w:val="single" w:sz="4" w:space="0" w:color="A6A6A6"/>
+              <w:right w:val="single" w:sz="4" w:space="0" w:color="A6A6A6"/>
+            </w:tcBorders>
+            <w:tcMar>
+              <w:top w:w="50" w:type="dxa"/>
+              <w:left w:w="90" w:type="dxa"/>
+              <w:bottom w:w="50" w:type="dxa"/>
+              <w:right w:w="90" w:type="dxa"/>
+            </w:tcMar>
+          </w:tcPr>
+          <w:p>
+            <w:pPr>
+              <w:keepNext/>
+              <w:jc w:val="center"/>
+            </w:pPr>
+            <w:r>
+              <w:rPr>
+                <w:rFonts w:ascii="Aptos" w:eastAsia="Aptos" w:hAnsi="Aptos" w:cs="Aptos"/>
+                <w:sz w:val="20"/>
+                <w:szCs w:val="20"/>
+              </w:rPr>
+              <w:t>10</w:t>
+            </w:r>
+          </w:p>
+        </w:tc>
+        <w:tc>
+          <w:tcPr>
+            <w:tcW w:w="2560" w:type="dxa"/>
+            <w:tcBorders>
+              <w:top w:val="single" w:sz="4" w:space="0" w:color="A6A6A6"/>
+              <w:left w:val="single" w:sz="4" w:space="0" w:color="A6A6A6"/>
+              <w:bottom w:val="single" w:sz="4" w:space="0" w:color="A6A6A6"/>
+              <w:right w:val="single" w:sz="4" w:space="0" w:color="A6A6A6"/>
+            </w:tcBorders>
+            <w:tcMar>
+              <w:top w:w="50" w:type="dxa"/>
+              <w:left w:w="90" w:type="dxa"/>
+              <w:bottom w:w="50" w:type="dxa"/>
+              <w:right w:w="90" w:type="dxa"/>
+            </w:tcMar>
+          </w:tcPr>
+          <w:p>
+            <w:pPr>
+              <w:keepNext/>
+            </w:pPr>
+            <w:r>
+              <w:rPr>
+                <w:rFonts w:ascii="Aptos" w:eastAsia="Aptos" w:hAnsi="Aptos" w:cs="Aptos"/>
+                <w:sz w:val="20"/>
+                <w:szCs w:val="20"/>
+              </w:rPr>
+              <w:t>Runs the schedule, Trello board, and weekly updates</w:t>
+            </w:r>
+          </w:p>
+        </w:tc>
+      </w:tr>
+      <w:tr>
+        <w:tblPrEx>
+          <w:tblCellMar>
+            <w:top w:w="0" w:type="dxa"/>
+            <w:bottom w:w="0" w:type="dxa"/>
+          </w:tblCellMar>
+        </w:tblPrEx>
+        <w:trPr>
+          <w:cantSplit/>
+        </w:trPr>
+        <w:tc>
+          <w:tcPr>
+            <w:tcW w:w="1400" w:type="dxa"/>
+            <w:tcBorders>
+              <w:top w:val="single" w:sz="4" w:space="0" w:color="A6A6A6"/>
+              <w:left w:val="single" w:sz="4" w:space="0" w:color="A6A6A6"/>
+              <w:bottom w:val="single" w:sz="4" w:space="0" w:color="A6A6A6"/>
+              <w:right w:val="single" w:sz="4" w:space="0" w:color="A6A6A6"/>
+            </w:tcBorders>
+            <w:tcMar>
+              <w:top w:w="50" w:type="dxa"/>
+              <w:left w:w="90" w:type="dxa"/>
+              <w:bottom w:w="50" w:type="dxa"/>
+              <w:right w:w="90" w:type="dxa"/>
+            </w:tcMar>
+          </w:tcPr>
+          <w:p>
+            <w:pPr>
+              <w:keepNext/>
+            </w:pPr>
+            <w:r>
+              <w:rPr>
+                <w:rFonts w:ascii="Aptos" w:eastAsia="Aptos" w:hAnsi="Aptos" w:cs="Aptos"/>
+                <w:b/>
+                <w:bCs/>
+                <w:sz w:val="20"/>
+                <w:szCs w:val="20"/>
+              </w:rPr>
+              <w:t>Product Owner</w:t>
+            </w:r>
+          </w:p>
+        </w:tc>
+        <w:tc>
+          <w:tcPr>
+            <w:tcW w:w="1400" w:type="dxa"/>
+            <w:tcBorders>
+              <w:top w:val="single" w:sz="4" w:space="0" w:color="A6A6A6"/>
+              <w:left w:val="single" w:sz="4" w:space="0" w:color="A6A6A6"/>
+              <w:bottom w:val="single" w:sz="4" w:space="0" w:color="A6A6A6"/>
+              <w:right w:val="single" w:sz="4" w:space="0" w:color="A6A6A6"/>
+            </w:tcBorders>
+            <w:tcMar>
+              <w:top w:w="50" w:type="dxa"/>
+              <w:left w:w="90" w:type="dxa"/>
+              <w:bottom w:w="50" w:type="dxa"/>
+              <w:right w:w="90" w:type="dxa"/>
+            </w:tcMar>
+          </w:tcPr>
+          <w:p>
+            <w:pPr>
+              <w:keepNext/>
+            </w:pPr>
+            <w:r>
+              <w:rPr>
+                <w:rFonts w:ascii="Aptos" w:eastAsia="Aptos" w:hAnsi="Aptos" w:cs="Aptos"/>
+                <w:sz w:val="20"/>
+                <w:szCs w:val="20"/>
+              </w:rPr>
+              <w:t>Lauren Mitchell</w:t>
+            </w:r>
+          </w:p>
+        </w:tc>
+        <w:tc>
+          <w:tcPr>
+            <w:tcW w:w="1900" w:type="dxa"/>
+            <w:tcBorders>
+              <w:top w:val="single" w:sz="4" w:space="0" w:color="A6A6A6"/>
+              <w:left w:val="single" w:sz="4" w:space="0" w:color="A6A6A6"/>
+              <w:bottom w:val="single" w:sz="4" w:space="0" w:color="A6A6A6"/>
+              <w:right w:val="single" w:sz="4" w:space="0" w:color="A6A6A6"/>
+            </w:tcBorders>
+            <w:tcMar>
+              <w:top w:w="50" w:type="dxa"/>
+              <w:left w:w="90" w:type="dxa"/>
+              <w:bottom w:w="50" w:type="dxa"/>
+              <w:right w:w="90" w:type="dxa"/>
+            </w:tcMar>
+          </w:tcPr>
+          <w:p>
+            <w:pPr>
+              <w:keepNext/>
+            </w:pPr>
+            <w:r>
+              <w:rPr>
+                <w:rFonts w:ascii="Aptos" w:eastAsia="Aptos" w:hAnsi="Aptos" w:cs="Aptos"/>
+                <w:sz w:val="20"/>
+                <w:szCs w:val="20"/>
+              </w:rPr>
+              <w:t>Mid (used to work for a parking garage company)</w:t>
+            </w:r>
+          </w:p>
+        </w:tc>
+        <w:tc>
+          <w:tcPr>
+            <w:tcW w:w="1200" w:type="dxa"/>
+            <w:tcBorders>
+              <w:top w:val="single" w:sz="4" w:space="0" w:color="A6A6A6"/>
+              <w:left w:val="single" w:sz="4" w:space="0" w:color="A6A6A6"/>
+              <w:bottom w:val="single" w:sz="4" w:space="0" w:color="A6A6A6"/>
+              <w:right w:val="single" w:sz="4" w:space="0" w:color="A6A6A6"/>
+            </w:tcBorders>
+            <w:tcMar>
+              <w:top w:w="50" w:type="dxa"/>
+              <w:left w:w="90" w:type="dxa"/>
+              <w:bottom w:w="50" w:type="dxa"/>
+              <w:right w:w="90" w:type="dxa"/>
+            </w:tcMar>
+          </w:tcPr>
+          <w:p>
+            <w:pPr>
+              <w:keepNext/>
+              <w:jc w:val="center"/>
+            </w:pPr>
+            <w:r>
+              <w:rPr>
+                <w:rFonts w:ascii="Aptos" w:eastAsia="Aptos" w:hAnsi="Aptos" w:cs="Aptos"/>
+                <w:sz w:val="20"/>
+                <w:szCs w:val="20"/>
+              </w:rPr>
+              <w:t>15%</w:t>
+            </w:r>
+          </w:p>
+        </w:tc>
+        <w:tc>
+          <w:tcPr>
+            <w:tcW w:w="900" w:type="dxa"/>
+            <w:tcBorders>
+              <w:top w:val="single" w:sz="4" w:space="0" w:color="A6A6A6"/>
+              <w:left w:val="single" w:sz="4" w:space="0" w:color="A6A6A6"/>
+              <w:bottom w:val="single" w:sz="4" w:space="0" w:color="A6A6A6"/>
+              <w:right w:val="single" w:sz="4" w:space="0" w:color="A6A6A6"/>
+            </w:tcBorders>
+            <w:tcMar>
+              <w:top w:w="50" w:type="dxa"/>
+              <w:left w:w="90" w:type="dxa"/>
+              <w:bottom w:w="50" w:type="dxa"/>
+              <w:right w:w="90" w:type="dxa"/>
+            </w:tcMar>
+          </w:tcPr>
+          <w:p>
+            <w:pPr>
+              <w:keepNext/>
+              <w:jc w:val="center"/>
+            </w:pPr>
+            <w:r>
+              <w:rPr>
+                <w:rFonts w:ascii="Aptos" w:eastAsia="Aptos" w:hAnsi="Aptos" w:cs="Aptos"/>
+                <w:sz w:val="20"/>
+                <w:szCs w:val="20"/>
+              </w:rPr>
+              <w:t>6</w:t>
+            </w:r>
+          </w:p>
+        </w:tc>
+        <w:tc>
+          <w:tcPr>
+            <w:tcW w:w="2560" w:type="dxa"/>
+            <w:tcBorders>
+              <w:top w:val="single" w:sz="4" w:space="0" w:color="A6A6A6"/>
+              <w:left w:val="single" w:sz="4" w:space="0" w:color="A6A6A6"/>
+              <w:bottom w:val="single" w:sz="4" w:space="0" w:color="A6A6A6"/>
+              <w:right w:val="single" w:sz="4" w:space="0" w:color="A6A6A6"/>
+            </w:tcBorders>
+            <w:tcMar>
+              <w:top w:w="50" w:type="dxa"/>
+              <w:left w:w="90" w:type="dxa"/>
+              <w:bottom w:w="50" w:type="dxa"/>
+              <w:right w:w="90" w:type="dxa"/>
+            </w:tcMar>
+          </w:tcPr>
+          <w:p>
+            <w:pPr>
+              <w:keepNext/>
+            </w:pPr>
+            <w:r>
+              <w:rPr>
+                <w:rFonts w:ascii="Aptos" w:eastAsia="Aptos" w:hAnsi="Aptos" w:cs="Aptos"/>
+                <w:sz w:val="20"/>
+                <w:szCs w:val="20"/>
+              </w:rPr>
+              <w:t>Decides what features matter most and talks to operators</w:t>
+            </w:r>
+          </w:p>
+        </w:tc>
+      </w:tr>
+      <w:tr>
+        <w:tblPrEx>
+          <w:tblCellMar>
+            <w:top w:w="0" w:type="dxa"/>
+            <w:bottom w:w="0" w:type="dxa"/>
+          </w:tblCellMar>
+        </w:tblPrEx>
+        <w:trPr>
+          <w:cantSplit/>
+        </w:trPr>
+        <w:tc>
+          <w:tcPr>
+            <w:tcW w:w="1400" w:type="dxa"/>
+            <w:tcBorders>
+              <w:top w:val="single" w:sz="4" w:space="0" w:color="A6A6A6"/>
+              <w:left w:val="single" w:sz="4" w:space="0" w:color="A6A6A6"/>
+              <w:bottom w:val="single" w:sz="4" w:space="0" w:color="A6A6A6"/>
+              <w:right w:val="single" w:sz="4" w:space="0" w:color="A6A6A6"/>
+            </w:tcBorders>
+            <w:tcMar>
+              <w:top w:w="50" w:type="dxa"/>
+              <w:left w:w="90" w:type="dxa"/>
+              <w:bottom w:w="50" w:type="dxa"/>
+              <w:right w:w="90" w:type="dxa"/>
+            </w:tcMar>
+          </w:tcPr>
+          <w:p>
+            <w:pPr>
+              <w:keepNext/>
+            </w:pPr>
+            <w:r>
+              <w:rPr>
+                <w:rFonts w:ascii="Aptos" w:eastAsia="Aptos" w:hAnsi="Aptos" w:cs="Aptos"/>
+                <w:b/>
+                <w:bCs/>
+                <w:sz w:val="20"/>
+                <w:szCs w:val="20"/>
+              </w:rPr>
+              <w:t>Backend Lead</w:t>
+            </w:r>
+          </w:p>
+        </w:tc>
+        <w:tc>
+          <w:tcPr>
+            <w:tcW w:w="1400" w:type="dxa"/>
+            <w:tcBorders>
+              <w:top w:val="single" w:sz="4" w:space="0" w:color="A6A6A6"/>
+              <w:left w:val="single" w:sz="4" w:space="0" w:color="A6A6A6"/>
+              <w:bottom w:val="single" w:sz="4" w:space="0" w:color="A6A6A6"/>
+              <w:right w:val="single" w:sz="4" w:space="0" w:color="A6A6A6"/>
+            </w:tcBorders>
+            <w:tcMar>
+              <w:top w:w="50" w:type="dxa"/>
+              <w:left w:w="90" w:type="dxa"/>
+              <w:bottom w:w="50" w:type="dxa"/>
+              <w:right w:w="90" w:type="dxa"/>
+            </w:tcMar>
+          </w:tcPr>
+          <w:p>
+            <w:pPr>
+              <w:keepNext/>
+            </w:pPr>
+            <w:r>
+              <w:rPr>
+                <w:rFonts w:ascii="Aptos" w:eastAsia="Aptos" w:hAnsi="Aptos" w:cs="Aptos"/>
+                <w:sz w:val="20"/>
+                <w:szCs w:val="20"/>
+              </w:rPr>
+              <w:t>Kevin Tran</w:t>
+            </w:r>
+          </w:p>
+        </w:tc>
+        <w:tc>
+          <w:tcPr>
+            <w:tcW w:w="1900" w:type="dxa"/>
+            <w:tcBorders>
+              <w:top w:val="single" w:sz="4" w:space="0" w:color="A6A6A6"/>
+              <w:left w:val="single" w:sz="4" w:space="0" w:color="A6A6A6"/>
+              <w:bottom w:val="single" w:sz="4" w:space="0" w:color="A6A6A6"/>
+              <w:right w:val="single" w:sz="4" w:space="0" w:color="A6A6A6"/>
+            </w:tcBorders>
+            <w:tcMar>
+              <w:top w:w="50" w:type="dxa"/>
+              <w:left w:w="90" w:type="dxa"/>
+              <w:bottom w:w="50" w:type="dxa"/>
+              <w:right w:w="90" w:type="dxa"/>
+            </w:tcMar>
+          </w:tcPr>
+          <w:p>
+            <w:pPr>
+              <w:keepNext/>
+            </w:pPr>
+            <w:r>
+              <w:rPr>
+                <w:rFonts w:ascii="Aptos" w:eastAsia="Aptos" w:hAnsi="Aptos" w:cs="Aptos"/>
+                <w:sz w:val="20"/>
+                <w:szCs w:val="20"/>
+              </w:rPr>
+              <w:t>Senior (4 years with databases and APIs)</w:t>
+            </w:r>
+          </w:p>
+        </w:tc>
+        <w:tc>
+          <w:tcPr>
+            <w:tcW w:w="1200" w:type="dxa"/>
+            <w:tcBorders>
+              <w:top w:val="single" w:sz="4" w:space="0" w:color="A6A6A6"/>
+              <w:left w:val="single" w:sz="4" w:space="0" w:color="A6A6A6"/>
+              <w:bottom w:val="single" w:sz="4" w:space="0" w:color="A6A6A6"/>
+              <w:right w:val="single" w:sz="4" w:space="0" w:color="A6A6A6"/>
+            </w:tcBorders>
+            <w:tcMar>
+              <w:top w:w="50" w:type="dxa"/>
+              <w:left w:w="90" w:type="dxa"/>
+              <w:bottom w:w="50" w:type="dxa"/>
+              <w:right w:w="90" w:type="dxa"/>
+            </w:tcMar>
+          </w:tcPr>
+          <w:p>
+            <w:pPr>
+              <w:keepNext/>
+              <w:jc w:val="center"/>
+            </w:pPr>
+            <w:r>
+              <w:rPr>
+                <w:rFonts w:ascii="Aptos" w:eastAsia="Aptos" w:hAnsi="Aptos" w:cs="Aptos"/>
+                <w:sz w:val="20"/>
+                <w:szCs w:val="20"/>
+              </w:rPr>
+              <w:t>50%</w:t>
+            </w:r>
+          </w:p>
+        </w:tc>
+        <w:tc>
+          <w:tcPr>
+            <w:tcW w:w="900" w:type="dxa"/>
+            <w:tcBorders>
+              <w:top w:val="single" w:sz="4" w:space="0" w:color="A6A6A6"/>
+              <w:left w:val="single" w:sz="4" w:space="0" w:color="A6A6A6"/>
+              <w:bottom w:val="single" w:sz="4" w:space="0" w:color="A6A6A6"/>
+              <w:right w:val="single" w:sz="4" w:space="0" w:color="A6A6A6"/>
+            </w:tcBorders>
+            <w:tcMar>
+              <w:top w:w="50" w:type="dxa"/>
+              <w:left w:w="90" w:type="dxa"/>
+              <w:bottom w:w="50" w:type="dxa"/>
+              <w:right w:w="90" w:type="dxa"/>
+            </w:tcMar>
+          </w:tcPr>
+          <w:p>
+            <w:pPr>
+              <w:keepNext/>
+              <w:jc w:val="center"/>
+            </w:pPr>
+            <w:r>
+              <w:rPr>
+                <w:rFonts w:ascii="Aptos" w:eastAsia="Aptos" w:hAnsi="Aptos" w:cs="Aptos"/>
+                <w:sz w:val="20"/>
+                <w:szCs w:val="20"/>
+              </w:rPr>
+              <w:t>20</w:t>
+            </w:r>
+          </w:p>
+        </w:tc>
+        <w:tc>
+          <w:tcPr>
+            <w:tcW w:w="2560" w:type="dxa"/>
+            <w:tcBorders>
+              <w:top w:val="single" w:sz="4" w:space="0" w:color="A6A6A6"/>
+              <w:left w:val="single" w:sz="4" w:space="0" w:color="A6A6A6"/>
+              <w:bottom w:val="single" w:sz="4" w:space="0" w:color="A6A6A6"/>
+              <w:right w:val="single" w:sz="4" w:space="0" w:color="A6A6A6"/>
+            </w:tcBorders>
+            <w:tcMar>
+              <w:top w:w="50" w:type="dxa"/>
+              <w:left w:w="90" w:type="dxa"/>
+              <w:bottom w:w="50" w:type="dxa"/>
+              <w:right w:w="90" w:type="dxa"/>
+            </w:tcMar>
+          </w:tcPr>
+          <w:p>
+            <w:pPr>
+              <w:keepNext/>
+            </w:pPr>
+            <w:r>
+              <w:rPr>
+                <w:rFonts w:ascii="Aptos" w:eastAsia="Aptos" w:hAnsi="Aptos" w:cs="Aptos"/>
+                <w:sz w:val="20"/>
+                <w:szCs w:val="20"/>
+              </w:rPr>
+              <w:t>Builds the database, reservation logic, and payment setup</w:t>
+            </w:r>
+          </w:p>
+        </w:tc>
+      </w:tr>
+      <w:tr>
+        <w:tblPrEx>
+          <w:tblCellMar>
+            <w:top w:w="0" w:type="dxa"/>
+            <w:bottom w:w="0" w:type="dxa"/>
+          </w:tblCellMar>
+        </w:tblPrEx>
+        <w:trPr>
+          <w:cantSplit/>
+        </w:trPr>
+        <w:tc>
+          <w:tcPr>
+            <w:tcW w:w="1400" w:type="dxa"/>
+            <w:tcBorders>
+              <w:top w:val="single" w:sz="4" w:space="0" w:color="A6A6A6"/>
+              <w:left w:val="single" w:sz="4" w:space="0" w:color="A6A6A6"/>
+              <w:bottom w:val="single" w:sz="4" w:space="0" w:color="A6A6A6"/>
+              <w:right w:val="single" w:sz="4" w:space="0" w:color="A6A6A6"/>
+            </w:tcBorders>
+            <w:tcMar>
+              <w:top w:w="50" w:type="dxa"/>
+              <w:left w:w="90" w:type="dxa"/>
+              <w:bottom w:w="50" w:type="dxa"/>
+              <w:right w:w="90" w:type="dxa"/>
+            </w:tcMar>
+          </w:tcPr>
+          <w:p>
+            <w:pPr>
+              <w:keepNext/>
+            </w:pPr>
+            <w:r>
+              <w:rPr>
+                <w:rFonts w:ascii="Aptos" w:eastAsia="Aptos" w:hAnsi="Aptos" w:cs="Aptos"/>
+                <w:b/>
+                <w:bCs/>
+                <w:sz w:val="20"/>
+                <w:szCs w:val="20"/>
+              </w:rPr>
+              <w:t>Mobile Lead</w:t>
+            </w:r>
+          </w:p>
+        </w:tc>
+        <w:tc>
+          <w:tcPr>
+            <w:tcW w:w="1400" w:type="dxa"/>
+            <w:tcBorders>
+              <w:top w:val="single" w:sz="4" w:space="0" w:color="A6A6A6"/>
+              <w:left w:val="single" w:sz="4" w:space="0" w:color="A6A6A6"/>
+              <w:bottom w:val="single" w:sz="4" w:space="0" w:color="A6A6A6"/>
+              <w:right w:val="single" w:sz="4" w:space="0" w:color="A6A6A6"/>
+            </w:tcBorders>
+            <w:tcMar>
+              <w:top w:w="50" w:type="dxa"/>
+              <w:left w:w="90" w:type="dxa"/>
+              <w:bottom w:w="50" w:type="dxa"/>
+              <w:right w:w="90" w:type="dxa"/>
+            </w:tcMar>
+          </w:tcPr>
+          <w:p>
+            <w:pPr>
+              <w:keepNext/>
+            </w:pPr>
+            <w:r>
+              <w:rPr>
+                <w:rFonts w:ascii="Aptos" w:eastAsia="Aptos" w:hAnsi="Aptos" w:cs="Aptos"/>
+                <w:sz w:val="20"/>
+                <w:szCs w:val="20"/>
+              </w:rPr>
+              <w:t>Jessica Alvarez</w:t>
+            </w:r>
+          </w:p>
+        </w:tc>
+        <w:tc>
+          <w:tcPr>
+            <w:tcW w:w="1900" w:type="dxa"/>
+            <w:tcBorders>
+              <w:top w:val="single" w:sz="4" w:space="0" w:color="A6A6A6"/>
+              <w:left w:val="single" w:sz="4" w:space="0" w:color="A6A6A6"/>
+              <w:bottom w:val="single" w:sz="4" w:space="0" w:color="A6A6A6"/>
+              <w:right w:val="single" w:sz="4" w:space="0" w:color="A6A6A6"/>
+            </w:tcBorders>
+            <w:tcMar>
+              <w:top w:w="50" w:type="dxa"/>
+              <w:left w:w="90" w:type="dxa"/>
+              <w:bottom w:w="50" w:type="dxa"/>
+              <w:right w:w="90" w:type="dxa"/>
+            </w:tcMar>
+          </w:tcPr>
+          <w:p>
+            <w:pPr>
+              <w:keepNext/>
+            </w:pPr>
+            <w:r>
+              <w:rPr>
+                <w:rFonts w:ascii="Aptos" w:eastAsia="Aptos" w:hAnsi="Aptos" w:cs="Aptos"/>
+                <w:sz w:val="20"/>
+                <w:szCs w:val="20"/>
+              </w:rPr>
+              <w:t>Mid (2 years building iOS and Android apps)</w:t>
+            </w:r>
+          </w:p>
+        </w:tc>
+        <w:tc>
+          <w:tcPr>
+            <w:tcW w:w="1200" w:type="dxa"/>
+            <w:tcBorders>
+              <w:top w:val="single" w:sz="4" w:space="0" w:color="A6A6A6"/>
+              <w:left w:val="single" w:sz="4" w:space="0" w:color="A6A6A6"/>
+              <w:bottom w:val="single" w:sz="4" w:space="0" w:color="A6A6A6"/>
+              <w:right w:val="single" w:sz="4" w:space="0" w:color="A6A6A6"/>
+            </w:tcBorders>
+            <w:tcMar>
+              <w:top w:w="50" w:type="dxa"/>
+              <w:left w:w="90" w:type="dxa"/>
+              <w:bottom w:w="50" w:type="dxa"/>
+              <w:right w:w="90" w:type="dxa"/>
+            </w:tcMar>
+          </w:tcPr>
+          <w:p>
+            <w:pPr>
+              <w:keepNext/>
+              <w:jc w:val="center"/>
+            </w:pPr>
+            <w:r>
+              <w:rPr>
+                <w:rFonts w:ascii="Aptos" w:eastAsia="Aptos" w:hAnsi="Aptos" w:cs="Aptos"/>
+                <w:sz w:val="20"/>
+                <w:szCs w:val="20"/>
+              </w:rPr>
+              <w:t>50%</w:t>
+            </w:r>
+          </w:p>
+        </w:tc>
+        <w:tc>
+          <w:tcPr>
+            <w:tcW w:w="900" w:type="dxa"/>
+            <w:tcBorders>
+              <w:top w:val="single" w:sz="4" w:space="0" w:color="A6A6A6"/>
+              <w:left w:val="single" w:sz="4" w:space="0" w:color="A6A6A6"/>
+              <w:bottom w:val="single" w:sz="4" w:space="0" w:color="A6A6A6"/>
+              <w:right w:val="single" w:sz="4" w:space="0" w:color="A6A6A6"/>
+            </w:tcBorders>
+            <w:tcMar>
+              <w:top w:w="50" w:type="dxa"/>
+              <w:left w:w="90" w:type="dxa"/>
+              <w:bottom w:w="50" w:type="dxa"/>
+              <w:right w:w="90" w:type="dxa"/>
+            </w:tcMar>
+          </w:tcPr>
+          <w:p>
+            <w:pPr>
+              <w:keepNext/>
+              <w:jc w:val="center"/>
+            </w:pPr>
+            <w:r>
+              <w:rPr>
+                <w:rFonts w:ascii="Aptos" w:eastAsia="Aptos" w:hAnsi="Aptos" w:cs="Aptos"/>
+                <w:sz w:val="20"/>
+                <w:szCs w:val="20"/>
+              </w:rPr>
+              <w:t>20</w:t>
+            </w:r>
+          </w:p>
+        </w:tc>
+        <w:tc>
+          <w:tcPr>
+            <w:tcW w:w="2560" w:type="dxa"/>
+            <w:tcBorders>
+              <w:top w:val="single" w:sz="4" w:space="0" w:color="A6A6A6"/>
+              <w:left w:val="single" w:sz="4" w:space="0" w:color="A6A6A6"/>
+              <w:bottom w:val="single" w:sz="4" w:space="0" w:color="A6A6A6"/>
+              <w:right w:val="single" w:sz="4" w:space="0" w:color="A6A6A6"/>
+            </w:tcBorders>
+            <w:tcMar>
+              <w:top w:w="50" w:type="dxa"/>
+              <w:left w:w="90" w:type="dxa"/>
+              <w:bottom w:w="50" w:type="dxa"/>
+              <w:right w:w="90" w:type="dxa"/>
+            </w:tcMar>
+          </w:tcPr>
+          <w:p>
+            <w:pPr>
+              <w:keepNext/>
+            </w:pPr>
+            <w:r>
+              <w:rPr>
+                <w:rFonts w:ascii="Aptos" w:eastAsia="Aptos" w:hAnsi="Aptos" w:cs="Aptos"/>
+                <w:sz w:val="20"/>
+                <w:szCs w:val="20"/>
+              </w:rPr>
+              <w:t>Builds the driver app and the operator dashboard</w:t>
+            </w:r>
+          </w:p>
+        </w:tc>
+      </w:tr>
+      <w:tr>
+        <w:tblPrEx>
+          <w:tblCellMar>
+            <w:top w:w="0" w:type="dxa"/>
+            <w:bottom w:w="0" w:type="dxa"/>
+          </w:tblCellMar>
+        </w:tblPrEx>
+        <w:trPr>
+          <w:cantSplit/>
+        </w:trPr>
+        <w:tc>
+          <w:tcPr>
+            <w:tcW w:w="1400" w:type="dxa"/>
+            <w:tcBorders>
+              <w:top w:val="single" w:sz="4" w:space="0" w:color="A6A6A6"/>
+              <w:left w:val="single" w:sz="4" w:space="0" w:color="A6A6A6"/>
+              <w:bottom w:val="single" w:sz="4" w:space="0" w:color="A6A6A6"/>
+              <w:right w:val="single" w:sz="4" w:space="0" w:color="A6A6A6"/>
+            </w:tcBorders>
+            <w:tcMar>
+              <w:top w:w="50" w:type="dxa"/>
+              <w:left w:w="90" w:type="dxa"/>
+              <w:bottom w:w="50" w:type="dxa"/>
+              <w:right w:w="90" w:type="dxa"/>
+            </w:tcMar>
+          </w:tcPr>
+          <w:p>
+            <w:pPr>
+              <w:keepNext/>
+            </w:pPr>
+            <w:r>
+              <w:rPr>
+                <w:rFonts w:ascii="Aptos" w:eastAsia="Aptos" w:hAnsi="Aptos" w:cs="Aptos"/>
+                <w:b/>
+                <w:bCs/>
+                <w:sz w:val="20"/>
+                <w:szCs w:val="20"/>
+              </w:rPr>
+              <w:t>QA Lead</w:t>
+            </w:r>
+          </w:p>
+        </w:tc>
+        <w:tc>
+          <w:tcPr>
+            <w:tcW w:w="1400" w:type="dxa"/>
+            <w:tcBorders>
+              <w:top w:val="single" w:sz="4" w:space="0" w:color="A6A6A6"/>
+              <w:left w:val="single" w:sz="4" w:space="0" w:color="A6A6A6"/>
+              <w:bottom w:val="single" w:sz="4" w:space="0" w:color="A6A6A6"/>
+              <w:right w:val="single" w:sz="4" w:space="0" w:color="A6A6A6"/>
+            </w:tcBorders>
+            <w:tcMar>
+              <w:top w:w="50" w:type="dxa"/>
+              <w:left w:w="90" w:type="dxa"/>
+              <w:bottom w:w="50" w:type="dxa"/>
+              <w:right w:w="90" w:type="dxa"/>
+            </w:tcMar>
+          </w:tcPr>
+          <w:p>
+            <w:pPr>
+              <w:keepNext/>
+            </w:pPr>
+            <w:r>
+              <w:rPr>
+                <w:rFonts w:ascii="Aptos" w:eastAsia="Aptos" w:hAnsi="Aptos" w:cs="Aptos"/>
+                <w:sz w:val="20"/>
+                <w:szCs w:val="20"/>
+              </w:rPr>
+              <w:t>Brandon Lee</w:t>
+            </w:r>
+          </w:p>
+        </w:tc>
+        <w:tc>
+          <w:tcPr>
+            <w:tcW w:w="1900" w:type="dxa"/>
+            <w:tcBorders>
+              <w:top w:val="single" w:sz="4" w:space="0" w:color="A6A6A6"/>
+              <w:left w:val="single" w:sz="4" w:space="0" w:color="A6A6A6"/>
+              <w:bottom w:val="single" w:sz="4" w:space="0" w:color="A6A6A6"/>
+              <w:right w:val="single" w:sz="4" w:space="0" w:color="A6A6A6"/>
+            </w:tcBorders>
+            <w:tcMar>
+              <w:top w:w="50" w:type="dxa"/>
+              <w:left w:w="90" w:type="dxa"/>
+              <w:bottom w:w="50" w:type="dxa"/>
+              <w:right w:w="90" w:type="dxa"/>
+            </w:tcMar>
+          </w:tcPr>
+          <w:p>
+            <w:pPr>
+              <w:keepNext/>
+            </w:pPr>
+            <w:r>
+              <w:rPr>
+                <w:rFonts w:ascii="Aptos" w:eastAsia="Aptos" w:hAnsi="Aptos" w:cs="Aptos"/>
+                <w:sz w:val="20"/>
+                <w:szCs w:val="20"/>
+              </w:rPr>
+              <w:t>Junior (first QA role)</w:t>
+            </w:r>
+          </w:p>
+        </w:tc>
+        <w:tc>
+          <w:tcPr>
+            <w:tcW w:w="1200" w:type="dxa"/>
+            <w:tcBorders>
+              <w:top w:val="single" w:sz="4" w:space="0" w:color="A6A6A6"/>
+              <w:left w:val="single" w:sz="4" w:space="0" w:color="A6A6A6"/>
+              <w:bottom w:val="single" w:sz="4" w:space="0" w:color="A6A6A6"/>
+              <w:right w:val="single" w:sz="4" w:space="0" w:color="A6A6A6"/>
+            </w:tcBorders>
+            <w:tcMar>
+              <w:top w:w="50" w:type="dxa"/>
+              <w:left w:w="90" w:type="dxa"/>
+              <w:bottom w:w="50" w:type="dxa"/>
+              <w:right w:w="90" w:type="dxa"/>
+            </w:tcMar>
+          </w:tcPr>
+          <w:p>
+            <w:pPr>
+              <w:keepNext/>
+              <w:jc w:val="center"/>
+            </w:pPr>
+            <w:r>
+              <w:rPr>
+                <w:rFonts w:ascii="Aptos" w:eastAsia="Aptos" w:hAnsi="Aptos" w:cs="Aptos"/>
+                <w:sz w:val="20"/>
+                <w:szCs w:val="20"/>
+              </w:rPr>
+              <w:t>25%</w:t>
+            </w:r>
+          </w:p>
+        </w:tc>
+        <w:tc>
+          <w:tcPr>
+            <w:tcW w:w="900" w:type="dxa"/>
+            <w:tcBorders>
+              <w:top w:val="single" w:sz="4" w:space="0" w:color="A6A6A6"/>
+              <w:left w:val="single" w:sz="4" w:space="0" w:color="A6A6A6"/>
+              <w:bottom w:val="single" w:sz="4" w:space="0" w:color="A6A6A6"/>
+              <w:right w:val="single" w:sz="4" w:space="0" w:color="A6A6A6"/>
+            </w:tcBorders>
+            <w:tcMar>
+              <w:top w:w="50" w:type="dxa"/>
+              <w:left w:w="90" w:type="dxa"/>
+              <w:bottom w:w="50" w:type="dxa"/>
+              <w:right w:w="90" w:type="dxa"/>
+            </w:tcMar>
+          </w:tcPr>
+          <w:p>
+            <w:pPr>
+              <w:keepNext/>
+              <w:jc w:val="center"/>
+            </w:pPr>
+            <w:r>
+              <w:rPr>
+                <w:rFonts w:ascii="Aptos" w:eastAsia="Aptos" w:hAnsi="Aptos" w:cs="Aptos"/>
+                <w:sz w:val="20"/>
+                <w:szCs w:val="20"/>
+              </w:rPr>
+              <w:t>10</w:t>
+            </w:r>
+          </w:p>
+        </w:tc>
+        <w:tc>
+          <w:tcPr>
+            <w:tcW w:w="2560" w:type="dxa"/>
+            <w:tcBorders>
+              <w:top w:val="single" w:sz="4" w:space="0" w:color="A6A6A6"/>
+              <w:left w:val="single" w:sz="4" w:space="0" w:color="A6A6A6"/>
+              <w:bottom w:val="single" w:sz="4" w:space="0" w:color="A6A6A6"/>
+              <w:right w:val="single" w:sz="4" w:space="0" w:color="A6A6A6"/>
+            </w:tcBorders>
+            <w:tcMar>
+              <w:top w:w="50" w:type="dxa"/>
+              <w:left w:w="90" w:type="dxa"/>
+              <w:bottom w:w="50" w:type="dxa"/>
+              <w:right w:w="90" w:type="dxa"/>
+            </w:tcMar>
+          </w:tcPr>
+          <w:p>
+            <w:pPr>
+              <w:keepNext/>
+            </w:pPr>
+            <w:r>
+              <w:rPr>
+                <w:rFonts w:ascii="Aptos" w:eastAsia="Aptos" w:hAnsi="Aptos" w:cs="Aptos"/>
+                <w:sz w:val="20"/>
+                <w:szCs w:val="20"/>
+              </w:rPr>
+              <w:t>Writes test cases and runs testing</w:t>
+            </w:r>
+          </w:p>
+        </w:tc>
+      </w:tr>
+      <w:tr>
+        <w:tblPrEx>
+          <w:tblCellMar>
+            <w:top w:w="0" w:type="dxa"/>
+            <w:bottom w:w="0" w:type="dxa"/>
+          </w:tblCellMar>
+        </w:tblPrEx>
+        <w:trPr>
+          <w:cantSplit/>
+        </w:trPr>
+        <w:tc>
+          <w:tcPr>
+            <w:tcW w:w="1400" w:type="dxa"/>
+            <w:tcBorders>
+              <w:top w:val="single" w:sz="4" w:space="0" w:color="A6A6A6"/>
+              <w:left w:val="single" w:sz="4" w:space="0" w:color="A6A6A6"/>
+              <w:bottom w:val="single" w:sz="4" w:space="0" w:color="A6A6A6"/>
+              <w:right w:val="single" w:sz="4" w:space="0" w:color="A6A6A6"/>
+            </w:tcBorders>
+            <w:tcMar>
+              <w:top w:w="50" w:type="dxa"/>
+              <w:left w:w="90" w:type="dxa"/>
+              <w:bottom w:w="50" w:type="dxa"/>
+              <w:right w:w="90" w:type="dxa"/>
+            </w:tcMar>
+          </w:tcPr>
+          <w:p>
+            <w:r>
+              <w:rPr>
+                <w:rFonts w:ascii="Aptos" w:eastAsia="Aptos" w:hAnsi="Aptos" w:cs="Aptos"/>
+                <w:b/>
+                <w:bCs/>
+                <w:sz w:val="20"/>
+                <w:szCs w:val="20"/>
+              </w:rPr>
+              <w:t>Finance/Billing</w:t>
+            </w:r>
+          </w:p>
+        </w:tc>
+        <w:tc>
+          <w:tcPr>
+            <w:tcW w:w="1400" w:type="dxa"/>
+            <w:tcBorders>
+              <w:top w:val="single" w:sz="4" w:space="0" w:color="A6A6A6"/>
+              <w:left w:val="single" w:sz="4" w:space="0" w:color="A6A6A6"/>
+              <w:bottom w:val="single" w:sz="4" w:space="0" w:color="A6A6A6"/>
+              <w:right w:val="single" w:sz="4" w:space="0" w:color="A6A6A6"/>
+            </w:tcBorders>
+            <w:tcMar>
+              <w:top w:w="50" w:type="dxa"/>
+              <w:left w:w="90" w:type="dxa"/>
+              <w:bottom w:w="50" w:type="dxa"/>
+              <w:right w:w="90" w:type="dxa"/>
+            </w:tcMar>
+          </w:tcPr>
+          <w:p>
+            <w:r>
+              <w:rPr>
+                <w:rFonts w:ascii="Aptos" w:eastAsia="Aptos" w:hAnsi="Aptos" w:cs="Aptos"/>
+                <w:sz w:val="20"/>
+                <w:szCs w:val="20"/>
+              </w:rPr>
+              <w:t>Nicole Harper</w:t>
+            </w:r>
+          </w:p>
+        </w:tc>
+        <w:tc>
+          <w:tcPr>
+            <w:tcW w:w="1900" w:type="dxa"/>
+            <w:tcBorders>
+              <w:top w:val="single" w:sz="4" w:space="0" w:color="A6A6A6"/>
+              <w:left w:val="single" w:sz="4" w:space="0" w:color="A6A6A6"/>
+              <w:bottom w:val="single" w:sz="4" w:space="0" w:color="A6A6A6"/>
+              <w:right w:val="single" w:sz="4" w:space="0" w:color="A6A6A6"/>
+            </w:tcBorders>
+            <w:tcMar>
+              <w:top w:w="50" w:type="dxa"/>
+              <w:left w:w="90" w:type="dxa"/>
+              <w:bottom w:w="50" w:type="dxa"/>
+              <w:right w:w="90" w:type="dxa"/>
+            </w:tcMar>
+          </w:tcPr>
+          <w:p>
+            <w:r>
+              <w:rPr>
+                <w:rFonts w:ascii="Aptos" w:eastAsia="Aptos" w:hAnsi="Aptos" w:cs="Aptos"/>
+                <w:sz w:val="20"/>
+                <w:szCs w:val="20"/>
+              </w:rPr>
+              <w:t>Mid (handles budgets and payment fees)</w:t>
+            </w:r>
+          </w:p>
+        </w:tc>
+        <w:tc>
+          <w:tcPr>
+            <w:tcW w:w="1200" w:type="dxa"/>
+            <w:tcBorders>
+              <w:top w:val="single" w:sz="4" w:space="0" w:color="A6A6A6"/>
+              <w:left w:val="single" w:sz="4" w:space="0" w:color="A6A6A6"/>
+              <w:bottom w:val="single" w:sz="4" w:space="0" w:color="A6A6A6"/>
+              <w:right w:val="single" w:sz="4" w:space="0" w:color="A6A6A6"/>
+            </w:tcBorders>
+            <w:tcMar>
+              <w:top w:w="50" w:type="dxa"/>
+              <w:left w:w="90" w:type="dxa"/>
+              <w:bottom w:w="50" w:type="dxa"/>
+              <w:right w:w="90" w:type="dxa"/>
+            </w:tcMar>
+          </w:tcPr>
+          <w:p>
+            <w:pPr>
+              <w:jc w:val="center"/>
+            </w:pPr>
+            <w:r>
+              <w:rPr>
+                <w:rFonts w:ascii="Aptos" w:eastAsia="Aptos" w:hAnsi="Aptos" w:cs="Aptos"/>
+                <w:sz w:val="20"/>
+                <w:szCs w:val="20"/>
+              </w:rPr>
+              <w:t>5%</w:t>
+            </w:r>
+          </w:p>
+        </w:tc>
+        <w:tc>
+          <w:tcPr>
+            <w:tcW w:w="900" w:type="dxa"/>
+            <w:tcBorders>
+              <w:top w:val="single" w:sz="4" w:space="0" w:color="A6A6A6"/>
+              <w:left w:val="single" w:sz="4" w:space="0" w:color="A6A6A6"/>
+              <w:bottom w:val="single" w:sz="4" w:space="0" w:color="A6A6A6"/>
+              <w:right w:val="single" w:sz="4" w:space="0" w:color="A6A6A6"/>
+            </w:tcBorders>
+            <w:tcMar>
+              <w:top w:w="50" w:type="dxa"/>
+              <w:left w:w="90" w:type="dxa"/>
+              <w:bottom w:w="50" w:type="dxa"/>
+              <w:right w:w="90" w:type="dxa"/>
+            </w:tcMar>
+          </w:tcPr>
+          <w:p>
+            <w:pPr>
+              <w:jc w:val="center"/>
+            </w:pPr>
+            <w:r>
+              <w:rPr>
+                <w:rFonts w:ascii="Aptos" w:eastAsia="Aptos" w:hAnsi="Aptos" w:cs="Aptos"/>
+                <w:sz w:val="20"/>
+                <w:szCs w:val="20"/>
+              </w:rPr>
+              <w:t>2</w:t>
+            </w:r>
+          </w:p>
+        </w:tc>
+        <w:tc>
+          <w:tcPr>
+            <w:tcW w:w="2560" w:type="dxa"/>
+            <w:tcBorders>
+              <w:top w:val="single" w:sz="4" w:space="0" w:color="A6A6A6"/>
+              <w:left w:val="single" w:sz="4" w:space="0" w:color="A6A6A6"/>
+              <w:bottom w:val="single" w:sz="4" w:space="0" w:color="A6A6A6"/>
+              <w:right w:val="single" w:sz="4" w:space="0" w:color="A6A6A6"/>
+            </w:tcBorders>
+            <w:tcMar>
+              <w:top w:w="50" w:type="dxa"/>
+              <w:left w:w="90" w:type="dxa"/>
+              <w:bottom w:w="50" w:type="dxa"/>
+              <w:right w:w="90" w:type="dxa"/>
+            </w:tcMar>
+          </w:tcPr>
+          <w:p>
+            <w:r>
+              <w:rPr>
+                <w:rFonts w:ascii="Aptos" w:eastAsia="Aptos" w:hAnsi="Aptos" w:cs="Aptos"/>
+                <w:sz w:val="20"/>
+                <w:szCs w:val="20"/>
+              </w:rPr>
+              <w:t>Tracks spending and card processing costs</w:t>
+            </w:r>
+          </w:p>
+        </w:tc>
+      </w:tr>
+    </w:tbl>
+    <w:p/>
+    <w:p>
+      <w:pPr>
+        <w:keepNext/>
+      </w:pPr>
+      <w:r>
+        <w:rPr>
+          <w:rFonts w:ascii="Aptos" w:eastAsia="Aptos" w:hAnsi="Aptos" w:cs="Aptos"/>
+          <w:b/>
+          <w:bCs/>
+        </w:rPr>
+        <w:t>2. Resource &amp; Cost Plan</w:t>
+      </w:r>
+    </w:p>
+    <w:p>
+      <w:r>
+        <w:rPr>
+          <w:rFonts w:ascii="Aptos" w:eastAsia="Aptos" w:hAnsi="Aptos" w:cs="Aptos"/>
+        </w:rPr>
+        <w:t>I used the bottom-up method since we already have the WBS and schedule broken into tasks. I figured out each person's hours over the 16 weeks (August 24 to December 13), multiplied by their rate, then added the other costs on top.</w:t>
+      </w:r>
+    </w:p>
+    <w:p>
+      <w:pPr>
+        <w:keepNext/>
+        <w:spacing w:after="80"/>
+      </w:pPr>
+      <w:r>
+        <w:rPr>
+          <w:rFonts w:ascii="Aptos" w:eastAsia="Aptos" w:hAnsi="Aptos" w:cs="Aptos"/>
+          <w:b/>
+          <w:bCs/>
+        </w:rPr>
+        <w:lastRenderedPageBreak/>
+        <w:t>Labor</w:t>
+      </w:r>
+    </w:p>
+    <w:tbl>
+      <w:tblPr>
+        <w:tblW w:w="9360" w:type="dxa"/>
+        <w:tblBorders>
+          <w:top w:val="single" w:sz="4" w:space="0" w:color="auto"/>
+          <w:left w:val="single" w:sz="4" w:space="0" w:color="auto"/>
+          <w:bottom w:val="single" w:sz="4" w:space="0" w:color="auto"/>
+          <w:right w:val="single" w:sz="4" w:space="0" w:color="auto"/>
+          <w:insideH w:val="single" w:sz="4" w:space="0" w:color="auto"/>
+          <w:insideV w:val="single" w:sz="4" w:space="0" w:color="auto"/>
+        </w:tblBorders>
+        <w:tblCellMar>
+          <w:left w:w="10" w:type="dxa"/>
+          <w:right w:w="10" w:type="dxa"/>
+        </w:tblCellMar>
+        <w:tblLook w:val="04A0" w:firstRow="1" w:lastRow="0" w:firstColumn="1" w:lastColumn="0" w:noHBand="0" w:noVBand="1"/>
+      </w:tblPr>
+      <w:tblGrid>
+        <w:gridCol w:w="2200"/>
+        <w:gridCol w:w="2000"/>
+        <w:gridCol w:w="1500"/>
+        <w:gridCol w:w="1660"/>
+        <w:gridCol w:w="2000"/>
+      </w:tblGrid>
+      <w:tr>
+        <w:tblPrEx>
+          <w:tblCellMar>
+            <w:top w:w="0" w:type="dxa"/>
+            <w:bottom w:w="0" w:type="dxa"/>
+          </w:tblCellMar>
+        </w:tblPrEx>
+        <w:trPr>
+          <w:cantSplit/>
+          <w:tblHeader/>
+        </w:trPr>
+        <w:tc>
+          <w:tcPr>
+            <w:tcW w:w="2200" w:type="dxa"/>
+            <w:tcBorders>
+              <w:top w:val="single" w:sz="4" w:space="0" w:color="A6A6A6"/>
+              <w:left w:val="single" w:sz="4" w:space="0" w:color="A6A6A6"/>
+              <w:bottom w:val="single" w:sz="4" w:space="0" w:color="A6A6A6"/>
+              <w:right w:val="single" w:sz="4" w:space="0" w:color="A6A6A6"/>
+            </w:tcBorders>
+            <w:shd w:val="clear" w:color="auto" w:fill="1F4E79"/>
+            <w:tcMar>
+              <w:top w:w="50" w:type="dxa"/>
+              <w:left w:w="90" w:type="dxa"/>
+              <w:bottom w:w="50" w:type="dxa"/>
+              <w:right w:w="90" w:type="dxa"/>
+            </w:tcMar>
+          </w:tcPr>
+          <w:p>
+            <w:pPr>
+              <w:keepNext/>
+            </w:pPr>
+            <w:r>
+              <w:rPr>
+                <w:rFonts w:ascii="Aptos" w:eastAsia="Aptos" w:hAnsi="Aptos" w:cs="Aptos"/>
+                <w:b/>
+                <w:bCs/>
+                <w:color w:val="FFFFFF"/>
+                <w:sz w:val="20"/>
+                <w:szCs w:val="20"/>
+              </w:rPr>
+              <w:t>Role</w:t>
+            </w:r>
+          </w:p>
+        </w:tc>
+        <w:tc>
+          <w:tcPr>
+            <w:tcW w:w="2000" w:type="dxa"/>
+            <w:tcBorders>
+              <w:top w:val="single" w:sz="4" w:space="0" w:color="A6A6A6"/>
+              <w:left w:val="single" w:sz="4" w:space="0" w:color="A6A6A6"/>
+              <w:bottom w:val="single" w:sz="4" w:space="0" w:color="A6A6A6"/>
+              <w:right w:val="single" w:sz="4" w:space="0" w:color="A6A6A6"/>
+            </w:tcBorders>
+            <w:shd w:val="clear" w:color="auto" w:fill="1F4E79"/>
+            <w:tcMar>
+              <w:top w:w="50" w:type="dxa"/>
+              <w:left w:w="90" w:type="dxa"/>
+              <w:bottom w:w="50" w:type="dxa"/>
+              <w:right w:w="90" w:type="dxa"/>
+            </w:tcMar>
+          </w:tcPr>
+          <w:p>
+            <w:pPr>
+              <w:keepNext/>
+            </w:pPr>
+            <w:r>
+              <w:rPr>
+                <w:rFonts w:ascii="Aptos" w:eastAsia="Aptos" w:hAnsi="Aptos" w:cs="Aptos"/>
+                <w:b/>
+                <w:bCs/>
+                <w:color w:val="FFFFFF"/>
+                <w:sz w:val="20"/>
+                <w:szCs w:val="20"/>
+              </w:rPr>
+              <w:t>Name</w:t>
+            </w:r>
+          </w:p>
+        </w:tc>
+        <w:tc>
+          <w:tcPr>
+            <w:tcW w:w="1500" w:type="dxa"/>
+            <w:tcBorders>
+              <w:top w:val="single" w:sz="4" w:space="0" w:color="A6A6A6"/>
+              <w:left w:val="single" w:sz="4" w:space="0" w:color="A6A6A6"/>
+              <w:bottom w:val="single" w:sz="4" w:space="0" w:color="A6A6A6"/>
+              <w:right w:val="single" w:sz="4" w:space="0" w:color="A6A6A6"/>
+            </w:tcBorders>
+            <w:shd w:val="clear" w:color="auto" w:fill="1F4E79"/>
+            <w:tcMar>
+              <w:top w:w="50" w:type="dxa"/>
+              <w:left w:w="90" w:type="dxa"/>
+              <w:bottom w:w="50" w:type="dxa"/>
+              <w:right w:w="90" w:type="dxa"/>
+            </w:tcMar>
+          </w:tcPr>
+          <w:p>
+            <w:pPr>
+              <w:keepNext/>
+            </w:pPr>
+            <w:r>
+              <w:rPr>
+                <w:rFonts w:ascii="Aptos" w:eastAsia="Aptos" w:hAnsi="Aptos" w:cs="Aptos"/>
+                <w:b/>
+                <w:bCs/>
+                <w:color w:val="FFFFFF"/>
+                <w:sz w:val="20"/>
+                <w:szCs w:val="20"/>
+              </w:rPr>
+              <w:t>Total Hours</w:t>
+            </w:r>
+          </w:p>
+        </w:tc>
+        <w:tc>
+          <w:tcPr>
+            <w:tcW w:w="1660" w:type="dxa"/>
+            <w:tcBorders>
+              <w:top w:val="single" w:sz="4" w:space="0" w:color="A6A6A6"/>
+              <w:left w:val="single" w:sz="4" w:space="0" w:color="A6A6A6"/>
+              <w:bottom w:val="single" w:sz="4" w:space="0" w:color="A6A6A6"/>
+              <w:right w:val="single" w:sz="4" w:space="0" w:color="A6A6A6"/>
+            </w:tcBorders>
+            <w:shd w:val="clear" w:color="auto" w:fill="1F4E79"/>
+            <w:tcMar>
+              <w:top w:w="50" w:type="dxa"/>
+              <w:left w:w="90" w:type="dxa"/>
+              <w:bottom w:w="50" w:type="dxa"/>
+              <w:right w:w="90" w:type="dxa"/>
+            </w:tcMar>
+          </w:tcPr>
+          <w:p>
+            <w:pPr>
+              <w:keepNext/>
+            </w:pPr>
+            <w:r>
+              <w:rPr>
+                <w:rFonts w:ascii="Aptos" w:eastAsia="Aptos" w:hAnsi="Aptos" w:cs="Aptos"/>
+                <w:b/>
+                <w:bCs/>
+                <w:color w:val="FFFFFF"/>
+                <w:sz w:val="20"/>
+                <w:szCs w:val="20"/>
+              </w:rPr>
+              <w:t>Rate</w:t>
+            </w:r>
+          </w:p>
+        </w:tc>
+        <w:tc>
+          <w:tcPr>
+            <w:tcW w:w="2000" w:type="dxa"/>
+            <w:tcBorders>
+              <w:top w:val="single" w:sz="4" w:space="0" w:color="A6A6A6"/>
+              <w:left w:val="single" w:sz="4" w:space="0" w:color="A6A6A6"/>
+              <w:bottom w:val="single" w:sz="4" w:space="0" w:color="A6A6A6"/>
+              <w:right w:val="single" w:sz="4" w:space="0" w:color="A6A6A6"/>
+            </w:tcBorders>
+            <w:shd w:val="clear" w:color="auto" w:fill="1F4E79"/>
+            <w:tcMar>
+              <w:top w:w="50" w:type="dxa"/>
+              <w:left w:w="90" w:type="dxa"/>
+              <w:bottom w:w="50" w:type="dxa"/>
+              <w:right w:w="90" w:type="dxa"/>
+            </w:tcMar>
+          </w:tcPr>
+          <w:p>
+            <w:pPr>
+              <w:keepNext/>
+            </w:pPr>
+            <w:r>
+              <w:rPr>
+                <w:rFonts w:ascii="Aptos" w:eastAsia="Aptos" w:hAnsi="Aptos" w:cs="Aptos"/>
+                <w:b/>
+                <w:bCs/>
+                <w:color w:val="FFFFFF"/>
+                <w:sz w:val="20"/>
+                <w:szCs w:val="20"/>
+              </w:rPr>
+              <w:t>Cost</w:t>
+            </w:r>
+          </w:p>
+        </w:tc>
+      </w:tr>
+      <w:tr>
+        <w:tblPrEx>
+          <w:tblCellMar>
+            <w:top w:w="0" w:type="dxa"/>
+            <w:bottom w:w="0" w:type="dxa"/>
+          </w:tblCellMar>
+        </w:tblPrEx>
+        <w:trPr>
+          <w:cantSplit/>
+        </w:trPr>
+        <w:tc>
+          <w:tcPr>
+            <w:tcW w:w="2200" w:type="dxa"/>
+            <w:tcBorders>
+              <w:top w:val="single" w:sz="4" w:space="0" w:color="A6A6A6"/>
+              <w:left w:val="single" w:sz="4" w:space="0" w:color="A6A6A6"/>
+              <w:bottom w:val="single" w:sz="4" w:space="0" w:color="A6A6A6"/>
+              <w:right w:val="single" w:sz="4" w:space="0" w:color="A6A6A6"/>
+            </w:tcBorders>
+            <w:tcMar>
+              <w:top w:w="50" w:type="dxa"/>
+              <w:left w:w="90" w:type="dxa"/>
+              <w:bottom w:w="50" w:type="dxa"/>
+              <w:right w:w="90" w:type="dxa"/>
+            </w:tcMar>
+          </w:tcPr>
+          <w:p>
+            <w:pPr>
+              <w:keepNext/>
+            </w:pPr>
+            <w:r>
+              <w:rPr>
+                <w:rFonts w:ascii="Aptos" w:eastAsia="Aptos" w:hAnsi="Aptos" w:cs="Aptos"/>
+                <w:sz w:val="20"/>
+                <w:szCs w:val="20"/>
+              </w:rPr>
+              <w:t>Project Manager</w:t>
+            </w:r>
+          </w:p>
+        </w:tc>
+        <w:tc>
+          <w:tcPr>
+            <w:tcW w:w="2000" w:type="dxa"/>
+            <w:tcBorders>
+              <w:top w:val="single" w:sz="4" w:space="0" w:color="A6A6A6"/>
+              <w:left w:val="single" w:sz="4" w:space="0" w:color="A6A6A6"/>
+              <w:bottom w:val="single" w:sz="4" w:space="0" w:color="A6A6A6"/>
+              <w:right w:val="single" w:sz="4" w:space="0" w:color="A6A6A6"/>
+            </w:tcBorders>
+            <w:tcMar>
+              <w:top w:w="50" w:type="dxa"/>
+              <w:left w:w="90" w:type="dxa"/>
+              <w:bottom w:w="50" w:type="dxa"/>
+              <w:right w:w="90" w:type="dxa"/>
+            </w:tcMar>
+          </w:tcPr>
+          <w:p>
+            <w:pPr>
+              <w:keepNext/>
+            </w:pPr>
+            <w:r>
+              <w:rPr>
+                <w:rFonts w:ascii="Aptos" w:eastAsia="Aptos" w:hAnsi="Aptos" w:cs="Aptos"/>
+                <w:sz w:val="20"/>
+                <w:szCs w:val="20"/>
+              </w:rPr>
+              <w:t>Danny Ortiz</w:t>
+            </w:r>
+          </w:p>
+        </w:tc>
+        <w:tc>
+          <w:tcPr>
+            <w:tcW w:w="1500" w:type="dxa"/>
+            <w:tcBorders>
+              <w:top w:val="single" w:sz="4" w:space="0" w:color="A6A6A6"/>
+              <w:left w:val="single" w:sz="4" w:space="0" w:color="A6A6A6"/>
+              <w:bottom w:val="single" w:sz="4" w:space="0" w:color="A6A6A6"/>
+              <w:right w:val="single" w:sz="4" w:space="0" w:color="A6A6A6"/>
+            </w:tcBorders>
+            <w:tcMar>
+              <w:top w:w="50" w:type="dxa"/>
+              <w:left w:w="90" w:type="dxa"/>
+              <w:bottom w:w="50" w:type="dxa"/>
+              <w:right w:w="90" w:type="dxa"/>
+            </w:tcMar>
+          </w:tcPr>
+          <w:p>
+            <w:pPr>
+              <w:keepNext/>
+            </w:pPr>
+            <w:r>
+              <w:rPr>
+                <w:rFonts w:ascii="Aptos" w:eastAsia="Aptos" w:hAnsi="Aptos" w:cs="Aptos"/>
+                <w:sz w:val="20"/>
+                <w:szCs w:val="20"/>
+              </w:rPr>
+              <w:t>160</w:t>
+            </w:r>
+          </w:p>
+        </w:tc>
+        <w:tc>
+          <w:tcPr>
+            <w:tcW w:w="1660" w:type="dxa"/>
+            <w:tcBorders>
+              <w:top w:val="single" w:sz="4" w:space="0" w:color="A6A6A6"/>
+              <w:left w:val="single" w:sz="4" w:space="0" w:color="A6A6A6"/>
+              <w:bottom w:val="single" w:sz="4" w:space="0" w:color="A6A6A6"/>
+              <w:right w:val="single" w:sz="4" w:space="0" w:color="A6A6A6"/>
+            </w:tcBorders>
+            <w:tcMar>
+              <w:top w:w="50" w:type="dxa"/>
+              <w:left w:w="90" w:type="dxa"/>
+              <w:bottom w:w="50" w:type="dxa"/>
+              <w:right w:w="90" w:type="dxa"/>
+            </w:tcMar>
+          </w:tcPr>
+          <w:p>
+            <w:pPr>
+              <w:keepNext/>
+            </w:pPr>
+            <w:r>
+              <w:rPr>
+                <w:rFonts w:ascii="Aptos" w:eastAsia="Aptos" w:hAnsi="Aptos" w:cs="Aptos"/>
+                <w:sz w:val="20"/>
+                <w:szCs w:val="20"/>
+              </w:rPr>
+              <w:t>$40/</w:t>
+            </w:r>
+            <w:proofErr w:type="spellStart"/>
+            <w:r>
+              <w:rPr>
+                <w:rFonts w:ascii="Aptos" w:eastAsia="Aptos" w:hAnsi="Aptos" w:cs="Aptos"/>
+                <w:sz w:val="20"/>
+                <w:szCs w:val="20"/>
+              </w:rPr>
+              <w:t>hr</w:t>
+            </w:r>
+            <w:proofErr w:type="spellEnd"/>
+          </w:p>
+        </w:tc>
+        <w:tc>
+          <w:tcPr>
+            <w:tcW w:w="2000" w:type="dxa"/>
+            <w:tcBorders>
+              <w:top w:val="single" w:sz="4" w:space="0" w:color="A6A6A6"/>
+              <w:left w:val="single" w:sz="4" w:space="0" w:color="A6A6A6"/>
+              <w:bottom w:val="single" w:sz="4" w:space="0" w:color="A6A6A6"/>
+              <w:right w:val="single" w:sz="4" w:space="0" w:color="A6A6A6"/>
+            </w:tcBorders>
+            <w:tcMar>
+              <w:top w:w="50" w:type="dxa"/>
+              <w:left w:w="90" w:type="dxa"/>
+              <w:bottom w:w="50" w:type="dxa"/>
+              <w:right w:w="90" w:type="dxa"/>
+            </w:tcMar>
+          </w:tcPr>
+          <w:p>
+            <w:pPr>
+              <w:keepNext/>
+            </w:pPr>
+            <w:r>
+              <w:rPr>
+                <w:rFonts w:ascii="Aptos" w:eastAsia="Aptos" w:hAnsi="Aptos" w:cs="Aptos"/>
+                <w:sz w:val="20"/>
+                <w:szCs w:val="20"/>
+              </w:rPr>
+              <w:t>$6,400</w:t>
+            </w:r>
+          </w:p>
+        </w:tc>
+      </w:tr>
+      <w:tr>
+        <w:tblPrEx>
+          <w:tblCellMar>
+            <w:top w:w="0" w:type="dxa"/>
+            <w:bottom w:w="0" w:type="dxa"/>
+          </w:tblCellMar>
+        </w:tblPrEx>
+        <w:trPr>
+          <w:cantSplit/>
+        </w:trPr>
+        <w:tc>
+          <w:tcPr>
+            <w:tcW w:w="2200" w:type="dxa"/>
+            <w:tcBorders>
+              <w:top w:val="single" w:sz="4" w:space="0" w:color="A6A6A6"/>
+              <w:left w:val="single" w:sz="4" w:space="0" w:color="A6A6A6"/>
+              <w:bottom w:val="single" w:sz="4" w:space="0" w:color="A6A6A6"/>
+              <w:right w:val="single" w:sz="4" w:space="0" w:color="A6A6A6"/>
+            </w:tcBorders>
+            <w:tcMar>
+              <w:top w:w="50" w:type="dxa"/>
+              <w:left w:w="90" w:type="dxa"/>
+              <w:bottom w:w="50" w:type="dxa"/>
+              <w:right w:w="90" w:type="dxa"/>
+            </w:tcMar>
+          </w:tcPr>
+          <w:p>
+            <w:pPr>
+              <w:keepNext/>
+            </w:pPr>
+            <w:r>
+              <w:rPr>
+                <w:rFonts w:ascii="Aptos" w:eastAsia="Aptos" w:hAnsi="Aptos" w:cs="Aptos"/>
+                <w:sz w:val="20"/>
+                <w:szCs w:val="20"/>
+              </w:rPr>
+              <w:t>Product Owner</w:t>
+            </w:r>
+          </w:p>
+        </w:tc>
+        <w:tc>
+          <w:tcPr>
+            <w:tcW w:w="2000" w:type="dxa"/>
+            <w:tcBorders>
+              <w:top w:val="single" w:sz="4" w:space="0" w:color="A6A6A6"/>
+              <w:left w:val="single" w:sz="4" w:space="0" w:color="A6A6A6"/>
+              <w:bottom w:val="single" w:sz="4" w:space="0" w:color="A6A6A6"/>
+              <w:right w:val="single" w:sz="4" w:space="0" w:color="A6A6A6"/>
+            </w:tcBorders>
+            <w:tcMar>
+              <w:top w:w="50" w:type="dxa"/>
+              <w:left w:w="90" w:type="dxa"/>
+              <w:bottom w:w="50" w:type="dxa"/>
+              <w:right w:w="90" w:type="dxa"/>
+            </w:tcMar>
+          </w:tcPr>
+          <w:p>
+            <w:pPr>
+              <w:keepNext/>
+            </w:pPr>
+            <w:r>
+              <w:rPr>
+                <w:rFonts w:ascii="Aptos" w:eastAsia="Aptos" w:hAnsi="Aptos" w:cs="Aptos"/>
+                <w:sz w:val="20"/>
+                <w:szCs w:val="20"/>
+              </w:rPr>
+              <w:t>Lauren Mitchell</w:t>
+            </w:r>
+          </w:p>
+        </w:tc>
+        <w:tc>
+          <w:tcPr>
+            <w:tcW w:w="1500" w:type="dxa"/>
+            <w:tcBorders>
+              <w:top w:val="single" w:sz="4" w:space="0" w:color="A6A6A6"/>
+              <w:left w:val="single" w:sz="4" w:space="0" w:color="A6A6A6"/>
+              <w:bottom w:val="single" w:sz="4" w:space="0" w:color="A6A6A6"/>
+              <w:right w:val="single" w:sz="4" w:space="0" w:color="A6A6A6"/>
+            </w:tcBorders>
+            <w:tcMar>
+              <w:top w:w="50" w:type="dxa"/>
+              <w:left w:w="90" w:type="dxa"/>
+              <w:bottom w:w="50" w:type="dxa"/>
+              <w:right w:w="90" w:type="dxa"/>
+            </w:tcMar>
+          </w:tcPr>
+          <w:p>
+            <w:pPr>
+              <w:keepNext/>
+            </w:pPr>
+            <w:r>
+              <w:rPr>
+                <w:rFonts w:ascii="Aptos" w:eastAsia="Aptos" w:hAnsi="Aptos" w:cs="Aptos"/>
+                <w:sz w:val="20"/>
+                <w:szCs w:val="20"/>
+              </w:rPr>
+              <w:t>96</w:t>
+            </w:r>
+          </w:p>
+        </w:tc>
+        <w:tc>
+          <w:tcPr>
+            <w:tcW w:w="1660" w:type="dxa"/>
+            <w:tcBorders>
+              <w:top w:val="single" w:sz="4" w:space="0" w:color="A6A6A6"/>
+              <w:left w:val="single" w:sz="4" w:space="0" w:color="A6A6A6"/>
+              <w:bottom w:val="single" w:sz="4" w:space="0" w:color="A6A6A6"/>
+              <w:right w:val="single" w:sz="4" w:space="0" w:color="A6A6A6"/>
+            </w:tcBorders>
+            <w:tcMar>
+              <w:top w:w="50" w:type="dxa"/>
+              <w:left w:w="90" w:type="dxa"/>
+              <w:bottom w:w="50" w:type="dxa"/>
+              <w:right w:w="90" w:type="dxa"/>
+            </w:tcMar>
+          </w:tcPr>
+          <w:p>
+            <w:pPr>
+              <w:keepNext/>
+            </w:pPr>
+            <w:r>
+              <w:rPr>
+                <w:rFonts w:ascii="Aptos" w:eastAsia="Aptos" w:hAnsi="Aptos" w:cs="Aptos"/>
+                <w:sz w:val="20"/>
+                <w:szCs w:val="20"/>
+              </w:rPr>
+              <w:t>$40/</w:t>
+            </w:r>
+            <w:proofErr w:type="spellStart"/>
+            <w:r>
+              <w:rPr>
+                <w:rFonts w:ascii="Aptos" w:eastAsia="Aptos" w:hAnsi="Aptos" w:cs="Aptos"/>
+                <w:sz w:val="20"/>
+                <w:szCs w:val="20"/>
+              </w:rPr>
+              <w:t>hr</w:t>
+            </w:r>
+            <w:proofErr w:type="spellEnd"/>
+          </w:p>
+        </w:tc>
+        <w:tc>
+          <w:tcPr>
+            <w:tcW w:w="2000" w:type="dxa"/>
+            <w:tcBorders>
+              <w:top w:val="single" w:sz="4" w:space="0" w:color="A6A6A6"/>
+              <w:left w:val="single" w:sz="4" w:space="0" w:color="A6A6A6"/>
+              <w:bottom w:val="single" w:sz="4" w:space="0" w:color="A6A6A6"/>
+              <w:right w:val="single" w:sz="4" w:space="0" w:color="A6A6A6"/>
+            </w:tcBorders>
+            <w:tcMar>
+              <w:top w:w="50" w:type="dxa"/>
+              <w:left w:w="90" w:type="dxa"/>
+              <w:bottom w:w="50" w:type="dxa"/>
+              <w:right w:w="90" w:type="dxa"/>
+            </w:tcMar>
+          </w:tcPr>
+          <w:p>
+            <w:pPr>
+              <w:keepNext/>
+            </w:pPr>
+            <w:r>
+              <w:rPr>
+                <w:rFonts w:ascii="Aptos" w:eastAsia="Aptos" w:hAnsi="Aptos" w:cs="Aptos"/>
+                <w:sz w:val="20"/>
+                <w:szCs w:val="20"/>
+              </w:rPr>
+              <w:t>$3,840</w:t>
+            </w:r>
+          </w:p>
+        </w:tc>
+      </w:tr>
+      <w:tr>
+        <w:tblPrEx>
+          <w:tblCellMar>
+            <w:top w:w="0" w:type="dxa"/>
+            <w:bottom w:w="0" w:type="dxa"/>
+          </w:tblCellMar>
+        </w:tblPrEx>
+        <w:trPr>
+          <w:cantSplit/>
+        </w:trPr>
+        <w:tc>
+          <w:tcPr>
+            <w:tcW w:w="2200" w:type="dxa"/>
+            <w:tcBorders>
+              <w:top w:val="single" w:sz="4" w:space="0" w:color="A6A6A6"/>
+              <w:left w:val="single" w:sz="4" w:space="0" w:color="A6A6A6"/>
+              <w:bottom w:val="single" w:sz="4" w:space="0" w:color="A6A6A6"/>
+              <w:right w:val="single" w:sz="4" w:space="0" w:color="A6A6A6"/>
+            </w:tcBorders>
+            <w:tcMar>
+              <w:top w:w="50" w:type="dxa"/>
+              <w:left w:w="90" w:type="dxa"/>
+              <w:bottom w:w="50" w:type="dxa"/>
+              <w:right w:w="90" w:type="dxa"/>
+            </w:tcMar>
+          </w:tcPr>
+          <w:p>
+            <w:pPr>
+              <w:keepNext/>
+            </w:pPr>
+            <w:r>
+              <w:rPr>
+                <w:rFonts w:ascii="Aptos" w:eastAsia="Aptos" w:hAnsi="Aptos" w:cs="Aptos"/>
+                <w:sz w:val="20"/>
+                <w:szCs w:val="20"/>
+              </w:rPr>
+              <w:t>Backend Lead</w:t>
+            </w:r>
+          </w:p>
+        </w:tc>
+        <w:tc>
+          <w:tcPr>
+            <w:tcW w:w="2000" w:type="dxa"/>
+            <w:tcBorders>
+              <w:top w:val="single" w:sz="4" w:space="0" w:color="A6A6A6"/>
+              <w:left w:val="single" w:sz="4" w:space="0" w:color="A6A6A6"/>
+              <w:bottom w:val="single" w:sz="4" w:space="0" w:color="A6A6A6"/>
+              <w:right w:val="single" w:sz="4" w:space="0" w:color="A6A6A6"/>
+            </w:tcBorders>
+            <w:tcMar>
+              <w:top w:w="50" w:type="dxa"/>
+              <w:left w:w="90" w:type="dxa"/>
+              <w:bottom w:w="50" w:type="dxa"/>
+              <w:right w:w="90" w:type="dxa"/>
+            </w:tcMar>
+          </w:tcPr>
+          <w:p>
+            <w:pPr>
+              <w:keepNext/>
+            </w:pPr>
+            <w:r>
+              <w:rPr>
+                <w:rFonts w:ascii="Aptos" w:eastAsia="Aptos" w:hAnsi="Aptos" w:cs="Aptos"/>
+                <w:sz w:val="20"/>
+                <w:szCs w:val="20"/>
+              </w:rPr>
+              <w:t>Kevin Tran</w:t>
+            </w:r>
+          </w:p>
+        </w:tc>
+        <w:tc>
+          <w:tcPr>
+            <w:tcW w:w="1500" w:type="dxa"/>
+            <w:tcBorders>
+              <w:top w:val="single" w:sz="4" w:space="0" w:color="A6A6A6"/>
+              <w:left w:val="single" w:sz="4" w:space="0" w:color="A6A6A6"/>
+              <w:bottom w:val="single" w:sz="4" w:space="0" w:color="A6A6A6"/>
+              <w:right w:val="single" w:sz="4" w:space="0" w:color="A6A6A6"/>
+            </w:tcBorders>
+            <w:tcMar>
+              <w:top w:w="50" w:type="dxa"/>
+              <w:left w:w="90" w:type="dxa"/>
+              <w:bottom w:w="50" w:type="dxa"/>
+              <w:right w:w="90" w:type="dxa"/>
+            </w:tcMar>
+          </w:tcPr>
+          <w:p>
+            <w:pPr>
+              <w:keepNext/>
+            </w:pPr>
+            <w:r>
+              <w:rPr>
+                <w:rFonts w:ascii="Aptos" w:eastAsia="Aptos" w:hAnsi="Aptos" w:cs="Aptos"/>
+                <w:sz w:val="20"/>
+                <w:szCs w:val="20"/>
+              </w:rPr>
+              <w:t>320</w:t>
+            </w:r>
+          </w:p>
+        </w:tc>
+        <w:tc>
+          <w:tcPr>
+            <w:tcW w:w="1660" w:type="dxa"/>
+            <w:tcBorders>
+              <w:top w:val="single" w:sz="4" w:space="0" w:color="A6A6A6"/>
+              <w:left w:val="single" w:sz="4" w:space="0" w:color="A6A6A6"/>
+              <w:bottom w:val="single" w:sz="4" w:space="0" w:color="A6A6A6"/>
+              <w:right w:val="single" w:sz="4" w:space="0" w:color="A6A6A6"/>
+            </w:tcBorders>
+            <w:tcMar>
+              <w:top w:w="50" w:type="dxa"/>
+              <w:left w:w="90" w:type="dxa"/>
+              <w:bottom w:w="50" w:type="dxa"/>
+              <w:right w:w="90" w:type="dxa"/>
+            </w:tcMar>
+          </w:tcPr>
+          <w:p>
+            <w:pPr>
+              <w:keepNext/>
+            </w:pPr>
+            <w:r>
+              <w:rPr>
+                <w:rFonts w:ascii="Aptos" w:eastAsia="Aptos" w:hAnsi="Aptos" w:cs="Aptos"/>
+                <w:sz w:val="20"/>
+                <w:szCs w:val="20"/>
+              </w:rPr>
+              <w:t>$45/</w:t>
+            </w:r>
+            <w:proofErr w:type="spellStart"/>
+            <w:r>
+              <w:rPr>
+                <w:rFonts w:ascii="Aptos" w:eastAsia="Aptos" w:hAnsi="Aptos" w:cs="Aptos"/>
+                <w:sz w:val="20"/>
+                <w:szCs w:val="20"/>
+              </w:rPr>
+              <w:t>hr</w:t>
+            </w:r>
+            <w:proofErr w:type="spellEnd"/>
+          </w:p>
+        </w:tc>
+        <w:tc>
+          <w:tcPr>
+            <w:tcW w:w="2000" w:type="dxa"/>
+            <w:tcBorders>
+              <w:top w:val="single" w:sz="4" w:space="0" w:color="A6A6A6"/>
+              <w:left w:val="single" w:sz="4" w:space="0" w:color="A6A6A6"/>
+              <w:bottom w:val="single" w:sz="4" w:space="0" w:color="A6A6A6"/>
+              <w:right w:val="single" w:sz="4" w:space="0" w:color="A6A6A6"/>
+            </w:tcBorders>
+            <w:tcMar>
+              <w:top w:w="50" w:type="dxa"/>
+              <w:left w:w="90" w:type="dxa"/>
+              <w:bottom w:w="50" w:type="dxa"/>
+              <w:right w:w="90" w:type="dxa"/>
+            </w:tcMar>
+          </w:tcPr>
+          <w:p>
+            <w:pPr>
+              <w:keepNext/>
+            </w:pPr>
+            <w:r>
+              <w:rPr>
+                <w:rFonts w:ascii="Aptos" w:eastAsia="Aptos" w:hAnsi="Aptos" w:cs="Aptos"/>
+                <w:sz w:val="20"/>
+                <w:szCs w:val="20"/>
+              </w:rPr>
+              <w:t>$14,400</w:t>
+            </w:r>
+          </w:p>
+        </w:tc>
+      </w:tr>
+      <w:tr>
+        <w:tblPrEx>
+          <w:tblCellMar>
+            <w:top w:w="0" w:type="dxa"/>
+            <w:bottom w:w="0" w:type="dxa"/>
+          </w:tblCellMar>
+        </w:tblPrEx>
+        <w:trPr>
+          <w:cantSplit/>
+        </w:trPr>
+        <w:tc>
+          <w:tcPr>
+            <w:tcW w:w="2200" w:type="dxa"/>
+            <w:tcBorders>
+              <w:top w:val="single" w:sz="4" w:space="0" w:color="A6A6A6"/>
+              <w:left w:val="single" w:sz="4" w:space="0" w:color="A6A6A6"/>
+              <w:bottom w:val="single" w:sz="4" w:space="0" w:color="A6A6A6"/>
+              <w:right w:val="single" w:sz="4" w:space="0" w:color="A6A6A6"/>
+            </w:tcBorders>
+            <w:tcMar>
+              <w:top w:w="50" w:type="dxa"/>
+              <w:left w:w="90" w:type="dxa"/>
+              <w:bottom w:w="50" w:type="dxa"/>
+              <w:right w:w="90" w:type="dxa"/>
+            </w:tcMar>
+          </w:tcPr>
+          <w:p>
+            <w:pPr>
+              <w:keepNext/>
+            </w:pPr>
+            <w:r>
+              <w:rPr>
+                <w:rFonts w:ascii="Aptos" w:eastAsia="Aptos" w:hAnsi="Aptos" w:cs="Aptos"/>
+                <w:sz w:val="20"/>
+                <w:szCs w:val="20"/>
+              </w:rPr>
+              <w:t>Mobile Lead</w:t>
+            </w:r>
+          </w:p>
+        </w:tc>
+        <w:tc>
+          <w:tcPr>
+            <w:tcW w:w="2000" w:type="dxa"/>
+            <w:tcBorders>
+              <w:top w:val="single" w:sz="4" w:space="0" w:color="A6A6A6"/>
+              <w:left w:val="single" w:sz="4" w:space="0" w:color="A6A6A6"/>
+              <w:bottom w:val="single" w:sz="4" w:space="0" w:color="A6A6A6"/>
+              <w:right w:val="single" w:sz="4" w:space="0" w:color="A6A6A6"/>
+            </w:tcBorders>
+            <w:tcMar>
+              <w:top w:w="50" w:type="dxa"/>
+              <w:left w:w="90" w:type="dxa"/>
+              <w:bottom w:w="50" w:type="dxa"/>
+              <w:right w:w="90" w:type="dxa"/>
+            </w:tcMar>
+          </w:tcPr>
+          <w:p>
+            <w:pPr>
+              <w:keepNext/>
+            </w:pPr>
+            <w:r>
+              <w:rPr>
+                <w:rFonts w:ascii="Aptos" w:eastAsia="Aptos" w:hAnsi="Aptos" w:cs="Aptos"/>
+                <w:sz w:val="20"/>
+                <w:szCs w:val="20"/>
+              </w:rPr>
+              <w:t>Jessica Alvarez</w:t>
+            </w:r>
+          </w:p>
+        </w:tc>
+        <w:tc>
+          <w:tcPr>
+            <w:tcW w:w="1500" w:type="dxa"/>
+            <w:tcBorders>
+              <w:top w:val="single" w:sz="4" w:space="0" w:color="A6A6A6"/>
+              <w:left w:val="single" w:sz="4" w:space="0" w:color="A6A6A6"/>
+              <w:bottom w:val="single" w:sz="4" w:space="0" w:color="A6A6A6"/>
+              <w:right w:val="single" w:sz="4" w:space="0" w:color="A6A6A6"/>
+            </w:tcBorders>
+            <w:tcMar>
+              <w:top w:w="50" w:type="dxa"/>
+              <w:left w:w="90" w:type="dxa"/>
+              <w:bottom w:w="50" w:type="dxa"/>
+              <w:right w:w="90" w:type="dxa"/>
+            </w:tcMar>
+          </w:tcPr>
+          <w:p>
+            <w:pPr>
+              <w:keepNext/>
+            </w:pPr>
+            <w:r>
+              <w:rPr>
+                <w:rFonts w:ascii="Aptos" w:eastAsia="Aptos" w:hAnsi="Aptos" w:cs="Aptos"/>
+                <w:sz w:val="20"/>
+                <w:szCs w:val="20"/>
+              </w:rPr>
+              <w:t>320</w:t>
+            </w:r>
+          </w:p>
+        </w:tc>
+        <w:tc>
+          <w:tcPr>
+            <w:tcW w:w="1660" w:type="dxa"/>
+            <w:tcBorders>
+              <w:top w:val="single" w:sz="4" w:space="0" w:color="A6A6A6"/>
+              <w:left w:val="single" w:sz="4" w:space="0" w:color="A6A6A6"/>
+              <w:bottom w:val="single" w:sz="4" w:space="0" w:color="A6A6A6"/>
+              <w:right w:val="single" w:sz="4" w:space="0" w:color="A6A6A6"/>
+            </w:tcBorders>
+            <w:tcMar>
+              <w:top w:w="50" w:type="dxa"/>
+              <w:left w:w="90" w:type="dxa"/>
+              <w:bottom w:w="50" w:type="dxa"/>
+              <w:right w:w="90" w:type="dxa"/>
+            </w:tcMar>
+          </w:tcPr>
+          <w:p>
+            <w:pPr>
+              <w:keepNext/>
+            </w:pPr>
+            <w:r>
+              <w:rPr>
+                <w:rFonts w:ascii="Aptos" w:eastAsia="Aptos" w:hAnsi="Aptos" w:cs="Aptos"/>
+                <w:sz w:val="20"/>
+                <w:szCs w:val="20"/>
+              </w:rPr>
+              <w:t>$40/</w:t>
+            </w:r>
+            <w:proofErr w:type="spellStart"/>
+            <w:r>
+              <w:rPr>
+                <w:rFonts w:ascii="Aptos" w:eastAsia="Aptos" w:hAnsi="Aptos" w:cs="Aptos"/>
+                <w:sz w:val="20"/>
+                <w:szCs w:val="20"/>
+              </w:rPr>
+              <w:t>hr</w:t>
+            </w:r>
+            <w:proofErr w:type="spellEnd"/>
+          </w:p>
+        </w:tc>
+        <w:tc>
+          <w:tcPr>
+            <w:tcW w:w="2000" w:type="dxa"/>
+            <w:tcBorders>
+              <w:top w:val="single" w:sz="4" w:space="0" w:color="A6A6A6"/>
+              <w:left w:val="single" w:sz="4" w:space="0" w:color="A6A6A6"/>
+              <w:bottom w:val="single" w:sz="4" w:space="0" w:color="A6A6A6"/>
+              <w:right w:val="single" w:sz="4" w:space="0" w:color="A6A6A6"/>
+            </w:tcBorders>
+            <w:tcMar>
+              <w:top w:w="50" w:type="dxa"/>
+              <w:left w:w="90" w:type="dxa"/>
+              <w:bottom w:w="50" w:type="dxa"/>
+              <w:right w:w="90" w:type="dxa"/>
+            </w:tcMar>
+          </w:tcPr>
+          <w:p>
+            <w:pPr>
+              <w:keepNext/>
+            </w:pPr>
+            <w:r>
+              <w:rPr>
+                <w:rFonts w:ascii="Aptos" w:eastAsia="Aptos" w:hAnsi="Aptos" w:cs="Aptos"/>
+                <w:sz w:val="20"/>
+                <w:szCs w:val="20"/>
+              </w:rPr>
+              <w:t>$12,800</w:t>
+            </w:r>
+          </w:p>
+        </w:tc>
+      </w:tr>
+      <w:tr>
+        <w:tblPrEx>
+          <w:tblCellMar>
+            <w:top w:w="0" w:type="dxa"/>
+            <w:bottom w:w="0" w:type="dxa"/>
+          </w:tblCellMar>
+        </w:tblPrEx>
+        <w:trPr>
+          <w:cantSplit/>
+        </w:trPr>
+        <w:tc>
+          <w:tcPr>
+            <w:tcW w:w="2200" w:type="dxa"/>
+            <w:tcBorders>
+              <w:top w:val="single" w:sz="4" w:space="0" w:color="A6A6A6"/>
+              <w:left w:val="single" w:sz="4" w:space="0" w:color="A6A6A6"/>
+              <w:bottom w:val="single" w:sz="4" w:space="0" w:color="A6A6A6"/>
+              <w:right w:val="single" w:sz="4" w:space="0" w:color="A6A6A6"/>
+            </w:tcBorders>
+            <w:tcMar>
+              <w:top w:w="50" w:type="dxa"/>
+              <w:left w:w="90" w:type="dxa"/>
+              <w:bottom w:w="50" w:type="dxa"/>
+              <w:right w:w="90" w:type="dxa"/>
+            </w:tcMar>
+          </w:tcPr>
+          <w:p>
+            <w:pPr>
+              <w:keepNext/>
+            </w:pPr>
+            <w:r>
+              <w:rPr>
+                <w:rFonts w:ascii="Aptos" w:eastAsia="Aptos" w:hAnsi="Aptos" w:cs="Aptos"/>
+                <w:sz w:val="20"/>
+                <w:szCs w:val="20"/>
+              </w:rPr>
+              <w:t>QA Lead</w:t>
+            </w:r>
+          </w:p>
+        </w:tc>
+        <w:tc>
+          <w:tcPr>
+            <w:tcW w:w="2000" w:type="dxa"/>
+            <w:tcBorders>
+              <w:top w:val="single" w:sz="4" w:space="0" w:color="A6A6A6"/>
+              <w:left w:val="single" w:sz="4" w:space="0" w:color="A6A6A6"/>
+              <w:bottom w:val="single" w:sz="4" w:space="0" w:color="A6A6A6"/>
+              <w:right w:val="single" w:sz="4" w:space="0" w:color="A6A6A6"/>
+            </w:tcBorders>
+            <w:tcMar>
+              <w:top w:w="50" w:type="dxa"/>
+              <w:left w:w="90" w:type="dxa"/>
+              <w:bottom w:w="50" w:type="dxa"/>
+              <w:right w:w="90" w:type="dxa"/>
+            </w:tcMar>
+          </w:tcPr>
+          <w:p>
+            <w:pPr>
+              <w:keepNext/>
+            </w:pPr>
+            <w:r>
+              <w:rPr>
+                <w:rFonts w:ascii="Aptos" w:eastAsia="Aptos" w:hAnsi="Aptos" w:cs="Aptos"/>
+                <w:sz w:val="20"/>
+                <w:szCs w:val="20"/>
+              </w:rPr>
+              <w:t>Brandon Lee</w:t>
+            </w:r>
+          </w:p>
+        </w:tc>
+        <w:tc>
+          <w:tcPr>
+            <w:tcW w:w="1500" w:type="dxa"/>
+            <w:tcBorders>
+              <w:top w:val="single" w:sz="4" w:space="0" w:color="A6A6A6"/>
+              <w:left w:val="single" w:sz="4" w:space="0" w:color="A6A6A6"/>
+              <w:bottom w:val="single" w:sz="4" w:space="0" w:color="A6A6A6"/>
+              <w:right w:val="single" w:sz="4" w:space="0" w:color="A6A6A6"/>
+            </w:tcBorders>
+            <w:tcMar>
+              <w:top w:w="50" w:type="dxa"/>
+              <w:left w:w="90" w:type="dxa"/>
+              <w:bottom w:w="50" w:type="dxa"/>
+              <w:right w:w="90" w:type="dxa"/>
+            </w:tcMar>
+          </w:tcPr>
+          <w:p>
+            <w:pPr>
+              <w:keepNext/>
+            </w:pPr>
+            <w:r>
+              <w:rPr>
+                <w:rFonts w:ascii="Aptos" w:eastAsia="Aptos" w:hAnsi="Aptos" w:cs="Aptos"/>
+                <w:sz w:val="20"/>
+                <w:szCs w:val="20"/>
+              </w:rPr>
+              <w:t>160</w:t>
+            </w:r>
+          </w:p>
+        </w:tc>
+        <w:tc>
+          <w:tcPr>
+            <w:tcW w:w="1660" w:type="dxa"/>
+            <w:tcBorders>
+              <w:top w:val="single" w:sz="4" w:space="0" w:color="A6A6A6"/>
+              <w:left w:val="single" w:sz="4" w:space="0" w:color="A6A6A6"/>
+              <w:bottom w:val="single" w:sz="4" w:space="0" w:color="A6A6A6"/>
+              <w:right w:val="single" w:sz="4" w:space="0" w:color="A6A6A6"/>
+            </w:tcBorders>
+            <w:tcMar>
+              <w:top w:w="50" w:type="dxa"/>
+              <w:left w:w="90" w:type="dxa"/>
+              <w:bottom w:w="50" w:type="dxa"/>
+              <w:right w:w="90" w:type="dxa"/>
+            </w:tcMar>
+          </w:tcPr>
+          <w:p>
+            <w:pPr>
+              <w:keepNext/>
+            </w:pPr>
+            <w:r>
+              <w:rPr>
+                <w:rFonts w:ascii="Aptos" w:eastAsia="Aptos" w:hAnsi="Aptos" w:cs="Aptos"/>
+                <w:sz w:val="20"/>
+                <w:szCs w:val="20"/>
+              </w:rPr>
+              <w:t>$30/</w:t>
+            </w:r>
+            <w:proofErr w:type="spellStart"/>
+            <w:r>
+              <w:rPr>
+                <w:rFonts w:ascii="Aptos" w:eastAsia="Aptos" w:hAnsi="Aptos" w:cs="Aptos"/>
+                <w:sz w:val="20"/>
+                <w:szCs w:val="20"/>
+              </w:rPr>
+              <w:t>hr</w:t>
+            </w:r>
+            <w:proofErr w:type="spellEnd"/>
+          </w:p>
+        </w:tc>
+        <w:tc>
+          <w:tcPr>
+            <w:tcW w:w="2000" w:type="dxa"/>
+            <w:tcBorders>
+              <w:top w:val="single" w:sz="4" w:space="0" w:color="A6A6A6"/>
+              <w:left w:val="single" w:sz="4" w:space="0" w:color="A6A6A6"/>
+              <w:bottom w:val="single" w:sz="4" w:space="0" w:color="A6A6A6"/>
+              <w:right w:val="single" w:sz="4" w:space="0" w:color="A6A6A6"/>
+            </w:tcBorders>
+            <w:tcMar>
+              <w:top w:w="50" w:type="dxa"/>
+              <w:left w:w="90" w:type="dxa"/>
+              <w:bottom w:w="50" w:type="dxa"/>
+              <w:right w:w="90" w:type="dxa"/>
+            </w:tcMar>
+          </w:tcPr>
+          <w:p>
+            <w:pPr>
+              <w:keepNext/>
+            </w:pPr>
+            <w:r>
+              <w:rPr>
+                <w:rFonts w:ascii="Aptos" w:eastAsia="Aptos" w:hAnsi="Aptos" w:cs="Aptos"/>
+                <w:sz w:val="20"/>
+                <w:szCs w:val="20"/>
+              </w:rPr>
+              <w:t>$4,800</w:t>
+            </w:r>
+          </w:p>
+        </w:tc>
+      </w:tr>
+      <w:tr>
+        <w:tblPrEx>
+          <w:tblCellMar>
+            <w:top w:w="0" w:type="dxa"/>
+            <w:bottom w:w="0" w:type="dxa"/>
+          </w:tblCellMar>
+        </w:tblPrEx>
+        <w:trPr>
+          <w:cantSplit/>
+        </w:trPr>
+        <w:tc>
+          <w:tcPr>
+            <w:tcW w:w="2200" w:type="dxa"/>
+            <w:tcBorders>
+              <w:top w:val="single" w:sz="4" w:space="0" w:color="A6A6A6"/>
+              <w:left w:val="single" w:sz="4" w:space="0" w:color="A6A6A6"/>
+              <w:bottom w:val="single" w:sz="4" w:space="0" w:color="A6A6A6"/>
+              <w:right w:val="single" w:sz="4" w:space="0" w:color="A6A6A6"/>
+            </w:tcBorders>
+            <w:tcMar>
+              <w:top w:w="50" w:type="dxa"/>
+              <w:left w:w="90" w:type="dxa"/>
+              <w:bottom w:w="50" w:type="dxa"/>
+              <w:right w:w="90" w:type="dxa"/>
+            </w:tcMar>
+          </w:tcPr>
+          <w:p>
+            <w:pPr>
+              <w:keepNext/>
+            </w:pPr>
+            <w:r>
+              <w:rPr>
+                <w:rFonts w:ascii="Aptos" w:eastAsia="Aptos" w:hAnsi="Aptos" w:cs="Aptos"/>
+                <w:sz w:val="20"/>
+                <w:szCs w:val="20"/>
+              </w:rPr>
+              <w:t>Finance/Billing</w:t>
+            </w:r>
+          </w:p>
+        </w:tc>
+        <w:tc>
+          <w:tcPr>
+            <w:tcW w:w="2000" w:type="dxa"/>
+            <w:tcBorders>
+              <w:top w:val="single" w:sz="4" w:space="0" w:color="A6A6A6"/>
+              <w:left w:val="single" w:sz="4" w:space="0" w:color="A6A6A6"/>
+              <w:bottom w:val="single" w:sz="4" w:space="0" w:color="A6A6A6"/>
+              <w:right w:val="single" w:sz="4" w:space="0" w:color="A6A6A6"/>
+            </w:tcBorders>
+            <w:tcMar>
+              <w:top w:w="50" w:type="dxa"/>
+              <w:left w:w="90" w:type="dxa"/>
+              <w:bottom w:w="50" w:type="dxa"/>
+              <w:right w:w="90" w:type="dxa"/>
+            </w:tcMar>
+          </w:tcPr>
+          <w:p>
+            <w:pPr>
+              <w:keepNext/>
+            </w:pPr>
+            <w:r>
+              <w:rPr>
+                <w:rFonts w:ascii="Aptos" w:eastAsia="Aptos" w:hAnsi="Aptos" w:cs="Aptos"/>
+                <w:sz w:val="20"/>
+                <w:szCs w:val="20"/>
+              </w:rPr>
+              <w:t>Nicole Harper</w:t>
+            </w:r>
+          </w:p>
+        </w:tc>
+        <w:tc>
+          <w:tcPr>
+            <w:tcW w:w="1500" w:type="dxa"/>
+            <w:tcBorders>
+              <w:top w:val="single" w:sz="4" w:space="0" w:color="A6A6A6"/>
+              <w:left w:val="single" w:sz="4" w:space="0" w:color="A6A6A6"/>
+              <w:bottom w:val="single" w:sz="4" w:space="0" w:color="A6A6A6"/>
+              <w:right w:val="single" w:sz="4" w:space="0" w:color="A6A6A6"/>
+            </w:tcBorders>
+            <w:tcMar>
+              <w:top w:w="50" w:type="dxa"/>
+              <w:left w:w="90" w:type="dxa"/>
+              <w:bottom w:w="50" w:type="dxa"/>
+              <w:right w:w="90" w:type="dxa"/>
+            </w:tcMar>
+          </w:tcPr>
+          <w:p>
+            <w:pPr>
+              <w:keepNext/>
+            </w:pPr>
+            <w:r>
+              <w:rPr>
+                <w:rFonts w:ascii="Aptos" w:eastAsia="Aptos" w:hAnsi="Aptos" w:cs="Aptos"/>
+                <w:sz w:val="20"/>
+                <w:szCs w:val="20"/>
+              </w:rPr>
+              <w:t>32</w:t>
+            </w:r>
+          </w:p>
+        </w:tc>
+        <w:tc>
+          <w:tcPr>
+            <w:tcW w:w="1660" w:type="dxa"/>
+            <w:tcBorders>
+              <w:top w:val="single" w:sz="4" w:space="0" w:color="A6A6A6"/>
+              <w:left w:val="single" w:sz="4" w:space="0" w:color="A6A6A6"/>
+              <w:bottom w:val="single" w:sz="4" w:space="0" w:color="A6A6A6"/>
+              <w:right w:val="single" w:sz="4" w:space="0" w:color="A6A6A6"/>
+            </w:tcBorders>
+            <w:tcMar>
+              <w:top w:w="50" w:type="dxa"/>
+              <w:left w:w="90" w:type="dxa"/>
+              <w:bottom w:w="50" w:type="dxa"/>
+              <w:right w:w="90" w:type="dxa"/>
+            </w:tcMar>
+          </w:tcPr>
+          <w:p>
+            <w:pPr>
+              <w:keepNext/>
+            </w:pPr>
+            <w:r>
+              <w:rPr>
+                <w:rFonts w:ascii="Aptos" w:eastAsia="Aptos" w:hAnsi="Aptos" w:cs="Aptos"/>
+                <w:sz w:val="20"/>
+                <w:szCs w:val="20"/>
+              </w:rPr>
+              <w:t>$35/</w:t>
+            </w:r>
+            <w:proofErr w:type="spellStart"/>
+            <w:r>
+              <w:rPr>
+                <w:rFonts w:ascii="Aptos" w:eastAsia="Aptos" w:hAnsi="Aptos" w:cs="Aptos"/>
+                <w:sz w:val="20"/>
+                <w:szCs w:val="20"/>
+              </w:rPr>
+              <w:t>hr</w:t>
+            </w:r>
+            <w:proofErr w:type="spellEnd"/>
+          </w:p>
+        </w:tc>
+        <w:tc>
+          <w:tcPr>
+            <w:tcW w:w="2000" w:type="dxa"/>
+            <w:tcBorders>
+              <w:top w:val="single" w:sz="4" w:space="0" w:color="A6A6A6"/>
+              <w:left w:val="single" w:sz="4" w:space="0" w:color="A6A6A6"/>
+              <w:bottom w:val="single" w:sz="4" w:space="0" w:color="A6A6A6"/>
+              <w:right w:val="single" w:sz="4" w:space="0" w:color="A6A6A6"/>
+            </w:tcBorders>
+            <w:tcMar>
+              <w:top w:w="50" w:type="dxa"/>
+              <w:left w:w="90" w:type="dxa"/>
+              <w:bottom w:w="50" w:type="dxa"/>
+              <w:right w:w="90" w:type="dxa"/>
+            </w:tcMar>
+          </w:tcPr>
+          <w:p>
+            <w:pPr>
+              <w:keepNext/>
+            </w:pPr>
+            <w:r>
+              <w:rPr>
+                <w:rFonts w:ascii="Aptos" w:eastAsia="Aptos" w:hAnsi="Aptos" w:cs="Aptos"/>
+                <w:sz w:val="20"/>
+                <w:szCs w:val="20"/>
+              </w:rPr>
+              <w:t>$1,120</w:t>
+            </w:r>
+          </w:p>
+        </w:tc>
+      </w:tr>
+      <w:tr>
+        <w:tblPrEx>
+          <w:tblCellMar>
+            <w:top w:w="0" w:type="dxa"/>
+            <w:bottom w:w="0" w:type="dxa"/>
+          </w:tblCellMar>
+        </w:tblPrEx>
+        <w:trPr>
+          <w:cantSplit/>
+        </w:trPr>
+        <w:tc>
+          <w:tcPr>
+            <w:tcW w:w="2200" w:type="dxa"/>
+            <w:tcBorders>
+              <w:top w:val="single" w:sz="4" w:space="0" w:color="A6A6A6"/>
+              <w:left w:val="single" w:sz="4" w:space="0" w:color="A6A6A6"/>
+              <w:bottom w:val="single" w:sz="4" w:space="0" w:color="A6A6A6"/>
+              <w:right w:val="single" w:sz="4" w:space="0" w:color="A6A6A6"/>
+            </w:tcBorders>
+            <w:shd w:val="clear" w:color="auto" w:fill="F2F2F2"/>
+            <w:tcMar>
+              <w:top w:w="50" w:type="dxa"/>
+              <w:left w:w="90" w:type="dxa"/>
+              <w:bottom w:w="50" w:type="dxa"/>
+              <w:right w:w="90" w:type="dxa"/>
+            </w:tcMar>
+          </w:tcPr>
+          <w:p>
+            <w:r>
+              <w:rPr>
+                <w:rFonts w:ascii="Aptos" w:eastAsia="Aptos" w:hAnsi="Aptos" w:cs="Aptos"/>
+                <w:b/>
+                <w:bCs/>
+                <w:sz w:val="20"/>
+                <w:szCs w:val="20"/>
+              </w:rPr>
+              <w:t>Total</w:t>
+            </w:r>
+          </w:p>
+        </w:tc>
+        <w:tc>
+          <w:tcPr>
+            <w:tcW w:w="2000" w:type="dxa"/>
+            <w:tcBorders>
+              <w:top w:val="single" w:sz="4" w:space="0" w:color="A6A6A6"/>
+              <w:left w:val="single" w:sz="4" w:space="0" w:color="A6A6A6"/>
+              <w:bottom w:val="single" w:sz="4" w:space="0" w:color="A6A6A6"/>
+              <w:right w:val="single" w:sz="4" w:space="0" w:color="A6A6A6"/>
+            </w:tcBorders>
+            <w:shd w:val="clear" w:color="auto" w:fill="F2F2F2"/>
+            <w:tcMar>
+              <w:top w:w="50" w:type="dxa"/>
+              <w:left w:w="90" w:type="dxa"/>
+              <w:bottom w:w="50" w:type="dxa"/>
+              <w:right w:w="90" w:type="dxa"/>
+            </w:tcMar>
+          </w:tcPr>
+          <w:p/>
+        </w:tc>
+        <w:tc>
+          <w:tcPr>
+            <w:tcW w:w="1500" w:type="dxa"/>
+            <w:tcBorders>
+              <w:top w:val="single" w:sz="4" w:space="0" w:color="A6A6A6"/>
+              <w:left w:val="single" w:sz="4" w:space="0" w:color="A6A6A6"/>
+              <w:bottom w:val="single" w:sz="4" w:space="0" w:color="A6A6A6"/>
+              <w:right w:val="single" w:sz="4" w:space="0" w:color="A6A6A6"/>
+            </w:tcBorders>
+            <w:shd w:val="clear" w:color="auto" w:fill="F2F2F2"/>
+            <w:tcMar>
+              <w:top w:w="50" w:type="dxa"/>
+              <w:left w:w="90" w:type="dxa"/>
+              <w:bottom w:w="50" w:type="dxa"/>
+              <w:right w:w="90" w:type="dxa"/>
+            </w:tcMar>
+          </w:tcPr>
+          <w:p>
+            <w:r>
+              <w:rPr>
+                <w:rFonts w:ascii="Aptos" w:eastAsia="Aptos" w:hAnsi="Aptos" w:cs="Aptos"/>
+                <w:b/>
+                <w:bCs/>
+                <w:sz w:val="20"/>
+                <w:szCs w:val="20"/>
+              </w:rPr>
+              <w:t>1,088</w:t>
+            </w:r>
+          </w:p>
+        </w:tc>
+        <w:tc>
+          <w:tcPr>
+            <w:tcW w:w="1660" w:type="dxa"/>
+            <w:tcBorders>
+              <w:top w:val="single" w:sz="4" w:space="0" w:color="A6A6A6"/>
+              <w:left w:val="single" w:sz="4" w:space="0" w:color="A6A6A6"/>
+              <w:bottom w:val="single" w:sz="4" w:space="0" w:color="A6A6A6"/>
+              <w:right w:val="single" w:sz="4" w:space="0" w:color="A6A6A6"/>
+            </w:tcBorders>
+            <w:shd w:val="clear" w:color="auto" w:fill="F2F2F2"/>
+            <w:tcMar>
+              <w:top w:w="50" w:type="dxa"/>
+              <w:left w:w="90" w:type="dxa"/>
+              <w:bottom w:w="50" w:type="dxa"/>
+              <w:right w:w="90" w:type="dxa"/>
+            </w:tcMar>
+          </w:tcPr>
+          <w:p/>
+        </w:tc>
+        <w:tc>
+          <w:tcPr>
+            <w:tcW w:w="2000" w:type="dxa"/>
+            <w:tcBorders>
+              <w:top w:val="single" w:sz="4" w:space="0" w:color="A6A6A6"/>
+              <w:left w:val="single" w:sz="4" w:space="0" w:color="A6A6A6"/>
+              <w:bottom w:val="single" w:sz="4" w:space="0" w:color="A6A6A6"/>
+              <w:right w:val="single" w:sz="4" w:space="0" w:color="A6A6A6"/>
+            </w:tcBorders>
+            <w:shd w:val="clear" w:color="auto" w:fill="F2F2F2"/>
+            <w:tcMar>
+              <w:top w:w="50" w:type="dxa"/>
+              <w:left w:w="90" w:type="dxa"/>
+              <w:bottom w:w="50" w:type="dxa"/>
+              <w:right w:w="90" w:type="dxa"/>
+            </w:tcMar>
+          </w:tcPr>
+          <w:p>
+            <w:r>
+              <w:rPr>
+                <w:rFonts w:ascii="Aptos" w:eastAsia="Aptos" w:hAnsi="Aptos" w:cs="Aptos"/>
+                <w:b/>
+                <w:bCs/>
+                <w:sz w:val="20"/>
+                <w:szCs w:val="20"/>
+              </w:rPr>
+              <w:t>$43,360</w:t>
+            </w:r>
+          </w:p>
+        </w:tc>
+      </w:tr>
+    </w:tbl>
+    <w:p/>
+    <w:p>
+      <w:pPr>
+        <w:keepNext/>
+        <w:spacing w:after="80"/>
+      </w:pPr>
+      <w:r>
+        <w:rPr>
+          <w:rFonts w:ascii="Aptos" w:eastAsia="Aptos" w:hAnsi="Aptos" w:cs="Aptos"/>
+          <w:b/>
+          <w:bCs/>
+        </w:rPr>
+        <w:t>Other Costs</w:t>
+      </w:r>
+    </w:p>
+    <w:tbl>
+      <w:tblPr>
+        <w:tblW w:w="9360" w:type="dxa"/>
+        <w:tblBorders>
+          <w:top w:val="single" w:sz="4" w:space="0" w:color="auto"/>
+          <w:left w:val="single" w:sz="4" w:space="0" w:color="auto"/>
+          <w:bottom w:val="single" w:sz="4" w:space="0" w:color="auto"/>
+          <w:right w:val="single" w:sz="4" w:space="0" w:color="auto"/>
+          <w:insideH w:val="single" w:sz="4" w:space="0" w:color="auto"/>
+          <w:insideV w:val="single" w:sz="4" w:space="0" w:color="auto"/>
+        </w:tblBorders>
+        <w:tblCellMar>
+          <w:left w:w="10" w:type="dxa"/>
+          <w:right w:w="10" w:type="dxa"/>
+        </w:tblCellMar>
+        <w:tblLook w:val="04A0" w:firstRow="1" w:lastRow="0" w:firstColumn="1" w:lastColumn="0" w:noHBand="0" w:noVBand="1"/>
+      </w:tblPr>
+      <w:tblGrid>
+        <w:gridCol w:w="2400"/>
+        <w:gridCol w:w="2000"/>
+        <w:gridCol w:w="2200"/>
+        <w:gridCol w:w="1260"/>
+        <w:gridCol w:w="1500"/>
+      </w:tblGrid>
+      <w:tr>
+        <w:tblPrEx>
+          <w:tblCellMar>
+            <w:top w:w="0" w:type="dxa"/>
+            <w:bottom w:w="0" w:type="dxa"/>
+          </w:tblCellMar>
+        </w:tblPrEx>
+        <w:trPr>
+          <w:cantSplit/>
+          <w:tblHeader/>
+        </w:trPr>
+        <w:tc>
+          <w:tcPr>
+            <w:tcW w:w="2400" w:type="dxa"/>
+            <w:tcBorders>
+              <w:top w:val="single" w:sz="4" w:space="0" w:color="A6A6A6"/>
+              <w:left w:val="single" w:sz="4" w:space="0" w:color="A6A6A6"/>
+              <w:bottom w:val="single" w:sz="4" w:space="0" w:color="A6A6A6"/>
+              <w:right w:val="single" w:sz="4" w:space="0" w:color="A6A6A6"/>
+            </w:tcBorders>
+            <w:shd w:val="clear" w:color="auto" w:fill="1F4E79"/>
+            <w:tcMar>
+              <w:top w:w="50" w:type="dxa"/>
+              <w:left w:w="90" w:type="dxa"/>
+              <w:bottom w:w="50" w:type="dxa"/>
+              <w:right w:w="90" w:type="dxa"/>
+            </w:tcMar>
+          </w:tcPr>
+          <w:p>
+            <w:pPr>
+              <w:keepNext/>
+            </w:pPr>
+            <w:r>
+              <w:rPr>
+                <w:rFonts w:ascii="Aptos" w:eastAsia="Aptos" w:hAnsi="Aptos" w:cs="Aptos"/>
+                <w:b/>
+                <w:bCs/>
+                <w:color w:val="FFFFFF"/>
+                <w:sz w:val="20"/>
+                <w:szCs w:val="20"/>
+              </w:rPr>
+              <w:t>Item</w:t>
+            </w:r>
+          </w:p>
+        </w:tc>
+        <w:tc>
+          <w:tcPr>
+            <w:tcW w:w="2000" w:type="dxa"/>
+            <w:tcBorders>
+              <w:top w:val="single" w:sz="4" w:space="0" w:color="A6A6A6"/>
+              <w:left w:val="single" w:sz="4" w:space="0" w:color="A6A6A6"/>
+              <w:bottom w:val="single" w:sz="4" w:space="0" w:color="A6A6A6"/>
+              <w:right w:val="single" w:sz="4" w:space="0" w:color="A6A6A6"/>
+            </w:tcBorders>
+            <w:shd w:val="clear" w:color="auto" w:fill="1F4E79"/>
+            <w:tcMar>
+              <w:top w:w="50" w:type="dxa"/>
+              <w:left w:w="90" w:type="dxa"/>
+              <w:bottom w:w="50" w:type="dxa"/>
+              <w:right w:w="90" w:type="dxa"/>
+            </w:tcMar>
+          </w:tcPr>
+          <w:p>
+            <w:pPr>
+              <w:keepNext/>
+            </w:pPr>
+            <w:r>
+              <w:rPr>
+                <w:rFonts w:ascii="Aptos" w:eastAsia="Aptos" w:hAnsi="Aptos" w:cs="Aptos"/>
+                <w:b/>
+                <w:bCs/>
+                <w:color w:val="FFFFFF"/>
+                <w:sz w:val="20"/>
+                <w:szCs w:val="20"/>
+              </w:rPr>
+              <w:t>Category</w:t>
+            </w:r>
+          </w:p>
+        </w:tc>
+        <w:tc>
+          <w:tcPr>
+            <w:tcW w:w="2200" w:type="dxa"/>
+            <w:tcBorders>
+              <w:top w:val="single" w:sz="4" w:space="0" w:color="A6A6A6"/>
+              <w:left w:val="single" w:sz="4" w:space="0" w:color="A6A6A6"/>
+              <w:bottom w:val="single" w:sz="4" w:space="0" w:color="A6A6A6"/>
+              <w:right w:val="single" w:sz="4" w:space="0" w:color="A6A6A6"/>
+            </w:tcBorders>
+            <w:shd w:val="clear" w:color="auto" w:fill="1F4E79"/>
+            <w:tcMar>
+              <w:top w:w="50" w:type="dxa"/>
+              <w:left w:w="90" w:type="dxa"/>
+              <w:bottom w:w="50" w:type="dxa"/>
+              <w:right w:w="90" w:type="dxa"/>
+            </w:tcMar>
+          </w:tcPr>
+          <w:p>
+            <w:pPr>
+              <w:keepNext/>
+            </w:pPr>
+            <w:r>
+              <w:rPr>
+                <w:rFonts w:ascii="Aptos" w:eastAsia="Aptos" w:hAnsi="Aptos" w:cs="Aptos"/>
+                <w:b/>
+                <w:bCs/>
+                <w:color w:val="FFFFFF"/>
+                <w:sz w:val="20"/>
+                <w:szCs w:val="20"/>
+              </w:rPr>
+              <w:t>When</w:t>
+            </w:r>
+          </w:p>
+        </w:tc>
+        <w:tc>
+          <w:tcPr>
+            <w:tcW w:w="1260" w:type="dxa"/>
+            <w:tcBorders>
+              <w:top w:val="single" w:sz="4" w:space="0" w:color="A6A6A6"/>
+              <w:left w:val="single" w:sz="4" w:space="0" w:color="A6A6A6"/>
+              <w:bottom w:val="single" w:sz="4" w:space="0" w:color="A6A6A6"/>
+              <w:right w:val="single" w:sz="4" w:space="0" w:color="A6A6A6"/>
+            </w:tcBorders>
+            <w:shd w:val="clear" w:color="auto" w:fill="1F4E79"/>
+            <w:tcMar>
+              <w:top w:w="50" w:type="dxa"/>
+              <w:left w:w="90" w:type="dxa"/>
+              <w:bottom w:w="50" w:type="dxa"/>
+              <w:right w:w="90" w:type="dxa"/>
+            </w:tcMar>
+          </w:tcPr>
+          <w:p>
+            <w:pPr>
+              <w:keepNext/>
+            </w:pPr>
+            <w:r>
+              <w:rPr>
+                <w:rFonts w:ascii="Aptos" w:eastAsia="Aptos" w:hAnsi="Aptos" w:cs="Aptos"/>
+                <w:b/>
+                <w:bCs/>
+                <w:color w:val="FFFFFF"/>
+                <w:sz w:val="20"/>
+                <w:szCs w:val="20"/>
+              </w:rPr>
+              <w:t>Unit Cost</w:t>
+            </w:r>
+          </w:p>
+        </w:tc>
+        <w:tc>
+          <w:tcPr>
+            <w:tcW w:w="1500" w:type="dxa"/>
+            <w:tcBorders>
+              <w:top w:val="single" w:sz="4" w:space="0" w:color="A6A6A6"/>
+              <w:left w:val="single" w:sz="4" w:space="0" w:color="A6A6A6"/>
+              <w:bottom w:val="single" w:sz="4" w:space="0" w:color="A6A6A6"/>
+              <w:right w:val="single" w:sz="4" w:space="0" w:color="A6A6A6"/>
+            </w:tcBorders>
+            <w:shd w:val="clear" w:color="auto" w:fill="1F4E79"/>
+            <w:tcMar>
+              <w:top w:w="50" w:type="dxa"/>
+              <w:left w:w="90" w:type="dxa"/>
+              <w:bottom w:w="50" w:type="dxa"/>
+              <w:right w:w="90" w:type="dxa"/>
+            </w:tcMar>
+          </w:tcPr>
+          <w:p>
+            <w:pPr>
+              <w:keepNext/>
+            </w:pPr>
+            <w:r>
+              <w:rPr>
+                <w:rFonts w:ascii="Aptos" w:eastAsia="Aptos" w:hAnsi="Aptos" w:cs="Aptos"/>
+                <w:b/>
+                <w:bCs/>
+                <w:color w:val="FFFFFF"/>
+                <w:sz w:val="20"/>
+                <w:szCs w:val="20"/>
+              </w:rPr>
+              <w:t>Total</w:t>
+            </w:r>
+          </w:p>
+        </w:tc>
+      </w:tr>
+      <w:tr>
+        <w:tblPrEx>
+          <w:tblCellMar>
+            <w:top w:w="0" w:type="dxa"/>
+            <w:bottom w:w="0" w:type="dxa"/>
+          </w:tblCellMar>
+        </w:tblPrEx>
+        <w:trPr>
+          <w:cantSplit/>
+        </w:trPr>
+        <w:tc>
+          <w:tcPr>
+            <w:tcW w:w="2400" w:type="dxa"/>
+            <w:tcBorders>
+              <w:top w:val="single" w:sz="4" w:space="0" w:color="A6A6A6"/>
+              <w:left w:val="single" w:sz="4" w:space="0" w:color="A6A6A6"/>
+              <w:bottom w:val="single" w:sz="4" w:space="0" w:color="A6A6A6"/>
+              <w:right w:val="single" w:sz="4" w:space="0" w:color="A6A6A6"/>
+            </w:tcBorders>
+            <w:tcMar>
+              <w:top w:w="50" w:type="dxa"/>
+              <w:left w:w="90" w:type="dxa"/>
+              <w:bottom w:w="50" w:type="dxa"/>
+              <w:right w:w="90" w:type="dxa"/>
+            </w:tcMar>
+          </w:tcPr>
+          <w:p>
+            <w:pPr>
+              <w:keepNext/>
+            </w:pPr>
+            <w:r>
+              <w:rPr>
+                <w:rFonts w:ascii="Aptos" w:eastAsia="Aptos" w:hAnsi="Aptos" w:cs="Aptos"/>
+                <w:sz w:val="20"/>
+                <w:szCs w:val="20"/>
+              </w:rPr>
+              <w:t>Cloud hosting</w:t>
+            </w:r>
+          </w:p>
+        </w:tc>
+        <w:tc>
+          <w:tcPr>
+            <w:tcW w:w="2000" w:type="dxa"/>
+            <w:tcBorders>
+              <w:top w:val="single" w:sz="4" w:space="0" w:color="A6A6A6"/>
+              <w:left w:val="single" w:sz="4" w:space="0" w:color="A6A6A6"/>
+              <w:bottom w:val="single" w:sz="4" w:space="0" w:color="A6A6A6"/>
+              <w:right w:val="single" w:sz="4" w:space="0" w:color="A6A6A6"/>
+            </w:tcBorders>
+            <w:tcMar>
+              <w:top w:w="50" w:type="dxa"/>
+              <w:left w:w="90" w:type="dxa"/>
+              <w:bottom w:w="50" w:type="dxa"/>
+              <w:right w:w="90" w:type="dxa"/>
+            </w:tcMar>
+          </w:tcPr>
+          <w:p>
+            <w:pPr>
+              <w:keepNext/>
+            </w:pPr>
+            <w:r>
+              <w:rPr>
+                <w:rFonts w:ascii="Aptos" w:eastAsia="Aptos" w:hAnsi="Aptos" w:cs="Aptos"/>
+                <w:sz w:val="20"/>
+                <w:szCs w:val="20"/>
+              </w:rPr>
+              <w:t>Infrastructure (OPEX)</w:t>
+            </w:r>
+          </w:p>
+        </w:tc>
+        <w:tc>
+          <w:tcPr>
+            <w:tcW w:w="2200" w:type="dxa"/>
+            <w:tcBorders>
+              <w:top w:val="single" w:sz="4" w:space="0" w:color="A6A6A6"/>
+              <w:left w:val="single" w:sz="4" w:space="0" w:color="A6A6A6"/>
+              <w:bottom w:val="single" w:sz="4" w:space="0" w:color="A6A6A6"/>
+              <w:right w:val="single" w:sz="4" w:space="0" w:color="A6A6A6"/>
+            </w:tcBorders>
+            <w:tcMar>
+              <w:top w:w="50" w:type="dxa"/>
+              <w:left w:w="90" w:type="dxa"/>
+              <w:bottom w:w="50" w:type="dxa"/>
+              <w:right w:w="90" w:type="dxa"/>
+            </w:tcMar>
+          </w:tcPr>
+          <w:p>
+            <w:pPr>
+              <w:keepNext/>
+            </w:pPr>
+            <w:r>
+              <w:rPr>
+                <w:rFonts w:ascii="Aptos" w:eastAsia="Aptos" w:hAnsi="Aptos" w:cs="Aptos"/>
+                <w:sz w:val="20"/>
+                <w:szCs w:val="20"/>
+              </w:rPr>
+              <w:t>Sep to Dec, 4 months</w:t>
+            </w:r>
+          </w:p>
+        </w:tc>
+        <w:tc>
+          <w:tcPr>
+            <w:tcW w:w="1260" w:type="dxa"/>
+            <w:tcBorders>
+              <w:top w:val="single" w:sz="4" w:space="0" w:color="A6A6A6"/>
+              <w:left w:val="single" w:sz="4" w:space="0" w:color="A6A6A6"/>
+              <w:bottom w:val="single" w:sz="4" w:space="0" w:color="A6A6A6"/>
+              <w:right w:val="single" w:sz="4" w:space="0" w:color="A6A6A6"/>
+            </w:tcBorders>
+            <w:tcMar>
+              <w:top w:w="50" w:type="dxa"/>
+              <w:left w:w="90" w:type="dxa"/>
+              <w:bottom w:w="50" w:type="dxa"/>
+              <w:right w:w="90" w:type="dxa"/>
+            </w:tcMar>
+          </w:tcPr>
+          <w:p>
+            <w:pPr>
+              <w:keepNext/>
+            </w:pPr>
+            <w:r>
+              <w:rPr>
+                <w:rFonts w:ascii="Aptos" w:eastAsia="Aptos" w:hAnsi="Aptos" w:cs="Aptos"/>
+                <w:sz w:val="20"/>
+                <w:szCs w:val="20"/>
+              </w:rPr>
+              <w:t>$150/month</w:t>
+            </w:r>
+          </w:p>
+        </w:tc>
+        <w:tc>
+          <w:tcPr>
+            <w:tcW w:w="1500" w:type="dxa"/>
+            <w:tcBorders>
+              <w:top w:val="single" w:sz="4" w:space="0" w:color="A6A6A6"/>
+              <w:left w:val="single" w:sz="4" w:space="0" w:color="A6A6A6"/>
+              <w:bottom w:val="single" w:sz="4" w:space="0" w:color="A6A6A6"/>
+              <w:right w:val="single" w:sz="4" w:space="0" w:color="A6A6A6"/>
+            </w:tcBorders>
+            <w:tcMar>
+              <w:top w:w="50" w:type="dxa"/>
+              <w:left w:w="90" w:type="dxa"/>
+              <w:bottom w:w="50" w:type="dxa"/>
+              <w:right w:w="90" w:type="dxa"/>
+            </w:tcMar>
+          </w:tcPr>
+          <w:p>
+            <w:pPr>
+              <w:keepNext/>
+            </w:pPr>
+            <w:r>
+              <w:rPr>
+                <w:rFonts w:ascii="Aptos" w:eastAsia="Aptos" w:hAnsi="Aptos" w:cs="Aptos"/>
+                <w:sz w:val="20"/>
+                <w:szCs w:val="20"/>
+              </w:rPr>
+              <w:t>$600</w:t>
+            </w:r>
+          </w:p>
+        </w:tc>
+      </w:tr>
+      <w:tr>
+        <w:tblPrEx>
+          <w:tblCellMar>
+            <w:top w:w="0" w:type="dxa"/>
+            <w:bottom w:w="0" w:type="dxa"/>
+          </w:tblCellMar>
+        </w:tblPrEx>
+        <w:trPr>
+          <w:cantSplit/>
+        </w:trPr>
+        <w:tc>
+          <w:tcPr>
+            <w:tcW w:w="2400" w:type="dxa"/>
+            <w:tcBorders>
+              <w:top w:val="single" w:sz="4" w:space="0" w:color="A6A6A6"/>
+              <w:left w:val="single" w:sz="4" w:space="0" w:color="A6A6A6"/>
+              <w:bottom w:val="single" w:sz="4" w:space="0" w:color="A6A6A6"/>
+              <w:right w:val="single" w:sz="4" w:space="0" w:color="A6A6A6"/>
+            </w:tcBorders>
+            <w:tcMar>
+              <w:top w:w="50" w:type="dxa"/>
+              <w:left w:w="90" w:type="dxa"/>
+              <w:bottom w:w="50" w:type="dxa"/>
+              <w:right w:w="90" w:type="dxa"/>
+            </w:tcMar>
+          </w:tcPr>
+          <w:p>
+            <w:pPr>
+              <w:keepNext/>
+            </w:pPr>
+            <w:r>
+              <w:rPr>
+                <w:rFonts w:ascii="Aptos" w:eastAsia="Aptos" w:hAnsi="Aptos" w:cs="Aptos"/>
+                <w:sz w:val="20"/>
+                <w:szCs w:val="20"/>
+              </w:rPr>
+              <w:t>Maps API</w:t>
+            </w:r>
+          </w:p>
+        </w:tc>
+        <w:tc>
+          <w:tcPr>
+            <w:tcW w:w="2000" w:type="dxa"/>
+            <w:tcBorders>
+              <w:top w:val="single" w:sz="4" w:space="0" w:color="A6A6A6"/>
+              <w:left w:val="single" w:sz="4" w:space="0" w:color="A6A6A6"/>
+              <w:bottom w:val="single" w:sz="4" w:space="0" w:color="A6A6A6"/>
+              <w:right w:val="single" w:sz="4" w:space="0" w:color="A6A6A6"/>
+            </w:tcBorders>
+            <w:tcMar>
+              <w:top w:w="50" w:type="dxa"/>
+              <w:left w:w="90" w:type="dxa"/>
+              <w:bottom w:w="50" w:type="dxa"/>
+              <w:right w:w="90" w:type="dxa"/>
+            </w:tcMar>
+          </w:tcPr>
+          <w:p>
+            <w:pPr>
+              <w:keepNext/>
+            </w:pPr>
+            <w:r>
+              <w:rPr>
+                <w:rFonts w:ascii="Aptos" w:eastAsia="Aptos" w:hAnsi="Aptos" w:cs="Aptos"/>
+                <w:sz w:val="20"/>
+                <w:szCs w:val="20"/>
+              </w:rPr>
+              <w:t>Third-party API (OPEX)</w:t>
+            </w:r>
+          </w:p>
+        </w:tc>
+        <w:tc>
+          <w:tcPr>
+            <w:tcW w:w="2200" w:type="dxa"/>
+            <w:tcBorders>
+              <w:top w:val="single" w:sz="4" w:space="0" w:color="A6A6A6"/>
+              <w:left w:val="single" w:sz="4" w:space="0" w:color="A6A6A6"/>
+              <w:bottom w:val="single" w:sz="4" w:space="0" w:color="A6A6A6"/>
+              <w:right w:val="single" w:sz="4" w:space="0" w:color="A6A6A6"/>
+            </w:tcBorders>
+            <w:tcMar>
+              <w:top w:w="50" w:type="dxa"/>
+              <w:left w:w="90" w:type="dxa"/>
+              <w:bottom w:w="50" w:type="dxa"/>
+              <w:right w:w="90" w:type="dxa"/>
+            </w:tcMar>
+          </w:tcPr>
+          <w:p>
+            <w:pPr>
+              <w:keepNext/>
+            </w:pPr>
+            <w:r>
+              <w:rPr>
+                <w:rFonts w:ascii="Aptos" w:eastAsia="Aptos" w:hAnsi="Aptos" w:cs="Aptos"/>
+                <w:sz w:val="20"/>
+                <w:szCs w:val="20"/>
+              </w:rPr>
+              <w:t>Oct to Dec, 3 months</w:t>
+            </w:r>
+          </w:p>
+        </w:tc>
+        <w:tc>
+          <w:tcPr>
+            <w:tcW w:w="1260" w:type="dxa"/>
+            <w:tcBorders>
+              <w:top w:val="single" w:sz="4" w:space="0" w:color="A6A6A6"/>
+              <w:left w:val="single" w:sz="4" w:space="0" w:color="A6A6A6"/>
+              <w:bottom w:val="single" w:sz="4" w:space="0" w:color="A6A6A6"/>
+              <w:right w:val="single" w:sz="4" w:space="0" w:color="A6A6A6"/>
+            </w:tcBorders>
+            <w:tcMar>
+              <w:top w:w="50" w:type="dxa"/>
+              <w:left w:w="90" w:type="dxa"/>
+              <w:bottom w:w="50" w:type="dxa"/>
+              <w:right w:w="90" w:type="dxa"/>
+            </w:tcMar>
+          </w:tcPr>
+          <w:p>
+            <w:pPr>
+              <w:keepNext/>
+            </w:pPr>
+            <w:r>
+              <w:rPr>
+                <w:rFonts w:ascii="Aptos" w:eastAsia="Aptos" w:hAnsi="Aptos" w:cs="Aptos"/>
+                <w:sz w:val="20"/>
+                <w:szCs w:val="20"/>
+              </w:rPr>
+              <w:t>$100/month</w:t>
+            </w:r>
+          </w:p>
+        </w:tc>
+        <w:tc>
+          <w:tcPr>
+            <w:tcW w:w="1500" w:type="dxa"/>
+            <w:tcBorders>
+              <w:top w:val="single" w:sz="4" w:space="0" w:color="A6A6A6"/>
+              <w:left w:val="single" w:sz="4" w:space="0" w:color="A6A6A6"/>
+              <w:bottom w:val="single" w:sz="4" w:space="0" w:color="A6A6A6"/>
+              <w:right w:val="single" w:sz="4" w:space="0" w:color="A6A6A6"/>
+            </w:tcBorders>
+            <w:tcMar>
+              <w:top w:w="50" w:type="dxa"/>
+              <w:left w:w="90" w:type="dxa"/>
+              <w:bottom w:w="50" w:type="dxa"/>
+              <w:right w:w="90" w:type="dxa"/>
+            </w:tcMar>
+          </w:tcPr>
+          <w:p>
+            <w:pPr>
+              <w:keepNext/>
+            </w:pPr>
+            <w:r>
+              <w:rPr>
+                <w:rFonts w:ascii="Aptos" w:eastAsia="Aptos" w:hAnsi="Aptos" w:cs="Aptos"/>
+                <w:sz w:val="20"/>
+                <w:szCs w:val="20"/>
+              </w:rPr>
+              <w:t>$300</w:t>
+            </w:r>
+          </w:p>
+        </w:tc>
+      </w:tr>
+      <w:tr>
+        <w:tblPrEx>
+          <w:tblCellMar>
+            <w:top w:w="0" w:type="dxa"/>
+            <w:bottom w:w="0" w:type="dxa"/>
+          </w:tblCellMar>
+        </w:tblPrEx>
+        <w:trPr>
+          <w:cantSplit/>
+        </w:trPr>
+        <w:tc>
+          <w:tcPr>
+            <w:tcW w:w="2400" w:type="dxa"/>
+            <w:tcBorders>
+              <w:top w:val="single" w:sz="4" w:space="0" w:color="A6A6A6"/>
+              <w:left w:val="single" w:sz="4" w:space="0" w:color="A6A6A6"/>
+              <w:bottom w:val="single" w:sz="4" w:space="0" w:color="A6A6A6"/>
+              <w:right w:val="single" w:sz="4" w:space="0" w:color="A6A6A6"/>
+            </w:tcBorders>
+            <w:tcMar>
+              <w:top w:w="50" w:type="dxa"/>
+              <w:left w:w="90" w:type="dxa"/>
+              <w:bottom w:w="50" w:type="dxa"/>
+              <w:right w:w="90" w:type="dxa"/>
+            </w:tcMar>
+          </w:tcPr>
+          <w:p>
+            <w:pPr>
+              <w:keepNext/>
+            </w:pPr>
+            <w:r>
+              <w:rPr>
+                <w:rFonts w:ascii="Aptos" w:eastAsia="Aptos" w:hAnsi="Aptos" w:cs="Aptos"/>
+                <w:sz w:val="20"/>
+                <w:szCs w:val="20"/>
+              </w:rPr>
+              <w:t>Text and email alerts</w:t>
+            </w:r>
+          </w:p>
+        </w:tc>
+        <w:tc>
+          <w:tcPr>
+            <w:tcW w:w="2000" w:type="dxa"/>
+            <w:tcBorders>
+              <w:top w:val="single" w:sz="4" w:space="0" w:color="A6A6A6"/>
+              <w:left w:val="single" w:sz="4" w:space="0" w:color="A6A6A6"/>
+              <w:bottom w:val="single" w:sz="4" w:space="0" w:color="A6A6A6"/>
+              <w:right w:val="single" w:sz="4" w:space="0" w:color="A6A6A6"/>
+            </w:tcBorders>
+            <w:tcMar>
+              <w:top w:w="50" w:type="dxa"/>
+              <w:left w:w="90" w:type="dxa"/>
+              <w:bottom w:w="50" w:type="dxa"/>
+              <w:right w:w="90" w:type="dxa"/>
+            </w:tcMar>
+          </w:tcPr>
+          <w:p>
+            <w:pPr>
+              <w:keepNext/>
+            </w:pPr>
+            <w:r>
+              <w:rPr>
+                <w:rFonts w:ascii="Aptos" w:eastAsia="Aptos" w:hAnsi="Aptos" w:cs="Aptos"/>
+                <w:sz w:val="20"/>
+                <w:szCs w:val="20"/>
+              </w:rPr>
+              <w:t>Third-party API (OPEX)</w:t>
+            </w:r>
+          </w:p>
+        </w:tc>
+        <w:tc>
+          <w:tcPr>
+            <w:tcW w:w="2200" w:type="dxa"/>
+            <w:tcBorders>
+              <w:top w:val="single" w:sz="4" w:space="0" w:color="A6A6A6"/>
+              <w:left w:val="single" w:sz="4" w:space="0" w:color="A6A6A6"/>
+              <w:bottom w:val="single" w:sz="4" w:space="0" w:color="A6A6A6"/>
+              <w:right w:val="single" w:sz="4" w:space="0" w:color="A6A6A6"/>
+            </w:tcBorders>
+            <w:tcMar>
+              <w:top w:w="50" w:type="dxa"/>
+              <w:left w:w="90" w:type="dxa"/>
+              <w:bottom w:w="50" w:type="dxa"/>
+              <w:right w:w="90" w:type="dxa"/>
+            </w:tcMar>
+          </w:tcPr>
+          <w:p>
+            <w:pPr>
+              <w:keepNext/>
+            </w:pPr>
+            <w:r>
+              <w:rPr>
+                <w:rFonts w:ascii="Aptos" w:eastAsia="Aptos" w:hAnsi="Aptos" w:cs="Aptos"/>
+                <w:sz w:val="20"/>
+                <w:szCs w:val="20"/>
+              </w:rPr>
+              <w:t>Oct to Dec, 3 months</w:t>
+            </w:r>
+          </w:p>
+        </w:tc>
+        <w:tc>
+          <w:tcPr>
+            <w:tcW w:w="1260" w:type="dxa"/>
+            <w:tcBorders>
+              <w:top w:val="single" w:sz="4" w:space="0" w:color="A6A6A6"/>
+              <w:left w:val="single" w:sz="4" w:space="0" w:color="A6A6A6"/>
+              <w:bottom w:val="single" w:sz="4" w:space="0" w:color="A6A6A6"/>
+              <w:right w:val="single" w:sz="4" w:space="0" w:color="A6A6A6"/>
+            </w:tcBorders>
+            <w:tcMar>
+              <w:top w:w="50" w:type="dxa"/>
+              <w:left w:w="90" w:type="dxa"/>
+              <w:bottom w:w="50" w:type="dxa"/>
+              <w:right w:w="90" w:type="dxa"/>
+            </w:tcMar>
+          </w:tcPr>
+          <w:p>
+            <w:pPr>
+              <w:keepNext/>
+            </w:pPr>
+            <w:r>
+              <w:rPr>
+                <w:rFonts w:ascii="Aptos" w:eastAsia="Aptos" w:hAnsi="Aptos" w:cs="Aptos"/>
+                <w:sz w:val="20"/>
+                <w:szCs w:val="20"/>
+              </w:rPr>
+              <w:t>$50/month</w:t>
+            </w:r>
+          </w:p>
+        </w:tc>
+        <w:tc>
+          <w:tcPr>
+            <w:tcW w:w="1500" w:type="dxa"/>
+            <w:tcBorders>
+              <w:top w:val="single" w:sz="4" w:space="0" w:color="A6A6A6"/>
+              <w:left w:val="single" w:sz="4" w:space="0" w:color="A6A6A6"/>
+              <w:bottom w:val="single" w:sz="4" w:space="0" w:color="A6A6A6"/>
+              <w:right w:val="single" w:sz="4" w:space="0" w:color="A6A6A6"/>
+            </w:tcBorders>
+            <w:tcMar>
+              <w:top w:w="50" w:type="dxa"/>
+              <w:left w:w="90" w:type="dxa"/>
+              <w:bottom w:w="50" w:type="dxa"/>
+              <w:right w:w="90" w:type="dxa"/>
+            </w:tcMar>
+          </w:tcPr>
+          <w:p>
+            <w:pPr>
+              <w:keepNext/>
+            </w:pPr>
+            <w:r>
+              <w:rPr>
+                <w:rFonts w:ascii="Aptos" w:eastAsia="Aptos" w:hAnsi="Aptos" w:cs="Aptos"/>
+                <w:sz w:val="20"/>
+                <w:szCs w:val="20"/>
+              </w:rPr>
+              <w:t>$150</w:t>
+            </w:r>
+          </w:p>
+        </w:tc>
+      </w:tr>
+      <w:tr>
+        <w:tblPrEx>
+          <w:tblCellMar>
+            <w:top w:w="0" w:type="dxa"/>
+            <w:bottom w:w="0" w:type="dxa"/>
+          </w:tblCellMar>
+        </w:tblPrEx>
+        <w:trPr>
+          <w:cantSplit/>
+        </w:trPr>
+        <w:tc>
+          <w:tcPr>
+            <w:tcW w:w="2400" w:type="dxa"/>
+            <w:tcBorders>
+              <w:top w:val="single" w:sz="4" w:space="0" w:color="A6A6A6"/>
+              <w:left w:val="single" w:sz="4" w:space="0" w:color="A6A6A6"/>
+              <w:bottom w:val="single" w:sz="4" w:space="0" w:color="A6A6A6"/>
+              <w:right w:val="single" w:sz="4" w:space="0" w:color="A6A6A6"/>
+            </w:tcBorders>
+            <w:tcMar>
+              <w:top w:w="50" w:type="dxa"/>
+              <w:left w:w="90" w:type="dxa"/>
+              <w:bottom w:w="50" w:type="dxa"/>
+              <w:right w:w="90" w:type="dxa"/>
+            </w:tcMar>
+          </w:tcPr>
+          <w:p>
+            <w:pPr>
+              <w:keepNext/>
+            </w:pPr>
+            <w:r>
+              <w:rPr>
+                <w:rFonts w:ascii="Aptos" w:eastAsia="Aptos" w:hAnsi="Aptos" w:cs="Aptos"/>
+                <w:sz w:val="20"/>
+                <w:szCs w:val="20"/>
+              </w:rPr>
+              <w:t>Apple developer account</w:t>
+            </w:r>
+          </w:p>
+        </w:tc>
+        <w:tc>
+          <w:tcPr>
+            <w:tcW w:w="2000" w:type="dxa"/>
+            <w:tcBorders>
+              <w:top w:val="single" w:sz="4" w:space="0" w:color="A6A6A6"/>
+              <w:left w:val="single" w:sz="4" w:space="0" w:color="A6A6A6"/>
+              <w:bottom w:val="single" w:sz="4" w:space="0" w:color="A6A6A6"/>
+              <w:right w:val="single" w:sz="4" w:space="0" w:color="A6A6A6"/>
+            </w:tcBorders>
+            <w:tcMar>
+              <w:top w:w="50" w:type="dxa"/>
+              <w:left w:w="90" w:type="dxa"/>
+              <w:bottom w:w="50" w:type="dxa"/>
+              <w:right w:w="90" w:type="dxa"/>
+            </w:tcMar>
+          </w:tcPr>
+          <w:p>
+            <w:pPr>
+              <w:keepNext/>
+            </w:pPr>
+            <w:r>
+              <w:rPr>
+                <w:rFonts w:ascii="Aptos" w:eastAsia="Aptos" w:hAnsi="Aptos" w:cs="Aptos"/>
+                <w:sz w:val="20"/>
+                <w:szCs w:val="20"/>
+              </w:rPr>
+              <w:t>License</w:t>
+            </w:r>
+          </w:p>
+        </w:tc>
+        <w:tc>
+          <w:tcPr>
+            <w:tcW w:w="2200" w:type="dxa"/>
+            <w:tcBorders>
+              <w:top w:val="single" w:sz="4" w:space="0" w:color="A6A6A6"/>
+              <w:left w:val="single" w:sz="4" w:space="0" w:color="A6A6A6"/>
+              <w:bottom w:val="single" w:sz="4" w:space="0" w:color="A6A6A6"/>
+              <w:right w:val="single" w:sz="4" w:space="0" w:color="A6A6A6"/>
+            </w:tcBorders>
+            <w:tcMar>
+              <w:top w:w="50" w:type="dxa"/>
+              <w:left w:w="90" w:type="dxa"/>
+              <w:bottom w:w="50" w:type="dxa"/>
+              <w:right w:w="90" w:type="dxa"/>
+            </w:tcMar>
+          </w:tcPr>
+          <w:p>
+            <w:pPr>
+              <w:keepNext/>
+            </w:pPr>
+            <w:r>
+              <w:rPr>
+                <w:rFonts w:ascii="Aptos" w:eastAsia="Aptos" w:hAnsi="Aptos" w:cs="Aptos"/>
+                <w:sz w:val="20"/>
+                <w:szCs w:val="20"/>
+              </w:rPr>
+              <w:t>One time, August</w:t>
+            </w:r>
+          </w:p>
+        </w:tc>
+        <w:tc>
+          <w:tcPr>
+            <w:tcW w:w="1260" w:type="dxa"/>
+            <w:tcBorders>
+              <w:top w:val="single" w:sz="4" w:space="0" w:color="A6A6A6"/>
+              <w:left w:val="single" w:sz="4" w:space="0" w:color="A6A6A6"/>
+              <w:bottom w:val="single" w:sz="4" w:space="0" w:color="A6A6A6"/>
+              <w:right w:val="single" w:sz="4" w:space="0" w:color="A6A6A6"/>
+            </w:tcBorders>
+            <w:tcMar>
+              <w:top w:w="50" w:type="dxa"/>
+              <w:left w:w="90" w:type="dxa"/>
+              <w:bottom w:w="50" w:type="dxa"/>
+              <w:right w:w="90" w:type="dxa"/>
+            </w:tcMar>
+          </w:tcPr>
+          <w:p>
+            <w:pPr>
+              <w:keepNext/>
+            </w:pPr>
+            <w:r>
+              <w:rPr>
+                <w:rFonts w:ascii="Aptos" w:eastAsia="Aptos" w:hAnsi="Aptos" w:cs="Aptos"/>
+                <w:sz w:val="20"/>
+                <w:szCs w:val="20"/>
+              </w:rPr>
+              <w:t>$99</w:t>
+            </w:r>
+          </w:p>
+        </w:tc>
+        <w:tc>
+          <w:tcPr>
+            <w:tcW w:w="1500" w:type="dxa"/>
+            <w:tcBorders>
+              <w:top w:val="single" w:sz="4" w:space="0" w:color="A6A6A6"/>
+              <w:left w:val="single" w:sz="4" w:space="0" w:color="A6A6A6"/>
+              <w:bottom w:val="single" w:sz="4" w:space="0" w:color="A6A6A6"/>
+              <w:right w:val="single" w:sz="4" w:space="0" w:color="A6A6A6"/>
+            </w:tcBorders>
+            <w:tcMar>
+              <w:top w:w="50" w:type="dxa"/>
+              <w:left w:w="90" w:type="dxa"/>
+              <w:bottom w:w="50" w:type="dxa"/>
+              <w:right w:w="90" w:type="dxa"/>
+            </w:tcMar>
+          </w:tcPr>
+          <w:p>
+            <w:pPr>
+              <w:keepNext/>
+            </w:pPr>
+            <w:r>
+              <w:rPr>
+                <w:rFonts w:ascii="Aptos" w:eastAsia="Aptos" w:hAnsi="Aptos" w:cs="Aptos"/>
+                <w:sz w:val="20"/>
+                <w:szCs w:val="20"/>
+              </w:rPr>
+              <w:t>$99</w:t>
+            </w:r>
+          </w:p>
+        </w:tc>
+      </w:tr>
+      <w:tr>
+        <w:tblPrEx>
+          <w:tblCellMar>
+            <w:top w:w="0" w:type="dxa"/>
+            <w:bottom w:w="0" w:type="dxa"/>
+          </w:tblCellMar>
+        </w:tblPrEx>
+        <w:trPr>
+          <w:cantSplit/>
+        </w:trPr>
+        <w:tc>
+          <w:tcPr>
+            <w:tcW w:w="2400" w:type="dxa"/>
+            <w:tcBorders>
+              <w:top w:val="single" w:sz="4" w:space="0" w:color="A6A6A6"/>
+              <w:left w:val="single" w:sz="4" w:space="0" w:color="A6A6A6"/>
+              <w:bottom w:val="single" w:sz="4" w:space="0" w:color="A6A6A6"/>
+              <w:right w:val="single" w:sz="4" w:space="0" w:color="A6A6A6"/>
+            </w:tcBorders>
+            <w:tcMar>
+              <w:top w:w="50" w:type="dxa"/>
+              <w:left w:w="90" w:type="dxa"/>
+              <w:bottom w:w="50" w:type="dxa"/>
+              <w:right w:w="90" w:type="dxa"/>
+            </w:tcMar>
+          </w:tcPr>
+          <w:p>
+            <w:pPr>
+              <w:keepNext/>
+            </w:pPr>
+            <w:r>
+              <w:rPr>
+                <w:rFonts w:ascii="Aptos" w:eastAsia="Aptos" w:hAnsi="Aptos" w:cs="Aptos"/>
+                <w:sz w:val="20"/>
+                <w:szCs w:val="20"/>
+              </w:rPr>
+              <w:t>Google Play developer account</w:t>
+            </w:r>
+          </w:p>
+        </w:tc>
+        <w:tc>
+          <w:tcPr>
+            <w:tcW w:w="2000" w:type="dxa"/>
+            <w:tcBorders>
+              <w:top w:val="single" w:sz="4" w:space="0" w:color="A6A6A6"/>
+              <w:left w:val="single" w:sz="4" w:space="0" w:color="A6A6A6"/>
+              <w:bottom w:val="single" w:sz="4" w:space="0" w:color="A6A6A6"/>
+              <w:right w:val="single" w:sz="4" w:space="0" w:color="A6A6A6"/>
+            </w:tcBorders>
+            <w:tcMar>
+              <w:top w:w="50" w:type="dxa"/>
+              <w:left w:w="90" w:type="dxa"/>
+              <w:bottom w:w="50" w:type="dxa"/>
+              <w:right w:w="90" w:type="dxa"/>
+            </w:tcMar>
+          </w:tcPr>
+          <w:p>
+            <w:pPr>
+              <w:keepNext/>
+            </w:pPr>
+            <w:r>
+              <w:rPr>
+                <w:rFonts w:ascii="Aptos" w:eastAsia="Aptos" w:hAnsi="Aptos" w:cs="Aptos"/>
+                <w:sz w:val="20"/>
+                <w:szCs w:val="20"/>
+              </w:rPr>
+              <w:t>License</w:t>
+            </w:r>
+          </w:p>
+        </w:tc>
+        <w:tc>
+          <w:tcPr>
+            <w:tcW w:w="2200" w:type="dxa"/>
+            <w:tcBorders>
+              <w:top w:val="single" w:sz="4" w:space="0" w:color="A6A6A6"/>
+              <w:left w:val="single" w:sz="4" w:space="0" w:color="A6A6A6"/>
+              <w:bottom w:val="single" w:sz="4" w:space="0" w:color="A6A6A6"/>
+              <w:right w:val="single" w:sz="4" w:space="0" w:color="A6A6A6"/>
+            </w:tcBorders>
+            <w:tcMar>
+              <w:top w:w="50" w:type="dxa"/>
+              <w:left w:w="90" w:type="dxa"/>
+              <w:bottom w:w="50" w:type="dxa"/>
+              <w:right w:w="90" w:type="dxa"/>
+            </w:tcMar>
+          </w:tcPr>
+          <w:p>
+            <w:pPr>
+              <w:keepNext/>
+            </w:pPr>
+            <w:r>
+              <w:rPr>
+                <w:rFonts w:ascii="Aptos" w:eastAsia="Aptos" w:hAnsi="Aptos" w:cs="Aptos"/>
+                <w:sz w:val="20"/>
+                <w:szCs w:val="20"/>
+              </w:rPr>
+              <w:t>One time, August</w:t>
+            </w:r>
+          </w:p>
+        </w:tc>
+        <w:tc>
+          <w:tcPr>
+            <w:tcW w:w="1260" w:type="dxa"/>
+            <w:tcBorders>
+              <w:top w:val="single" w:sz="4" w:space="0" w:color="A6A6A6"/>
+              <w:left w:val="single" w:sz="4" w:space="0" w:color="A6A6A6"/>
+              <w:bottom w:val="single" w:sz="4" w:space="0" w:color="A6A6A6"/>
+              <w:right w:val="single" w:sz="4" w:space="0" w:color="A6A6A6"/>
+            </w:tcBorders>
+            <w:tcMar>
+              <w:top w:w="50" w:type="dxa"/>
+              <w:left w:w="90" w:type="dxa"/>
+              <w:bottom w:w="50" w:type="dxa"/>
+              <w:right w:w="90" w:type="dxa"/>
+            </w:tcMar>
+          </w:tcPr>
+          <w:p>
+            <w:pPr>
+              <w:keepNext/>
+            </w:pPr>
+            <w:r>
+              <w:rPr>
+                <w:rFonts w:ascii="Aptos" w:eastAsia="Aptos" w:hAnsi="Aptos" w:cs="Aptos"/>
+                <w:sz w:val="20"/>
+                <w:szCs w:val="20"/>
+              </w:rPr>
+              <w:t>$25</w:t>
+            </w:r>
+          </w:p>
+        </w:tc>
+        <w:tc>
+          <w:tcPr>
+            <w:tcW w:w="1500" w:type="dxa"/>
+            <w:tcBorders>
+              <w:top w:val="single" w:sz="4" w:space="0" w:color="A6A6A6"/>
+              <w:left w:val="single" w:sz="4" w:space="0" w:color="A6A6A6"/>
+              <w:bottom w:val="single" w:sz="4" w:space="0" w:color="A6A6A6"/>
+              <w:right w:val="single" w:sz="4" w:space="0" w:color="A6A6A6"/>
+            </w:tcBorders>
+            <w:tcMar>
+              <w:top w:w="50" w:type="dxa"/>
+              <w:left w:w="90" w:type="dxa"/>
+              <w:bottom w:w="50" w:type="dxa"/>
+              <w:right w:w="90" w:type="dxa"/>
+            </w:tcMar>
+          </w:tcPr>
+          <w:p>
+            <w:pPr>
+              <w:keepNext/>
+            </w:pPr>
+            <w:r>
+              <w:rPr>
+                <w:rFonts w:ascii="Aptos" w:eastAsia="Aptos" w:hAnsi="Aptos" w:cs="Aptos"/>
+                <w:sz w:val="20"/>
+                <w:szCs w:val="20"/>
+              </w:rPr>
+              <w:t>$25</w:t>
+            </w:r>
+          </w:p>
+        </w:tc>
+      </w:tr>
+      <w:tr>
+        <w:tblPrEx>
+          <w:tblCellMar>
+            <w:top w:w="0" w:type="dxa"/>
+            <w:bottom w:w="0" w:type="dxa"/>
+          </w:tblCellMar>
+        </w:tblPrEx>
+        <w:trPr>
+          <w:cantSplit/>
+        </w:trPr>
+        <w:tc>
+          <w:tcPr>
+            <w:tcW w:w="2400" w:type="dxa"/>
+            <w:tcBorders>
+              <w:top w:val="single" w:sz="4" w:space="0" w:color="A6A6A6"/>
+              <w:left w:val="single" w:sz="4" w:space="0" w:color="A6A6A6"/>
+              <w:bottom w:val="single" w:sz="4" w:space="0" w:color="A6A6A6"/>
+              <w:right w:val="single" w:sz="4" w:space="0" w:color="A6A6A6"/>
+            </w:tcBorders>
+            <w:tcMar>
+              <w:top w:w="50" w:type="dxa"/>
+              <w:left w:w="90" w:type="dxa"/>
+              <w:bottom w:w="50" w:type="dxa"/>
+              <w:right w:w="90" w:type="dxa"/>
+            </w:tcMar>
+          </w:tcPr>
+          <w:p>
+            <w:pPr>
+              <w:keepNext/>
+            </w:pPr>
+            <w:r>
+              <w:rPr>
+                <w:rFonts w:ascii="Aptos" w:eastAsia="Aptos" w:hAnsi="Aptos" w:cs="Aptos"/>
+                <w:sz w:val="20"/>
+                <w:szCs w:val="20"/>
+              </w:rPr>
+              <w:t>Test phones (1 iPhone, 1 Android, used)</w:t>
+            </w:r>
+          </w:p>
+        </w:tc>
+        <w:tc>
+          <w:tcPr>
+            <w:tcW w:w="2000" w:type="dxa"/>
+            <w:tcBorders>
+              <w:top w:val="single" w:sz="4" w:space="0" w:color="A6A6A6"/>
+              <w:left w:val="single" w:sz="4" w:space="0" w:color="A6A6A6"/>
+              <w:bottom w:val="single" w:sz="4" w:space="0" w:color="A6A6A6"/>
+              <w:right w:val="single" w:sz="4" w:space="0" w:color="A6A6A6"/>
+            </w:tcBorders>
+            <w:tcMar>
+              <w:top w:w="50" w:type="dxa"/>
+              <w:left w:w="90" w:type="dxa"/>
+              <w:bottom w:w="50" w:type="dxa"/>
+              <w:right w:w="90" w:type="dxa"/>
+            </w:tcMar>
+          </w:tcPr>
+          <w:p>
+            <w:pPr>
+              <w:keepNext/>
+            </w:pPr>
+            <w:r>
+              <w:rPr>
+                <w:rFonts w:ascii="Aptos" w:eastAsia="Aptos" w:hAnsi="Aptos" w:cs="Aptos"/>
+                <w:sz w:val="20"/>
+                <w:szCs w:val="20"/>
+              </w:rPr>
+              <w:t>Hardware (CAPEX)</w:t>
+            </w:r>
+          </w:p>
+        </w:tc>
+        <w:tc>
+          <w:tcPr>
+            <w:tcW w:w="2200" w:type="dxa"/>
+            <w:tcBorders>
+              <w:top w:val="single" w:sz="4" w:space="0" w:color="A6A6A6"/>
+              <w:left w:val="single" w:sz="4" w:space="0" w:color="A6A6A6"/>
+              <w:bottom w:val="single" w:sz="4" w:space="0" w:color="A6A6A6"/>
+              <w:right w:val="single" w:sz="4" w:space="0" w:color="A6A6A6"/>
+            </w:tcBorders>
+            <w:tcMar>
+              <w:top w:w="50" w:type="dxa"/>
+              <w:left w:w="90" w:type="dxa"/>
+              <w:bottom w:w="50" w:type="dxa"/>
+              <w:right w:w="90" w:type="dxa"/>
+            </w:tcMar>
+          </w:tcPr>
+          <w:p>
+            <w:pPr>
+              <w:keepNext/>
+            </w:pPr>
+            <w:r>
+              <w:rPr>
+                <w:rFonts w:ascii="Aptos" w:eastAsia="Aptos" w:hAnsi="Aptos" w:cs="Aptos"/>
+                <w:sz w:val="20"/>
+                <w:szCs w:val="20"/>
+              </w:rPr>
+              <w:t>One time, August</w:t>
+            </w:r>
+          </w:p>
+        </w:tc>
+        <w:tc>
+          <w:tcPr>
+            <w:tcW w:w="1260" w:type="dxa"/>
+            <w:tcBorders>
+              <w:top w:val="single" w:sz="4" w:space="0" w:color="A6A6A6"/>
+              <w:left w:val="single" w:sz="4" w:space="0" w:color="A6A6A6"/>
+              <w:bottom w:val="single" w:sz="4" w:space="0" w:color="A6A6A6"/>
+              <w:right w:val="single" w:sz="4" w:space="0" w:color="A6A6A6"/>
+            </w:tcBorders>
+            <w:tcMar>
+              <w:top w:w="50" w:type="dxa"/>
+              <w:left w:w="90" w:type="dxa"/>
+              <w:bottom w:w="50" w:type="dxa"/>
+              <w:right w:w="90" w:type="dxa"/>
+            </w:tcMar>
+          </w:tcPr>
+          <w:p>
+            <w:pPr>
+              <w:keepNext/>
+            </w:pPr>
+            <w:r>
+              <w:rPr>
+                <w:rFonts w:ascii="Aptos" w:eastAsia="Aptos" w:hAnsi="Aptos" w:cs="Aptos"/>
+                <w:sz w:val="20"/>
+                <w:szCs w:val="20"/>
+              </w:rPr>
+              <w:t>$600</w:t>
+            </w:r>
+          </w:p>
+        </w:tc>
+        <w:tc>
+          <w:tcPr>
+            <w:tcW w:w="1500" w:type="dxa"/>
+            <w:tcBorders>
+              <w:top w:val="single" w:sz="4" w:space="0" w:color="A6A6A6"/>
+              <w:left w:val="single" w:sz="4" w:space="0" w:color="A6A6A6"/>
+              <w:bottom w:val="single" w:sz="4" w:space="0" w:color="A6A6A6"/>
+              <w:right w:val="single" w:sz="4" w:space="0" w:color="A6A6A6"/>
+            </w:tcBorders>
+            <w:tcMar>
+              <w:top w:w="50" w:type="dxa"/>
+              <w:left w:w="90" w:type="dxa"/>
+              <w:bottom w:w="50" w:type="dxa"/>
+              <w:right w:w="90" w:type="dxa"/>
+            </w:tcMar>
+          </w:tcPr>
+          <w:p>
+            <w:pPr>
+              <w:keepNext/>
+            </w:pPr>
+            <w:r>
+              <w:rPr>
+                <w:rFonts w:ascii="Aptos" w:eastAsia="Aptos" w:hAnsi="Aptos" w:cs="Aptos"/>
+                <w:sz w:val="20"/>
+                <w:szCs w:val="20"/>
+              </w:rPr>
+              <w:t>$600</w:t>
+            </w:r>
+          </w:p>
+        </w:tc>
+      </w:tr>
+      <w:tr>
+        <w:tblPrEx>
+          <w:tblCellMar>
+            <w:top w:w="0" w:type="dxa"/>
+            <w:bottom w:w="0" w:type="dxa"/>
+          </w:tblCellMar>
+        </w:tblPrEx>
+        <w:trPr>
+          <w:cantSplit/>
+        </w:trPr>
+        <w:tc>
+          <w:tcPr>
+            <w:tcW w:w="2400" w:type="dxa"/>
+            <w:tcBorders>
+              <w:top w:val="single" w:sz="4" w:space="0" w:color="A6A6A6"/>
+              <w:left w:val="single" w:sz="4" w:space="0" w:color="A6A6A6"/>
+              <w:bottom w:val="single" w:sz="4" w:space="0" w:color="A6A6A6"/>
+              <w:right w:val="single" w:sz="4" w:space="0" w:color="A6A6A6"/>
+            </w:tcBorders>
+            <w:tcMar>
+              <w:top w:w="50" w:type="dxa"/>
+              <w:left w:w="90" w:type="dxa"/>
+              <w:bottom w:w="50" w:type="dxa"/>
+              <w:right w:w="90" w:type="dxa"/>
+            </w:tcMar>
+          </w:tcPr>
+          <w:p>
+            <w:pPr>
+              <w:keepNext/>
+            </w:pPr>
+            <w:r>
+              <w:rPr>
+                <w:rFonts w:ascii="Aptos" w:eastAsia="Aptos" w:hAnsi="Aptos" w:cs="Aptos"/>
+                <w:sz w:val="20"/>
+                <w:szCs w:val="20"/>
+              </w:rPr>
+              <w:t>Load testing tool</w:t>
+            </w:r>
+          </w:p>
+        </w:tc>
+        <w:tc>
+          <w:tcPr>
+            <w:tcW w:w="2000" w:type="dxa"/>
+            <w:tcBorders>
+              <w:top w:val="single" w:sz="4" w:space="0" w:color="A6A6A6"/>
+              <w:left w:val="single" w:sz="4" w:space="0" w:color="A6A6A6"/>
+              <w:bottom w:val="single" w:sz="4" w:space="0" w:color="A6A6A6"/>
+              <w:right w:val="single" w:sz="4" w:space="0" w:color="A6A6A6"/>
+            </w:tcBorders>
+            <w:tcMar>
+              <w:top w:w="50" w:type="dxa"/>
+              <w:left w:w="90" w:type="dxa"/>
+              <w:bottom w:w="50" w:type="dxa"/>
+              <w:right w:w="90" w:type="dxa"/>
+            </w:tcMar>
+          </w:tcPr>
+          <w:p>
+            <w:pPr>
+              <w:keepNext/>
+            </w:pPr>
+            <w:r>
+              <w:rPr>
+                <w:rFonts w:ascii="Aptos" w:eastAsia="Aptos" w:hAnsi="Aptos" w:cs="Aptos"/>
+                <w:sz w:val="20"/>
+                <w:szCs w:val="20"/>
+              </w:rPr>
+              <w:t>Tools</w:t>
+            </w:r>
+          </w:p>
+        </w:tc>
+        <w:tc>
+          <w:tcPr>
+            <w:tcW w:w="2200" w:type="dxa"/>
+            <w:tcBorders>
+              <w:top w:val="single" w:sz="4" w:space="0" w:color="A6A6A6"/>
+              <w:left w:val="single" w:sz="4" w:space="0" w:color="A6A6A6"/>
+              <w:bottom w:val="single" w:sz="4" w:space="0" w:color="A6A6A6"/>
+              <w:right w:val="single" w:sz="4" w:space="0" w:color="A6A6A6"/>
+            </w:tcBorders>
+            <w:tcMar>
+              <w:top w:w="50" w:type="dxa"/>
+              <w:left w:w="90" w:type="dxa"/>
+              <w:bottom w:w="50" w:type="dxa"/>
+              <w:right w:w="90" w:type="dxa"/>
+            </w:tcMar>
+          </w:tcPr>
+          <w:p>
+            <w:pPr>
+              <w:keepNext/>
+            </w:pPr>
+            <w:r>
+              <w:rPr>
+                <w:rFonts w:ascii="Aptos" w:eastAsia="Aptos" w:hAnsi="Aptos" w:cs="Aptos"/>
+                <w:sz w:val="20"/>
+                <w:szCs w:val="20"/>
+              </w:rPr>
+              <w:t>One time, November</w:t>
+            </w:r>
+          </w:p>
+        </w:tc>
+        <w:tc>
+          <w:tcPr>
+            <w:tcW w:w="1260" w:type="dxa"/>
+            <w:tcBorders>
+              <w:top w:val="single" w:sz="4" w:space="0" w:color="A6A6A6"/>
+              <w:left w:val="single" w:sz="4" w:space="0" w:color="A6A6A6"/>
+              <w:bottom w:val="single" w:sz="4" w:space="0" w:color="A6A6A6"/>
+              <w:right w:val="single" w:sz="4" w:space="0" w:color="A6A6A6"/>
+            </w:tcBorders>
+            <w:tcMar>
+              <w:top w:w="50" w:type="dxa"/>
+              <w:left w:w="90" w:type="dxa"/>
+              <w:bottom w:w="50" w:type="dxa"/>
+              <w:right w:w="90" w:type="dxa"/>
+            </w:tcMar>
+          </w:tcPr>
+          <w:p>
+            <w:pPr>
+              <w:keepNext/>
+            </w:pPr>
+            <w:r>
+              <w:rPr>
+                <w:rFonts w:ascii="Aptos" w:eastAsia="Aptos" w:hAnsi="Aptos" w:cs="Aptos"/>
+                <w:sz w:val="20"/>
+                <w:szCs w:val="20"/>
+              </w:rPr>
+              <w:t>$100</w:t>
+            </w:r>
+          </w:p>
+        </w:tc>
+        <w:tc>
+          <w:tcPr>
+            <w:tcW w:w="1500" w:type="dxa"/>
+            <w:tcBorders>
+              <w:top w:val="single" w:sz="4" w:space="0" w:color="A6A6A6"/>
+              <w:left w:val="single" w:sz="4" w:space="0" w:color="A6A6A6"/>
+              <w:bottom w:val="single" w:sz="4" w:space="0" w:color="A6A6A6"/>
+              <w:right w:val="single" w:sz="4" w:space="0" w:color="A6A6A6"/>
+            </w:tcBorders>
+            <w:tcMar>
+              <w:top w:w="50" w:type="dxa"/>
+              <w:left w:w="90" w:type="dxa"/>
+              <w:bottom w:w="50" w:type="dxa"/>
+              <w:right w:w="90" w:type="dxa"/>
+            </w:tcMar>
+          </w:tcPr>
+          <w:p>
+            <w:pPr>
+              <w:keepNext/>
+            </w:pPr>
+            <w:r>
+              <w:rPr>
+                <w:rFonts w:ascii="Aptos" w:eastAsia="Aptos" w:hAnsi="Aptos" w:cs="Aptos"/>
+                <w:sz w:val="20"/>
+                <w:szCs w:val="20"/>
+              </w:rPr>
+              <w:t>$100</w:t>
+            </w:r>
+          </w:p>
+        </w:tc>
+      </w:tr>
+      <w:tr>
+        <w:tblPrEx>
+          <w:tblCellMar>
+            <w:top w:w="0" w:type="dxa"/>
+            <w:bottom w:w="0" w:type="dxa"/>
+          </w:tblCellMar>
+        </w:tblPrEx>
+        <w:trPr>
+          <w:cantSplit/>
+        </w:trPr>
+        <w:tc>
+          <w:tcPr>
+            <w:tcW w:w="2400" w:type="dxa"/>
+            <w:tcBorders>
+              <w:top w:val="single" w:sz="4" w:space="0" w:color="A6A6A6"/>
+              <w:left w:val="single" w:sz="4" w:space="0" w:color="A6A6A6"/>
+              <w:bottom w:val="single" w:sz="4" w:space="0" w:color="A6A6A6"/>
+              <w:right w:val="single" w:sz="4" w:space="0" w:color="A6A6A6"/>
+            </w:tcBorders>
+            <w:shd w:val="clear" w:color="auto" w:fill="F2F2F2"/>
+            <w:tcMar>
+              <w:top w:w="50" w:type="dxa"/>
+              <w:left w:w="90" w:type="dxa"/>
+              <w:bottom w:w="50" w:type="dxa"/>
+              <w:right w:w="90" w:type="dxa"/>
+            </w:tcMar>
+          </w:tcPr>
+          <w:p>
+            <w:r>
+              <w:rPr>
+                <w:rFonts w:ascii="Aptos" w:eastAsia="Aptos" w:hAnsi="Aptos" w:cs="Aptos"/>
+                <w:b/>
+                <w:bCs/>
+                <w:sz w:val="20"/>
+                <w:szCs w:val="20"/>
+              </w:rPr>
+              <w:t>Total</w:t>
+            </w:r>
+          </w:p>
+        </w:tc>
+        <w:tc>
+          <w:tcPr>
+            <w:tcW w:w="2000" w:type="dxa"/>
+            <w:tcBorders>
+              <w:top w:val="single" w:sz="4" w:space="0" w:color="A6A6A6"/>
+              <w:left w:val="single" w:sz="4" w:space="0" w:color="A6A6A6"/>
+              <w:bottom w:val="single" w:sz="4" w:space="0" w:color="A6A6A6"/>
+              <w:right w:val="single" w:sz="4" w:space="0" w:color="A6A6A6"/>
+            </w:tcBorders>
+            <w:shd w:val="clear" w:color="auto" w:fill="F2F2F2"/>
+            <w:tcMar>
+              <w:top w:w="50" w:type="dxa"/>
+              <w:left w:w="90" w:type="dxa"/>
+              <w:bottom w:w="50" w:type="dxa"/>
+              <w:right w:w="90" w:type="dxa"/>
+            </w:tcMar>
+          </w:tcPr>
+          <w:p/>
+        </w:tc>
+        <w:tc>
+          <w:tcPr>
+            <w:tcW w:w="2200" w:type="dxa"/>
+            <w:tcBorders>
+              <w:top w:val="single" w:sz="4" w:space="0" w:color="A6A6A6"/>
+              <w:left w:val="single" w:sz="4" w:space="0" w:color="A6A6A6"/>
+              <w:bottom w:val="single" w:sz="4" w:space="0" w:color="A6A6A6"/>
+              <w:right w:val="single" w:sz="4" w:space="0" w:color="A6A6A6"/>
+            </w:tcBorders>
+            <w:shd w:val="clear" w:color="auto" w:fill="F2F2F2"/>
+            <w:tcMar>
+              <w:top w:w="50" w:type="dxa"/>
+              <w:left w:w="90" w:type="dxa"/>
+              <w:bottom w:w="50" w:type="dxa"/>
+              <w:right w:w="90" w:type="dxa"/>
+            </w:tcMar>
+          </w:tcPr>
+          <w:p/>
+        </w:tc>
+        <w:tc>
+          <w:tcPr>
+            <w:tcW w:w="1260" w:type="dxa"/>
+            <w:tcBorders>
+              <w:top w:val="single" w:sz="4" w:space="0" w:color="A6A6A6"/>
+              <w:left w:val="single" w:sz="4" w:space="0" w:color="A6A6A6"/>
+              <w:bottom w:val="single" w:sz="4" w:space="0" w:color="A6A6A6"/>
+              <w:right w:val="single" w:sz="4" w:space="0" w:color="A6A6A6"/>
+            </w:tcBorders>
+            <w:shd w:val="clear" w:color="auto" w:fill="F2F2F2"/>
+            <w:tcMar>
+              <w:top w:w="50" w:type="dxa"/>
+              <w:left w:w="90" w:type="dxa"/>
+              <w:bottom w:w="50" w:type="dxa"/>
+              <w:right w:w="90" w:type="dxa"/>
+            </w:tcMar>
+          </w:tcPr>
+          <w:p/>
+        </w:tc>
+        <w:tc>
+          <w:tcPr>
+            <w:tcW w:w="1500" w:type="dxa"/>
+            <w:tcBorders>
+              <w:top w:val="single" w:sz="4" w:space="0" w:color="A6A6A6"/>
+              <w:left w:val="single" w:sz="4" w:space="0" w:color="A6A6A6"/>
+              <w:bottom w:val="single" w:sz="4" w:space="0" w:color="A6A6A6"/>
+              <w:right w:val="single" w:sz="4" w:space="0" w:color="A6A6A6"/>
+            </w:tcBorders>
+            <w:shd w:val="clear" w:color="auto" w:fill="F2F2F2"/>
+            <w:tcMar>
+              <w:top w:w="50" w:type="dxa"/>
+              <w:left w:w="90" w:type="dxa"/>
+              <w:bottom w:w="50" w:type="dxa"/>
+              <w:right w:w="90" w:type="dxa"/>
+            </w:tcMar>
+          </w:tcPr>
+          <w:p>
+            <w:r>
+              <w:rPr>
+                <w:rFonts w:ascii="Aptos" w:eastAsia="Aptos" w:hAnsi="Aptos" w:cs="Aptos"/>
+                <w:b/>
+                <w:bCs/>
+                <w:sz w:val="20"/>
+                <w:szCs w:val="20"/>
+              </w:rPr>
+              <w:t>$1,874</w:t>
+            </w:r>
+          </w:p>
+        </w:tc>
+      </w:tr>
+    </w:tbl>
+    <w:p/>
+    <w:p>
+      <w:r>
+        <w:rPr>
+          <w:rFonts w:ascii="Aptos" w:eastAsia="Aptos" w:hAnsi="Aptos" w:cs="Aptos"/>
+        </w:rPr>
+        <w:lastRenderedPageBreak/>
+        <w:t>Hosting doesn't start until September because the first couple of weeks are just building the database on our own laptops.</w:t>
+      </w:r>
+    </w:p>
+    <w:p>
+      <w:pPr>
+        <w:keepNext/>
+        <w:spacing w:after="80"/>
+      </w:pPr>
+      <w:r>
+        <w:rPr>
+          <w:rFonts w:ascii="Aptos" w:eastAsia="Aptos" w:hAnsi="Aptos" w:cs="Aptos"/>
+          <w:b/>
+          <w:bCs/>
+        </w:rPr>
+        <w:t>Totals</w:t>
+      </w:r>
+    </w:p>
+    <w:p>
+      <w:r>
+        <w:rPr>
+          <w:rFonts w:ascii="Aptos" w:eastAsia="Aptos" w:hAnsi="Aptos" w:cs="Aptos"/>
+        </w:rPr>
+        <w:t>Labor: $43,360</w:t>
+      </w:r>
+    </w:p>
+    <w:p>
+      <w:r>
+        <w:rPr>
+          <w:rFonts w:ascii="Aptos" w:eastAsia="Aptos" w:hAnsi="Aptos" w:cs="Aptos"/>
+        </w:rPr>
+        <w:t>Other costs: $1,874</w:t>
+      </w:r>
+    </w:p>
+    <w:p>
+      <w:r>
+        <w:rPr>
+          <w:rFonts w:ascii="Aptos" w:eastAsia="Aptos" w:hAnsi="Aptos" w:cs="Aptos"/>
+        </w:rPr>
+        <w:t>Total before contingency: $45,234</w:t>
+      </w:r>
+    </w:p>
+    <w:p>
+      <w:r>
+        <w:rPr>
+          <w:rFonts w:ascii="Aptos" w:eastAsia="Aptos" w:hAnsi="Aptos" w:cs="Aptos"/>
+        </w:rPr>
+        <w:t>Contingency (15%): $6,785</w:t>
+      </w:r>
+    </w:p>
+    <w:p>
+      <w:r>
+        <w:rPr>
+          <w:rFonts w:ascii="Aptos" w:eastAsia="Aptos" w:hAnsi="Aptos" w:cs="Aptos"/>
+          <w:b/>
+          <w:bCs/>
+        </w:rPr>
+        <w:t>Grand total: $52,019</w:t>
+      </w:r>
+    </w:p>
+    <w:p>
+      <w:r>
+        <w:rPr>
+          <w:rFonts w:ascii="Aptos" w:eastAsia="Aptos" w:hAnsi="Aptos" w:cs="Aptos"/>
+        </w:rPr>
+        <w:t>I went with 15% contingency. The lecture said 5% to 20% is normal, and our risk register has six risks rated HIGH, so I didn't want to go on the low end.</w:t>
+      </w:r>
+    </w:p>
+    <w:p>
+      <w:r>
+        <w:rPr>
+          <w:rFonts w:ascii="Aptos" w:eastAsia="Aptos" w:hAnsi="Aptos" w:cs="Aptos"/>
+        </w:rPr>
+        <w:t>Card processing fees aren't in the budget. Those come out of each booking after the app launches, so they aren't a build cost.</w:t>
+      </w:r>
+    </w:p>
+    <w:p>
+      <w:pPr>
+        <w:keepNext/>
+        <w:spacing w:after="80"/>
+      </w:pPr>
+      <w:r>
+        <w:rPr>
+          <w:rFonts w:ascii="Aptos" w:eastAsia="Aptos" w:hAnsi="Aptos" w:cs="Aptos"/>
+          <w:b/>
+          <w:bCs/>
+        </w:rPr>
+        <w:t>Monthly Cashflow</w:t>
+      </w:r>
+    </w:p>
+    <w:p>
+      <w:pPr>
+        <w:keepNext/>
+      </w:pPr>
+      <w:r>
+        <w:rPr>
+          <w:rFonts w:ascii="Aptos" w:eastAsia="Aptos" w:hAnsi="Aptos" w:cs="Aptos"/>
+        </w:rPr>
+        <w:t>I counted each week in the month its Monday falls in. That's why November has 5 weeks and December only has 1. Contingency is rounded to whole dollars.</w:t>
+      </w:r>
+    </w:p>
+    <w:tbl>
+      <w:tblPr>
+        <w:tblW w:w="9360" w:type="dxa"/>
+        <w:tblBorders>
+          <w:top w:val="single" w:sz="4" w:space="0" w:color="auto"/>
+          <w:left w:val="single" w:sz="4" w:space="0" w:color="auto"/>
+          <w:bottom w:val="single" w:sz="4" w:space="0" w:color="auto"/>
+          <w:right w:val="single" w:sz="4" w:space="0" w:color="auto"/>
+          <w:insideH w:val="single" w:sz="4" w:space="0" w:color="auto"/>
+          <w:insideV w:val="single" w:sz="4" w:space="0" w:color="auto"/>
+        </w:tblBorders>
+        <w:tblCellMar>
+          <w:left w:w="10" w:type="dxa"/>
+          <w:right w:w="10" w:type="dxa"/>
+        </w:tblCellMar>
+        <w:tblLook w:val="04A0" w:firstRow="1" w:lastRow="0" w:firstColumn="1" w:lastColumn="0" w:noHBand="0" w:noVBand="1"/>
+      </w:tblPr>
+      <w:tblGrid>
+        <w:gridCol w:w="1300"/>
+        <w:gridCol w:w="900"/>
+        <w:gridCol w:w="1300"/>
+        <w:gridCol w:w="1400"/>
+        <w:gridCol w:w="1700"/>
+        <w:gridCol w:w="1500"/>
+        <w:gridCol w:w="1260"/>
+      </w:tblGrid>
+      <w:tr>
+        <w:tblPrEx>
+          <w:tblCellMar>
+            <w:top w:w="0" w:type="dxa"/>
+            <w:bottom w:w="0" w:type="dxa"/>
+          </w:tblCellMar>
+        </w:tblPrEx>
+        <w:trPr>
+          <w:cantSplit/>
+          <w:tblHeader/>
+        </w:trPr>
+        <w:tc>
+          <w:tcPr>
+            <w:tcW w:w="1300" w:type="dxa"/>
+            <w:tcBorders>
+              <w:top w:val="single" w:sz="4" w:space="0" w:color="A6A6A6"/>
+              <w:left w:val="single" w:sz="4" w:space="0" w:color="A6A6A6"/>
+              <w:bottom w:val="single" w:sz="4" w:space="0" w:color="A6A6A6"/>
+              <w:right w:val="single" w:sz="4" w:space="0" w:color="A6A6A6"/>
+            </w:tcBorders>
+            <w:shd w:val="clear" w:color="auto" w:fill="1F4E79"/>
+            <w:tcMar>
+              <w:top w:w="50" w:type="dxa"/>
+              <w:left w:w="90" w:type="dxa"/>
+              <w:bottom w:w="50" w:type="dxa"/>
+              <w:right w:w="90" w:type="dxa"/>
+            </w:tcMar>
+          </w:tcPr>
+          <w:p>
+            <w:pPr>
+              <w:keepNext/>
+            </w:pPr>
+            <w:r>
+              <w:rPr>
+                <w:rFonts w:ascii="Aptos" w:eastAsia="Aptos" w:hAnsi="Aptos" w:cs="Aptos"/>
+                <w:b/>
+                <w:bCs/>
+                <w:color w:val="FFFFFF"/>
+                <w:sz w:val="20"/>
+                <w:szCs w:val="20"/>
+              </w:rPr>
+              <w:t>Month</w:t>
+            </w:r>
+          </w:p>
+        </w:tc>
+        <w:tc>
+          <w:tcPr>
+            <w:tcW w:w="900" w:type="dxa"/>
+            <w:tcBorders>
+              <w:top w:val="single" w:sz="4" w:space="0" w:color="A6A6A6"/>
+              <w:left w:val="single" w:sz="4" w:space="0" w:color="A6A6A6"/>
+              <w:bottom w:val="single" w:sz="4" w:space="0" w:color="A6A6A6"/>
+              <w:right w:val="single" w:sz="4" w:space="0" w:color="A6A6A6"/>
+            </w:tcBorders>
+            <w:shd w:val="clear" w:color="auto" w:fill="1F4E79"/>
+            <w:tcMar>
+              <w:top w:w="50" w:type="dxa"/>
+              <w:left w:w="90" w:type="dxa"/>
+              <w:bottom w:w="50" w:type="dxa"/>
+              <w:right w:w="90" w:type="dxa"/>
+            </w:tcMar>
+          </w:tcPr>
+          <w:p>
+            <w:pPr>
+              <w:keepNext/>
+              <w:jc w:val="center"/>
+            </w:pPr>
+            <w:r>
+              <w:rPr>
+                <w:rFonts w:ascii="Aptos" w:eastAsia="Aptos" w:hAnsi="Aptos" w:cs="Aptos"/>
+                <w:b/>
+                <w:bCs/>
+                <w:color w:val="FFFFFF"/>
+                <w:sz w:val="20"/>
+                <w:szCs w:val="20"/>
+              </w:rPr>
+              <w:t>Weeks</w:t>
+            </w:r>
+          </w:p>
+        </w:tc>
+        <w:tc>
+          <w:tcPr>
+            <w:tcW w:w="1300" w:type="dxa"/>
+            <w:tcBorders>
+              <w:top w:val="single" w:sz="4" w:space="0" w:color="A6A6A6"/>
+              <w:left w:val="single" w:sz="4" w:space="0" w:color="A6A6A6"/>
+              <w:bottom w:val="single" w:sz="4" w:space="0" w:color="A6A6A6"/>
+              <w:right w:val="single" w:sz="4" w:space="0" w:color="A6A6A6"/>
+            </w:tcBorders>
+            <w:shd w:val="clear" w:color="auto" w:fill="1F4E79"/>
+            <w:tcMar>
+              <w:top w:w="50" w:type="dxa"/>
+              <w:left w:w="90" w:type="dxa"/>
+              <w:bottom w:w="50" w:type="dxa"/>
+              <w:right w:w="90" w:type="dxa"/>
+            </w:tcMar>
+          </w:tcPr>
+          <w:p>
+            <w:pPr>
+              <w:keepNext/>
+            </w:pPr>
+            <w:r>
+              <w:rPr>
+                <w:rFonts w:ascii="Aptos" w:eastAsia="Aptos" w:hAnsi="Aptos" w:cs="Aptos"/>
+                <w:b/>
+                <w:bCs/>
+                <w:color w:val="FFFFFF"/>
+                <w:sz w:val="20"/>
+                <w:szCs w:val="20"/>
+              </w:rPr>
+              <w:t>Labor</w:t>
+            </w:r>
+          </w:p>
+        </w:tc>
+        <w:tc>
+          <w:tcPr>
+            <w:tcW w:w="1400" w:type="dxa"/>
+            <w:tcBorders>
+              <w:top w:val="single" w:sz="4" w:space="0" w:color="A6A6A6"/>
+              <w:left w:val="single" w:sz="4" w:space="0" w:color="A6A6A6"/>
+              <w:bottom w:val="single" w:sz="4" w:space="0" w:color="A6A6A6"/>
+              <w:right w:val="single" w:sz="4" w:space="0" w:color="A6A6A6"/>
+            </w:tcBorders>
+            <w:shd w:val="clear" w:color="auto" w:fill="1F4E79"/>
+            <w:tcMar>
+              <w:top w:w="50" w:type="dxa"/>
+              <w:left w:w="90" w:type="dxa"/>
+              <w:bottom w:w="50" w:type="dxa"/>
+              <w:right w:w="90" w:type="dxa"/>
+            </w:tcMar>
+          </w:tcPr>
+          <w:p>
+            <w:pPr>
+              <w:keepNext/>
+            </w:pPr>
+            <w:r>
+              <w:rPr>
+                <w:rFonts w:ascii="Aptos" w:eastAsia="Aptos" w:hAnsi="Aptos" w:cs="Aptos"/>
+                <w:b/>
+                <w:bCs/>
+                <w:color w:val="FFFFFF"/>
+                <w:sz w:val="20"/>
+                <w:szCs w:val="20"/>
+              </w:rPr>
+              <w:t>Infra &amp; APIs</w:t>
+            </w:r>
+          </w:p>
+        </w:tc>
+        <w:tc>
+          <w:tcPr>
+            <w:tcW w:w="1700" w:type="dxa"/>
+            <w:tcBorders>
+              <w:top w:val="single" w:sz="4" w:space="0" w:color="A6A6A6"/>
+              <w:left w:val="single" w:sz="4" w:space="0" w:color="A6A6A6"/>
+              <w:bottom w:val="single" w:sz="4" w:space="0" w:color="A6A6A6"/>
+              <w:right w:val="single" w:sz="4" w:space="0" w:color="A6A6A6"/>
+            </w:tcBorders>
+            <w:shd w:val="clear" w:color="auto" w:fill="1F4E79"/>
+            <w:tcMar>
+              <w:top w:w="50" w:type="dxa"/>
+              <w:left w:w="90" w:type="dxa"/>
+              <w:bottom w:w="50" w:type="dxa"/>
+              <w:right w:w="90" w:type="dxa"/>
+            </w:tcMar>
+          </w:tcPr>
+          <w:p>
+            <w:pPr>
+              <w:keepNext/>
+            </w:pPr>
+            <w:r>
+              <w:rPr>
+                <w:rFonts w:ascii="Aptos" w:eastAsia="Aptos" w:hAnsi="Aptos" w:cs="Aptos"/>
+                <w:b/>
+                <w:bCs/>
+                <w:color w:val="FFFFFF"/>
+                <w:sz w:val="20"/>
+                <w:szCs w:val="20"/>
+              </w:rPr>
+              <w:t>Licenses, Tools &amp; Hardware</w:t>
+            </w:r>
+          </w:p>
+        </w:tc>
+        <w:tc>
+          <w:tcPr>
+            <w:tcW w:w="1500" w:type="dxa"/>
+            <w:tcBorders>
+              <w:top w:val="single" w:sz="4" w:space="0" w:color="A6A6A6"/>
+              <w:left w:val="single" w:sz="4" w:space="0" w:color="A6A6A6"/>
+              <w:bottom w:val="single" w:sz="4" w:space="0" w:color="A6A6A6"/>
+              <w:right w:val="single" w:sz="4" w:space="0" w:color="A6A6A6"/>
+            </w:tcBorders>
+            <w:shd w:val="clear" w:color="auto" w:fill="1F4E79"/>
+            <w:tcMar>
+              <w:top w:w="50" w:type="dxa"/>
+              <w:left w:w="90" w:type="dxa"/>
+              <w:bottom w:w="50" w:type="dxa"/>
+              <w:right w:w="90" w:type="dxa"/>
+            </w:tcMar>
+          </w:tcPr>
+          <w:p>
+            <w:pPr>
+              <w:keepNext/>
+            </w:pPr>
+            <w:r>
+              <w:rPr>
+                <w:rFonts w:ascii="Aptos" w:eastAsia="Aptos" w:hAnsi="Aptos" w:cs="Aptos"/>
+                <w:b/>
+                <w:bCs/>
+                <w:color w:val="FFFFFF"/>
+                <w:sz w:val="20"/>
+                <w:szCs w:val="20"/>
+              </w:rPr>
+              <w:t>Contingency (15%)</w:t>
+            </w:r>
+          </w:p>
+        </w:tc>
+        <w:tc>
+          <w:tcPr>
+            <w:tcW w:w="1260" w:type="dxa"/>
+            <w:tcBorders>
+              <w:top w:val="single" w:sz="4" w:space="0" w:color="A6A6A6"/>
+              <w:left w:val="single" w:sz="4" w:space="0" w:color="A6A6A6"/>
+              <w:bottom w:val="single" w:sz="4" w:space="0" w:color="A6A6A6"/>
+              <w:right w:val="single" w:sz="4" w:space="0" w:color="A6A6A6"/>
+            </w:tcBorders>
+            <w:shd w:val="clear" w:color="auto" w:fill="1F4E79"/>
+            <w:tcMar>
+              <w:top w:w="50" w:type="dxa"/>
+              <w:left w:w="90" w:type="dxa"/>
+              <w:bottom w:w="50" w:type="dxa"/>
+              <w:right w:w="90" w:type="dxa"/>
+            </w:tcMar>
+          </w:tcPr>
+          <w:p>
+            <w:pPr>
+              <w:keepNext/>
+            </w:pPr>
+            <w:r>
+              <w:rPr>
+                <w:rFonts w:ascii="Aptos" w:eastAsia="Aptos" w:hAnsi="Aptos" w:cs="Aptos"/>
+                <w:b/>
+                <w:bCs/>
+                <w:color w:val="FFFFFF"/>
+                <w:sz w:val="20"/>
+                <w:szCs w:val="20"/>
+              </w:rPr>
+              <w:t>Total</w:t>
+            </w:r>
+          </w:p>
+        </w:tc>
+      </w:tr>
+      <w:tr>
+        <w:tblPrEx>
+          <w:tblCellMar>
+            <w:top w:w="0" w:type="dxa"/>
+            <w:bottom w:w="0" w:type="dxa"/>
+          </w:tblCellMar>
+        </w:tblPrEx>
+        <w:trPr>
+          <w:cantSplit/>
+        </w:trPr>
+        <w:tc>
+          <w:tcPr>
+            <w:tcW w:w="1300" w:type="dxa"/>
+            <w:tcBorders>
+              <w:top w:val="single" w:sz="4" w:space="0" w:color="A6A6A6"/>
+              <w:left w:val="single" w:sz="4" w:space="0" w:color="A6A6A6"/>
+              <w:bottom w:val="single" w:sz="4" w:space="0" w:color="A6A6A6"/>
+              <w:right w:val="single" w:sz="4" w:space="0" w:color="A6A6A6"/>
+            </w:tcBorders>
+            <w:tcMar>
+              <w:top w:w="50" w:type="dxa"/>
+              <w:left w:w="90" w:type="dxa"/>
+              <w:bottom w:w="50" w:type="dxa"/>
+              <w:right w:w="90" w:type="dxa"/>
+            </w:tcMar>
+          </w:tcPr>
+          <w:p>
+            <w:pPr>
+              <w:keepNext/>
+            </w:pPr>
+            <w:r>
+              <w:rPr>
+                <w:rFonts w:ascii="Aptos" w:eastAsia="Aptos" w:hAnsi="Aptos" w:cs="Aptos"/>
+                <w:b/>
+                <w:bCs/>
+                <w:sz w:val="20"/>
+                <w:szCs w:val="20"/>
+              </w:rPr>
+              <w:t>August</w:t>
+            </w:r>
+          </w:p>
+        </w:tc>
+        <w:tc>
+          <w:tcPr>
+            <w:tcW w:w="900" w:type="dxa"/>
+            <w:tcBorders>
+              <w:top w:val="single" w:sz="4" w:space="0" w:color="A6A6A6"/>
+              <w:left w:val="single" w:sz="4" w:space="0" w:color="A6A6A6"/>
+              <w:bottom w:val="single" w:sz="4" w:space="0" w:color="A6A6A6"/>
+              <w:right w:val="single" w:sz="4" w:space="0" w:color="A6A6A6"/>
+            </w:tcBorders>
+            <w:tcMar>
+              <w:top w:w="50" w:type="dxa"/>
+              <w:left w:w="90" w:type="dxa"/>
+              <w:bottom w:w="50" w:type="dxa"/>
+              <w:right w:w="90" w:type="dxa"/>
+            </w:tcMar>
+          </w:tcPr>
+          <w:p>
+            <w:pPr>
+              <w:keepNext/>
+              <w:jc w:val="center"/>
+            </w:pPr>
+            <w:r>
+              <w:rPr>
+                <w:rFonts w:ascii="Aptos" w:eastAsia="Aptos" w:hAnsi="Aptos" w:cs="Aptos"/>
+                <w:sz w:val="20"/>
+                <w:szCs w:val="20"/>
+              </w:rPr>
+              <w:t>2</w:t>
+            </w:r>
+          </w:p>
+        </w:tc>
+        <w:tc>
+          <w:tcPr>
+            <w:tcW w:w="1300" w:type="dxa"/>
+            <w:tcBorders>
+              <w:top w:val="single" w:sz="4" w:space="0" w:color="A6A6A6"/>
+              <w:left w:val="single" w:sz="4" w:space="0" w:color="A6A6A6"/>
+              <w:bottom w:val="single" w:sz="4" w:space="0" w:color="A6A6A6"/>
+              <w:right w:val="single" w:sz="4" w:space="0" w:color="A6A6A6"/>
+            </w:tcBorders>
+            <w:tcMar>
+              <w:top w:w="50" w:type="dxa"/>
+              <w:left w:w="90" w:type="dxa"/>
+              <w:bottom w:w="50" w:type="dxa"/>
+              <w:right w:w="90" w:type="dxa"/>
+            </w:tcMar>
+          </w:tcPr>
+          <w:p>
+            <w:pPr>
+              <w:keepNext/>
+            </w:pPr>
+            <w:r>
+              <w:rPr>
+                <w:rFonts w:ascii="Aptos" w:eastAsia="Aptos" w:hAnsi="Aptos" w:cs="Aptos"/>
+                <w:sz w:val="20"/>
+                <w:szCs w:val="20"/>
+              </w:rPr>
+              <w:t>$5,420</w:t>
+            </w:r>
+          </w:p>
+        </w:tc>
+        <w:tc>
+          <w:tcPr>
+            <w:tcW w:w="1400" w:type="dxa"/>
+            <w:tcBorders>
+              <w:top w:val="single" w:sz="4" w:space="0" w:color="A6A6A6"/>
+              <w:left w:val="single" w:sz="4" w:space="0" w:color="A6A6A6"/>
+              <w:bottom w:val="single" w:sz="4" w:space="0" w:color="A6A6A6"/>
+              <w:right w:val="single" w:sz="4" w:space="0" w:color="A6A6A6"/>
+            </w:tcBorders>
+            <w:tcMar>
+              <w:top w:w="50" w:type="dxa"/>
+              <w:left w:w="90" w:type="dxa"/>
+              <w:bottom w:w="50" w:type="dxa"/>
+              <w:right w:w="90" w:type="dxa"/>
+            </w:tcMar>
+          </w:tcPr>
+          <w:p>
+            <w:pPr>
+              <w:keepNext/>
+            </w:pPr>
+            <w:r>
+              <w:rPr>
+                <w:rFonts w:ascii="Aptos" w:eastAsia="Aptos" w:hAnsi="Aptos" w:cs="Aptos"/>
+                <w:sz w:val="20"/>
+                <w:szCs w:val="20"/>
+              </w:rPr>
+              <w:t>$0</w:t>
+            </w:r>
+          </w:p>
+        </w:tc>
+        <w:tc>
+          <w:tcPr>
+            <w:tcW w:w="1700" w:type="dxa"/>
+            <w:tcBorders>
+              <w:top w:val="single" w:sz="4" w:space="0" w:color="A6A6A6"/>
+              <w:left w:val="single" w:sz="4" w:space="0" w:color="A6A6A6"/>
+              <w:bottom w:val="single" w:sz="4" w:space="0" w:color="A6A6A6"/>
+              <w:right w:val="single" w:sz="4" w:space="0" w:color="A6A6A6"/>
+            </w:tcBorders>
+            <w:tcMar>
+              <w:top w:w="50" w:type="dxa"/>
+              <w:left w:w="90" w:type="dxa"/>
+              <w:bottom w:w="50" w:type="dxa"/>
+              <w:right w:w="90" w:type="dxa"/>
+            </w:tcMar>
+          </w:tcPr>
+          <w:p>
+            <w:pPr>
+              <w:keepNext/>
+            </w:pPr>
+            <w:r>
+              <w:rPr>
+                <w:rFonts w:ascii="Aptos" w:eastAsia="Aptos" w:hAnsi="Aptos" w:cs="Aptos"/>
+                <w:sz w:val="20"/>
+                <w:szCs w:val="20"/>
+              </w:rPr>
+              <w:t>$724</w:t>
+            </w:r>
+          </w:p>
+        </w:tc>
+        <w:tc>
+          <w:tcPr>
+            <w:tcW w:w="1500" w:type="dxa"/>
+            <w:tcBorders>
+              <w:top w:val="single" w:sz="4" w:space="0" w:color="A6A6A6"/>
+              <w:left w:val="single" w:sz="4" w:space="0" w:color="A6A6A6"/>
+              <w:bottom w:val="single" w:sz="4" w:space="0" w:color="A6A6A6"/>
+              <w:right w:val="single" w:sz="4" w:space="0" w:color="A6A6A6"/>
+            </w:tcBorders>
+            <w:tcMar>
+              <w:top w:w="50" w:type="dxa"/>
+              <w:left w:w="90" w:type="dxa"/>
+              <w:bottom w:w="50" w:type="dxa"/>
+              <w:right w:w="90" w:type="dxa"/>
+            </w:tcMar>
+          </w:tcPr>
+          <w:p>
+            <w:pPr>
+              <w:keepNext/>
+            </w:pPr>
+            <w:r>
+              <w:rPr>
+                <w:rFonts w:ascii="Aptos" w:eastAsia="Aptos" w:hAnsi="Aptos" w:cs="Aptos"/>
+                <w:sz w:val="20"/>
+                <w:szCs w:val="20"/>
+              </w:rPr>
+              <w:t>$922</w:t>
+            </w:r>
+          </w:p>
+        </w:tc>
+        <w:tc>
+          <w:tcPr>
+            <w:tcW w:w="1260" w:type="dxa"/>
+            <w:tcBorders>
+              <w:top w:val="single" w:sz="4" w:space="0" w:color="A6A6A6"/>
+              <w:left w:val="single" w:sz="4" w:space="0" w:color="A6A6A6"/>
+              <w:bottom w:val="single" w:sz="4" w:space="0" w:color="A6A6A6"/>
+              <w:right w:val="single" w:sz="4" w:space="0" w:color="A6A6A6"/>
+            </w:tcBorders>
+            <w:tcMar>
+              <w:top w:w="50" w:type="dxa"/>
+              <w:left w:w="90" w:type="dxa"/>
+              <w:bottom w:w="50" w:type="dxa"/>
+              <w:right w:w="90" w:type="dxa"/>
+            </w:tcMar>
+          </w:tcPr>
+          <w:p>
+            <w:pPr>
+              <w:keepNext/>
+            </w:pPr>
+            <w:r>
+              <w:rPr>
+                <w:rFonts w:ascii="Aptos" w:eastAsia="Aptos" w:hAnsi="Aptos" w:cs="Aptos"/>
+                <w:sz w:val="20"/>
+                <w:szCs w:val="20"/>
+              </w:rPr>
+              <w:t>$7,066</w:t>
+            </w:r>
+          </w:p>
+        </w:tc>
+      </w:tr>
+      <w:tr>
+        <w:tblPrEx>
+          <w:tblCellMar>
+            <w:top w:w="0" w:type="dxa"/>
+            <w:bottom w:w="0" w:type="dxa"/>
+          </w:tblCellMar>
+        </w:tblPrEx>
+        <w:trPr>
+          <w:cantSplit/>
+        </w:trPr>
+        <w:tc>
+          <w:tcPr>
+            <w:tcW w:w="1300" w:type="dxa"/>
+            <w:tcBorders>
+              <w:top w:val="single" w:sz="4" w:space="0" w:color="A6A6A6"/>
+              <w:left w:val="single" w:sz="4" w:space="0" w:color="A6A6A6"/>
+              <w:bottom w:val="single" w:sz="4" w:space="0" w:color="A6A6A6"/>
+              <w:right w:val="single" w:sz="4" w:space="0" w:color="A6A6A6"/>
+            </w:tcBorders>
+            <w:tcMar>
+              <w:top w:w="50" w:type="dxa"/>
+              <w:left w:w="90" w:type="dxa"/>
+              <w:bottom w:w="50" w:type="dxa"/>
+              <w:right w:w="90" w:type="dxa"/>
+            </w:tcMar>
+          </w:tcPr>
+          <w:p>
+            <w:pPr>
+              <w:keepNext/>
+            </w:pPr>
+            <w:r>
+              <w:rPr>
+                <w:rFonts w:ascii="Aptos" w:eastAsia="Aptos" w:hAnsi="Aptos" w:cs="Aptos"/>
+                <w:b/>
+                <w:bCs/>
+                <w:sz w:val="20"/>
+                <w:szCs w:val="20"/>
+              </w:rPr>
+              <w:t>September</w:t>
+            </w:r>
+          </w:p>
+        </w:tc>
+        <w:tc>
+          <w:tcPr>
+            <w:tcW w:w="900" w:type="dxa"/>
+            <w:tcBorders>
+              <w:top w:val="single" w:sz="4" w:space="0" w:color="A6A6A6"/>
+              <w:left w:val="single" w:sz="4" w:space="0" w:color="A6A6A6"/>
+              <w:bottom w:val="single" w:sz="4" w:space="0" w:color="A6A6A6"/>
+              <w:right w:val="single" w:sz="4" w:space="0" w:color="A6A6A6"/>
+            </w:tcBorders>
+            <w:tcMar>
+              <w:top w:w="50" w:type="dxa"/>
+              <w:left w:w="90" w:type="dxa"/>
+              <w:bottom w:w="50" w:type="dxa"/>
+              <w:right w:w="90" w:type="dxa"/>
+            </w:tcMar>
+          </w:tcPr>
+          <w:p>
+            <w:pPr>
+              <w:keepNext/>
+              <w:jc w:val="center"/>
+            </w:pPr>
+            <w:r>
+              <w:rPr>
+                <w:rFonts w:ascii="Aptos" w:eastAsia="Aptos" w:hAnsi="Aptos" w:cs="Aptos"/>
+                <w:sz w:val="20"/>
+                <w:szCs w:val="20"/>
+              </w:rPr>
+              <w:t>4</w:t>
+            </w:r>
+          </w:p>
+        </w:tc>
+        <w:tc>
+          <w:tcPr>
+            <w:tcW w:w="1300" w:type="dxa"/>
+            <w:tcBorders>
+              <w:top w:val="single" w:sz="4" w:space="0" w:color="A6A6A6"/>
+              <w:left w:val="single" w:sz="4" w:space="0" w:color="A6A6A6"/>
+              <w:bottom w:val="single" w:sz="4" w:space="0" w:color="A6A6A6"/>
+              <w:right w:val="single" w:sz="4" w:space="0" w:color="A6A6A6"/>
+            </w:tcBorders>
+            <w:tcMar>
+              <w:top w:w="50" w:type="dxa"/>
+              <w:left w:w="90" w:type="dxa"/>
+              <w:bottom w:w="50" w:type="dxa"/>
+              <w:right w:w="90" w:type="dxa"/>
+            </w:tcMar>
+          </w:tcPr>
+          <w:p>
+            <w:pPr>
+              <w:keepNext/>
+            </w:pPr>
+            <w:r>
+              <w:rPr>
+                <w:rFonts w:ascii="Aptos" w:eastAsia="Aptos" w:hAnsi="Aptos" w:cs="Aptos"/>
+                <w:sz w:val="20"/>
+                <w:szCs w:val="20"/>
+              </w:rPr>
+              <w:t>$10,840</w:t>
+            </w:r>
+          </w:p>
+        </w:tc>
+        <w:tc>
+          <w:tcPr>
+            <w:tcW w:w="1400" w:type="dxa"/>
+            <w:tcBorders>
+              <w:top w:val="single" w:sz="4" w:space="0" w:color="A6A6A6"/>
+              <w:left w:val="single" w:sz="4" w:space="0" w:color="A6A6A6"/>
+              <w:bottom w:val="single" w:sz="4" w:space="0" w:color="A6A6A6"/>
+              <w:right w:val="single" w:sz="4" w:space="0" w:color="A6A6A6"/>
+            </w:tcBorders>
+            <w:tcMar>
+              <w:top w:w="50" w:type="dxa"/>
+              <w:left w:w="90" w:type="dxa"/>
+              <w:bottom w:w="50" w:type="dxa"/>
+              <w:right w:w="90" w:type="dxa"/>
+            </w:tcMar>
+          </w:tcPr>
+          <w:p>
+            <w:pPr>
+              <w:keepNext/>
+            </w:pPr>
+            <w:r>
+              <w:rPr>
+                <w:rFonts w:ascii="Aptos" w:eastAsia="Aptos" w:hAnsi="Aptos" w:cs="Aptos"/>
+                <w:sz w:val="20"/>
+                <w:szCs w:val="20"/>
+              </w:rPr>
+              <w:t>$150</w:t>
+            </w:r>
+          </w:p>
+        </w:tc>
+        <w:tc>
+          <w:tcPr>
+            <w:tcW w:w="1700" w:type="dxa"/>
+            <w:tcBorders>
+              <w:top w:val="single" w:sz="4" w:space="0" w:color="A6A6A6"/>
+              <w:left w:val="single" w:sz="4" w:space="0" w:color="A6A6A6"/>
+              <w:bottom w:val="single" w:sz="4" w:space="0" w:color="A6A6A6"/>
+              <w:right w:val="single" w:sz="4" w:space="0" w:color="A6A6A6"/>
+            </w:tcBorders>
+            <w:tcMar>
+              <w:top w:w="50" w:type="dxa"/>
+              <w:left w:w="90" w:type="dxa"/>
+              <w:bottom w:w="50" w:type="dxa"/>
+              <w:right w:w="90" w:type="dxa"/>
+            </w:tcMar>
+          </w:tcPr>
+          <w:p>
+            <w:pPr>
+              <w:keepNext/>
+            </w:pPr>
+            <w:r>
+              <w:rPr>
+                <w:rFonts w:ascii="Aptos" w:eastAsia="Aptos" w:hAnsi="Aptos" w:cs="Aptos"/>
+                <w:sz w:val="20"/>
+                <w:szCs w:val="20"/>
+              </w:rPr>
+              <w:t>$0</w:t>
+            </w:r>
+          </w:p>
+        </w:tc>
+        <w:tc>
+          <w:tcPr>
+            <w:tcW w:w="1500" w:type="dxa"/>
+            <w:tcBorders>
+              <w:top w:val="single" w:sz="4" w:space="0" w:color="A6A6A6"/>
+              <w:left w:val="single" w:sz="4" w:space="0" w:color="A6A6A6"/>
+              <w:bottom w:val="single" w:sz="4" w:space="0" w:color="A6A6A6"/>
+              <w:right w:val="single" w:sz="4" w:space="0" w:color="A6A6A6"/>
+            </w:tcBorders>
+            <w:tcMar>
+              <w:top w:w="50" w:type="dxa"/>
+              <w:left w:w="90" w:type="dxa"/>
+              <w:bottom w:w="50" w:type="dxa"/>
+              <w:right w:w="90" w:type="dxa"/>
+            </w:tcMar>
+          </w:tcPr>
+          <w:p>
+            <w:pPr>
+              <w:keepNext/>
+            </w:pPr>
+            <w:r>
+              <w:rPr>
+                <w:rFonts w:ascii="Aptos" w:eastAsia="Aptos" w:hAnsi="Aptos" w:cs="Aptos"/>
+                <w:sz w:val="20"/>
+                <w:szCs w:val="20"/>
+              </w:rPr>
+              <w:t>$1,648</w:t>
+            </w:r>
+          </w:p>
+        </w:tc>
+        <w:tc>
+          <w:tcPr>
+            <w:tcW w:w="1260" w:type="dxa"/>
+            <w:tcBorders>
+              <w:top w:val="single" w:sz="4" w:space="0" w:color="A6A6A6"/>
+              <w:left w:val="single" w:sz="4" w:space="0" w:color="A6A6A6"/>
+              <w:bottom w:val="single" w:sz="4" w:space="0" w:color="A6A6A6"/>
+              <w:right w:val="single" w:sz="4" w:space="0" w:color="A6A6A6"/>
+            </w:tcBorders>
+            <w:tcMar>
+              <w:top w:w="50" w:type="dxa"/>
+              <w:left w:w="90" w:type="dxa"/>
+              <w:bottom w:w="50" w:type="dxa"/>
+              <w:right w:w="90" w:type="dxa"/>
+            </w:tcMar>
+          </w:tcPr>
+          <w:p>
+            <w:pPr>
+              <w:keepNext/>
+            </w:pPr>
+            <w:r>
+              <w:rPr>
+                <w:rFonts w:ascii="Aptos" w:eastAsia="Aptos" w:hAnsi="Aptos" w:cs="Aptos"/>
+                <w:sz w:val="20"/>
+                <w:szCs w:val="20"/>
+              </w:rPr>
+              <w:t>$12,638</w:t>
+            </w:r>
+          </w:p>
+        </w:tc>
+      </w:tr>
+      <w:tr>
+        <w:tblPrEx>
+          <w:tblCellMar>
+            <w:top w:w="0" w:type="dxa"/>
+            <w:bottom w:w="0" w:type="dxa"/>
+          </w:tblCellMar>
+        </w:tblPrEx>
+        <w:trPr>
+          <w:cantSplit/>
+        </w:trPr>
+        <w:tc>
+          <w:tcPr>
+            <w:tcW w:w="1300" w:type="dxa"/>
+            <w:tcBorders>
+              <w:top w:val="single" w:sz="4" w:space="0" w:color="A6A6A6"/>
+              <w:left w:val="single" w:sz="4" w:space="0" w:color="A6A6A6"/>
+              <w:bottom w:val="single" w:sz="4" w:space="0" w:color="A6A6A6"/>
+              <w:right w:val="single" w:sz="4" w:space="0" w:color="A6A6A6"/>
+            </w:tcBorders>
+            <w:tcMar>
+              <w:top w:w="50" w:type="dxa"/>
+              <w:left w:w="90" w:type="dxa"/>
+              <w:bottom w:w="50" w:type="dxa"/>
+              <w:right w:w="90" w:type="dxa"/>
+            </w:tcMar>
+          </w:tcPr>
+          <w:p>
+            <w:pPr>
+              <w:keepNext/>
+            </w:pPr>
+            <w:r>
+              <w:rPr>
+                <w:rFonts w:ascii="Aptos" w:eastAsia="Aptos" w:hAnsi="Aptos" w:cs="Aptos"/>
+                <w:b/>
+                <w:bCs/>
+                <w:sz w:val="20"/>
+                <w:szCs w:val="20"/>
+              </w:rPr>
+              <w:t>October</w:t>
+            </w:r>
+          </w:p>
+        </w:tc>
+        <w:tc>
+          <w:tcPr>
+            <w:tcW w:w="900" w:type="dxa"/>
+            <w:tcBorders>
+              <w:top w:val="single" w:sz="4" w:space="0" w:color="A6A6A6"/>
+              <w:left w:val="single" w:sz="4" w:space="0" w:color="A6A6A6"/>
+              <w:bottom w:val="single" w:sz="4" w:space="0" w:color="A6A6A6"/>
+              <w:right w:val="single" w:sz="4" w:space="0" w:color="A6A6A6"/>
+            </w:tcBorders>
+            <w:tcMar>
+              <w:top w:w="50" w:type="dxa"/>
+              <w:left w:w="90" w:type="dxa"/>
+              <w:bottom w:w="50" w:type="dxa"/>
+              <w:right w:w="90" w:type="dxa"/>
+            </w:tcMar>
+          </w:tcPr>
+          <w:p>
+            <w:pPr>
+              <w:keepNext/>
+              <w:jc w:val="center"/>
+            </w:pPr>
+            <w:r>
+              <w:rPr>
+                <w:rFonts w:ascii="Aptos" w:eastAsia="Aptos" w:hAnsi="Aptos" w:cs="Aptos"/>
+                <w:sz w:val="20"/>
+                <w:szCs w:val="20"/>
+              </w:rPr>
+              <w:t>4</w:t>
+            </w:r>
+          </w:p>
+        </w:tc>
+        <w:tc>
+          <w:tcPr>
+            <w:tcW w:w="1300" w:type="dxa"/>
+            <w:tcBorders>
+              <w:top w:val="single" w:sz="4" w:space="0" w:color="A6A6A6"/>
+              <w:left w:val="single" w:sz="4" w:space="0" w:color="A6A6A6"/>
+              <w:bottom w:val="single" w:sz="4" w:space="0" w:color="A6A6A6"/>
+              <w:right w:val="single" w:sz="4" w:space="0" w:color="A6A6A6"/>
+            </w:tcBorders>
+            <w:tcMar>
+              <w:top w:w="50" w:type="dxa"/>
+              <w:left w:w="90" w:type="dxa"/>
+              <w:bottom w:w="50" w:type="dxa"/>
+              <w:right w:w="90" w:type="dxa"/>
+            </w:tcMar>
+          </w:tcPr>
+          <w:p>
+            <w:pPr>
+              <w:keepNext/>
+            </w:pPr>
+            <w:r>
+              <w:rPr>
+                <w:rFonts w:ascii="Aptos" w:eastAsia="Aptos" w:hAnsi="Aptos" w:cs="Aptos"/>
+                <w:sz w:val="20"/>
+                <w:szCs w:val="20"/>
+              </w:rPr>
+              <w:t>$10,840</w:t>
+            </w:r>
+          </w:p>
+        </w:tc>
+        <w:tc>
+          <w:tcPr>
+            <w:tcW w:w="1400" w:type="dxa"/>
+            <w:tcBorders>
+              <w:top w:val="single" w:sz="4" w:space="0" w:color="A6A6A6"/>
+              <w:left w:val="single" w:sz="4" w:space="0" w:color="A6A6A6"/>
+              <w:bottom w:val="single" w:sz="4" w:space="0" w:color="A6A6A6"/>
+              <w:right w:val="single" w:sz="4" w:space="0" w:color="A6A6A6"/>
+            </w:tcBorders>
+            <w:tcMar>
+              <w:top w:w="50" w:type="dxa"/>
+              <w:left w:w="90" w:type="dxa"/>
+              <w:bottom w:w="50" w:type="dxa"/>
+              <w:right w:w="90" w:type="dxa"/>
+            </w:tcMar>
+          </w:tcPr>
+          <w:p>
+            <w:pPr>
+              <w:keepNext/>
+            </w:pPr>
+            <w:r>
+              <w:rPr>
+                <w:rFonts w:ascii="Aptos" w:eastAsia="Aptos" w:hAnsi="Aptos" w:cs="Aptos"/>
+                <w:sz w:val="20"/>
+                <w:szCs w:val="20"/>
+              </w:rPr>
+              <w:t>$300</w:t>
+            </w:r>
+          </w:p>
+        </w:tc>
+        <w:tc>
+          <w:tcPr>
+            <w:tcW w:w="1700" w:type="dxa"/>
+            <w:tcBorders>
+              <w:top w:val="single" w:sz="4" w:space="0" w:color="A6A6A6"/>
+              <w:left w:val="single" w:sz="4" w:space="0" w:color="A6A6A6"/>
+              <w:bottom w:val="single" w:sz="4" w:space="0" w:color="A6A6A6"/>
+              <w:right w:val="single" w:sz="4" w:space="0" w:color="A6A6A6"/>
+            </w:tcBorders>
+            <w:tcMar>
+              <w:top w:w="50" w:type="dxa"/>
+              <w:left w:w="90" w:type="dxa"/>
+              <w:bottom w:w="50" w:type="dxa"/>
+              <w:right w:w="90" w:type="dxa"/>
+            </w:tcMar>
+          </w:tcPr>
+          <w:p>
+            <w:pPr>
+              <w:keepNext/>
+            </w:pPr>
+            <w:r>
+              <w:rPr>
+                <w:rFonts w:ascii="Aptos" w:eastAsia="Aptos" w:hAnsi="Aptos" w:cs="Aptos"/>
+                <w:sz w:val="20"/>
+                <w:szCs w:val="20"/>
+              </w:rPr>
+              <w:t>$0</w:t>
+            </w:r>
+          </w:p>
+        </w:tc>
+        <w:tc>
+          <w:tcPr>
+            <w:tcW w:w="1500" w:type="dxa"/>
+            <w:tcBorders>
+              <w:top w:val="single" w:sz="4" w:space="0" w:color="A6A6A6"/>
+              <w:left w:val="single" w:sz="4" w:space="0" w:color="A6A6A6"/>
+              <w:bottom w:val="single" w:sz="4" w:space="0" w:color="A6A6A6"/>
+              <w:right w:val="single" w:sz="4" w:space="0" w:color="A6A6A6"/>
+            </w:tcBorders>
+            <w:tcMar>
+              <w:top w:w="50" w:type="dxa"/>
+              <w:left w:w="90" w:type="dxa"/>
+              <w:bottom w:w="50" w:type="dxa"/>
+              <w:right w:w="90" w:type="dxa"/>
+            </w:tcMar>
+          </w:tcPr>
+          <w:p>
+            <w:pPr>
+              <w:keepNext/>
+            </w:pPr>
+            <w:r>
+              <w:rPr>
+                <w:rFonts w:ascii="Aptos" w:eastAsia="Aptos" w:hAnsi="Aptos" w:cs="Aptos"/>
+                <w:sz w:val="20"/>
+                <w:szCs w:val="20"/>
+              </w:rPr>
+              <w:t>$1,671</w:t>
+            </w:r>
+          </w:p>
+        </w:tc>
+        <w:tc>
+          <w:tcPr>
+            <w:tcW w:w="1260" w:type="dxa"/>
+            <w:tcBorders>
+              <w:top w:val="single" w:sz="4" w:space="0" w:color="A6A6A6"/>
+              <w:left w:val="single" w:sz="4" w:space="0" w:color="A6A6A6"/>
+              <w:bottom w:val="single" w:sz="4" w:space="0" w:color="A6A6A6"/>
+              <w:right w:val="single" w:sz="4" w:space="0" w:color="A6A6A6"/>
+            </w:tcBorders>
+            <w:tcMar>
+              <w:top w:w="50" w:type="dxa"/>
+              <w:left w:w="90" w:type="dxa"/>
+              <w:bottom w:w="50" w:type="dxa"/>
+              <w:right w:w="90" w:type="dxa"/>
+            </w:tcMar>
+          </w:tcPr>
+          <w:p>
+            <w:pPr>
+              <w:keepNext/>
+            </w:pPr>
+            <w:r>
+              <w:rPr>
+                <w:rFonts w:ascii="Aptos" w:eastAsia="Aptos" w:hAnsi="Aptos" w:cs="Aptos"/>
+                <w:sz w:val="20"/>
+                <w:szCs w:val="20"/>
+              </w:rPr>
+              <w:t>$12,811</w:t>
+            </w:r>
+          </w:p>
+        </w:tc>
+      </w:tr>
+      <w:tr>
+        <w:tblPrEx>
+          <w:tblCellMar>
+            <w:top w:w="0" w:type="dxa"/>
+            <w:bottom w:w="0" w:type="dxa"/>
+          </w:tblCellMar>
+        </w:tblPrEx>
+        <w:trPr>
+          <w:cantSplit/>
+        </w:trPr>
+        <w:tc>
+          <w:tcPr>
+            <w:tcW w:w="1300" w:type="dxa"/>
+            <w:tcBorders>
+              <w:top w:val="single" w:sz="4" w:space="0" w:color="A6A6A6"/>
+              <w:left w:val="single" w:sz="4" w:space="0" w:color="A6A6A6"/>
+              <w:bottom w:val="single" w:sz="4" w:space="0" w:color="A6A6A6"/>
+              <w:right w:val="single" w:sz="4" w:space="0" w:color="A6A6A6"/>
+            </w:tcBorders>
+            <w:tcMar>
+              <w:top w:w="50" w:type="dxa"/>
+              <w:left w:w="90" w:type="dxa"/>
+              <w:bottom w:w="50" w:type="dxa"/>
+              <w:right w:w="90" w:type="dxa"/>
+            </w:tcMar>
+          </w:tcPr>
+          <w:p>
+            <w:pPr>
+              <w:keepNext/>
+            </w:pPr>
+            <w:r>
+              <w:rPr>
+                <w:rFonts w:ascii="Aptos" w:eastAsia="Aptos" w:hAnsi="Aptos" w:cs="Aptos"/>
+                <w:b/>
+                <w:bCs/>
+                <w:sz w:val="20"/>
+                <w:szCs w:val="20"/>
+              </w:rPr>
+              <w:t>November</w:t>
+            </w:r>
+          </w:p>
+        </w:tc>
+        <w:tc>
+          <w:tcPr>
+            <w:tcW w:w="900" w:type="dxa"/>
+            <w:tcBorders>
+              <w:top w:val="single" w:sz="4" w:space="0" w:color="A6A6A6"/>
+              <w:left w:val="single" w:sz="4" w:space="0" w:color="A6A6A6"/>
+              <w:bottom w:val="single" w:sz="4" w:space="0" w:color="A6A6A6"/>
+              <w:right w:val="single" w:sz="4" w:space="0" w:color="A6A6A6"/>
+            </w:tcBorders>
+            <w:tcMar>
+              <w:top w:w="50" w:type="dxa"/>
+              <w:left w:w="90" w:type="dxa"/>
+              <w:bottom w:w="50" w:type="dxa"/>
+              <w:right w:w="90" w:type="dxa"/>
+            </w:tcMar>
+          </w:tcPr>
+          <w:p>
+            <w:pPr>
+              <w:keepNext/>
+              <w:jc w:val="center"/>
+            </w:pPr>
+            <w:r>
+              <w:rPr>
+                <w:rFonts w:ascii="Aptos" w:eastAsia="Aptos" w:hAnsi="Aptos" w:cs="Aptos"/>
+                <w:sz w:val="20"/>
+                <w:szCs w:val="20"/>
+              </w:rPr>
+              <w:t>5</w:t>
+            </w:r>
+          </w:p>
+        </w:tc>
+        <w:tc>
+          <w:tcPr>
+            <w:tcW w:w="1300" w:type="dxa"/>
+            <w:tcBorders>
+              <w:top w:val="single" w:sz="4" w:space="0" w:color="A6A6A6"/>
+              <w:left w:val="single" w:sz="4" w:space="0" w:color="A6A6A6"/>
+              <w:bottom w:val="single" w:sz="4" w:space="0" w:color="A6A6A6"/>
+              <w:right w:val="single" w:sz="4" w:space="0" w:color="A6A6A6"/>
+            </w:tcBorders>
+            <w:tcMar>
+              <w:top w:w="50" w:type="dxa"/>
+              <w:left w:w="90" w:type="dxa"/>
+              <w:bottom w:w="50" w:type="dxa"/>
+              <w:right w:w="90" w:type="dxa"/>
+            </w:tcMar>
+          </w:tcPr>
+          <w:p>
+            <w:pPr>
+              <w:keepNext/>
+            </w:pPr>
+            <w:r>
+              <w:rPr>
+                <w:rFonts w:ascii="Aptos" w:eastAsia="Aptos" w:hAnsi="Aptos" w:cs="Aptos"/>
+                <w:sz w:val="20"/>
+                <w:szCs w:val="20"/>
+              </w:rPr>
+              <w:t>$13,550</w:t>
+            </w:r>
+          </w:p>
+        </w:tc>
+        <w:tc>
+          <w:tcPr>
+            <w:tcW w:w="1400" w:type="dxa"/>
+            <w:tcBorders>
+              <w:top w:val="single" w:sz="4" w:space="0" w:color="A6A6A6"/>
+              <w:left w:val="single" w:sz="4" w:space="0" w:color="A6A6A6"/>
+              <w:bottom w:val="single" w:sz="4" w:space="0" w:color="A6A6A6"/>
+              <w:right w:val="single" w:sz="4" w:space="0" w:color="A6A6A6"/>
+            </w:tcBorders>
+            <w:tcMar>
+              <w:top w:w="50" w:type="dxa"/>
+              <w:left w:w="90" w:type="dxa"/>
+              <w:bottom w:w="50" w:type="dxa"/>
+              <w:right w:w="90" w:type="dxa"/>
+            </w:tcMar>
+          </w:tcPr>
+          <w:p>
+            <w:pPr>
+              <w:keepNext/>
+            </w:pPr>
+            <w:r>
+              <w:rPr>
+                <w:rFonts w:ascii="Aptos" w:eastAsia="Aptos" w:hAnsi="Aptos" w:cs="Aptos"/>
+                <w:sz w:val="20"/>
+                <w:szCs w:val="20"/>
+              </w:rPr>
+              <w:t>$300</w:t>
+            </w:r>
+          </w:p>
+        </w:tc>
+        <w:tc>
+          <w:tcPr>
+            <w:tcW w:w="1700" w:type="dxa"/>
+            <w:tcBorders>
+              <w:top w:val="single" w:sz="4" w:space="0" w:color="A6A6A6"/>
+              <w:left w:val="single" w:sz="4" w:space="0" w:color="A6A6A6"/>
+              <w:bottom w:val="single" w:sz="4" w:space="0" w:color="A6A6A6"/>
+              <w:right w:val="single" w:sz="4" w:space="0" w:color="A6A6A6"/>
+            </w:tcBorders>
+            <w:tcMar>
+              <w:top w:w="50" w:type="dxa"/>
+              <w:left w:w="90" w:type="dxa"/>
+              <w:bottom w:w="50" w:type="dxa"/>
+              <w:right w:w="90" w:type="dxa"/>
+            </w:tcMar>
+          </w:tcPr>
+          <w:p>
+            <w:pPr>
+              <w:keepNext/>
+            </w:pPr>
+            <w:r>
+              <w:rPr>
+                <w:rFonts w:ascii="Aptos" w:eastAsia="Aptos" w:hAnsi="Aptos" w:cs="Aptos"/>
+                <w:sz w:val="20"/>
+                <w:szCs w:val="20"/>
+              </w:rPr>
+              <w:t>$100</w:t>
+            </w:r>
+          </w:p>
+        </w:tc>
+        <w:tc>
+          <w:tcPr>
+            <w:tcW w:w="1500" w:type="dxa"/>
+            <w:tcBorders>
+              <w:top w:val="single" w:sz="4" w:space="0" w:color="A6A6A6"/>
+              <w:left w:val="single" w:sz="4" w:space="0" w:color="A6A6A6"/>
+              <w:bottom w:val="single" w:sz="4" w:space="0" w:color="A6A6A6"/>
+              <w:right w:val="single" w:sz="4" w:space="0" w:color="A6A6A6"/>
+            </w:tcBorders>
+            <w:tcMar>
+              <w:top w:w="50" w:type="dxa"/>
+              <w:left w:w="90" w:type="dxa"/>
+              <w:bottom w:w="50" w:type="dxa"/>
+              <w:right w:w="90" w:type="dxa"/>
+            </w:tcMar>
+          </w:tcPr>
+          <w:p>
+            <w:pPr>
+              <w:keepNext/>
+            </w:pPr>
+            <w:r>
+              <w:rPr>
+                <w:rFonts w:ascii="Aptos" w:eastAsia="Aptos" w:hAnsi="Aptos" w:cs="Aptos"/>
+                <w:sz w:val="20"/>
+                <w:szCs w:val="20"/>
+              </w:rPr>
+              <w:t>$2,092</w:t>
+            </w:r>
+          </w:p>
+        </w:tc>
+        <w:tc>
+          <w:tcPr>
+            <w:tcW w:w="1260" w:type="dxa"/>
+            <w:tcBorders>
+              <w:top w:val="single" w:sz="4" w:space="0" w:color="A6A6A6"/>
+              <w:left w:val="single" w:sz="4" w:space="0" w:color="A6A6A6"/>
+              <w:bottom w:val="single" w:sz="4" w:space="0" w:color="A6A6A6"/>
+              <w:right w:val="single" w:sz="4" w:space="0" w:color="A6A6A6"/>
+            </w:tcBorders>
+            <w:tcMar>
+              <w:top w:w="50" w:type="dxa"/>
+              <w:left w:w="90" w:type="dxa"/>
+              <w:bottom w:w="50" w:type="dxa"/>
+              <w:right w:w="90" w:type="dxa"/>
+            </w:tcMar>
+          </w:tcPr>
+          <w:p>
+            <w:pPr>
+              <w:keepNext/>
+            </w:pPr>
+            <w:r>
+              <w:rPr>
+                <w:rFonts w:ascii="Aptos" w:eastAsia="Aptos" w:hAnsi="Aptos" w:cs="Aptos"/>
+                <w:sz w:val="20"/>
+                <w:szCs w:val="20"/>
+              </w:rPr>
+              <w:t>$16,042</w:t>
+            </w:r>
+          </w:p>
+        </w:tc>
+      </w:tr>
+      <w:tr>
+        <w:tblPrEx>
+          <w:tblCellMar>
+            <w:top w:w="0" w:type="dxa"/>
+            <w:bottom w:w="0" w:type="dxa"/>
+          </w:tblCellMar>
+        </w:tblPrEx>
+        <w:trPr>
+          <w:cantSplit/>
+        </w:trPr>
+        <w:tc>
+          <w:tcPr>
+            <w:tcW w:w="1300" w:type="dxa"/>
+            <w:tcBorders>
+              <w:top w:val="single" w:sz="4" w:space="0" w:color="A6A6A6"/>
+              <w:left w:val="single" w:sz="4" w:space="0" w:color="A6A6A6"/>
+              <w:bottom w:val="single" w:sz="4" w:space="0" w:color="A6A6A6"/>
+              <w:right w:val="single" w:sz="4" w:space="0" w:color="A6A6A6"/>
+            </w:tcBorders>
+            <w:tcMar>
+              <w:top w:w="50" w:type="dxa"/>
+              <w:left w:w="90" w:type="dxa"/>
+              <w:bottom w:w="50" w:type="dxa"/>
+              <w:right w:w="90" w:type="dxa"/>
+            </w:tcMar>
+          </w:tcPr>
+          <w:p>
+            <w:pPr>
+              <w:keepNext/>
+            </w:pPr>
+            <w:r>
+              <w:rPr>
+                <w:rFonts w:ascii="Aptos" w:eastAsia="Aptos" w:hAnsi="Aptos" w:cs="Aptos"/>
+                <w:b/>
+                <w:bCs/>
+                <w:sz w:val="20"/>
+                <w:szCs w:val="20"/>
+              </w:rPr>
+              <w:t>December</w:t>
+            </w:r>
+          </w:p>
+        </w:tc>
+        <w:tc>
+          <w:tcPr>
+            <w:tcW w:w="900" w:type="dxa"/>
+            <w:tcBorders>
+              <w:top w:val="single" w:sz="4" w:space="0" w:color="A6A6A6"/>
+              <w:left w:val="single" w:sz="4" w:space="0" w:color="A6A6A6"/>
+              <w:bottom w:val="single" w:sz="4" w:space="0" w:color="A6A6A6"/>
+              <w:right w:val="single" w:sz="4" w:space="0" w:color="A6A6A6"/>
+            </w:tcBorders>
+            <w:tcMar>
+              <w:top w:w="50" w:type="dxa"/>
+              <w:left w:w="90" w:type="dxa"/>
+              <w:bottom w:w="50" w:type="dxa"/>
+              <w:right w:w="90" w:type="dxa"/>
+            </w:tcMar>
+          </w:tcPr>
+          <w:p>
+            <w:pPr>
+              <w:keepNext/>
+              <w:jc w:val="center"/>
+            </w:pPr>
+            <w:r>
+              <w:rPr>
+                <w:rFonts w:ascii="Aptos" w:eastAsia="Aptos" w:hAnsi="Aptos" w:cs="Aptos"/>
+                <w:sz w:val="20"/>
+                <w:szCs w:val="20"/>
+              </w:rPr>
+              <w:t>1</w:t>
+            </w:r>
+          </w:p>
+        </w:tc>
+        <w:tc>
+          <w:tcPr>
+            <w:tcW w:w="1300" w:type="dxa"/>
+            <w:tcBorders>
+              <w:top w:val="single" w:sz="4" w:space="0" w:color="A6A6A6"/>
+              <w:left w:val="single" w:sz="4" w:space="0" w:color="A6A6A6"/>
+              <w:bottom w:val="single" w:sz="4" w:space="0" w:color="A6A6A6"/>
+              <w:right w:val="single" w:sz="4" w:space="0" w:color="A6A6A6"/>
+            </w:tcBorders>
+            <w:tcMar>
+              <w:top w:w="50" w:type="dxa"/>
+              <w:left w:w="90" w:type="dxa"/>
+              <w:bottom w:w="50" w:type="dxa"/>
+              <w:right w:w="90" w:type="dxa"/>
+            </w:tcMar>
+          </w:tcPr>
+          <w:p>
+            <w:pPr>
+              <w:keepNext/>
+            </w:pPr>
+            <w:r>
+              <w:rPr>
+                <w:rFonts w:ascii="Aptos" w:eastAsia="Aptos" w:hAnsi="Aptos" w:cs="Aptos"/>
+                <w:sz w:val="20"/>
+                <w:szCs w:val="20"/>
+              </w:rPr>
+              <w:t>$2,710</w:t>
+            </w:r>
+          </w:p>
+        </w:tc>
+        <w:tc>
+          <w:tcPr>
+            <w:tcW w:w="1400" w:type="dxa"/>
+            <w:tcBorders>
+              <w:top w:val="single" w:sz="4" w:space="0" w:color="A6A6A6"/>
+              <w:left w:val="single" w:sz="4" w:space="0" w:color="A6A6A6"/>
+              <w:bottom w:val="single" w:sz="4" w:space="0" w:color="A6A6A6"/>
+              <w:right w:val="single" w:sz="4" w:space="0" w:color="A6A6A6"/>
+            </w:tcBorders>
+            <w:tcMar>
+              <w:top w:w="50" w:type="dxa"/>
+              <w:left w:w="90" w:type="dxa"/>
+              <w:bottom w:w="50" w:type="dxa"/>
+              <w:right w:w="90" w:type="dxa"/>
+            </w:tcMar>
+          </w:tcPr>
+          <w:p>
+            <w:pPr>
+              <w:keepNext/>
+            </w:pPr>
+            <w:r>
+              <w:rPr>
+                <w:rFonts w:ascii="Aptos" w:eastAsia="Aptos" w:hAnsi="Aptos" w:cs="Aptos"/>
+                <w:sz w:val="20"/>
+                <w:szCs w:val="20"/>
+              </w:rPr>
+              <w:t>$300</w:t>
+            </w:r>
+          </w:p>
+        </w:tc>
+        <w:tc>
+          <w:tcPr>
+            <w:tcW w:w="1700" w:type="dxa"/>
+            <w:tcBorders>
+              <w:top w:val="single" w:sz="4" w:space="0" w:color="A6A6A6"/>
+              <w:left w:val="single" w:sz="4" w:space="0" w:color="A6A6A6"/>
+              <w:bottom w:val="single" w:sz="4" w:space="0" w:color="A6A6A6"/>
+              <w:right w:val="single" w:sz="4" w:space="0" w:color="A6A6A6"/>
+            </w:tcBorders>
+            <w:tcMar>
+              <w:top w:w="50" w:type="dxa"/>
+              <w:left w:w="90" w:type="dxa"/>
+              <w:bottom w:w="50" w:type="dxa"/>
+              <w:right w:w="90" w:type="dxa"/>
+            </w:tcMar>
+          </w:tcPr>
+          <w:p>
+            <w:pPr>
+              <w:keepNext/>
+            </w:pPr>
+            <w:r>
+              <w:rPr>
+                <w:rFonts w:ascii="Aptos" w:eastAsia="Aptos" w:hAnsi="Aptos" w:cs="Aptos"/>
+                <w:sz w:val="20"/>
+                <w:szCs w:val="20"/>
+              </w:rPr>
+              <w:t>$0</w:t>
+            </w:r>
+          </w:p>
+        </w:tc>
+        <w:tc>
+          <w:tcPr>
+            <w:tcW w:w="1500" w:type="dxa"/>
+            <w:tcBorders>
+              <w:top w:val="single" w:sz="4" w:space="0" w:color="A6A6A6"/>
+              <w:left w:val="single" w:sz="4" w:space="0" w:color="A6A6A6"/>
+              <w:bottom w:val="single" w:sz="4" w:space="0" w:color="A6A6A6"/>
+              <w:right w:val="single" w:sz="4" w:space="0" w:color="A6A6A6"/>
+            </w:tcBorders>
+            <w:tcMar>
+              <w:top w:w="50" w:type="dxa"/>
+              <w:left w:w="90" w:type="dxa"/>
+              <w:bottom w:w="50" w:type="dxa"/>
+              <w:right w:w="90" w:type="dxa"/>
+            </w:tcMar>
+          </w:tcPr>
+          <w:p>
+            <w:pPr>
+              <w:keepNext/>
+            </w:pPr>
+            <w:r>
+              <w:rPr>
+                <w:rFonts w:ascii="Aptos" w:eastAsia="Aptos" w:hAnsi="Aptos" w:cs="Aptos"/>
+                <w:sz w:val="20"/>
+                <w:szCs w:val="20"/>
+              </w:rPr>
+              <w:t>$452</w:t>
+            </w:r>
+          </w:p>
+        </w:tc>
+        <w:tc>
+          <w:tcPr>
+            <w:tcW w:w="1260" w:type="dxa"/>
+            <w:tcBorders>
+              <w:top w:val="single" w:sz="4" w:space="0" w:color="A6A6A6"/>
+              <w:left w:val="single" w:sz="4" w:space="0" w:color="A6A6A6"/>
+              <w:bottom w:val="single" w:sz="4" w:space="0" w:color="A6A6A6"/>
+              <w:right w:val="single" w:sz="4" w:space="0" w:color="A6A6A6"/>
+            </w:tcBorders>
+            <w:tcMar>
+              <w:top w:w="50" w:type="dxa"/>
+              <w:left w:w="90" w:type="dxa"/>
+              <w:bottom w:w="50" w:type="dxa"/>
+              <w:right w:w="90" w:type="dxa"/>
+            </w:tcMar>
+          </w:tcPr>
+          <w:p>
+            <w:pPr>
+              <w:keepNext/>
+            </w:pPr>
+            <w:r>
+              <w:rPr>
+                <w:rFonts w:ascii="Aptos" w:eastAsia="Aptos" w:hAnsi="Aptos" w:cs="Aptos"/>
+                <w:sz w:val="20"/>
+                <w:szCs w:val="20"/>
+              </w:rPr>
+              <w:t>$3,462</w:t>
+            </w:r>
+          </w:p>
+        </w:tc>
+      </w:tr>
+      <w:tr>
+        <w:tblPrEx>
+          <w:tblCellMar>
+            <w:top w:w="0" w:type="dxa"/>
+            <w:bottom w:w="0" w:type="dxa"/>
+          </w:tblCellMar>
+        </w:tblPrEx>
+        <w:trPr>
+          <w:cantSplit/>
+        </w:trPr>
+        <w:tc>
+          <w:tcPr>
+            <w:tcW w:w="1300" w:type="dxa"/>
+            <w:tcBorders>
+              <w:top w:val="single" w:sz="4" w:space="0" w:color="A6A6A6"/>
+              <w:left w:val="single" w:sz="4" w:space="0" w:color="A6A6A6"/>
+              <w:bottom w:val="single" w:sz="4" w:space="0" w:color="A6A6A6"/>
+              <w:right w:val="single" w:sz="4" w:space="0" w:color="A6A6A6"/>
+            </w:tcBorders>
+            <w:shd w:val="clear" w:color="auto" w:fill="F2F2F2"/>
+            <w:tcMar>
+              <w:top w:w="50" w:type="dxa"/>
+              <w:left w:w="90" w:type="dxa"/>
+              <w:bottom w:w="50" w:type="dxa"/>
+              <w:right w:w="90" w:type="dxa"/>
+            </w:tcMar>
+          </w:tcPr>
+          <w:p>
+            <w:r>
+              <w:rPr>
+                <w:rFonts w:ascii="Aptos" w:eastAsia="Aptos" w:hAnsi="Aptos" w:cs="Aptos"/>
+                <w:b/>
+                <w:bCs/>
+                <w:sz w:val="20"/>
+                <w:szCs w:val="20"/>
+              </w:rPr>
+              <w:t>Total</w:t>
+            </w:r>
+          </w:p>
+        </w:tc>
+        <w:tc>
+          <w:tcPr>
+            <w:tcW w:w="900" w:type="dxa"/>
+            <w:tcBorders>
+              <w:top w:val="single" w:sz="4" w:space="0" w:color="A6A6A6"/>
+              <w:left w:val="single" w:sz="4" w:space="0" w:color="A6A6A6"/>
+              <w:bottom w:val="single" w:sz="4" w:space="0" w:color="A6A6A6"/>
+              <w:right w:val="single" w:sz="4" w:space="0" w:color="A6A6A6"/>
+            </w:tcBorders>
+            <w:shd w:val="clear" w:color="auto" w:fill="F2F2F2"/>
+            <w:tcMar>
+              <w:top w:w="50" w:type="dxa"/>
+              <w:left w:w="90" w:type="dxa"/>
+              <w:bottom w:w="50" w:type="dxa"/>
+              <w:right w:w="90" w:type="dxa"/>
+            </w:tcMar>
+          </w:tcPr>
+          <w:p>
+            <w:pPr>
+              <w:jc w:val="center"/>
+            </w:pPr>
+            <w:r>
+              <w:rPr>
+                <w:rFonts w:ascii="Aptos" w:eastAsia="Aptos" w:hAnsi="Aptos" w:cs="Aptos"/>
+                <w:b/>
+                <w:bCs/>
+                <w:sz w:val="20"/>
+                <w:szCs w:val="20"/>
+              </w:rPr>
+              <w:t>16</w:t>
+            </w:r>
+          </w:p>
+        </w:tc>
+        <w:tc>
+          <w:tcPr>
+            <w:tcW w:w="1300" w:type="dxa"/>
+            <w:tcBorders>
+              <w:top w:val="single" w:sz="4" w:space="0" w:color="A6A6A6"/>
+              <w:left w:val="single" w:sz="4" w:space="0" w:color="A6A6A6"/>
+              <w:bottom w:val="single" w:sz="4" w:space="0" w:color="A6A6A6"/>
+              <w:right w:val="single" w:sz="4" w:space="0" w:color="A6A6A6"/>
+            </w:tcBorders>
+            <w:shd w:val="clear" w:color="auto" w:fill="F2F2F2"/>
+            <w:tcMar>
+              <w:top w:w="50" w:type="dxa"/>
+              <w:left w:w="90" w:type="dxa"/>
+              <w:bottom w:w="50" w:type="dxa"/>
+              <w:right w:w="90" w:type="dxa"/>
+            </w:tcMar>
+          </w:tcPr>
+          <w:p>
+            <w:r>
+              <w:rPr>
+                <w:rFonts w:ascii="Aptos" w:eastAsia="Aptos" w:hAnsi="Aptos" w:cs="Aptos"/>
+                <w:b/>
+                <w:bCs/>
+                <w:sz w:val="20"/>
+                <w:szCs w:val="20"/>
+              </w:rPr>
+              <w:t>$43,360</w:t>
+            </w:r>
+          </w:p>
+        </w:tc>
+        <w:tc>
+          <w:tcPr>
+            <w:tcW w:w="1400" w:type="dxa"/>
+            <w:tcBorders>
+              <w:top w:val="single" w:sz="4" w:space="0" w:color="A6A6A6"/>
+              <w:left w:val="single" w:sz="4" w:space="0" w:color="A6A6A6"/>
+              <w:bottom w:val="single" w:sz="4" w:space="0" w:color="A6A6A6"/>
+              <w:right w:val="single" w:sz="4" w:space="0" w:color="A6A6A6"/>
+            </w:tcBorders>
+            <w:shd w:val="clear" w:color="auto" w:fill="F2F2F2"/>
+            <w:tcMar>
+              <w:top w:w="50" w:type="dxa"/>
+              <w:left w:w="90" w:type="dxa"/>
+              <w:bottom w:w="50" w:type="dxa"/>
+              <w:right w:w="90" w:type="dxa"/>
+            </w:tcMar>
+          </w:tcPr>
+          <w:p>
+            <w:r>
+              <w:rPr>
+                <w:rFonts w:ascii="Aptos" w:eastAsia="Aptos" w:hAnsi="Aptos" w:cs="Aptos"/>
+                <w:b/>
+                <w:bCs/>
+                <w:sz w:val="20"/>
+                <w:szCs w:val="20"/>
+              </w:rPr>
+              <w:t>$1,050</w:t>
+            </w:r>
+          </w:p>
+        </w:tc>
+        <w:tc>
+          <w:tcPr>
+            <w:tcW w:w="1700" w:type="dxa"/>
+            <w:tcBorders>
+              <w:top w:val="single" w:sz="4" w:space="0" w:color="A6A6A6"/>
+              <w:left w:val="single" w:sz="4" w:space="0" w:color="A6A6A6"/>
+              <w:bottom w:val="single" w:sz="4" w:space="0" w:color="A6A6A6"/>
+              <w:right w:val="single" w:sz="4" w:space="0" w:color="A6A6A6"/>
+            </w:tcBorders>
+            <w:shd w:val="clear" w:color="auto" w:fill="F2F2F2"/>
+            <w:tcMar>
+              <w:top w:w="50" w:type="dxa"/>
+              <w:left w:w="90" w:type="dxa"/>
+              <w:bottom w:w="50" w:type="dxa"/>
+              <w:right w:w="90" w:type="dxa"/>
+            </w:tcMar>
+          </w:tcPr>
+          <w:p>
+            <w:r>
+              <w:rPr>
+                <w:rFonts w:ascii="Aptos" w:eastAsia="Aptos" w:hAnsi="Aptos" w:cs="Aptos"/>
+                <w:b/>
+                <w:bCs/>
+                <w:sz w:val="20"/>
+                <w:szCs w:val="20"/>
+              </w:rPr>
+              <w:t>$824</w:t>
+            </w:r>
+          </w:p>
+        </w:tc>
+        <w:tc>
+          <w:tcPr>
+            <w:tcW w:w="1500" w:type="dxa"/>
+            <w:tcBorders>
+              <w:top w:val="single" w:sz="4" w:space="0" w:color="A6A6A6"/>
+              <w:left w:val="single" w:sz="4" w:space="0" w:color="A6A6A6"/>
+              <w:bottom w:val="single" w:sz="4" w:space="0" w:color="A6A6A6"/>
+              <w:right w:val="single" w:sz="4" w:space="0" w:color="A6A6A6"/>
+            </w:tcBorders>
+            <w:shd w:val="clear" w:color="auto" w:fill="F2F2F2"/>
+            <w:tcMar>
+              <w:top w:w="50" w:type="dxa"/>
+              <w:left w:w="90" w:type="dxa"/>
+              <w:bottom w:w="50" w:type="dxa"/>
+              <w:right w:w="90" w:type="dxa"/>
+            </w:tcMar>
+          </w:tcPr>
+          <w:p>
+            <w:r>
+              <w:rPr>
+                <w:rFonts w:ascii="Aptos" w:eastAsia="Aptos" w:hAnsi="Aptos" w:cs="Aptos"/>
+                <w:b/>
+                <w:bCs/>
+                <w:sz w:val="20"/>
+                <w:szCs w:val="20"/>
+              </w:rPr>
+              <w:t>$6,785</w:t>
+            </w:r>
+          </w:p>
+        </w:tc>
+        <w:tc>
+          <w:tcPr>
+            <w:tcW w:w="1260" w:type="dxa"/>
+            <w:tcBorders>
+              <w:top w:val="single" w:sz="4" w:space="0" w:color="A6A6A6"/>
+              <w:left w:val="single" w:sz="4" w:space="0" w:color="A6A6A6"/>
+              <w:bottom w:val="single" w:sz="4" w:space="0" w:color="A6A6A6"/>
+              <w:right w:val="single" w:sz="4" w:space="0" w:color="A6A6A6"/>
+            </w:tcBorders>
+            <w:shd w:val="clear" w:color="auto" w:fill="F2F2F2"/>
+            <w:tcMar>
+              <w:top w:w="50" w:type="dxa"/>
+              <w:left w:w="90" w:type="dxa"/>
+              <w:bottom w:w="50" w:type="dxa"/>
+              <w:right w:w="90" w:type="dxa"/>
+            </w:tcMar>
+          </w:tcPr>
+          <w:p>
+            <w:r>
+              <w:rPr>
+                <w:rFonts w:ascii="Aptos" w:eastAsia="Aptos" w:hAnsi="Aptos" w:cs="Aptos"/>
+                <w:b/>
+                <w:bCs/>
+                <w:sz w:val="20"/>
+                <w:szCs w:val="20"/>
+              </w:rPr>
+              <w:t>$52,019</w:t>
+            </w:r>
+          </w:p>
+        </w:tc>
+      </w:tr>
+    </w:tbl>
+    <w:p/>
+    <w:p>
+      <w:pPr>
+        <w:keepNext/>
+      </w:pPr>
+      <w:r>
+        <w:rPr>
+          <w:rFonts w:ascii="Aptos" w:eastAsia="Aptos" w:hAnsi="Aptos" w:cs="Aptos"/>
+          <w:b/>
+          <w:bCs/>
+        </w:rPr>
+        <w:t>3. RACI Matrix</w:t>
+      </w:r>
+    </w:p>
+    <w:p>
+      <w:r>
+        <w:rPr>
+          <w:rFonts w:ascii="Aptos" w:eastAsia="Aptos" w:hAnsi="Aptos" w:cs="Aptos"/>
+        </w:rPr>
+        <w:t xml:space="preserve">R = Responsible (does the work), A = Accountable (signs off on it), C = Consulted, I = Informed. Each row has only one A. If someone does the work </w:t>
+      </w:r>
+      <w:proofErr w:type="gramStart"/>
+      <w:r>
+        <w:rPr>
+          <w:rFonts w:ascii="Aptos" w:eastAsia="Aptos" w:hAnsi="Aptos" w:cs="Aptos"/>
+        </w:rPr>
+        <w:t>and also</w:t>
+      </w:r>
+      <w:proofErr w:type="gramEnd"/>
+      <w:r>
+        <w:rPr>
+          <w:rFonts w:ascii="Aptos" w:eastAsia="Aptos" w:hAnsi="Aptos" w:cs="Aptos"/>
+        </w:rPr>
+        <w:t xml:space="preserve"> signs off on it, they're marked A/R.</w:t>
+      </w:r>
+    </w:p>
+    <w:p>
+      <w:pPr>
+        <w:keepNext/>
+      </w:pPr>
+      <w:r>
+        <w:rPr>
+          <w:rFonts w:ascii="Aptos" w:eastAsia="Aptos" w:hAnsi="Aptos" w:cs="Aptos"/>
+        </w:rPr>
+        <w:lastRenderedPageBreak/>
+        <w:t xml:space="preserve">The way I split it: the Product Owner is accountable for the requirements and anything users </w:t>
+      </w:r>
+      <w:proofErr w:type="gramStart"/>
+      <w:r>
+        <w:rPr>
+          <w:rFonts w:ascii="Aptos" w:eastAsia="Aptos" w:hAnsi="Aptos" w:cs="Aptos"/>
+        </w:rPr>
+        <w:t>actually see,</w:t>
+      </w:r>
+      <w:proofErr w:type="gramEnd"/>
+      <w:r>
+        <w:rPr>
+          <w:rFonts w:ascii="Aptos" w:eastAsia="Aptos" w:hAnsi="Aptos" w:cs="Aptos"/>
+        </w:rPr>
+        <w:t xml:space="preserve"> QA is accountable for testing, and the PM is accountable for everything else.</w:t>
+      </w:r>
+    </w:p>
+    <w:tbl>
+      <w:tblPr>
+        <w:tblW w:w="9360" w:type="dxa"/>
+        <w:tblBorders>
+          <w:top w:val="single" w:sz="4" w:space="0" w:color="auto"/>
+          <w:left w:val="single" w:sz="4" w:space="0" w:color="auto"/>
+          <w:bottom w:val="single" w:sz="4" w:space="0" w:color="auto"/>
+          <w:right w:val="single" w:sz="4" w:space="0" w:color="auto"/>
+          <w:insideH w:val="single" w:sz="4" w:space="0" w:color="auto"/>
+          <w:insideV w:val="single" w:sz="4" w:space="0" w:color="auto"/>
+        </w:tblBorders>
+        <w:tblCellMar>
+          <w:left w:w="10" w:type="dxa"/>
+          <w:right w:w="10" w:type="dxa"/>
+        </w:tblCellMar>
+        <w:tblLook w:val="04A0" w:firstRow="1" w:lastRow="0" w:firstColumn="1" w:lastColumn="0" w:noHBand="0" w:noVBand="1"/>
+      </w:tblPr>
+      <w:tblGrid>
+        <w:gridCol w:w="2160"/>
+        <w:gridCol w:w="1200"/>
+        <w:gridCol w:w="1200"/>
+        <w:gridCol w:w="1200"/>
+        <w:gridCol w:w="1200"/>
+        <w:gridCol w:w="1200"/>
+        <w:gridCol w:w="1200"/>
+      </w:tblGrid>
+      <w:tr>
+        <w:tblPrEx>
+          <w:tblCellMar>
+            <w:top w:w="0" w:type="dxa"/>
+            <w:bottom w:w="0" w:type="dxa"/>
+          </w:tblCellMar>
+        </w:tblPrEx>
+        <w:trPr>
+          <w:cantSplit/>
+          <w:tblHeader/>
+        </w:trPr>
+        <w:tc>
+          <w:tcPr>
+            <w:tcW w:w="2160" w:type="dxa"/>
+            <w:tcBorders>
+              <w:top w:val="single" w:sz="4" w:space="0" w:color="A6A6A6"/>
+              <w:left w:val="single" w:sz="4" w:space="0" w:color="A6A6A6"/>
+              <w:bottom w:val="single" w:sz="4" w:space="0" w:color="A6A6A6"/>
+              <w:right w:val="single" w:sz="4" w:space="0" w:color="A6A6A6"/>
+            </w:tcBorders>
+            <w:shd w:val="clear" w:color="auto" w:fill="1F4E79"/>
+            <w:tcMar>
+              <w:top w:w="50" w:type="dxa"/>
+              <w:left w:w="90" w:type="dxa"/>
+              <w:bottom w:w="50" w:type="dxa"/>
+              <w:right w:w="90" w:type="dxa"/>
+            </w:tcMar>
+          </w:tcPr>
+          <w:p>
+            <w:pPr>
+              <w:keepNext/>
+            </w:pPr>
+            <w:r>
+              <w:rPr>
+                <w:rFonts w:ascii="Aptos" w:eastAsia="Aptos" w:hAnsi="Aptos" w:cs="Aptos"/>
+                <w:b/>
+                <w:bCs/>
+                <w:color w:val="FFFFFF"/>
+                <w:sz w:val="20"/>
+                <w:szCs w:val="20"/>
+              </w:rPr>
+              <w:t>Deliverable</w:t>
+            </w:r>
+          </w:p>
+        </w:tc>
+        <w:tc>
+          <w:tcPr>
+            <w:tcW w:w="1200" w:type="dxa"/>
+            <w:tcBorders>
+              <w:top w:val="single" w:sz="4" w:space="0" w:color="A6A6A6"/>
+              <w:left w:val="single" w:sz="4" w:space="0" w:color="A6A6A6"/>
+              <w:bottom w:val="single" w:sz="4" w:space="0" w:color="A6A6A6"/>
+              <w:right w:val="single" w:sz="4" w:space="0" w:color="A6A6A6"/>
+            </w:tcBorders>
+            <w:shd w:val="clear" w:color="auto" w:fill="1F4E79"/>
+            <w:tcMar>
+              <w:top w:w="50" w:type="dxa"/>
+              <w:left w:w="90" w:type="dxa"/>
+              <w:bottom w:w="50" w:type="dxa"/>
+              <w:right w:w="90" w:type="dxa"/>
+            </w:tcMar>
+          </w:tcPr>
+          <w:p>
+            <w:pPr>
+              <w:keepNext/>
+              <w:jc w:val="center"/>
+            </w:pPr>
+            <w:r>
+              <w:rPr>
+                <w:rFonts w:ascii="Aptos" w:eastAsia="Aptos" w:hAnsi="Aptos" w:cs="Aptos"/>
+                <w:b/>
+                <w:bCs/>
+                <w:color w:val="FFFFFF"/>
+                <w:sz w:val="20"/>
+                <w:szCs w:val="20"/>
+              </w:rPr>
+              <w:t>PM (Danny)</w:t>
+            </w:r>
+          </w:p>
+        </w:tc>
+        <w:tc>
+          <w:tcPr>
+            <w:tcW w:w="1200" w:type="dxa"/>
+            <w:tcBorders>
+              <w:top w:val="single" w:sz="4" w:space="0" w:color="A6A6A6"/>
+              <w:left w:val="single" w:sz="4" w:space="0" w:color="A6A6A6"/>
+              <w:bottom w:val="single" w:sz="4" w:space="0" w:color="A6A6A6"/>
+              <w:right w:val="single" w:sz="4" w:space="0" w:color="A6A6A6"/>
+            </w:tcBorders>
+            <w:shd w:val="clear" w:color="auto" w:fill="1F4E79"/>
+            <w:tcMar>
+              <w:top w:w="50" w:type="dxa"/>
+              <w:left w:w="90" w:type="dxa"/>
+              <w:bottom w:w="50" w:type="dxa"/>
+              <w:right w:w="90" w:type="dxa"/>
+            </w:tcMar>
+          </w:tcPr>
+          <w:p>
+            <w:pPr>
+              <w:keepNext/>
+              <w:jc w:val="center"/>
+            </w:pPr>
+            <w:r>
+              <w:rPr>
+                <w:rFonts w:ascii="Aptos" w:eastAsia="Aptos" w:hAnsi="Aptos" w:cs="Aptos"/>
+                <w:b/>
+                <w:bCs/>
+                <w:color w:val="FFFFFF"/>
+                <w:sz w:val="20"/>
+                <w:szCs w:val="20"/>
+              </w:rPr>
+              <w:t>PO (Lauren)</w:t>
+            </w:r>
+          </w:p>
+        </w:tc>
+        <w:tc>
+          <w:tcPr>
+            <w:tcW w:w="1200" w:type="dxa"/>
+            <w:tcBorders>
+              <w:top w:val="single" w:sz="4" w:space="0" w:color="A6A6A6"/>
+              <w:left w:val="single" w:sz="4" w:space="0" w:color="A6A6A6"/>
+              <w:bottom w:val="single" w:sz="4" w:space="0" w:color="A6A6A6"/>
+              <w:right w:val="single" w:sz="4" w:space="0" w:color="A6A6A6"/>
+            </w:tcBorders>
+            <w:shd w:val="clear" w:color="auto" w:fill="1F4E79"/>
+            <w:tcMar>
+              <w:top w:w="50" w:type="dxa"/>
+              <w:left w:w="90" w:type="dxa"/>
+              <w:bottom w:w="50" w:type="dxa"/>
+              <w:right w:w="90" w:type="dxa"/>
+            </w:tcMar>
+          </w:tcPr>
+          <w:p>
+            <w:pPr>
+              <w:keepNext/>
+              <w:jc w:val="center"/>
+            </w:pPr>
+            <w:r>
+              <w:rPr>
+                <w:rFonts w:ascii="Aptos" w:eastAsia="Aptos" w:hAnsi="Aptos" w:cs="Aptos"/>
+                <w:b/>
+                <w:bCs/>
+                <w:color w:val="FFFFFF"/>
+                <w:sz w:val="20"/>
+                <w:szCs w:val="20"/>
+              </w:rPr>
+              <w:t>Backend (Kevin)</w:t>
+            </w:r>
+          </w:p>
+        </w:tc>
+        <w:tc>
+          <w:tcPr>
+            <w:tcW w:w="1200" w:type="dxa"/>
+            <w:tcBorders>
+              <w:top w:val="single" w:sz="4" w:space="0" w:color="A6A6A6"/>
+              <w:left w:val="single" w:sz="4" w:space="0" w:color="A6A6A6"/>
+              <w:bottom w:val="single" w:sz="4" w:space="0" w:color="A6A6A6"/>
+              <w:right w:val="single" w:sz="4" w:space="0" w:color="A6A6A6"/>
+            </w:tcBorders>
+            <w:shd w:val="clear" w:color="auto" w:fill="1F4E79"/>
+            <w:tcMar>
+              <w:top w:w="50" w:type="dxa"/>
+              <w:left w:w="90" w:type="dxa"/>
+              <w:bottom w:w="50" w:type="dxa"/>
+              <w:right w:w="90" w:type="dxa"/>
+            </w:tcMar>
+          </w:tcPr>
+          <w:p>
+            <w:pPr>
+              <w:keepNext/>
+              <w:jc w:val="center"/>
+            </w:pPr>
+            <w:r>
+              <w:rPr>
+                <w:rFonts w:ascii="Aptos" w:eastAsia="Aptos" w:hAnsi="Aptos" w:cs="Aptos"/>
+                <w:b/>
+                <w:bCs/>
+                <w:color w:val="FFFFFF"/>
+                <w:sz w:val="20"/>
+                <w:szCs w:val="20"/>
+              </w:rPr>
+              <w:t>Mobile (Jessica)</w:t>
+            </w:r>
+          </w:p>
+        </w:tc>
+        <w:tc>
+          <w:tcPr>
+            <w:tcW w:w="1200" w:type="dxa"/>
+            <w:tcBorders>
+              <w:top w:val="single" w:sz="4" w:space="0" w:color="A6A6A6"/>
+              <w:left w:val="single" w:sz="4" w:space="0" w:color="A6A6A6"/>
+              <w:bottom w:val="single" w:sz="4" w:space="0" w:color="A6A6A6"/>
+              <w:right w:val="single" w:sz="4" w:space="0" w:color="A6A6A6"/>
+            </w:tcBorders>
+            <w:shd w:val="clear" w:color="auto" w:fill="1F4E79"/>
+            <w:tcMar>
+              <w:top w:w="50" w:type="dxa"/>
+              <w:left w:w="90" w:type="dxa"/>
+              <w:bottom w:w="50" w:type="dxa"/>
+              <w:right w:w="90" w:type="dxa"/>
+            </w:tcMar>
+          </w:tcPr>
+          <w:p>
+            <w:pPr>
+              <w:keepNext/>
+              <w:jc w:val="center"/>
+            </w:pPr>
+            <w:r>
+              <w:rPr>
+                <w:rFonts w:ascii="Aptos" w:eastAsia="Aptos" w:hAnsi="Aptos" w:cs="Aptos"/>
+                <w:b/>
+                <w:bCs/>
+                <w:color w:val="FFFFFF"/>
+                <w:sz w:val="20"/>
+                <w:szCs w:val="20"/>
+              </w:rPr>
+              <w:t>QA (Brandon)</w:t>
+            </w:r>
+          </w:p>
+        </w:tc>
+        <w:tc>
+          <w:tcPr>
+            <w:tcW w:w="1200" w:type="dxa"/>
+            <w:tcBorders>
+              <w:top w:val="single" w:sz="4" w:space="0" w:color="A6A6A6"/>
+              <w:left w:val="single" w:sz="4" w:space="0" w:color="A6A6A6"/>
+              <w:bottom w:val="single" w:sz="4" w:space="0" w:color="A6A6A6"/>
+              <w:right w:val="single" w:sz="4" w:space="0" w:color="A6A6A6"/>
+            </w:tcBorders>
+            <w:shd w:val="clear" w:color="auto" w:fill="1F4E79"/>
+            <w:tcMar>
+              <w:top w:w="50" w:type="dxa"/>
+              <w:left w:w="90" w:type="dxa"/>
+              <w:bottom w:w="50" w:type="dxa"/>
+              <w:right w:w="90" w:type="dxa"/>
+            </w:tcMar>
+          </w:tcPr>
+          <w:p>
+            <w:pPr>
+              <w:keepNext/>
+              <w:jc w:val="center"/>
+            </w:pPr>
+            <w:r>
+              <w:rPr>
+                <w:rFonts w:ascii="Aptos" w:eastAsia="Aptos" w:hAnsi="Aptos" w:cs="Aptos"/>
+                <w:b/>
+                <w:bCs/>
+                <w:color w:val="FFFFFF"/>
+                <w:sz w:val="20"/>
+                <w:szCs w:val="20"/>
+              </w:rPr>
+              <w:t>Finance (Nicole)</w:t>
+            </w:r>
+          </w:p>
+        </w:tc>
+      </w:tr>
+      <w:tr>
+        <w:tblPrEx>
+          <w:tblCellMar>
+            <w:top w:w="0" w:type="dxa"/>
+            <w:bottom w:w="0" w:type="dxa"/>
+          </w:tblCellMar>
+        </w:tblPrEx>
+        <w:trPr>
+          <w:cantSplit/>
+        </w:trPr>
+        <w:tc>
+          <w:tcPr>
+            <w:tcW w:w="2160" w:type="dxa"/>
+            <w:tcBorders>
+              <w:top w:val="single" w:sz="4" w:space="0" w:color="A6A6A6"/>
+              <w:left w:val="single" w:sz="4" w:space="0" w:color="A6A6A6"/>
+              <w:bottom w:val="single" w:sz="4" w:space="0" w:color="A6A6A6"/>
+              <w:right w:val="single" w:sz="4" w:space="0" w:color="A6A6A6"/>
+            </w:tcBorders>
+            <w:tcMar>
+              <w:top w:w="50" w:type="dxa"/>
+              <w:left w:w="90" w:type="dxa"/>
+              <w:bottom w:w="50" w:type="dxa"/>
+              <w:right w:w="90" w:type="dxa"/>
+            </w:tcMar>
+          </w:tcPr>
+          <w:p>
+            <w:pPr>
+              <w:keepNext/>
+            </w:pPr>
+            <w:r>
+              <w:rPr>
+                <w:rFonts w:ascii="Aptos" w:eastAsia="Aptos" w:hAnsi="Aptos" w:cs="Aptos"/>
+                <w:b/>
+                <w:bCs/>
+                <w:sz w:val="20"/>
+                <w:szCs w:val="20"/>
+              </w:rPr>
+              <w:t>Requirements (SRS)</w:t>
+            </w:r>
+          </w:p>
+        </w:tc>
+        <w:tc>
+          <w:tcPr>
+            <w:tcW w:w="1200" w:type="dxa"/>
+            <w:tcBorders>
+              <w:top w:val="single" w:sz="4" w:space="0" w:color="A6A6A6"/>
+              <w:left w:val="single" w:sz="4" w:space="0" w:color="A6A6A6"/>
+              <w:bottom w:val="single" w:sz="4" w:space="0" w:color="A6A6A6"/>
+              <w:right w:val="single" w:sz="4" w:space="0" w:color="A6A6A6"/>
+            </w:tcBorders>
+            <w:tcMar>
+              <w:top w:w="50" w:type="dxa"/>
+              <w:left w:w="90" w:type="dxa"/>
+              <w:bottom w:w="50" w:type="dxa"/>
+              <w:right w:w="90" w:type="dxa"/>
+            </w:tcMar>
+          </w:tcPr>
+          <w:p>
+            <w:pPr>
+              <w:keepNext/>
+              <w:jc w:val="center"/>
+            </w:pPr>
+            <w:r>
+              <w:rPr>
+                <w:rFonts w:ascii="Aptos" w:eastAsia="Aptos" w:hAnsi="Aptos" w:cs="Aptos"/>
+                <w:sz w:val="20"/>
+                <w:szCs w:val="20"/>
+              </w:rPr>
+              <w:t>R</w:t>
+            </w:r>
+          </w:p>
+        </w:tc>
+        <w:tc>
+          <w:tcPr>
+            <w:tcW w:w="1200" w:type="dxa"/>
+            <w:tcBorders>
+              <w:top w:val="single" w:sz="4" w:space="0" w:color="A6A6A6"/>
+              <w:left w:val="single" w:sz="4" w:space="0" w:color="A6A6A6"/>
+              <w:bottom w:val="single" w:sz="4" w:space="0" w:color="A6A6A6"/>
+              <w:right w:val="single" w:sz="4" w:space="0" w:color="A6A6A6"/>
+            </w:tcBorders>
+            <w:tcMar>
+              <w:top w:w="50" w:type="dxa"/>
+              <w:left w:w="90" w:type="dxa"/>
+              <w:bottom w:w="50" w:type="dxa"/>
+              <w:right w:w="90" w:type="dxa"/>
+            </w:tcMar>
+          </w:tcPr>
+          <w:p>
+            <w:pPr>
+              <w:keepNext/>
+              <w:jc w:val="center"/>
+            </w:pPr>
+            <w:r>
+              <w:rPr>
+                <w:rFonts w:ascii="Aptos" w:eastAsia="Aptos" w:hAnsi="Aptos" w:cs="Aptos"/>
+                <w:sz w:val="20"/>
+                <w:szCs w:val="20"/>
+              </w:rPr>
+              <w:t>A</w:t>
+            </w:r>
+          </w:p>
+        </w:tc>
+        <w:tc>
+          <w:tcPr>
+            <w:tcW w:w="1200" w:type="dxa"/>
+            <w:tcBorders>
+              <w:top w:val="single" w:sz="4" w:space="0" w:color="A6A6A6"/>
+              <w:left w:val="single" w:sz="4" w:space="0" w:color="A6A6A6"/>
+              <w:bottom w:val="single" w:sz="4" w:space="0" w:color="A6A6A6"/>
+              <w:right w:val="single" w:sz="4" w:space="0" w:color="A6A6A6"/>
+            </w:tcBorders>
+            <w:tcMar>
+              <w:top w:w="50" w:type="dxa"/>
+              <w:left w:w="90" w:type="dxa"/>
+              <w:bottom w:w="50" w:type="dxa"/>
+              <w:right w:w="90" w:type="dxa"/>
+            </w:tcMar>
+          </w:tcPr>
+          <w:p>
+            <w:pPr>
+              <w:keepNext/>
+              <w:jc w:val="center"/>
+            </w:pPr>
+            <w:r>
+              <w:rPr>
+                <w:rFonts w:ascii="Aptos" w:eastAsia="Aptos" w:hAnsi="Aptos" w:cs="Aptos"/>
+                <w:sz w:val="20"/>
+                <w:szCs w:val="20"/>
+              </w:rPr>
+              <w:t>C</w:t>
+            </w:r>
+          </w:p>
+        </w:tc>
+        <w:tc>
+          <w:tcPr>
+            <w:tcW w:w="1200" w:type="dxa"/>
+            <w:tcBorders>
+              <w:top w:val="single" w:sz="4" w:space="0" w:color="A6A6A6"/>
+              <w:left w:val="single" w:sz="4" w:space="0" w:color="A6A6A6"/>
+              <w:bottom w:val="single" w:sz="4" w:space="0" w:color="A6A6A6"/>
+              <w:right w:val="single" w:sz="4" w:space="0" w:color="A6A6A6"/>
+            </w:tcBorders>
+            <w:tcMar>
+              <w:top w:w="50" w:type="dxa"/>
+              <w:left w:w="90" w:type="dxa"/>
+              <w:bottom w:w="50" w:type="dxa"/>
+              <w:right w:w="90" w:type="dxa"/>
+            </w:tcMar>
+          </w:tcPr>
+          <w:p>
+            <w:pPr>
+              <w:keepNext/>
+              <w:jc w:val="center"/>
+            </w:pPr>
+            <w:r>
+              <w:rPr>
+                <w:rFonts w:ascii="Aptos" w:eastAsia="Aptos" w:hAnsi="Aptos" w:cs="Aptos"/>
+                <w:sz w:val="20"/>
+                <w:szCs w:val="20"/>
+              </w:rPr>
+              <w:t>C</w:t>
+            </w:r>
+          </w:p>
+        </w:tc>
+        <w:tc>
+          <w:tcPr>
+            <w:tcW w:w="1200" w:type="dxa"/>
+            <w:tcBorders>
+              <w:top w:val="single" w:sz="4" w:space="0" w:color="A6A6A6"/>
+              <w:left w:val="single" w:sz="4" w:space="0" w:color="A6A6A6"/>
+              <w:bottom w:val="single" w:sz="4" w:space="0" w:color="A6A6A6"/>
+              <w:right w:val="single" w:sz="4" w:space="0" w:color="A6A6A6"/>
+            </w:tcBorders>
+            <w:tcMar>
+              <w:top w:w="50" w:type="dxa"/>
+              <w:left w:w="90" w:type="dxa"/>
+              <w:bottom w:w="50" w:type="dxa"/>
+              <w:right w:w="90" w:type="dxa"/>
+            </w:tcMar>
+          </w:tcPr>
+          <w:p>
+            <w:pPr>
+              <w:keepNext/>
+              <w:jc w:val="center"/>
+            </w:pPr>
+            <w:r>
+              <w:rPr>
+                <w:rFonts w:ascii="Aptos" w:eastAsia="Aptos" w:hAnsi="Aptos" w:cs="Aptos"/>
+                <w:sz w:val="20"/>
+                <w:szCs w:val="20"/>
+              </w:rPr>
+              <w:t>C</w:t>
+            </w:r>
+          </w:p>
+        </w:tc>
+        <w:tc>
+          <w:tcPr>
+            <w:tcW w:w="1200" w:type="dxa"/>
+            <w:tcBorders>
+              <w:top w:val="single" w:sz="4" w:space="0" w:color="A6A6A6"/>
+              <w:left w:val="single" w:sz="4" w:space="0" w:color="A6A6A6"/>
+              <w:bottom w:val="single" w:sz="4" w:space="0" w:color="A6A6A6"/>
+              <w:right w:val="single" w:sz="4" w:space="0" w:color="A6A6A6"/>
+            </w:tcBorders>
+            <w:tcMar>
+              <w:top w:w="50" w:type="dxa"/>
+              <w:left w:w="90" w:type="dxa"/>
+              <w:bottom w:w="50" w:type="dxa"/>
+              <w:right w:w="90" w:type="dxa"/>
+            </w:tcMar>
+          </w:tcPr>
+          <w:p>
+            <w:pPr>
+              <w:keepNext/>
+              <w:jc w:val="center"/>
+            </w:pPr>
+            <w:r>
+              <w:rPr>
+                <w:rFonts w:ascii="Aptos" w:eastAsia="Aptos" w:hAnsi="Aptos" w:cs="Aptos"/>
+                <w:sz w:val="20"/>
+                <w:szCs w:val="20"/>
+              </w:rPr>
+              <w:t>I</w:t>
+            </w:r>
+          </w:p>
+        </w:tc>
+      </w:tr>
+      <w:tr>
+        <w:tblPrEx>
+          <w:tblCellMar>
+            <w:top w:w="0" w:type="dxa"/>
+            <w:bottom w:w="0" w:type="dxa"/>
+          </w:tblCellMar>
+        </w:tblPrEx>
+        <w:trPr>
+          <w:cantSplit/>
+        </w:trPr>
+        <w:tc>
+          <w:tcPr>
+            <w:tcW w:w="2160" w:type="dxa"/>
+            <w:tcBorders>
+              <w:top w:val="single" w:sz="4" w:space="0" w:color="A6A6A6"/>
+              <w:left w:val="single" w:sz="4" w:space="0" w:color="A6A6A6"/>
+              <w:bottom w:val="single" w:sz="4" w:space="0" w:color="A6A6A6"/>
+              <w:right w:val="single" w:sz="4" w:space="0" w:color="A6A6A6"/>
+            </w:tcBorders>
+            <w:tcMar>
+              <w:top w:w="50" w:type="dxa"/>
+              <w:left w:w="90" w:type="dxa"/>
+              <w:bottom w:w="50" w:type="dxa"/>
+              <w:right w:w="90" w:type="dxa"/>
+            </w:tcMar>
+          </w:tcPr>
+          <w:p>
+            <w:pPr>
+              <w:keepNext/>
+            </w:pPr>
+            <w:r>
+              <w:rPr>
+                <w:rFonts w:ascii="Aptos" w:eastAsia="Aptos" w:hAnsi="Aptos" w:cs="Aptos"/>
+                <w:b/>
+                <w:bCs/>
+                <w:sz w:val="20"/>
+                <w:szCs w:val="20"/>
+              </w:rPr>
+              <w:t>Schedule &amp; Gantt chart</w:t>
+            </w:r>
+          </w:p>
+        </w:tc>
+        <w:tc>
+          <w:tcPr>
+            <w:tcW w:w="1200" w:type="dxa"/>
+            <w:tcBorders>
+              <w:top w:val="single" w:sz="4" w:space="0" w:color="A6A6A6"/>
+              <w:left w:val="single" w:sz="4" w:space="0" w:color="A6A6A6"/>
+              <w:bottom w:val="single" w:sz="4" w:space="0" w:color="A6A6A6"/>
+              <w:right w:val="single" w:sz="4" w:space="0" w:color="A6A6A6"/>
+            </w:tcBorders>
+            <w:tcMar>
+              <w:top w:w="50" w:type="dxa"/>
+              <w:left w:w="90" w:type="dxa"/>
+              <w:bottom w:w="50" w:type="dxa"/>
+              <w:right w:w="90" w:type="dxa"/>
+            </w:tcMar>
+          </w:tcPr>
+          <w:p>
+            <w:pPr>
+              <w:keepNext/>
+              <w:jc w:val="center"/>
+            </w:pPr>
+            <w:r>
+              <w:rPr>
+                <w:rFonts w:ascii="Aptos" w:eastAsia="Aptos" w:hAnsi="Aptos" w:cs="Aptos"/>
+                <w:sz w:val="20"/>
+                <w:szCs w:val="20"/>
+              </w:rPr>
+              <w:t>A/R</w:t>
+            </w:r>
+          </w:p>
+        </w:tc>
+        <w:tc>
+          <w:tcPr>
+            <w:tcW w:w="1200" w:type="dxa"/>
+            <w:tcBorders>
+              <w:top w:val="single" w:sz="4" w:space="0" w:color="A6A6A6"/>
+              <w:left w:val="single" w:sz="4" w:space="0" w:color="A6A6A6"/>
+              <w:bottom w:val="single" w:sz="4" w:space="0" w:color="A6A6A6"/>
+              <w:right w:val="single" w:sz="4" w:space="0" w:color="A6A6A6"/>
+            </w:tcBorders>
+            <w:tcMar>
+              <w:top w:w="50" w:type="dxa"/>
+              <w:left w:w="90" w:type="dxa"/>
+              <w:bottom w:w="50" w:type="dxa"/>
+              <w:right w:w="90" w:type="dxa"/>
+            </w:tcMar>
+          </w:tcPr>
+          <w:p>
+            <w:pPr>
+              <w:keepNext/>
+              <w:jc w:val="center"/>
+            </w:pPr>
+            <w:r>
+              <w:rPr>
+                <w:rFonts w:ascii="Aptos" w:eastAsia="Aptos" w:hAnsi="Aptos" w:cs="Aptos"/>
+                <w:sz w:val="20"/>
+                <w:szCs w:val="20"/>
+              </w:rPr>
+              <w:t>C</w:t>
+            </w:r>
+          </w:p>
+        </w:tc>
+        <w:tc>
+          <w:tcPr>
+            <w:tcW w:w="1200" w:type="dxa"/>
+            <w:tcBorders>
+              <w:top w:val="single" w:sz="4" w:space="0" w:color="A6A6A6"/>
+              <w:left w:val="single" w:sz="4" w:space="0" w:color="A6A6A6"/>
+              <w:bottom w:val="single" w:sz="4" w:space="0" w:color="A6A6A6"/>
+              <w:right w:val="single" w:sz="4" w:space="0" w:color="A6A6A6"/>
+            </w:tcBorders>
+            <w:tcMar>
+              <w:top w:w="50" w:type="dxa"/>
+              <w:left w:w="90" w:type="dxa"/>
+              <w:bottom w:w="50" w:type="dxa"/>
+              <w:right w:w="90" w:type="dxa"/>
+            </w:tcMar>
+          </w:tcPr>
+          <w:p>
+            <w:pPr>
+              <w:keepNext/>
+              <w:jc w:val="center"/>
+            </w:pPr>
+            <w:r>
+              <w:rPr>
+                <w:rFonts w:ascii="Aptos" w:eastAsia="Aptos" w:hAnsi="Aptos" w:cs="Aptos"/>
+                <w:sz w:val="20"/>
+                <w:szCs w:val="20"/>
+              </w:rPr>
+              <w:t>C</w:t>
+            </w:r>
+          </w:p>
+        </w:tc>
+        <w:tc>
+          <w:tcPr>
+            <w:tcW w:w="1200" w:type="dxa"/>
+            <w:tcBorders>
+              <w:top w:val="single" w:sz="4" w:space="0" w:color="A6A6A6"/>
+              <w:left w:val="single" w:sz="4" w:space="0" w:color="A6A6A6"/>
+              <w:bottom w:val="single" w:sz="4" w:space="0" w:color="A6A6A6"/>
+              <w:right w:val="single" w:sz="4" w:space="0" w:color="A6A6A6"/>
+            </w:tcBorders>
+            <w:tcMar>
+              <w:top w:w="50" w:type="dxa"/>
+              <w:left w:w="90" w:type="dxa"/>
+              <w:bottom w:w="50" w:type="dxa"/>
+              <w:right w:w="90" w:type="dxa"/>
+            </w:tcMar>
+          </w:tcPr>
+          <w:p>
+            <w:pPr>
+              <w:keepNext/>
+              <w:jc w:val="center"/>
+            </w:pPr>
+            <w:r>
+              <w:rPr>
+                <w:rFonts w:ascii="Aptos" w:eastAsia="Aptos" w:hAnsi="Aptos" w:cs="Aptos"/>
+                <w:sz w:val="20"/>
+                <w:szCs w:val="20"/>
+              </w:rPr>
+              <w:t>C</w:t>
+            </w:r>
+          </w:p>
+        </w:tc>
+        <w:tc>
+          <w:tcPr>
+            <w:tcW w:w="1200" w:type="dxa"/>
+            <w:tcBorders>
+              <w:top w:val="single" w:sz="4" w:space="0" w:color="A6A6A6"/>
+              <w:left w:val="single" w:sz="4" w:space="0" w:color="A6A6A6"/>
+              <w:bottom w:val="single" w:sz="4" w:space="0" w:color="A6A6A6"/>
+              <w:right w:val="single" w:sz="4" w:space="0" w:color="A6A6A6"/>
+            </w:tcBorders>
+            <w:tcMar>
+              <w:top w:w="50" w:type="dxa"/>
+              <w:left w:w="90" w:type="dxa"/>
+              <w:bottom w:w="50" w:type="dxa"/>
+              <w:right w:w="90" w:type="dxa"/>
+            </w:tcMar>
+          </w:tcPr>
+          <w:p>
+            <w:pPr>
+              <w:keepNext/>
+              <w:jc w:val="center"/>
+            </w:pPr>
+            <w:r>
+              <w:rPr>
+                <w:rFonts w:ascii="Aptos" w:eastAsia="Aptos" w:hAnsi="Aptos" w:cs="Aptos"/>
+                <w:sz w:val="20"/>
+                <w:szCs w:val="20"/>
+              </w:rPr>
+              <w:t>I</w:t>
+            </w:r>
+          </w:p>
+        </w:tc>
+        <w:tc>
+          <w:tcPr>
+            <w:tcW w:w="1200" w:type="dxa"/>
+            <w:tcBorders>
+              <w:top w:val="single" w:sz="4" w:space="0" w:color="A6A6A6"/>
+              <w:left w:val="single" w:sz="4" w:space="0" w:color="A6A6A6"/>
+              <w:bottom w:val="single" w:sz="4" w:space="0" w:color="A6A6A6"/>
+              <w:right w:val="single" w:sz="4" w:space="0" w:color="A6A6A6"/>
+            </w:tcBorders>
+            <w:tcMar>
+              <w:top w:w="50" w:type="dxa"/>
+              <w:left w:w="90" w:type="dxa"/>
+              <w:bottom w:w="50" w:type="dxa"/>
+              <w:right w:w="90" w:type="dxa"/>
+            </w:tcMar>
+          </w:tcPr>
+          <w:p>
+            <w:pPr>
+              <w:keepNext/>
+              <w:jc w:val="center"/>
+            </w:pPr>
+            <w:r>
+              <w:rPr>
+                <w:rFonts w:ascii="Aptos" w:eastAsia="Aptos" w:hAnsi="Aptos" w:cs="Aptos"/>
+                <w:sz w:val="20"/>
+                <w:szCs w:val="20"/>
+              </w:rPr>
+              <w:t>I</w:t>
+            </w:r>
+          </w:p>
+        </w:tc>
+      </w:tr>
+      <w:tr>
+        <w:tblPrEx>
+          <w:tblCellMar>
+            <w:top w:w="0" w:type="dxa"/>
+            <w:bottom w:w="0" w:type="dxa"/>
+          </w:tblCellMar>
+        </w:tblPrEx>
+        <w:trPr>
+          <w:cantSplit/>
+        </w:trPr>
+        <w:tc>
+          <w:tcPr>
+            <w:tcW w:w="2160" w:type="dxa"/>
+            <w:tcBorders>
+              <w:top w:val="single" w:sz="4" w:space="0" w:color="A6A6A6"/>
+              <w:left w:val="single" w:sz="4" w:space="0" w:color="A6A6A6"/>
+              <w:bottom w:val="single" w:sz="4" w:space="0" w:color="A6A6A6"/>
+              <w:right w:val="single" w:sz="4" w:space="0" w:color="A6A6A6"/>
+            </w:tcBorders>
+            <w:tcMar>
+              <w:top w:w="50" w:type="dxa"/>
+              <w:left w:w="90" w:type="dxa"/>
+              <w:bottom w:w="50" w:type="dxa"/>
+              <w:right w:w="90" w:type="dxa"/>
+            </w:tcMar>
+          </w:tcPr>
+          <w:p>
+            <w:pPr>
+              <w:keepNext/>
+            </w:pPr>
+            <w:r>
+              <w:rPr>
+                <w:rFonts w:ascii="Aptos" w:eastAsia="Aptos" w:hAnsi="Aptos" w:cs="Aptos"/>
+                <w:b/>
+                <w:bCs/>
+                <w:sz w:val="20"/>
+                <w:szCs w:val="20"/>
+              </w:rPr>
+              <w:t>Budget &amp; cashflow</w:t>
+            </w:r>
+          </w:p>
+        </w:tc>
+        <w:tc>
+          <w:tcPr>
+            <w:tcW w:w="1200" w:type="dxa"/>
+            <w:tcBorders>
+              <w:top w:val="single" w:sz="4" w:space="0" w:color="A6A6A6"/>
+              <w:left w:val="single" w:sz="4" w:space="0" w:color="A6A6A6"/>
+              <w:bottom w:val="single" w:sz="4" w:space="0" w:color="A6A6A6"/>
+              <w:right w:val="single" w:sz="4" w:space="0" w:color="A6A6A6"/>
+            </w:tcBorders>
+            <w:tcMar>
+              <w:top w:w="50" w:type="dxa"/>
+              <w:left w:w="90" w:type="dxa"/>
+              <w:bottom w:w="50" w:type="dxa"/>
+              <w:right w:w="90" w:type="dxa"/>
+            </w:tcMar>
+          </w:tcPr>
+          <w:p>
+            <w:pPr>
+              <w:keepNext/>
+              <w:jc w:val="center"/>
+            </w:pPr>
+            <w:r>
+              <w:rPr>
+                <w:rFonts w:ascii="Aptos" w:eastAsia="Aptos" w:hAnsi="Aptos" w:cs="Aptos"/>
+                <w:sz w:val="20"/>
+                <w:szCs w:val="20"/>
+              </w:rPr>
+              <w:t>A</w:t>
+            </w:r>
+          </w:p>
+        </w:tc>
+        <w:tc>
+          <w:tcPr>
+            <w:tcW w:w="1200" w:type="dxa"/>
+            <w:tcBorders>
+              <w:top w:val="single" w:sz="4" w:space="0" w:color="A6A6A6"/>
+              <w:left w:val="single" w:sz="4" w:space="0" w:color="A6A6A6"/>
+              <w:bottom w:val="single" w:sz="4" w:space="0" w:color="A6A6A6"/>
+              <w:right w:val="single" w:sz="4" w:space="0" w:color="A6A6A6"/>
+            </w:tcBorders>
+            <w:tcMar>
+              <w:top w:w="50" w:type="dxa"/>
+              <w:left w:w="90" w:type="dxa"/>
+              <w:bottom w:w="50" w:type="dxa"/>
+              <w:right w:w="90" w:type="dxa"/>
+            </w:tcMar>
+          </w:tcPr>
+          <w:p>
+            <w:pPr>
+              <w:keepNext/>
+              <w:jc w:val="center"/>
+            </w:pPr>
+            <w:r>
+              <w:rPr>
+                <w:rFonts w:ascii="Aptos" w:eastAsia="Aptos" w:hAnsi="Aptos" w:cs="Aptos"/>
+                <w:sz w:val="20"/>
+                <w:szCs w:val="20"/>
+              </w:rPr>
+              <w:t>C</w:t>
+            </w:r>
+          </w:p>
+        </w:tc>
+        <w:tc>
+          <w:tcPr>
+            <w:tcW w:w="1200" w:type="dxa"/>
+            <w:tcBorders>
+              <w:top w:val="single" w:sz="4" w:space="0" w:color="A6A6A6"/>
+              <w:left w:val="single" w:sz="4" w:space="0" w:color="A6A6A6"/>
+              <w:bottom w:val="single" w:sz="4" w:space="0" w:color="A6A6A6"/>
+              <w:right w:val="single" w:sz="4" w:space="0" w:color="A6A6A6"/>
+            </w:tcBorders>
+            <w:tcMar>
+              <w:top w:w="50" w:type="dxa"/>
+              <w:left w:w="90" w:type="dxa"/>
+              <w:bottom w:w="50" w:type="dxa"/>
+              <w:right w:w="90" w:type="dxa"/>
+            </w:tcMar>
+          </w:tcPr>
+          <w:p>
+            <w:pPr>
+              <w:keepNext/>
+              <w:jc w:val="center"/>
+            </w:pPr>
+            <w:r>
+              <w:rPr>
+                <w:rFonts w:ascii="Aptos" w:eastAsia="Aptos" w:hAnsi="Aptos" w:cs="Aptos"/>
+                <w:sz w:val="20"/>
+                <w:szCs w:val="20"/>
+              </w:rPr>
+              <w:t>I</w:t>
+            </w:r>
+          </w:p>
+        </w:tc>
+        <w:tc>
+          <w:tcPr>
+            <w:tcW w:w="1200" w:type="dxa"/>
+            <w:tcBorders>
+              <w:top w:val="single" w:sz="4" w:space="0" w:color="A6A6A6"/>
+              <w:left w:val="single" w:sz="4" w:space="0" w:color="A6A6A6"/>
+              <w:bottom w:val="single" w:sz="4" w:space="0" w:color="A6A6A6"/>
+              <w:right w:val="single" w:sz="4" w:space="0" w:color="A6A6A6"/>
+            </w:tcBorders>
+            <w:tcMar>
+              <w:top w:w="50" w:type="dxa"/>
+              <w:left w:w="90" w:type="dxa"/>
+              <w:bottom w:w="50" w:type="dxa"/>
+              <w:right w:w="90" w:type="dxa"/>
+            </w:tcMar>
+          </w:tcPr>
+          <w:p>
+            <w:pPr>
+              <w:keepNext/>
+              <w:jc w:val="center"/>
+            </w:pPr>
+            <w:r>
+              <w:rPr>
+                <w:rFonts w:ascii="Aptos" w:eastAsia="Aptos" w:hAnsi="Aptos" w:cs="Aptos"/>
+                <w:sz w:val="20"/>
+                <w:szCs w:val="20"/>
+              </w:rPr>
+              <w:t>I</w:t>
+            </w:r>
+          </w:p>
+        </w:tc>
+        <w:tc>
+          <w:tcPr>
+            <w:tcW w:w="1200" w:type="dxa"/>
+            <w:tcBorders>
+              <w:top w:val="single" w:sz="4" w:space="0" w:color="A6A6A6"/>
+              <w:left w:val="single" w:sz="4" w:space="0" w:color="A6A6A6"/>
+              <w:bottom w:val="single" w:sz="4" w:space="0" w:color="A6A6A6"/>
+              <w:right w:val="single" w:sz="4" w:space="0" w:color="A6A6A6"/>
+            </w:tcBorders>
+            <w:tcMar>
+              <w:top w:w="50" w:type="dxa"/>
+              <w:left w:w="90" w:type="dxa"/>
+              <w:bottom w:w="50" w:type="dxa"/>
+              <w:right w:w="90" w:type="dxa"/>
+            </w:tcMar>
+          </w:tcPr>
+          <w:p>
+            <w:pPr>
+              <w:keepNext/>
+              <w:jc w:val="center"/>
+            </w:pPr>
+            <w:r>
+              <w:rPr>
+                <w:rFonts w:ascii="Aptos" w:eastAsia="Aptos" w:hAnsi="Aptos" w:cs="Aptos"/>
+                <w:sz w:val="20"/>
+                <w:szCs w:val="20"/>
+              </w:rPr>
+              <w:t>I</w:t>
+            </w:r>
+          </w:p>
+        </w:tc>
+        <w:tc>
+          <w:tcPr>
+            <w:tcW w:w="1200" w:type="dxa"/>
+            <w:tcBorders>
+              <w:top w:val="single" w:sz="4" w:space="0" w:color="A6A6A6"/>
+              <w:left w:val="single" w:sz="4" w:space="0" w:color="A6A6A6"/>
+              <w:bottom w:val="single" w:sz="4" w:space="0" w:color="A6A6A6"/>
+              <w:right w:val="single" w:sz="4" w:space="0" w:color="A6A6A6"/>
+            </w:tcBorders>
+            <w:tcMar>
+              <w:top w:w="50" w:type="dxa"/>
+              <w:left w:w="90" w:type="dxa"/>
+              <w:bottom w:w="50" w:type="dxa"/>
+              <w:right w:w="90" w:type="dxa"/>
+            </w:tcMar>
+          </w:tcPr>
+          <w:p>
+            <w:pPr>
+              <w:keepNext/>
+              <w:jc w:val="center"/>
+            </w:pPr>
+            <w:r>
+              <w:rPr>
+                <w:rFonts w:ascii="Aptos" w:eastAsia="Aptos" w:hAnsi="Aptos" w:cs="Aptos"/>
+                <w:sz w:val="20"/>
+                <w:szCs w:val="20"/>
+              </w:rPr>
+              <w:t>R</w:t>
+            </w:r>
+          </w:p>
+        </w:tc>
+      </w:tr>
+      <w:tr>
+        <w:tblPrEx>
+          <w:tblCellMar>
+            <w:top w:w="0" w:type="dxa"/>
+            <w:bottom w:w="0" w:type="dxa"/>
+          </w:tblCellMar>
+        </w:tblPrEx>
+        <w:trPr>
+          <w:cantSplit/>
+        </w:trPr>
+        <w:tc>
+          <w:tcPr>
+            <w:tcW w:w="2160" w:type="dxa"/>
+            <w:tcBorders>
+              <w:top w:val="single" w:sz="4" w:space="0" w:color="A6A6A6"/>
+              <w:left w:val="single" w:sz="4" w:space="0" w:color="A6A6A6"/>
+              <w:bottom w:val="single" w:sz="4" w:space="0" w:color="A6A6A6"/>
+              <w:right w:val="single" w:sz="4" w:space="0" w:color="A6A6A6"/>
+            </w:tcBorders>
+            <w:tcMar>
+              <w:top w:w="50" w:type="dxa"/>
+              <w:left w:w="90" w:type="dxa"/>
+              <w:bottom w:w="50" w:type="dxa"/>
+              <w:right w:w="90" w:type="dxa"/>
+            </w:tcMar>
+          </w:tcPr>
+          <w:p>
+            <w:pPr>
+              <w:keepNext/>
+            </w:pPr>
+            <w:r>
+              <w:rPr>
+                <w:rFonts w:ascii="Aptos" w:eastAsia="Aptos" w:hAnsi="Aptos" w:cs="Aptos"/>
+                <w:b/>
+                <w:bCs/>
+                <w:sz w:val="20"/>
+                <w:szCs w:val="20"/>
+              </w:rPr>
+              <w:t>Database &amp; accounts</w:t>
+            </w:r>
+          </w:p>
+        </w:tc>
+        <w:tc>
+          <w:tcPr>
+            <w:tcW w:w="1200" w:type="dxa"/>
+            <w:tcBorders>
+              <w:top w:val="single" w:sz="4" w:space="0" w:color="A6A6A6"/>
+              <w:left w:val="single" w:sz="4" w:space="0" w:color="A6A6A6"/>
+              <w:bottom w:val="single" w:sz="4" w:space="0" w:color="A6A6A6"/>
+              <w:right w:val="single" w:sz="4" w:space="0" w:color="A6A6A6"/>
+            </w:tcBorders>
+            <w:tcMar>
+              <w:top w:w="50" w:type="dxa"/>
+              <w:left w:w="90" w:type="dxa"/>
+              <w:bottom w:w="50" w:type="dxa"/>
+              <w:right w:w="90" w:type="dxa"/>
+            </w:tcMar>
+          </w:tcPr>
+          <w:p>
+            <w:pPr>
+              <w:keepNext/>
+              <w:jc w:val="center"/>
+            </w:pPr>
+            <w:r>
+              <w:rPr>
+                <w:rFonts w:ascii="Aptos" w:eastAsia="Aptos" w:hAnsi="Aptos" w:cs="Aptos"/>
+                <w:sz w:val="20"/>
+                <w:szCs w:val="20"/>
+              </w:rPr>
+              <w:t>A</w:t>
+            </w:r>
+          </w:p>
+        </w:tc>
+        <w:tc>
+          <w:tcPr>
+            <w:tcW w:w="1200" w:type="dxa"/>
+            <w:tcBorders>
+              <w:top w:val="single" w:sz="4" w:space="0" w:color="A6A6A6"/>
+              <w:left w:val="single" w:sz="4" w:space="0" w:color="A6A6A6"/>
+              <w:bottom w:val="single" w:sz="4" w:space="0" w:color="A6A6A6"/>
+              <w:right w:val="single" w:sz="4" w:space="0" w:color="A6A6A6"/>
+            </w:tcBorders>
+            <w:tcMar>
+              <w:top w:w="50" w:type="dxa"/>
+              <w:left w:w="90" w:type="dxa"/>
+              <w:bottom w:w="50" w:type="dxa"/>
+              <w:right w:w="90" w:type="dxa"/>
+            </w:tcMar>
+          </w:tcPr>
+          <w:p>
+            <w:pPr>
+              <w:keepNext/>
+              <w:jc w:val="center"/>
+            </w:pPr>
+            <w:r>
+              <w:rPr>
+                <w:rFonts w:ascii="Aptos" w:eastAsia="Aptos" w:hAnsi="Aptos" w:cs="Aptos"/>
+                <w:sz w:val="20"/>
+                <w:szCs w:val="20"/>
+              </w:rPr>
+              <w:t>I</w:t>
+            </w:r>
+          </w:p>
+        </w:tc>
+        <w:tc>
+          <w:tcPr>
+            <w:tcW w:w="1200" w:type="dxa"/>
+            <w:tcBorders>
+              <w:top w:val="single" w:sz="4" w:space="0" w:color="A6A6A6"/>
+              <w:left w:val="single" w:sz="4" w:space="0" w:color="A6A6A6"/>
+              <w:bottom w:val="single" w:sz="4" w:space="0" w:color="A6A6A6"/>
+              <w:right w:val="single" w:sz="4" w:space="0" w:color="A6A6A6"/>
+            </w:tcBorders>
+            <w:tcMar>
+              <w:top w:w="50" w:type="dxa"/>
+              <w:left w:w="90" w:type="dxa"/>
+              <w:bottom w:w="50" w:type="dxa"/>
+              <w:right w:w="90" w:type="dxa"/>
+            </w:tcMar>
+          </w:tcPr>
+          <w:p>
+            <w:pPr>
+              <w:keepNext/>
+              <w:jc w:val="center"/>
+            </w:pPr>
+            <w:r>
+              <w:rPr>
+                <w:rFonts w:ascii="Aptos" w:eastAsia="Aptos" w:hAnsi="Aptos" w:cs="Aptos"/>
+                <w:sz w:val="20"/>
+                <w:szCs w:val="20"/>
+              </w:rPr>
+              <w:t>R</w:t>
+            </w:r>
+          </w:p>
+        </w:tc>
+        <w:tc>
+          <w:tcPr>
+            <w:tcW w:w="1200" w:type="dxa"/>
+            <w:tcBorders>
+              <w:top w:val="single" w:sz="4" w:space="0" w:color="A6A6A6"/>
+              <w:left w:val="single" w:sz="4" w:space="0" w:color="A6A6A6"/>
+              <w:bottom w:val="single" w:sz="4" w:space="0" w:color="A6A6A6"/>
+              <w:right w:val="single" w:sz="4" w:space="0" w:color="A6A6A6"/>
+            </w:tcBorders>
+            <w:tcMar>
+              <w:top w:w="50" w:type="dxa"/>
+              <w:left w:w="90" w:type="dxa"/>
+              <w:bottom w:w="50" w:type="dxa"/>
+              <w:right w:w="90" w:type="dxa"/>
+            </w:tcMar>
+          </w:tcPr>
+          <w:p>
+            <w:pPr>
+              <w:keepNext/>
+              <w:jc w:val="center"/>
+            </w:pPr>
+            <w:r>
+              <w:rPr>
+                <w:rFonts w:ascii="Aptos" w:eastAsia="Aptos" w:hAnsi="Aptos" w:cs="Aptos"/>
+                <w:sz w:val="20"/>
+                <w:szCs w:val="20"/>
+              </w:rPr>
+              <w:t>C</w:t>
+            </w:r>
+          </w:p>
+        </w:tc>
+        <w:tc>
+          <w:tcPr>
+            <w:tcW w:w="1200" w:type="dxa"/>
+            <w:tcBorders>
+              <w:top w:val="single" w:sz="4" w:space="0" w:color="A6A6A6"/>
+              <w:left w:val="single" w:sz="4" w:space="0" w:color="A6A6A6"/>
+              <w:bottom w:val="single" w:sz="4" w:space="0" w:color="A6A6A6"/>
+              <w:right w:val="single" w:sz="4" w:space="0" w:color="A6A6A6"/>
+            </w:tcBorders>
+            <w:tcMar>
+              <w:top w:w="50" w:type="dxa"/>
+              <w:left w:w="90" w:type="dxa"/>
+              <w:bottom w:w="50" w:type="dxa"/>
+              <w:right w:w="90" w:type="dxa"/>
+            </w:tcMar>
+          </w:tcPr>
+          <w:p>
+            <w:pPr>
+              <w:keepNext/>
+              <w:jc w:val="center"/>
+            </w:pPr>
+            <w:r>
+              <w:rPr>
+                <w:rFonts w:ascii="Aptos" w:eastAsia="Aptos" w:hAnsi="Aptos" w:cs="Aptos"/>
+                <w:sz w:val="20"/>
+                <w:szCs w:val="20"/>
+              </w:rPr>
+              <w:t>I</w:t>
+            </w:r>
+          </w:p>
+        </w:tc>
+        <w:tc>
+          <w:tcPr>
+            <w:tcW w:w="1200" w:type="dxa"/>
+            <w:tcBorders>
+              <w:top w:val="single" w:sz="4" w:space="0" w:color="A6A6A6"/>
+              <w:left w:val="single" w:sz="4" w:space="0" w:color="A6A6A6"/>
+              <w:bottom w:val="single" w:sz="4" w:space="0" w:color="A6A6A6"/>
+              <w:right w:val="single" w:sz="4" w:space="0" w:color="A6A6A6"/>
+            </w:tcBorders>
+            <w:tcMar>
+              <w:top w:w="50" w:type="dxa"/>
+              <w:left w:w="90" w:type="dxa"/>
+              <w:bottom w:w="50" w:type="dxa"/>
+              <w:right w:w="90" w:type="dxa"/>
+            </w:tcMar>
+          </w:tcPr>
+          <w:p>
+            <w:pPr>
+              <w:keepNext/>
+              <w:jc w:val="center"/>
+            </w:pPr>
+            <w:r>
+              <w:rPr>
+                <w:rFonts w:ascii="Aptos" w:eastAsia="Aptos" w:hAnsi="Aptos" w:cs="Aptos"/>
+                <w:sz w:val="20"/>
+                <w:szCs w:val="20"/>
+              </w:rPr>
+              <w:t>I</w:t>
+            </w:r>
+          </w:p>
+        </w:tc>
+      </w:tr>
+      <w:tr>
+        <w:tblPrEx>
+          <w:tblCellMar>
+            <w:top w:w="0" w:type="dxa"/>
+            <w:bottom w:w="0" w:type="dxa"/>
+          </w:tblCellMar>
+        </w:tblPrEx>
+        <w:trPr>
+          <w:cantSplit/>
+        </w:trPr>
+        <w:tc>
+          <w:tcPr>
+            <w:tcW w:w="2160" w:type="dxa"/>
+            <w:tcBorders>
+              <w:top w:val="single" w:sz="4" w:space="0" w:color="A6A6A6"/>
+              <w:left w:val="single" w:sz="4" w:space="0" w:color="A6A6A6"/>
+              <w:bottom w:val="single" w:sz="4" w:space="0" w:color="A6A6A6"/>
+              <w:right w:val="single" w:sz="4" w:space="0" w:color="A6A6A6"/>
+            </w:tcBorders>
+            <w:tcMar>
+              <w:top w:w="50" w:type="dxa"/>
+              <w:left w:w="90" w:type="dxa"/>
+              <w:bottom w:w="50" w:type="dxa"/>
+              <w:right w:w="90" w:type="dxa"/>
+            </w:tcMar>
+          </w:tcPr>
+          <w:p>
+            <w:pPr>
+              <w:keepNext/>
+            </w:pPr>
+            <w:r>
+              <w:rPr>
+                <w:rFonts w:ascii="Aptos" w:eastAsia="Aptos" w:hAnsi="Aptos" w:cs="Aptos"/>
+                <w:b/>
+                <w:bCs/>
+                <w:sz w:val="20"/>
+                <w:szCs w:val="20"/>
+              </w:rPr>
+              <w:t>Reservation &amp; availability engine</w:t>
+            </w:r>
+          </w:p>
+        </w:tc>
+        <w:tc>
+          <w:tcPr>
+            <w:tcW w:w="1200" w:type="dxa"/>
+            <w:tcBorders>
+              <w:top w:val="single" w:sz="4" w:space="0" w:color="A6A6A6"/>
+              <w:left w:val="single" w:sz="4" w:space="0" w:color="A6A6A6"/>
+              <w:bottom w:val="single" w:sz="4" w:space="0" w:color="A6A6A6"/>
+              <w:right w:val="single" w:sz="4" w:space="0" w:color="A6A6A6"/>
+            </w:tcBorders>
+            <w:tcMar>
+              <w:top w:w="50" w:type="dxa"/>
+              <w:left w:w="90" w:type="dxa"/>
+              <w:bottom w:w="50" w:type="dxa"/>
+              <w:right w:w="90" w:type="dxa"/>
+            </w:tcMar>
+          </w:tcPr>
+          <w:p>
+            <w:pPr>
+              <w:keepNext/>
+              <w:jc w:val="center"/>
+            </w:pPr>
+            <w:r>
+              <w:rPr>
+                <w:rFonts w:ascii="Aptos" w:eastAsia="Aptos" w:hAnsi="Aptos" w:cs="Aptos"/>
+                <w:sz w:val="20"/>
+                <w:szCs w:val="20"/>
+              </w:rPr>
+              <w:t>A</w:t>
+            </w:r>
+          </w:p>
+        </w:tc>
+        <w:tc>
+          <w:tcPr>
+            <w:tcW w:w="1200" w:type="dxa"/>
+            <w:tcBorders>
+              <w:top w:val="single" w:sz="4" w:space="0" w:color="A6A6A6"/>
+              <w:left w:val="single" w:sz="4" w:space="0" w:color="A6A6A6"/>
+              <w:bottom w:val="single" w:sz="4" w:space="0" w:color="A6A6A6"/>
+              <w:right w:val="single" w:sz="4" w:space="0" w:color="A6A6A6"/>
+            </w:tcBorders>
+            <w:tcMar>
+              <w:top w:w="50" w:type="dxa"/>
+              <w:left w:w="90" w:type="dxa"/>
+              <w:bottom w:w="50" w:type="dxa"/>
+              <w:right w:w="90" w:type="dxa"/>
+            </w:tcMar>
+          </w:tcPr>
+          <w:p>
+            <w:pPr>
+              <w:keepNext/>
+              <w:jc w:val="center"/>
+            </w:pPr>
+            <w:r>
+              <w:rPr>
+                <w:rFonts w:ascii="Aptos" w:eastAsia="Aptos" w:hAnsi="Aptos" w:cs="Aptos"/>
+                <w:sz w:val="20"/>
+                <w:szCs w:val="20"/>
+              </w:rPr>
+              <w:t>C</w:t>
+            </w:r>
+          </w:p>
+        </w:tc>
+        <w:tc>
+          <w:tcPr>
+            <w:tcW w:w="1200" w:type="dxa"/>
+            <w:tcBorders>
+              <w:top w:val="single" w:sz="4" w:space="0" w:color="A6A6A6"/>
+              <w:left w:val="single" w:sz="4" w:space="0" w:color="A6A6A6"/>
+              <w:bottom w:val="single" w:sz="4" w:space="0" w:color="A6A6A6"/>
+              <w:right w:val="single" w:sz="4" w:space="0" w:color="A6A6A6"/>
+            </w:tcBorders>
+            <w:tcMar>
+              <w:top w:w="50" w:type="dxa"/>
+              <w:left w:w="90" w:type="dxa"/>
+              <w:bottom w:w="50" w:type="dxa"/>
+              <w:right w:w="90" w:type="dxa"/>
+            </w:tcMar>
+          </w:tcPr>
+          <w:p>
+            <w:pPr>
+              <w:keepNext/>
+              <w:jc w:val="center"/>
+            </w:pPr>
+            <w:r>
+              <w:rPr>
+                <w:rFonts w:ascii="Aptos" w:eastAsia="Aptos" w:hAnsi="Aptos" w:cs="Aptos"/>
+                <w:sz w:val="20"/>
+                <w:szCs w:val="20"/>
+              </w:rPr>
+              <w:t>R</w:t>
+            </w:r>
+          </w:p>
+        </w:tc>
+        <w:tc>
+          <w:tcPr>
+            <w:tcW w:w="1200" w:type="dxa"/>
+            <w:tcBorders>
+              <w:top w:val="single" w:sz="4" w:space="0" w:color="A6A6A6"/>
+              <w:left w:val="single" w:sz="4" w:space="0" w:color="A6A6A6"/>
+              <w:bottom w:val="single" w:sz="4" w:space="0" w:color="A6A6A6"/>
+              <w:right w:val="single" w:sz="4" w:space="0" w:color="A6A6A6"/>
+            </w:tcBorders>
+            <w:tcMar>
+              <w:top w:w="50" w:type="dxa"/>
+              <w:left w:w="90" w:type="dxa"/>
+              <w:bottom w:w="50" w:type="dxa"/>
+              <w:right w:w="90" w:type="dxa"/>
+            </w:tcMar>
+          </w:tcPr>
+          <w:p>
+            <w:pPr>
+              <w:keepNext/>
+              <w:jc w:val="center"/>
+            </w:pPr>
+            <w:r>
+              <w:rPr>
+                <w:rFonts w:ascii="Aptos" w:eastAsia="Aptos" w:hAnsi="Aptos" w:cs="Aptos"/>
+                <w:sz w:val="20"/>
+                <w:szCs w:val="20"/>
+              </w:rPr>
+              <w:t>C</w:t>
+            </w:r>
+          </w:p>
+        </w:tc>
+        <w:tc>
+          <w:tcPr>
+            <w:tcW w:w="1200" w:type="dxa"/>
+            <w:tcBorders>
+              <w:top w:val="single" w:sz="4" w:space="0" w:color="A6A6A6"/>
+              <w:left w:val="single" w:sz="4" w:space="0" w:color="A6A6A6"/>
+              <w:bottom w:val="single" w:sz="4" w:space="0" w:color="A6A6A6"/>
+              <w:right w:val="single" w:sz="4" w:space="0" w:color="A6A6A6"/>
+            </w:tcBorders>
+            <w:tcMar>
+              <w:top w:w="50" w:type="dxa"/>
+              <w:left w:w="90" w:type="dxa"/>
+              <w:bottom w:w="50" w:type="dxa"/>
+              <w:right w:w="90" w:type="dxa"/>
+            </w:tcMar>
+          </w:tcPr>
+          <w:p>
+            <w:pPr>
+              <w:keepNext/>
+              <w:jc w:val="center"/>
+            </w:pPr>
+            <w:r>
+              <w:rPr>
+                <w:rFonts w:ascii="Aptos" w:eastAsia="Aptos" w:hAnsi="Aptos" w:cs="Aptos"/>
+                <w:sz w:val="20"/>
+                <w:szCs w:val="20"/>
+              </w:rPr>
+              <w:t>C</w:t>
+            </w:r>
+          </w:p>
+        </w:tc>
+        <w:tc>
+          <w:tcPr>
+            <w:tcW w:w="1200" w:type="dxa"/>
+            <w:tcBorders>
+              <w:top w:val="single" w:sz="4" w:space="0" w:color="A6A6A6"/>
+              <w:left w:val="single" w:sz="4" w:space="0" w:color="A6A6A6"/>
+              <w:bottom w:val="single" w:sz="4" w:space="0" w:color="A6A6A6"/>
+              <w:right w:val="single" w:sz="4" w:space="0" w:color="A6A6A6"/>
+            </w:tcBorders>
+            <w:tcMar>
+              <w:top w:w="50" w:type="dxa"/>
+              <w:left w:w="90" w:type="dxa"/>
+              <w:bottom w:w="50" w:type="dxa"/>
+              <w:right w:w="90" w:type="dxa"/>
+            </w:tcMar>
+          </w:tcPr>
+          <w:p>
+            <w:pPr>
+              <w:keepNext/>
+              <w:jc w:val="center"/>
+            </w:pPr>
+            <w:r>
+              <w:rPr>
+                <w:rFonts w:ascii="Aptos" w:eastAsia="Aptos" w:hAnsi="Aptos" w:cs="Aptos"/>
+                <w:sz w:val="20"/>
+                <w:szCs w:val="20"/>
+              </w:rPr>
+              <w:t>I</w:t>
+            </w:r>
+          </w:p>
+        </w:tc>
+      </w:tr>
+      <w:tr>
+        <w:tblPrEx>
+          <w:tblCellMar>
+            <w:top w:w="0" w:type="dxa"/>
+            <w:bottom w:w="0" w:type="dxa"/>
+          </w:tblCellMar>
+        </w:tblPrEx>
+        <w:trPr>
+          <w:cantSplit/>
+        </w:trPr>
+        <w:tc>
+          <w:tcPr>
+            <w:tcW w:w="2160" w:type="dxa"/>
+            <w:tcBorders>
+              <w:top w:val="single" w:sz="4" w:space="0" w:color="A6A6A6"/>
+              <w:left w:val="single" w:sz="4" w:space="0" w:color="A6A6A6"/>
+              <w:bottom w:val="single" w:sz="4" w:space="0" w:color="A6A6A6"/>
+              <w:right w:val="single" w:sz="4" w:space="0" w:color="A6A6A6"/>
+            </w:tcBorders>
+            <w:tcMar>
+              <w:top w:w="50" w:type="dxa"/>
+              <w:left w:w="90" w:type="dxa"/>
+              <w:bottom w:w="50" w:type="dxa"/>
+              <w:right w:w="90" w:type="dxa"/>
+            </w:tcMar>
+          </w:tcPr>
+          <w:p>
+            <w:pPr>
+              <w:keepNext/>
+            </w:pPr>
+            <w:r>
+              <w:rPr>
+                <w:rFonts w:ascii="Aptos" w:eastAsia="Aptos" w:hAnsi="Aptos" w:cs="Aptos"/>
+                <w:b/>
+                <w:bCs/>
+                <w:sz w:val="20"/>
+                <w:szCs w:val="20"/>
+              </w:rPr>
+              <w:t>Payment &amp; maps integrations</w:t>
+            </w:r>
+          </w:p>
+        </w:tc>
+        <w:tc>
+          <w:tcPr>
+            <w:tcW w:w="1200" w:type="dxa"/>
+            <w:tcBorders>
+              <w:top w:val="single" w:sz="4" w:space="0" w:color="A6A6A6"/>
+              <w:left w:val="single" w:sz="4" w:space="0" w:color="A6A6A6"/>
+              <w:bottom w:val="single" w:sz="4" w:space="0" w:color="A6A6A6"/>
+              <w:right w:val="single" w:sz="4" w:space="0" w:color="A6A6A6"/>
+            </w:tcBorders>
+            <w:tcMar>
+              <w:top w:w="50" w:type="dxa"/>
+              <w:left w:w="90" w:type="dxa"/>
+              <w:bottom w:w="50" w:type="dxa"/>
+              <w:right w:w="90" w:type="dxa"/>
+            </w:tcMar>
+          </w:tcPr>
+          <w:p>
+            <w:pPr>
+              <w:keepNext/>
+              <w:jc w:val="center"/>
+            </w:pPr>
+            <w:r>
+              <w:rPr>
+                <w:rFonts w:ascii="Aptos" w:eastAsia="Aptos" w:hAnsi="Aptos" w:cs="Aptos"/>
+                <w:sz w:val="20"/>
+                <w:szCs w:val="20"/>
+              </w:rPr>
+              <w:t>A</w:t>
+            </w:r>
+          </w:p>
+        </w:tc>
+        <w:tc>
+          <w:tcPr>
+            <w:tcW w:w="1200" w:type="dxa"/>
+            <w:tcBorders>
+              <w:top w:val="single" w:sz="4" w:space="0" w:color="A6A6A6"/>
+              <w:left w:val="single" w:sz="4" w:space="0" w:color="A6A6A6"/>
+              <w:bottom w:val="single" w:sz="4" w:space="0" w:color="A6A6A6"/>
+              <w:right w:val="single" w:sz="4" w:space="0" w:color="A6A6A6"/>
+            </w:tcBorders>
+            <w:tcMar>
+              <w:top w:w="50" w:type="dxa"/>
+              <w:left w:w="90" w:type="dxa"/>
+              <w:bottom w:w="50" w:type="dxa"/>
+              <w:right w:w="90" w:type="dxa"/>
+            </w:tcMar>
+          </w:tcPr>
+          <w:p>
+            <w:pPr>
+              <w:keepNext/>
+              <w:jc w:val="center"/>
+            </w:pPr>
+            <w:r>
+              <w:rPr>
+                <w:rFonts w:ascii="Aptos" w:eastAsia="Aptos" w:hAnsi="Aptos" w:cs="Aptos"/>
+                <w:sz w:val="20"/>
+                <w:szCs w:val="20"/>
+              </w:rPr>
+              <w:t>I</w:t>
+            </w:r>
+          </w:p>
+        </w:tc>
+        <w:tc>
+          <w:tcPr>
+            <w:tcW w:w="1200" w:type="dxa"/>
+            <w:tcBorders>
+              <w:top w:val="single" w:sz="4" w:space="0" w:color="A6A6A6"/>
+              <w:left w:val="single" w:sz="4" w:space="0" w:color="A6A6A6"/>
+              <w:bottom w:val="single" w:sz="4" w:space="0" w:color="A6A6A6"/>
+              <w:right w:val="single" w:sz="4" w:space="0" w:color="A6A6A6"/>
+            </w:tcBorders>
+            <w:tcMar>
+              <w:top w:w="50" w:type="dxa"/>
+              <w:left w:w="90" w:type="dxa"/>
+              <w:bottom w:w="50" w:type="dxa"/>
+              <w:right w:w="90" w:type="dxa"/>
+            </w:tcMar>
+          </w:tcPr>
+          <w:p>
+            <w:pPr>
+              <w:keepNext/>
+              <w:jc w:val="center"/>
+            </w:pPr>
+            <w:r>
+              <w:rPr>
+                <w:rFonts w:ascii="Aptos" w:eastAsia="Aptos" w:hAnsi="Aptos" w:cs="Aptos"/>
+                <w:sz w:val="20"/>
+                <w:szCs w:val="20"/>
+              </w:rPr>
+              <w:t>R</w:t>
+            </w:r>
+          </w:p>
+        </w:tc>
+        <w:tc>
+          <w:tcPr>
+            <w:tcW w:w="1200" w:type="dxa"/>
+            <w:tcBorders>
+              <w:top w:val="single" w:sz="4" w:space="0" w:color="A6A6A6"/>
+              <w:left w:val="single" w:sz="4" w:space="0" w:color="A6A6A6"/>
+              <w:bottom w:val="single" w:sz="4" w:space="0" w:color="A6A6A6"/>
+              <w:right w:val="single" w:sz="4" w:space="0" w:color="A6A6A6"/>
+            </w:tcBorders>
+            <w:tcMar>
+              <w:top w:w="50" w:type="dxa"/>
+              <w:left w:w="90" w:type="dxa"/>
+              <w:bottom w:w="50" w:type="dxa"/>
+              <w:right w:w="90" w:type="dxa"/>
+            </w:tcMar>
+          </w:tcPr>
+          <w:p>
+            <w:pPr>
+              <w:keepNext/>
+              <w:jc w:val="center"/>
+            </w:pPr>
+            <w:r>
+              <w:rPr>
+                <w:rFonts w:ascii="Aptos" w:eastAsia="Aptos" w:hAnsi="Aptos" w:cs="Aptos"/>
+                <w:sz w:val="20"/>
+                <w:szCs w:val="20"/>
+              </w:rPr>
+              <w:t>C</w:t>
+            </w:r>
+          </w:p>
+        </w:tc>
+        <w:tc>
+          <w:tcPr>
+            <w:tcW w:w="1200" w:type="dxa"/>
+            <w:tcBorders>
+              <w:top w:val="single" w:sz="4" w:space="0" w:color="A6A6A6"/>
+              <w:left w:val="single" w:sz="4" w:space="0" w:color="A6A6A6"/>
+              <w:bottom w:val="single" w:sz="4" w:space="0" w:color="A6A6A6"/>
+              <w:right w:val="single" w:sz="4" w:space="0" w:color="A6A6A6"/>
+            </w:tcBorders>
+            <w:tcMar>
+              <w:top w:w="50" w:type="dxa"/>
+              <w:left w:w="90" w:type="dxa"/>
+              <w:bottom w:w="50" w:type="dxa"/>
+              <w:right w:w="90" w:type="dxa"/>
+            </w:tcMar>
+          </w:tcPr>
+          <w:p>
+            <w:pPr>
+              <w:keepNext/>
+              <w:jc w:val="center"/>
+            </w:pPr>
+            <w:r>
+              <w:rPr>
+                <w:rFonts w:ascii="Aptos" w:eastAsia="Aptos" w:hAnsi="Aptos" w:cs="Aptos"/>
+                <w:sz w:val="20"/>
+                <w:szCs w:val="20"/>
+              </w:rPr>
+              <w:t>I</w:t>
+            </w:r>
+          </w:p>
+        </w:tc>
+        <w:tc>
+          <w:tcPr>
+            <w:tcW w:w="1200" w:type="dxa"/>
+            <w:tcBorders>
+              <w:top w:val="single" w:sz="4" w:space="0" w:color="A6A6A6"/>
+              <w:left w:val="single" w:sz="4" w:space="0" w:color="A6A6A6"/>
+              <w:bottom w:val="single" w:sz="4" w:space="0" w:color="A6A6A6"/>
+              <w:right w:val="single" w:sz="4" w:space="0" w:color="A6A6A6"/>
+            </w:tcBorders>
+            <w:tcMar>
+              <w:top w:w="50" w:type="dxa"/>
+              <w:left w:w="90" w:type="dxa"/>
+              <w:bottom w:w="50" w:type="dxa"/>
+              <w:right w:w="90" w:type="dxa"/>
+            </w:tcMar>
+          </w:tcPr>
+          <w:p>
+            <w:pPr>
+              <w:keepNext/>
+              <w:jc w:val="center"/>
+            </w:pPr>
+            <w:r>
+              <w:rPr>
+                <w:rFonts w:ascii="Aptos" w:eastAsia="Aptos" w:hAnsi="Aptos" w:cs="Aptos"/>
+                <w:sz w:val="20"/>
+                <w:szCs w:val="20"/>
+              </w:rPr>
+              <w:t>C</w:t>
+            </w:r>
+          </w:p>
+        </w:tc>
+      </w:tr>
+      <w:tr>
+        <w:tblPrEx>
+          <w:tblCellMar>
+            <w:top w:w="0" w:type="dxa"/>
+            <w:bottom w:w="0" w:type="dxa"/>
+          </w:tblCellMar>
+        </w:tblPrEx>
+        <w:trPr>
+          <w:cantSplit/>
+        </w:trPr>
+        <w:tc>
+          <w:tcPr>
+            <w:tcW w:w="2160" w:type="dxa"/>
+            <w:tcBorders>
+              <w:top w:val="single" w:sz="4" w:space="0" w:color="A6A6A6"/>
+              <w:left w:val="single" w:sz="4" w:space="0" w:color="A6A6A6"/>
+              <w:bottom w:val="single" w:sz="4" w:space="0" w:color="A6A6A6"/>
+              <w:right w:val="single" w:sz="4" w:space="0" w:color="A6A6A6"/>
+            </w:tcBorders>
+            <w:tcMar>
+              <w:top w:w="50" w:type="dxa"/>
+              <w:left w:w="90" w:type="dxa"/>
+              <w:bottom w:w="50" w:type="dxa"/>
+              <w:right w:w="90" w:type="dxa"/>
+            </w:tcMar>
+          </w:tcPr>
+          <w:p>
+            <w:pPr>
+              <w:keepNext/>
+            </w:pPr>
+            <w:r>
+              <w:rPr>
+                <w:rFonts w:ascii="Aptos" w:eastAsia="Aptos" w:hAnsi="Aptos" w:cs="Aptos"/>
+                <w:b/>
+                <w:bCs/>
+                <w:sz w:val="20"/>
+                <w:szCs w:val="20"/>
+              </w:rPr>
+              <w:t>Driver app screens</w:t>
+            </w:r>
+          </w:p>
+        </w:tc>
+        <w:tc>
+          <w:tcPr>
+            <w:tcW w:w="1200" w:type="dxa"/>
+            <w:tcBorders>
+              <w:top w:val="single" w:sz="4" w:space="0" w:color="A6A6A6"/>
+              <w:left w:val="single" w:sz="4" w:space="0" w:color="A6A6A6"/>
+              <w:bottom w:val="single" w:sz="4" w:space="0" w:color="A6A6A6"/>
+              <w:right w:val="single" w:sz="4" w:space="0" w:color="A6A6A6"/>
+            </w:tcBorders>
+            <w:tcMar>
+              <w:top w:w="50" w:type="dxa"/>
+              <w:left w:w="90" w:type="dxa"/>
+              <w:bottom w:w="50" w:type="dxa"/>
+              <w:right w:w="90" w:type="dxa"/>
+            </w:tcMar>
+          </w:tcPr>
+          <w:p>
+            <w:pPr>
+              <w:keepNext/>
+              <w:jc w:val="center"/>
+            </w:pPr>
+            <w:r>
+              <w:rPr>
+                <w:rFonts w:ascii="Aptos" w:eastAsia="Aptos" w:hAnsi="Aptos" w:cs="Aptos"/>
+                <w:sz w:val="20"/>
+                <w:szCs w:val="20"/>
+              </w:rPr>
+              <w:t>I</w:t>
+            </w:r>
+          </w:p>
+        </w:tc>
+        <w:tc>
+          <w:tcPr>
+            <w:tcW w:w="1200" w:type="dxa"/>
+            <w:tcBorders>
+              <w:top w:val="single" w:sz="4" w:space="0" w:color="A6A6A6"/>
+              <w:left w:val="single" w:sz="4" w:space="0" w:color="A6A6A6"/>
+              <w:bottom w:val="single" w:sz="4" w:space="0" w:color="A6A6A6"/>
+              <w:right w:val="single" w:sz="4" w:space="0" w:color="A6A6A6"/>
+            </w:tcBorders>
+            <w:tcMar>
+              <w:top w:w="50" w:type="dxa"/>
+              <w:left w:w="90" w:type="dxa"/>
+              <w:bottom w:w="50" w:type="dxa"/>
+              <w:right w:w="90" w:type="dxa"/>
+            </w:tcMar>
+          </w:tcPr>
+          <w:p>
+            <w:pPr>
+              <w:keepNext/>
+              <w:jc w:val="center"/>
+            </w:pPr>
+            <w:r>
+              <w:rPr>
+                <w:rFonts w:ascii="Aptos" w:eastAsia="Aptos" w:hAnsi="Aptos" w:cs="Aptos"/>
+                <w:sz w:val="20"/>
+                <w:szCs w:val="20"/>
+              </w:rPr>
+              <w:t>A</w:t>
+            </w:r>
+          </w:p>
+        </w:tc>
+        <w:tc>
+          <w:tcPr>
+            <w:tcW w:w="1200" w:type="dxa"/>
+            <w:tcBorders>
+              <w:top w:val="single" w:sz="4" w:space="0" w:color="A6A6A6"/>
+              <w:left w:val="single" w:sz="4" w:space="0" w:color="A6A6A6"/>
+              <w:bottom w:val="single" w:sz="4" w:space="0" w:color="A6A6A6"/>
+              <w:right w:val="single" w:sz="4" w:space="0" w:color="A6A6A6"/>
+            </w:tcBorders>
+            <w:tcMar>
+              <w:top w:w="50" w:type="dxa"/>
+              <w:left w:w="90" w:type="dxa"/>
+              <w:bottom w:w="50" w:type="dxa"/>
+              <w:right w:w="90" w:type="dxa"/>
+            </w:tcMar>
+          </w:tcPr>
+          <w:p>
+            <w:pPr>
+              <w:keepNext/>
+              <w:jc w:val="center"/>
+            </w:pPr>
+            <w:r>
+              <w:rPr>
+                <w:rFonts w:ascii="Aptos" w:eastAsia="Aptos" w:hAnsi="Aptos" w:cs="Aptos"/>
+                <w:sz w:val="20"/>
+                <w:szCs w:val="20"/>
+              </w:rPr>
+              <w:t>C</w:t>
+            </w:r>
+          </w:p>
+        </w:tc>
+        <w:tc>
+          <w:tcPr>
+            <w:tcW w:w="1200" w:type="dxa"/>
+            <w:tcBorders>
+              <w:top w:val="single" w:sz="4" w:space="0" w:color="A6A6A6"/>
+              <w:left w:val="single" w:sz="4" w:space="0" w:color="A6A6A6"/>
+              <w:bottom w:val="single" w:sz="4" w:space="0" w:color="A6A6A6"/>
+              <w:right w:val="single" w:sz="4" w:space="0" w:color="A6A6A6"/>
+            </w:tcBorders>
+            <w:tcMar>
+              <w:top w:w="50" w:type="dxa"/>
+              <w:left w:w="90" w:type="dxa"/>
+              <w:bottom w:w="50" w:type="dxa"/>
+              <w:right w:w="90" w:type="dxa"/>
+            </w:tcMar>
+          </w:tcPr>
+          <w:p>
+            <w:pPr>
+              <w:keepNext/>
+              <w:jc w:val="center"/>
+            </w:pPr>
+            <w:r>
+              <w:rPr>
+                <w:rFonts w:ascii="Aptos" w:eastAsia="Aptos" w:hAnsi="Aptos" w:cs="Aptos"/>
+                <w:sz w:val="20"/>
+                <w:szCs w:val="20"/>
+              </w:rPr>
+              <w:t>R</w:t>
+            </w:r>
+          </w:p>
+        </w:tc>
+        <w:tc>
+          <w:tcPr>
+            <w:tcW w:w="1200" w:type="dxa"/>
+            <w:tcBorders>
+              <w:top w:val="single" w:sz="4" w:space="0" w:color="A6A6A6"/>
+              <w:left w:val="single" w:sz="4" w:space="0" w:color="A6A6A6"/>
+              <w:bottom w:val="single" w:sz="4" w:space="0" w:color="A6A6A6"/>
+              <w:right w:val="single" w:sz="4" w:space="0" w:color="A6A6A6"/>
+            </w:tcBorders>
+            <w:tcMar>
+              <w:top w:w="50" w:type="dxa"/>
+              <w:left w:w="90" w:type="dxa"/>
+              <w:bottom w:w="50" w:type="dxa"/>
+              <w:right w:w="90" w:type="dxa"/>
+            </w:tcMar>
+          </w:tcPr>
+          <w:p>
+            <w:pPr>
+              <w:keepNext/>
+              <w:jc w:val="center"/>
+            </w:pPr>
+            <w:r>
+              <w:rPr>
+                <w:rFonts w:ascii="Aptos" w:eastAsia="Aptos" w:hAnsi="Aptos" w:cs="Aptos"/>
+                <w:sz w:val="20"/>
+                <w:szCs w:val="20"/>
+              </w:rPr>
+              <w:t>C</w:t>
+            </w:r>
+          </w:p>
+        </w:tc>
+        <w:tc>
+          <w:tcPr>
+            <w:tcW w:w="1200" w:type="dxa"/>
+            <w:tcBorders>
+              <w:top w:val="single" w:sz="4" w:space="0" w:color="A6A6A6"/>
+              <w:left w:val="single" w:sz="4" w:space="0" w:color="A6A6A6"/>
+              <w:bottom w:val="single" w:sz="4" w:space="0" w:color="A6A6A6"/>
+              <w:right w:val="single" w:sz="4" w:space="0" w:color="A6A6A6"/>
+            </w:tcBorders>
+            <w:tcMar>
+              <w:top w:w="50" w:type="dxa"/>
+              <w:left w:w="90" w:type="dxa"/>
+              <w:bottom w:w="50" w:type="dxa"/>
+              <w:right w:w="90" w:type="dxa"/>
+            </w:tcMar>
+          </w:tcPr>
+          <w:p>
+            <w:pPr>
+              <w:keepNext/>
+              <w:jc w:val="center"/>
+            </w:pPr>
+            <w:r>
+              <w:rPr>
+                <w:rFonts w:ascii="Aptos" w:eastAsia="Aptos" w:hAnsi="Aptos" w:cs="Aptos"/>
+                <w:sz w:val="20"/>
+                <w:szCs w:val="20"/>
+              </w:rPr>
+              <w:t>I</w:t>
+            </w:r>
+          </w:p>
+        </w:tc>
+      </w:tr>
+      <w:tr>
+        <w:tblPrEx>
+          <w:tblCellMar>
+            <w:top w:w="0" w:type="dxa"/>
+            <w:bottom w:w="0" w:type="dxa"/>
+          </w:tblCellMar>
+        </w:tblPrEx>
+        <w:trPr>
+          <w:cantSplit/>
+        </w:trPr>
+        <w:tc>
+          <w:tcPr>
+            <w:tcW w:w="2160" w:type="dxa"/>
+            <w:tcBorders>
+              <w:top w:val="single" w:sz="4" w:space="0" w:color="A6A6A6"/>
+              <w:left w:val="single" w:sz="4" w:space="0" w:color="A6A6A6"/>
+              <w:bottom w:val="single" w:sz="4" w:space="0" w:color="A6A6A6"/>
+              <w:right w:val="single" w:sz="4" w:space="0" w:color="A6A6A6"/>
+            </w:tcBorders>
+            <w:tcMar>
+              <w:top w:w="50" w:type="dxa"/>
+              <w:left w:w="90" w:type="dxa"/>
+              <w:bottom w:w="50" w:type="dxa"/>
+              <w:right w:w="90" w:type="dxa"/>
+            </w:tcMar>
+          </w:tcPr>
+          <w:p>
+            <w:pPr>
+              <w:keepNext/>
+            </w:pPr>
+            <w:r>
+              <w:rPr>
+                <w:rFonts w:ascii="Aptos" w:eastAsia="Aptos" w:hAnsi="Aptos" w:cs="Aptos"/>
+                <w:b/>
+                <w:bCs/>
+                <w:sz w:val="20"/>
+                <w:szCs w:val="20"/>
+              </w:rPr>
+              <w:t>Operator dashboard</w:t>
+            </w:r>
+          </w:p>
+        </w:tc>
+        <w:tc>
+          <w:tcPr>
+            <w:tcW w:w="1200" w:type="dxa"/>
+            <w:tcBorders>
+              <w:top w:val="single" w:sz="4" w:space="0" w:color="A6A6A6"/>
+              <w:left w:val="single" w:sz="4" w:space="0" w:color="A6A6A6"/>
+              <w:bottom w:val="single" w:sz="4" w:space="0" w:color="A6A6A6"/>
+              <w:right w:val="single" w:sz="4" w:space="0" w:color="A6A6A6"/>
+            </w:tcBorders>
+            <w:tcMar>
+              <w:top w:w="50" w:type="dxa"/>
+              <w:left w:w="90" w:type="dxa"/>
+              <w:bottom w:w="50" w:type="dxa"/>
+              <w:right w:w="90" w:type="dxa"/>
+            </w:tcMar>
+          </w:tcPr>
+          <w:p>
+            <w:pPr>
+              <w:keepNext/>
+              <w:jc w:val="center"/>
+            </w:pPr>
+            <w:r>
+              <w:rPr>
+                <w:rFonts w:ascii="Aptos" w:eastAsia="Aptos" w:hAnsi="Aptos" w:cs="Aptos"/>
+                <w:sz w:val="20"/>
+                <w:szCs w:val="20"/>
+              </w:rPr>
+              <w:t>I</w:t>
+            </w:r>
+          </w:p>
+        </w:tc>
+        <w:tc>
+          <w:tcPr>
+            <w:tcW w:w="1200" w:type="dxa"/>
+            <w:tcBorders>
+              <w:top w:val="single" w:sz="4" w:space="0" w:color="A6A6A6"/>
+              <w:left w:val="single" w:sz="4" w:space="0" w:color="A6A6A6"/>
+              <w:bottom w:val="single" w:sz="4" w:space="0" w:color="A6A6A6"/>
+              <w:right w:val="single" w:sz="4" w:space="0" w:color="A6A6A6"/>
+            </w:tcBorders>
+            <w:tcMar>
+              <w:top w:w="50" w:type="dxa"/>
+              <w:left w:w="90" w:type="dxa"/>
+              <w:bottom w:w="50" w:type="dxa"/>
+              <w:right w:w="90" w:type="dxa"/>
+            </w:tcMar>
+          </w:tcPr>
+          <w:p>
+            <w:pPr>
+              <w:keepNext/>
+              <w:jc w:val="center"/>
+            </w:pPr>
+            <w:r>
+              <w:rPr>
+                <w:rFonts w:ascii="Aptos" w:eastAsia="Aptos" w:hAnsi="Aptos" w:cs="Aptos"/>
+                <w:sz w:val="20"/>
+                <w:szCs w:val="20"/>
+              </w:rPr>
+              <w:t>A</w:t>
+            </w:r>
+          </w:p>
+        </w:tc>
+        <w:tc>
+          <w:tcPr>
+            <w:tcW w:w="1200" w:type="dxa"/>
+            <w:tcBorders>
+              <w:top w:val="single" w:sz="4" w:space="0" w:color="A6A6A6"/>
+              <w:left w:val="single" w:sz="4" w:space="0" w:color="A6A6A6"/>
+              <w:bottom w:val="single" w:sz="4" w:space="0" w:color="A6A6A6"/>
+              <w:right w:val="single" w:sz="4" w:space="0" w:color="A6A6A6"/>
+            </w:tcBorders>
+            <w:tcMar>
+              <w:top w:w="50" w:type="dxa"/>
+              <w:left w:w="90" w:type="dxa"/>
+              <w:bottom w:w="50" w:type="dxa"/>
+              <w:right w:w="90" w:type="dxa"/>
+            </w:tcMar>
+          </w:tcPr>
+          <w:p>
+            <w:pPr>
+              <w:keepNext/>
+              <w:jc w:val="center"/>
+            </w:pPr>
+            <w:r>
+              <w:rPr>
+                <w:rFonts w:ascii="Aptos" w:eastAsia="Aptos" w:hAnsi="Aptos" w:cs="Aptos"/>
+                <w:sz w:val="20"/>
+                <w:szCs w:val="20"/>
+              </w:rPr>
+              <w:t>C</w:t>
+            </w:r>
+          </w:p>
+        </w:tc>
+        <w:tc>
+          <w:tcPr>
+            <w:tcW w:w="1200" w:type="dxa"/>
+            <w:tcBorders>
+              <w:top w:val="single" w:sz="4" w:space="0" w:color="A6A6A6"/>
+              <w:left w:val="single" w:sz="4" w:space="0" w:color="A6A6A6"/>
+              <w:bottom w:val="single" w:sz="4" w:space="0" w:color="A6A6A6"/>
+              <w:right w:val="single" w:sz="4" w:space="0" w:color="A6A6A6"/>
+            </w:tcBorders>
+            <w:tcMar>
+              <w:top w:w="50" w:type="dxa"/>
+              <w:left w:w="90" w:type="dxa"/>
+              <w:bottom w:w="50" w:type="dxa"/>
+              <w:right w:w="90" w:type="dxa"/>
+            </w:tcMar>
+          </w:tcPr>
+          <w:p>
+            <w:pPr>
+              <w:keepNext/>
+              <w:jc w:val="center"/>
+            </w:pPr>
+            <w:r>
+              <w:rPr>
+                <w:rFonts w:ascii="Aptos" w:eastAsia="Aptos" w:hAnsi="Aptos" w:cs="Aptos"/>
+                <w:sz w:val="20"/>
+                <w:szCs w:val="20"/>
+              </w:rPr>
+              <w:t>R</w:t>
+            </w:r>
+          </w:p>
+        </w:tc>
+        <w:tc>
+          <w:tcPr>
+            <w:tcW w:w="1200" w:type="dxa"/>
+            <w:tcBorders>
+              <w:top w:val="single" w:sz="4" w:space="0" w:color="A6A6A6"/>
+              <w:left w:val="single" w:sz="4" w:space="0" w:color="A6A6A6"/>
+              <w:bottom w:val="single" w:sz="4" w:space="0" w:color="A6A6A6"/>
+              <w:right w:val="single" w:sz="4" w:space="0" w:color="A6A6A6"/>
+            </w:tcBorders>
+            <w:tcMar>
+              <w:top w:w="50" w:type="dxa"/>
+              <w:left w:w="90" w:type="dxa"/>
+              <w:bottom w:w="50" w:type="dxa"/>
+              <w:right w:w="90" w:type="dxa"/>
+            </w:tcMar>
+          </w:tcPr>
+          <w:p>
+            <w:pPr>
+              <w:keepNext/>
+              <w:jc w:val="center"/>
+            </w:pPr>
+            <w:r>
+              <w:rPr>
+                <w:rFonts w:ascii="Aptos" w:eastAsia="Aptos" w:hAnsi="Aptos" w:cs="Aptos"/>
+                <w:sz w:val="20"/>
+                <w:szCs w:val="20"/>
+              </w:rPr>
+              <w:t>C</w:t>
+            </w:r>
+          </w:p>
+        </w:tc>
+        <w:tc>
+          <w:tcPr>
+            <w:tcW w:w="1200" w:type="dxa"/>
+            <w:tcBorders>
+              <w:top w:val="single" w:sz="4" w:space="0" w:color="A6A6A6"/>
+              <w:left w:val="single" w:sz="4" w:space="0" w:color="A6A6A6"/>
+              <w:bottom w:val="single" w:sz="4" w:space="0" w:color="A6A6A6"/>
+              <w:right w:val="single" w:sz="4" w:space="0" w:color="A6A6A6"/>
+            </w:tcBorders>
+            <w:tcMar>
+              <w:top w:w="50" w:type="dxa"/>
+              <w:left w:w="90" w:type="dxa"/>
+              <w:bottom w:w="50" w:type="dxa"/>
+              <w:right w:w="90" w:type="dxa"/>
+            </w:tcMar>
+          </w:tcPr>
+          <w:p>
+            <w:pPr>
+              <w:keepNext/>
+              <w:jc w:val="center"/>
+            </w:pPr>
+            <w:r>
+              <w:rPr>
+                <w:rFonts w:ascii="Aptos" w:eastAsia="Aptos" w:hAnsi="Aptos" w:cs="Aptos"/>
+                <w:sz w:val="20"/>
+                <w:szCs w:val="20"/>
+              </w:rPr>
+              <w:t>I</w:t>
+            </w:r>
+          </w:p>
+        </w:tc>
+      </w:tr>
+      <w:tr>
+        <w:tblPrEx>
+          <w:tblCellMar>
+            <w:top w:w="0" w:type="dxa"/>
+            <w:bottom w:w="0" w:type="dxa"/>
+          </w:tblCellMar>
+        </w:tblPrEx>
+        <w:trPr>
+          <w:cantSplit/>
+        </w:trPr>
+        <w:tc>
+          <w:tcPr>
+            <w:tcW w:w="2160" w:type="dxa"/>
+            <w:tcBorders>
+              <w:top w:val="single" w:sz="4" w:space="0" w:color="A6A6A6"/>
+              <w:left w:val="single" w:sz="4" w:space="0" w:color="A6A6A6"/>
+              <w:bottom w:val="single" w:sz="4" w:space="0" w:color="A6A6A6"/>
+              <w:right w:val="single" w:sz="4" w:space="0" w:color="A6A6A6"/>
+            </w:tcBorders>
+            <w:tcMar>
+              <w:top w:w="50" w:type="dxa"/>
+              <w:left w:w="90" w:type="dxa"/>
+              <w:bottom w:w="50" w:type="dxa"/>
+              <w:right w:w="90" w:type="dxa"/>
+            </w:tcMar>
+          </w:tcPr>
+          <w:p>
+            <w:pPr>
+              <w:keepNext/>
+            </w:pPr>
+            <w:r>
+              <w:rPr>
+                <w:rFonts w:ascii="Aptos" w:eastAsia="Aptos" w:hAnsi="Aptos" w:cs="Aptos"/>
+                <w:b/>
+                <w:bCs/>
+                <w:sz w:val="20"/>
+                <w:szCs w:val="20"/>
+              </w:rPr>
+              <w:t>Testing</w:t>
+            </w:r>
+          </w:p>
+        </w:tc>
+        <w:tc>
+          <w:tcPr>
+            <w:tcW w:w="1200" w:type="dxa"/>
+            <w:tcBorders>
+              <w:top w:val="single" w:sz="4" w:space="0" w:color="A6A6A6"/>
+              <w:left w:val="single" w:sz="4" w:space="0" w:color="A6A6A6"/>
+              <w:bottom w:val="single" w:sz="4" w:space="0" w:color="A6A6A6"/>
+              <w:right w:val="single" w:sz="4" w:space="0" w:color="A6A6A6"/>
+            </w:tcBorders>
+            <w:tcMar>
+              <w:top w:w="50" w:type="dxa"/>
+              <w:left w:w="90" w:type="dxa"/>
+              <w:bottom w:w="50" w:type="dxa"/>
+              <w:right w:w="90" w:type="dxa"/>
+            </w:tcMar>
+          </w:tcPr>
+          <w:p>
+            <w:pPr>
+              <w:keepNext/>
+              <w:jc w:val="center"/>
+            </w:pPr>
+            <w:r>
+              <w:rPr>
+                <w:rFonts w:ascii="Aptos" w:eastAsia="Aptos" w:hAnsi="Aptos" w:cs="Aptos"/>
+                <w:sz w:val="20"/>
+                <w:szCs w:val="20"/>
+              </w:rPr>
+              <w:t>I</w:t>
+            </w:r>
+          </w:p>
+        </w:tc>
+        <w:tc>
+          <w:tcPr>
+            <w:tcW w:w="1200" w:type="dxa"/>
+            <w:tcBorders>
+              <w:top w:val="single" w:sz="4" w:space="0" w:color="A6A6A6"/>
+              <w:left w:val="single" w:sz="4" w:space="0" w:color="A6A6A6"/>
+              <w:bottom w:val="single" w:sz="4" w:space="0" w:color="A6A6A6"/>
+              <w:right w:val="single" w:sz="4" w:space="0" w:color="A6A6A6"/>
+            </w:tcBorders>
+            <w:tcMar>
+              <w:top w:w="50" w:type="dxa"/>
+              <w:left w:w="90" w:type="dxa"/>
+              <w:bottom w:w="50" w:type="dxa"/>
+              <w:right w:w="90" w:type="dxa"/>
+            </w:tcMar>
+          </w:tcPr>
+          <w:p>
+            <w:pPr>
+              <w:keepNext/>
+              <w:jc w:val="center"/>
+            </w:pPr>
+            <w:r>
+              <w:rPr>
+                <w:rFonts w:ascii="Aptos" w:eastAsia="Aptos" w:hAnsi="Aptos" w:cs="Aptos"/>
+                <w:sz w:val="20"/>
+                <w:szCs w:val="20"/>
+              </w:rPr>
+              <w:t>C</w:t>
+            </w:r>
+          </w:p>
+        </w:tc>
+        <w:tc>
+          <w:tcPr>
+            <w:tcW w:w="1200" w:type="dxa"/>
+            <w:tcBorders>
+              <w:top w:val="single" w:sz="4" w:space="0" w:color="A6A6A6"/>
+              <w:left w:val="single" w:sz="4" w:space="0" w:color="A6A6A6"/>
+              <w:bottom w:val="single" w:sz="4" w:space="0" w:color="A6A6A6"/>
+              <w:right w:val="single" w:sz="4" w:space="0" w:color="A6A6A6"/>
+            </w:tcBorders>
+            <w:tcMar>
+              <w:top w:w="50" w:type="dxa"/>
+              <w:left w:w="90" w:type="dxa"/>
+              <w:bottom w:w="50" w:type="dxa"/>
+              <w:right w:w="90" w:type="dxa"/>
+            </w:tcMar>
+          </w:tcPr>
+          <w:p>
+            <w:pPr>
+              <w:keepNext/>
+              <w:jc w:val="center"/>
+            </w:pPr>
+            <w:r>
+              <w:rPr>
+                <w:rFonts w:ascii="Aptos" w:eastAsia="Aptos" w:hAnsi="Aptos" w:cs="Aptos"/>
+                <w:sz w:val="20"/>
+                <w:szCs w:val="20"/>
+              </w:rPr>
+              <w:t>C</w:t>
+            </w:r>
+          </w:p>
+        </w:tc>
+        <w:tc>
+          <w:tcPr>
+            <w:tcW w:w="1200" w:type="dxa"/>
+            <w:tcBorders>
+              <w:top w:val="single" w:sz="4" w:space="0" w:color="A6A6A6"/>
+              <w:left w:val="single" w:sz="4" w:space="0" w:color="A6A6A6"/>
+              <w:bottom w:val="single" w:sz="4" w:space="0" w:color="A6A6A6"/>
+              <w:right w:val="single" w:sz="4" w:space="0" w:color="A6A6A6"/>
+            </w:tcBorders>
+            <w:tcMar>
+              <w:top w:w="50" w:type="dxa"/>
+              <w:left w:w="90" w:type="dxa"/>
+              <w:bottom w:w="50" w:type="dxa"/>
+              <w:right w:w="90" w:type="dxa"/>
+            </w:tcMar>
+          </w:tcPr>
+          <w:p>
+            <w:pPr>
+              <w:keepNext/>
+              <w:jc w:val="center"/>
+            </w:pPr>
+            <w:r>
+              <w:rPr>
+                <w:rFonts w:ascii="Aptos" w:eastAsia="Aptos" w:hAnsi="Aptos" w:cs="Aptos"/>
+                <w:sz w:val="20"/>
+                <w:szCs w:val="20"/>
+              </w:rPr>
+              <w:t>C</w:t>
+            </w:r>
+          </w:p>
+        </w:tc>
+        <w:tc>
+          <w:tcPr>
+            <w:tcW w:w="1200" w:type="dxa"/>
+            <w:tcBorders>
+              <w:top w:val="single" w:sz="4" w:space="0" w:color="A6A6A6"/>
+              <w:left w:val="single" w:sz="4" w:space="0" w:color="A6A6A6"/>
+              <w:bottom w:val="single" w:sz="4" w:space="0" w:color="A6A6A6"/>
+              <w:right w:val="single" w:sz="4" w:space="0" w:color="A6A6A6"/>
+            </w:tcBorders>
+            <w:tcMar>
+              <w:top w:w="50" w:type="dxa"/>
+              <w:left w:w="90" w:type="dxa"/>
+              <w:bottom w:w="50" w:type="dxa"/>
+              <w:right w:w="90" w:type="dxa"/>
+            </w:tcMar>
+          </w:tcPr>
+          <w:p>
+            <w:pPr>
+              <w:keepNext/>
+              <w:jc w:val="center"/>
+            </w:pPr>
+            <w:r>
+              <w:rPr>
+                <w:rFonts w:ascii="Aptos" w:eastAsia="Aptos" w:hAnsi="Aptos" w:cs="Aptos"/>
+                <w:sz w:val="20"/>
+                <w:szCs w:val="20"/>
+              </w:rPr>
+              <w:t>A/R</w:t>
+            </w:r>
+          </w:p>
+        </w:tc>
+        <w:tc>
+          <w:tcPr>
+            <w:tcW w:w="1200" w:type="dxa"/>
+            <w:tcBorders>
+              <w:top w:val="single" w:sz="4" w:space="0" w:color="A6A6A6"/>
+              <w:left w:val="single" w:sz="4" w:space="0" w:color="A6A6A6"/>
+              <w:bottom w:val="single" w:sz="4" w:space="0" w:color="A6A6A6"/>
+              <w:right w:val="single" w:sz="4" w:space="0" w:color="A6A6A6"/>
+            </w:tcBorders>
+            <w:tcMar>
+              <w:top w:w="50" w:type="dxa"/>
+              <w:left w:w="90" w:type="dxa"/>
+              <w:bottom w:w="50" w:type="dxa"/>
+              <w:right w:w="90" w:type="dxa"/>
+            </w:tcMar>
+          </w:tcPr>
+          <w:p>
+            <w:pPr>
+              <w:keepNext/>
+              <w:jc w:val="center"/>
+            </w:pPr>
+            <w:r>
+              <w:rPr>
+                <w:rFonts w:ascii="Aptos" w:eastAsia="Aptos" w:hAnsi="Aptos" w:cs="Aptos"/>
+                <w:sz w:val="20"/>
+                <w:szCs w:val="20"/>
+              </w:rPr>
+              <w:t>I</w:t>
+            </w:r>
+          </w:p>
+        </w:tc>
+      </w:tr>
+      <w:tr>
+        <w:tblPrEx>
+          <w:tblCellMar>
+            <w:top w:w="0" w:type="dxa"/>
+            <w:bottom w:w="0" w:type="dxa"/>
+          </w:tblCellMar>
+        </w:tblPrEx>
+        <w:trPr>
+          <w:cantSplit/>
+        </w:trPr>
+        <w:tc>
+          <w:tcPr>
+            <w:tcW w:w="2160" w:type="dxa"/>
+            <w:tcBorders>
+              <w:top w:val="single" w:sz="4" w:space="0" w:color="A6A6A6"/>
+              <w:left w:val="single" w:sz="4" w:space="0" w:color="A6A6A6"/>
+              <w:bottom w:val="single" w:sz="4" w:space="0" w:color="A6A6A6"/>
+              <w:right w:val="single" w:sz="4" w:space="0" w:color="A6A6A6"/>
+            </w:tcBorders>
+            <w:tcMar>
+              <w:top w:w="50" w:type="dxa"/>
+              <w:left w:w="90" w:type="dxa"/>
+              <w:bottom w:w="50" w:type="dxa"/>
+              <w:right w:w="90" w:type="dxa"/>
+            </w:tcMar>
+          </w:tcPr>
+          <w:p>
+            <w:pPr>
+              <w:keepNext/>
+            </w:pPr>
+            <w:r>
+              <w:rPr>
+                <w:rFonts w:ascii="Aptos" w:eastAsia="Aptos" w:hAnsi="Aptos" w:cs="Aptos"/>
+                <w:b/>
+                <w:bCs/>
+                <w:sz w:val="20"/>
+                <w:szCs w:val="20"/>
+              </w:rPr>
+              <w:t>App store launch</w:t>
+            </w:r>
+          </w:p>
+        </w:tc>
+        <w:tc>
+          <w:tcPr>
+            <w:tcW w:w="1200" w:type="dxa"/>
+            <w:tcBorders>
+              <w:top w:val="single" w:sz="4" w:space="0" w:color="A6A6A6"/>
+              <w:left w:val="single" w:sz="4" w:space="0" w:color="A6A6A6"/>
+              <w:bottom w:val="single" w:sz="4" w:space="0" w:color="A6A6A6"/>
+              <w:right w:val="single" w:sz="4" w:space="0" w:color="A6A6A6"/>
+            </w:tcBorders>
+            <w:tcMar>
+              <w:top w:w="50" w:type="dxa"/>
+              <w:left w:w="90" w:type="dxa"/>
+              <w:bottom w:w="50" w:type="dxa"/>
+              <w:right w:w="90" w:type="dxa"/>
+            </w:tcMar>
+          </w:tcPr>
+          <w:p>
+            <w:pPr>
+              <w:keepNext/>
+              <w:jc w:val="center"/>
+            </w:pPr>
+            <w:r>
+              <w:rPr>
+                <w:rFonts w:ascii="Aptos" w:eastAsia="Aptos" w:hAnsi="Aptos" w:cs="Aptos"/>
+                <w:sz w:val="20"/>
+                <w:szCs w:val="20"/>
+              </w:rPr>
+              <w:t>A</w:t>
+            </w:r>
+          </w:p>
+        </w:tc>
+        <w:tc>
+          <w:tcPr>
+            <w:tcW w:w="1200" w:type="dxa"/>
+            <w:tcBorders>
+              <w:top w:val="single" w:sz="4" w:space="0" w:color="A6A6A6"/>
+              <w:left w:val="single" w:sz="4" w:space="0" w:color="A6A6A6"/>
+              <w:bottom w:val="single" w:sz="4" w:space="0" w:color="A6A6A6"/>
+              <w:right w:val="single" w:sz="4" w:space="0" w:color="A6A6A6"/>
+            </w:tcBorders>
+            <w:tcMar>
+              <w:top w:w="50" w:type="dxa"/>
+              <w:left w:w="90" w:type="dxa"/>
+              <w:bottom w:w="50" w:type="dxa"/>
+              <w:right w:w="90" w:type="dxa"/>
+            </w:tcMar>
+          </w:tcPr>
+          <w:p>
+            <w:pPr>
+              <w:keepNext/>
+              <w:jc w:val="center"/>
+            </w:pPr>
+            <w:r>
+              <w:rPr>
+                <w:rFonts w:ascii="Aptos" w:eastAsia="Aptos" w:hAnsi="Aptos" w:cs="Aptos"/>
+                <w:sz w:val="20"/>
+                <w:szCs w:val="20"/>
+              </w:rPr>
+              <w:t>I</w:t>
+            </w:r>
+          </w:p>
+        </w:tc>
+        <w:tc>
+          <w:tcPr>
+            <w:tcW w:w="1200" w:type="dxa"/>
+            <w:tcBorders>
+              <w:top w:val="single" w:sz="4" w:space="0" w:color="A6A6A6"/>
+              <w:left w:val="single" w:sz="4" w:space="0" w:color="A6A6A6"/>
+              <w:bottom w:val="single" w:sz="4" w:space="0" w:color="A6A6A6"/>
+              <w:right w:val="single" w:sz="4" w:space="0" w:color="A6A6A6"/>
+            </w:tcBorders>
+            <w:tcMar>
+              <w:top w:w="50" w:type="dxa"/>
+              <w:left w:w="90" w:type="dxa"/>
+              <w:bottom w:w="50" w:type="dxa"/>
+              <w:right w:w="90" w:type="dxa"/>
+            </w:tcMar>
+          </w:tcPr>
+          <w:p>
+            <w:pPr>
+              <w:keepNext/>
+              <w:jc w:val="center"/>
+            </w:pPr>
+            <w:r>
+              <w:rPr>
+                <w:rFonts w:ascii="Aptos" w:eastAsia="Aptos" w:hAnsi="Aptos" w:cs="Aptos"/>
+                <w:sz w:val="20"/>
+                <w:szCs w:val="20"/>
+              </w:rPr>
+              <w:t>C</w:t>
+            </w:r>
+          </w:p>
+        </w:tc>
+        <w:tc>
+          <w:tcPr>
+            <w:tcW w:w="1200" w:type="dxa"/>
+            <w:tcBorders>
+              <w:top w:val="single" w:sz="4" w:space="0" w:color="A6A6A6"/>
+              <w:left w:val="single" w:sz="4" w:space="0" w:color="A6A6A6"/>
+              <w:bottom w:val="single" w:sz="4" w:space="0" w:color="A6A6A6"/>
+              <w:right w:val="single" w:sz="4" w:space="0" w:color="A6A6A6"/>
+            </w:tcBorders>
+            <w:tcMar>
+              <w:top w:w="50" w:type="dxa"/>
+              <w:left w:w="90" w:type="dxa"/>
+              <w:bottom w:w="50" w:type="dxa"/>
+              <w:right w:w="90" w:type="dxa"/>
+            </w:tcMar>
+          </w:tcPr>
+          <w:p>
+            <w:pPr>
+              <w:keepNext/>
+              <w:jc w:val="center"/>
+            </w:pPr>
+            <w:r>
+              <w:rPr>
+                <w:rFonts w:ascii="Aptos" w:eastAsia="Aptos" w:hAnsi="Aptos" w:cs="Aptos"/>
+                <w:sz w:val="20"/>
+                <w:szCs w:val="20"/>
+              </w:rPr>
+              <w:t>R</w:t>
+            </w:r>
+          </w:p>
+        </w:tc>
+        <w:tc>
+          <w:tcPr>
+            <w:tcW w:w="1200" w:type="dxa"/>
+            <w:tcBorders>
+              <w:top w:val="single" w:sz="4" w:space="0" w:color="A6A6A6"/>
+              <w:left w:val="single" w:sz="4" w:space="0" w:color="A6A6A6"/>
+              <w:bottom w:val="single" w:sz="4" w:space="0" w:color="A6A6A6"/>
+              <w:right w:val="single" w:sz="4" w:space="0" w:color="A6A6A6"/>
+            </w:tcBorders>
+            <w:tcMar>
+              <w:top w:w="50" w:type="dxa"/>
+              <w:left w:w="90" w:type="dxa"/>
+              <w:bottom w:w="50" w:type="dxa"/>
+              <w:right w:w="90" w:type="dxa"/>
+            </w:tcMar>
+          </w:tcPr>
+          <w:p>
+            <w:pPr>
+              <w:keepNext/>
+              <w:jc w:val="center"/>
+            </w:pPr>
+            <w:r>
+              <w:rPr>
+                <w:rFonts w:ascii="Aptos" w:eastAsia="Aptos" w:hAnsi="Aptos" w:cs="Aptos"/>
+                <w:sz w:val="20"/>
+                <w:szCs w:val="20"/>
+              </w:rPr>
+              <w:t>C</w:t>
+            </w:r>
+          </w:p>
+        </w:tc>
+        <w:tc>
+          <w:tcPr>
+            <w:tcW w:w="1200" w:type="dxa"/>
+            <w:tcBorders>
+              <w:top w:val="single" w:sz="4" w:space="0" w:color="A6A6A6"/>
+              <w:left w:val="single" w:sz="4" w:space="0" w:color="A6A6A6"/>
+              <w:bottom w:val="single" w:sz="4" w:space="0" w:color="A6A6A6"/>
+              <w:right w:val="single" w:sz="4" w:space="0" w:color="A6A6A6"/>
+            </w:tcBorders>
+            <w:tcMar>
+              <w:top w:w="50" w:type="dxa"/>
+              <w:left w:w="90" w:type="dxa"/>
+              <w:bottom w:w="50" w:type="dxa"/>
+              <w:right w:w="90" w:type="dxa"/>
+            </w:tcMar>
+          </w:tcPr>
+          <w:p>
+            <w:pPr>
+              <w:keepNext/>
+              <w:jc w:val="center"/>
+            </w:pPr>
+            <w:r>
+              <w:rPr>
+                <w:rFonts w:ascii="Aptos" w:eastAsia="Aptos" w:hAnsi="Aptos" w:cs="Aptos"/>
+                <w:sz w:val="20"/>
+                <w:szCs w:val="20"/>
+              </w:rPr>
+              <w:t>I</w:t>
+            </w:r>
+          </w:p>
+        </w:tc>
+      </w:tr>
+      <w:tr>
+        <w:tblPrEx>
+          <w:tblCellMar>
+            <w:top w:w="0" w:type="dxa"/>
+            <w:bottom w:w="0" w:type="dxa"/>
+          </w:tblCellMar>
+        </w:tblPrEx>
+        <w:trPr>
+          <w:cantSplit/>
+        </w:trPr>
+        <w:tc>
+          <w:tcPr>
+            <w:tcW w:w="2160" w:type="dxa"/>
+            <w:tcBorders>
+              <w:top w:val="single" w:sz="4" w:space="0" w:color="A6A6A6"/>
+              <w:left w:val="single" w:sz="4" w:space="0" w:color="A6A6A6"/>
+              <w:bottom w:val="single" w:sz="4" w:space="0" w:color="A6A6A6"/>
+              <w:right w:val="single" w:sz="4" w:space="0" w:color="A6A6A6"/>
+            </w:tcBorders>
+            <w:tcMar>
+              <w:top w:w="50" w:type="dxa"/>
+              <w:left w:w="90" w:type="dxa"/>
+              <w:bottom w:w="50" w:type="dxa"/>
+              <w:right w:w="90" w:type="dxa"/>
+            </w:tcMar>
+          </w:tcPr>
+          <w:p>
+            <w:r>
+              <w:rPr>
+                <w:rFonts w:ascii="Aptos" w:eastAsia="Aptos" w:hAnsi="Aptos" w:cs="Aptos"/>
+                <w:b/>
+                <w:bCs/>
+                <w:sz w:val="20"/>
+                <w:szCs w:val="20"/>
+              </w:rPr>
+              <w:t>Risk register &amp; shareholder updates</w:t>
+            </w:r>
+          </w:p>
+        </w:tc>
+        <w:tc>
+          <w:tcPr>
+            <w:tcW w:w="1200" w:type="dxa"/>
+            <w:tcBorders>
+              <w:top w:val="single" w:sz="4" w:space="0" w:color="A6A6A6"/>
+              <w:left w:val="single" w:sz="4" w:space="0" w:color="A6A6A6"/>
+              <w:bottom w:val="single" w:sz="4" w:space="0" w:color="A6A6A6"/>
+              <w:right w:val="single" w:sz="4" w:space="0" w:color="A6A6A6"/>
+            </w:tcBorders>
+            <w:tcMar>
+              <w:top w:w="50" w:type="dxa"/>
+              <w:left w:w="90" w:type="dxa"/>
+              <w:bottom w:w="50" w:type="dxa"/>
+              <w:right w:w="90" w:type="dxa"/>
+            </w:tcMar>
+          </w:tcPr>
+          <w:p>
+            <w:pPr>
+              <w:jc w:val="center"/>
+            </w:pPr>
+            <w:r>
+              <w:rPr>
+                <w:rFonts w:ascii="Aptos" w:eastAsia="Aptos" w:hAnsi="Aptos" w:cs="Aptos"/>
+                <w:sz w:val="20"/>
+                <w:szCs w:val="20"/>
+              </w:rPr>
+              <w:t>A/R</w:t>
+            </w:r>
+          </w:p>
+        </w:tc>
+        <w:tc>
+          <w:tcPr>
+            <w:tcW w:w="1200" w:type="dxa"/>
+            <w:tcBorders>
+              <w:top w:val="single" w:sz="4" w:space="0" w:color="A6A6A6"/>
+              <w:left w:val="single" w:sz="4" w:space="0" w:color="A6A6A6"/>
+              <w:bottom w:val="single" w:sz="4" w:space="0" w:color="A6A6A6"/>
+              <w:right w:val="single" w:sz="4" w:space="0" w:color="A6A6A6"/>
+            </w:tcBorders>
+            <w:tcMar>
+              <w:top w:w="50" w:type="dxa"/>
+              <w:left w:w="90" w:type="dxa"/>
+              <w:bottom w:w="50" w:type="dxa"/>
+              <w:right w:w="90" w:type="dxa"/>
+            </w:tcMar>
+          </w:tcPr>
+          <w:p>
+            <w:pPr>
+              <w:jc w:val="center"/>
+            </w:pPr>
+            <w:r>
+              <w:rPr>
+                <w:rFonts w:ascii="Aptos" w:eastAsia="Aptos" w:hAnsi="Aptos" w:cs="Aptos"/>
+                <w:sz w:val="20"/>
+                <w:szCs w:val="20"/>
+              </w:rPr>
+              <w:t>C</w:t>
+            </w:r>
+          </w:p>
+        </w:tc>
+        <w:tc>
+          <w:tcPr>
+            <w:tcW w:w="1200" w:type="dxa"/>
+            <w:tcBorders>
+              <w:top w:val="single" w:sz="4" w:space="0" w:color="A6A6A6"/>
+              <w:left w:val="single" w:sz="4" w:space="0" w:color="A6A6A6"/>
+              <w:bottom w:val="single" w:sz="4" w:space="0" w:color="A6A6A6"/>
+              <w:right w:val="single" w:sz="4" w:space="0" w:color="A6A6A6"/>
+            </w:tcBorders>
+            <w:tcMar>
+              <w:top w:w="50" w:type="dxa"/>
+              <w:left w:w="90" w:type="dxa"/>
+              <w:bottom w:w="50" w:type="dxa"/>
+              <w:right w:w="90" w:type="dxa"/>
+            </w:tcMar>
+          </w:tcPr>
+          <w:p>
+            <w:pPr>
+              <w:jc w:val="center"/>
+            </w:pPr>
+            <w:r>
+              <w:rPr>
+                <w:rFonts w:ascii="Aptos" w:eastAsia="Aptos" w:hAnsi="Aptos" w:cs="Aptos"/>
+                <w:sz w:val="20"/>
+                <w:szCs w:val="20"/>
+              </w:rPr>
+              <w:t>I</w:t>
+            </w:r>
+          </w:p>
+        </w:tc>
+        <w:tc>
+          <w:tcPr>
+            <w:tcW w:w="1200" w:type="dxa"/>
+            <w:tcBorders>
+              <w:top w:val="single" w:sz="4" w:space="0" w:color="A6A6A6"/>
+              <w:left w:val="single" w:sz="4" w:space="0" w:color="A6A6A6"/>
+              <w:bottom w:val="single" w:sz="4" w:space="0" w:color="A6A6A6"/>
+              <w:right w:val="single" w:sz="4" w:space="0" w:color="A6A6A6"/>
+            </w:tcBorders>
+            <w:tcMar>
+              <w:top w:w="50" w:type="dxa"/>
+              <w:left w:w="90" w:type="dxa"/>
+              <w:bottom w:w="50" w:type="dxa"/>
+              <w:right w:w="90" w:type="dxa"/>
+            </w:tcMar>
+          </w:tcPr>
+          <w:p>
+            <w:pPr>
+              <w:jc w:val="center"/>
+            </w:pPr>
+            <w:r>
+              <w:rPr>
+                <w:rFonts w:ascii="Aptos" w:eastAsia="Aptos" w:hAnsi="Aptos" w:cs="Aptos"/>
+                <w:sz w:val="20"/>
+                <w:szCs w:val="20"/>
+              </w:rPr>
+              <w:t>I</w:t>
+            </w:r>
+          </w:p>
+        </w:tc>
+        <w:tc>
+          <w:tcPr>
+            <w:tcW w:w="1200" w:type="dxa"/>
+            <w:tcBorders>
+              <w:top w:val="single" w:sz="4" w:space="0" w:color="A6A6A6"/>
+              <w:left w:val="single" w:sz="4" w:space="0" w:color="A6A6A6"/>
+              <w:bottom w:val="single" w:sz="4" w:space="0" w:color="A6A6A6"/>
+              <w:right w:val="single" w:sz="4" w:space="0" w:color="A6A6A6"/>
+            </w:tcBorders>
+            <w:tcMar>
+              <w:top w:w="50" w:type="dxa"/>
+              <w:left w:w="90" w:type="dxa"/>
+              <w:bottom w:w="50" w:type="dxa"/>
+              <w:right w:w="90" w:type="dxa"/>
+            </w:tcMar>
+          </w:tcPr>
+          <w:p>
+            <w:pPr>
+              <w:jc w:val="center"/>
+            </w:pPr>
+            <w:r>
+              <w:rPr>
+                <w:rFonts w:ascii="Aptos" w:eastAsia="Aptos" w:hAnsi="Aptos" w:cs="Aptos"/>
+                <w:sz w:val="20"/>
+                <w:szCs w:val="20"/>
+              </w:rPr>
+              <w:t>I</w:t>
+            </w:r>
+          </w:p>
+        </w:tc>
+        <w:tc>
+          <w:tcPr>
+            <w:tcW w:w="1200" w:type="dxa"/>
+            <w:tcBorders>
+              <w:top w:val="single" w:sz="4" w:space="0" w:color="A6A6A6"/>
+              <w:left w:val="single" w:sz="4" w:space="0" w:color="A6A6A6"/>
+              <w:bottom w:val="single" w:sz="4" w:space="0" w:color="A6A6A6"/>
+              <w:right w:val="single" w:sz="4" w:space="0" w:color="A6A6A6"/>
+            </w:tcBorders>
+            <w:tcMar>
+              <w:top w:w="50" w:type="dxa"/>
+              <w:left w:w="90" w:type="dxa"/>
+              <w:bottom w:w="50" w:type="dxa"/>
+              <w:right w:w="90" w:type="dxa"/>
+            </w:tcMar>
+          </w:tcPr>
+          <w:p>
+            <w:pPr>
+              <w:jc w:val="center"/>
+            </w:pPr>
+            <w:r>
+              <w:rPr>
+                <w:rFonts w:ascii="Aptos" w:eastAsia="Aptos" w:hAnsi="Aptos" w:cs="Aptos"/>
+                <w:sz w:val="20"/>
+                <w:szCs w:val="20"/>
+              </w:rPr>
+              <w:t>C</w:t>
+            </w:r>
+          </w:p>
+        </w:tc>
+      </w:tr>
+    </w:tbl>
+    <w:p/>
     <w:p/>
     <w:sectPr>
       <w:pgSz w:w="12240" w:h="15840"/>

--- a/parking_app.docx
+++ b/parking_app.docx
@@ -348,7 +348,7 @@
     <w:p/>
     <w:p>
       <w:r>
-        <w:t>3. Use Cases</w:t>
+        <w:t>3.4 Use Cases</w:t>
       </w:r>
     </w:p>
     <w:p>
@@ -674,6 +674,982 @@
         <w:t>Operator adds, edits, or deactivates a parking facility profile on the platform.</w:t>
       </w:r>
     </w:p>
+    <w:p/>
+    <w:p>
+      <w:r>
+        <w:t>3.5 User Stories</w:t>
+      </w:r>
+    </w:p>
+    <w:p>
+      <w:r>
+        <w:t>Each user story matches one of the use cases above, written from the user's side.</w:t>
+      </w:r>
+    </w:p>
+    <w:tbl>
+      <w:tblPr>
+        <w:tblW w:w="9360" w:type="dxa"/>
+        <w:tblBorders>
+          <w:top w:val="single" w:sz="4" w:space="0" w:color="A6A6A6"/>
+          <w:left w:val="single" w:sz="4" w:space="0" w:color="A6A6A6"/>
+          <w:bottom w:val="single" w:sz="4" w:space="0" w:color="A6A6A6"/>
+          <w:right w:val="single" w:sz="4" w:space="0" w:color="A6A6A6"/>
+          <w:insideH w:val="single" w:sz="4" w:space="0" w:color="A6A6A6"/>
+          <w:insideV w:val="single" w:sz="4" w:space="0" w:color="A6A6A6"/>
+        </w:tblBorders>
+        <w:tblLayout w:type="fixed"/>
+        <w:tblCellMar>
+          <w:top w:w="40" w:type="dxa"/>
+          <w:left w:w="70" w:type="dxa"/>
+          <w:bottom w:w="40" w:type="dxa"/>
+          <w:right w:w="70" w:type="dxa"/>
+        </w:tblCellMar>
+        <w:tblLook w:val="04A0" w:firstRow="1" w:lastRow="0" w:firstColumn="1" w:lastColumn="0" w:noHBand="0" w:noVBand="1"/>
+      </w:tblPr>
+      <w:tblGrid>
+        <w:gridCol w:w="800"/>
+        <w:gridCol w:w="6460"/>
+        <w:gridCol w:w="2100"/>
+      </w:tblGrid>
+      <w:tr>
+        <w:trPr>
+          <w:cantSplit/>
+          <w:tblHeader/>
+        </w:trPr>
+        <w:tc>
+          <w:tcPr>
+            <w:tcW w:w="800" w:type="dxa"/>
+            <w:shd w:val="clear" w:color="auto" w:fill="1F4E79"/>
+          </w:tcPr>
+          <w:p>
+            <w:pPr>
+              <w:spacing w:after="0" w:line="240" w:lineRule="auto"/>
+            </w:pPr>
+            <w:r>
+              <w:rPr>
+                <w:b/>
+                <w:bCs/>
+                <w:color w:val="FFFFFF"/>
+                <w:sz w:val="18"/>
+                <w:szCs w:val="18"/>
+              </w:rPr>
+              <w:t>ID</w:t>
+            </w:r>
+          </w:p>
+        </w:tc>
+        <w:tc>
+          <w:tcPr>
+            <w:tcW w:w="6460" w:type="dxa"/>
+            <w:shd w:val="clear" w:color="auto" w:fill="1F4E79"/>
+          </w:tcPr>
+          <w:p>
+            <w:pPr>
+              <w:spacing w:after="0" w:line="240" w:lineRule="auto"/>
+            </w:pPr>
+            <w:r>
+              <w:rPr>
+                <w:b/>
+                <w:bCs/>
+                <w:color w:val="FFFFFF"/>
+                <w:sz w:val="18"/>
+                <w:szCs w:val="18"/>
+              </w:rPr>
+              <w:t>User Story</w:t>
+            </w:r>
+          </w:p>
+        </w:tc>
+        <w:tc>
+          <w:tcPr>
+            <w:tcW w:w="2100" w:type="dxa"/>
+            <w:shd w:val="clear" w:color="auto" w:fill="1F4E79"/>
+          </w:tcPr>
+          <w:p>
+            <w:pPr>
+              <w:spacing w:after="0" w:line="240" w:lineRule="auto"/>
+            </w:pPr>
+            <w:r>
+              <w:rPr>
+                <w:b/>
+                <w:bCs/>
+                <w:color w:val="FFFFFF"/>
+                <w:sz w:val="18"/>
+                <w:szCs w:val="18"/>
+              </w:rPr>
+              <w:t>Linked To</w:t>
+            </w:r>
+          </w:p>
+        </w:tc>
+      </w:tr>
+      <w:tr>
+        <w:trPr>
+          <w:cantSplit/>
+        </w:trPr>
+        <w:tc>
+          <w:tcPr>
+            <w:tcW w:w="800" w:type="dxa"/>
+          </w:tcPr>
+          <w:p>
+            <w:pPr>
+              <w:spacing w:after="0" w:line="240" w:lineRule="auto"/>
+            </w:pPr>
+            <w:r>
+              <w:rPr>
+                <w:b/>
+                <w:bCs/>
+                <w:sz w:val="18"/>
+                <w:szCs w:val="18"/>
+              </w:rPr>
+              <w:t>US-01</w:t>
+            </w:r>
+          </w:p>
+        </w:tc>
+        <w:tc>
+          <w:tcPr>
+            <w:tcW w:w="6460" w:type="dxa"/>
+          </w:tcPr>
+          <w:p>
+            <w:pPr>
+              <w:spacing w:after="0" w:line="240" w:lineRule="auto"/>
+            </w:pPr>
+            <w:r>
+              <w:rPr>
+                <w:sz w:val="18"/>
+                <w:szCs w:val="18"/>
+              </w:rPr>
+              <w:t>As a new driver, I want to sign up with my email or phone number so I can start booking parking.</w:t>
+            </w:r>
+          </w:p>
+        </w:tc>
+        <w:tc>
+          <w:tcPr>
+            <w:tcW w:w="2100" w:type="dxa"/>
+          </w:tcPr>
+          <w:p>
+            <w:pPr>
+              <w:spacing w:after="0" w:line="240" w:lineRule="auto"/>
+            </w:pPr>
+            <w:r>
+              <w:rPr>
+                <w:sz w:val="18"/>
+                <w:szCs w:val="18"/>
+              </w:rPr>
+              <w:t>UC-01, FR1</w:t>
+            </w:r>
+          </w:p>
+        </w:tc>
+      </w:tr>
+      <w:tr>
+        <w:trPr>
+          <w:cantSplit/>
+        </w:trPr>
+        <w:tc>
+          <w:tcPr>
+            <w:tcW w:w="800" w:type="dxa"/>
+          </w:tcPr>
+          <w:p>
+            <w:pPr>
+              <w:spacing w:after="0" w:line="240" w:lineRule="auto"/>
+            </w:pPr>
+            <w:r>
+              <w:rPr>
+                <w:b/>
+                <w:bCs/>
+                <w:sz w:val="18"/>
+                <w:szCs w:val="18"/>
+              </w:rPr>
+              <w:t>US-02</w:t>
+            </w:r>
+          </w:p>
+        </w:tc>
+        <w:tc>
+          <w:tcPr>
+            <w:tcW w:w="6460" w:type="dxa"/>
+          </w:tcPr>
+          <w:p>
+            <w:pPr>
+              <w:spacing w:after="0" w:line="240" w:lineRule="auto"/>
+            </w:pPr>
+            <w:r>
+              <w:rPr>
+                <w:sz w:val="18"/>
+                <w:szCs w:val="18"/>
+              </w:rPr>
+              <w:t>As a returning driver, I want to stay logged in on my phone so I don't have to sign in every time.</w:t>
+            </w:r>
+          </w:p>
+        </w:tc>
+        <w:tc>
+          <w:tcPr>
+            <w:tcW w:w="2100" w:type="dxa"/>
+          </w:tcPr>
+          <w:p>
+            <w:pPr>
+              <w:spacing w:after="0" w:line="240" w:lineRule="auto"/>
+            </w:pPr>
+            <w:r>
+              <w:rPr>
+                <w:sz w:val="18"/>
+                <w:szCs w:val="18"/>
+              </w:rPr>
+              <w:t>UC-02, FR1</w:t>
+            </w:r>
+          </w:p>
+        </w:tc>
+      </w:tr>
+      <w:tr>
+        <w:trPr>
+          <w:cantSplit/>
+        </w:trPr>
+        <w:tc>
+          <w:tcPr>
+            <w:tcW w:w="800" w:type="dxa"/>
+          </w:tcPr>
+          <w:p>
+            <w:pPr>
+              <w:spacing w:after="0" w:line="240" w:lineRule="auto"/>
+            </w:pPr>
+            <w:r>
+              <w:rPr>
+                <w:b/>
+                <w:bCs/>
+                <w:sz w:val="18"/>
+                <w:szCs w:val="18"/>
+              </w:rPr>
+              <w:t>US-03</w:t>
+            </w:r>
+          </w:p>
+        </w:tc>
+        <w:tc>
+          <w:tcPr>
+            <w:tcW w:w="6460" w:type="dxa"/>
+          </w:tcPr>
+          <w:p>
+            <w:pPr>
+              <w:spacing w:after="0" w:line="240" w:lineRule="auto"/>
+            </w:pPr>
+            <w:r>
+              <w:rPr>
+                <w:sz w:val="18"/>
+                <w:szCs w:val="18"/>
+              </w:rPr>
+              <w:t>As a driver, I want to type where I'm going and see garages nearby so I can pick one close to my destination.</w:t>
+            </w:r>
+          </w:p>
+        </w:tc>
+        <w:tc>
+          <w:tcPr>
+            <w:tcW w:w="2100" w:type="dxa"/>
+          </w:tcPr>
+          <w:p>
+            <w:pPr>
+              <w:spacing w:after="0" w:line="240" w:lineRule="auto"/>
+            </w:pPr>
+            <w:r>
+              <w:rPr>
+                <w:sz w:val="18"/>
+                <w:szCs w:val="18"/>
+              </w:rPr>
+              <w:t>UC-03, FR2</w:t>
+            </w:r>
+          </w:p>
+        </w:tc>
+      </w:tr>
+      <w:tr>
+        <w:trPr>
+          <w:cantSplit/>
+        </w:trPr>
+        <w:tc>
+          <w:tcPr>
+            <w:tcW w:w="800" w:type="dxa"/>
+          </w:tcPr>
+          <w:p>
+            <w:pPr>
+              <w:spacing w:after="0" w:line="240" w:lineRule="auto"/>
+            </w:pPr>
+            <w:r>
+              <w:rPr>
+                <w:b/>
+                <w:bCs/>
+                <w:sz w:val="18"/>
+                <w:szCs w:val="18"/>
+              </w:rPr>
+              <w:t>US-04</w:t>
+            </w:r>
+          </w:p>
+        </w:tc>
+        <w:tc>
+          <w:tcPr>
+            <w:tcW w:w="6460" w:type="dxa"/>
+          </w:tcPr>
+          <w:p>
+            <w:pPr>
+              <w:spacing w:after="0" w:line="240" w:lineRule="auto"/>
+            </w:pPr>
+            <w:r>
+              <w:rPr>
+                <w:sz w:val="18"/>
+                <w:szCs w:val="18"/>
+              </w:rPr>
+              <w:t>As a driver, I want to see how many open spots each garage has on a map so I don't drive to one that's full.</w:t>
+            </w:r>
+          </w:p>
+        </w:tc>
+        <w:tc>
+          <w:tcPr>
+            <w:tcW w:w="2100" w:type="dxa"/>
+          </w:tcPr>
+          <w:p>
+            <w:pPr>
+              <w:spacing w:after="0" w:line="240" w:lineRule="auto"/>
+            </w:pPr>
+            <w:r>
+              <w:rPr>
+                <w:sz w:val="18"/>
+                <w:szCs w:val="18"/>
+              </w:rPr>
+              <w:t>UC-04, FR3</w:t>
+            </w:r>
+          </w:p>
+        </w:tc>
+      </w:tr>
+      <w:tr>
+        <w:trPr>
+          <w:cantSplit/>
+        </w:trPr>
+        <w:tc>
+          <w:tcPr>
+            <w:tcW w:w="800" w:type="dxa"/>
+          </w:tcPr>
+          <w:p>
+            <w:pPr>
+              <w:spacing w:after="0" w:line="240" w:lineRule="auto"/>
+            </w:pPr>
+            <w:r>
+              <w:rPr>
+                <w:b/>
+                <w:bCs/>
+                <w:sz w:val="18"/>
+                <w:szCs w:val="18"/>
+              </w:rPr>
+              <w:t>US-05</w:t>
+            </w:r>
+          </w:p>
+        </w:tc>
+        <w:tc>
+          <w:tcPr>
+            <w:tcW w:w="6460" w:type="dxa"/>
+          </w:tcPr>
+          <w:p>
+            <w:pPr>
+              <w:spacing w:after="0" w:line="240" w:lineRule="auto"/>
+            </w:pPr>
+            <w:r>
+              <w:rPr>
+                <w:sz w:val="18"/>
+                <w:szCs w:val="18"/>
+              </w:rPr>
+              <w:t>As a driver, I want to reserve a spot for a set time so I know I'll have a place to park when I get there.</w:t>
+            </w:r>
+          </w:p>
+        </w:tc>
+        <w:tc>
+          <w:tcPr>
+            <w:tcW w:w="2100" w:type="dxa"/>
+          </w:tcPr>
+          <w:p>
+            <w:pPr>
+              <w:spacing w:after="0" w:line="240" w:lineRule="auto"/>
+            </w:pPr>
+            <w:r>
+              <w:rPr>
+                <w:sz w:val="18"/>
+                <w:szCs w:val="18"/>
+              </w:rPr>
+              <w:t>UC-05, FR4</w:t>
+            </w:r>
+          </w:p>
+        </w:tc>
+      </w:tr>
+      <w:tr>
+        <w:trPr>
+          <w:cantSplit/>
+        </w:trPr>
+        <w:tc>
+          <w:tcPr>
+            <w:tcW w:w="800" w:type="dxa"/>
+          </w:tcPr>
+          <w:p>
+            <w:pPr>
+              <w:spacing w:after="0" w:line="240" w:lineRule="auto"/>
+            </w:pPr>
+            <w:r>
+              <w:rPr>
+                <w:b/>
+                <w:bCs/>
+                <w:sz w:val="18"/>
+                <w:szCs w:val="18"/>
+              </w:rPr>
+              <w:t>US-06</w:t>
+            </w:r>
+          </w:p>
+        </w:tc>
+        <w:tc>
+          <w:tcPr>
+            <w:tcW w:w="6460" w:type="dxa"/>
+          </w:tcPr>
+          <w:p>
+            <w:pPr>
+              <w:spacing w:after="0" w:line="240" w:lineRule="auto"/>
+            </w:pPr>
+            <w:r>
+              <w:rPr>
+                <w:sz w:val="18"/>
+                <w:szCs w:val="18"/>
+              </w:rPr>
+              <w:t>As a driver, I want to pay with Apple Pay, Google Pay, or a saved card so checkout is quick.</w:t>
+            </w:r>
+          </w:p>
+        </w:tc>
+        <w:tc>
+          <w:tcPr>
+            <w:tcW w:w="2100" w:type="dxa"/>
+          </w:tcPr>
+          <w:p>
+            <w:pPr>
+              <w:spacing w:after="0" w:line="240" w:lineRule="auto"/>
+            </w:pPr>
+            <w:r>
+              <w:rPr>
+                <w:sz w:val="18"/>
+                <w:szCs w:val="18"/>
+              </w:rPr>
+              <w:t>UC-06, FR5</w:t>
+            </w:r>
+          </w:p>
+        </w:tc>
+      </w:tr>
+      <w:tr>
+        <w:trPr>
+          <w:cantSplit/>
+        </w:trPr>
+        <w:tc>
+          <w:tcPr>
+            <w:tcW w:w="800" w:type="dxa"/>
+          </w:tcPr>
+          <w:p>
+            <w:pPr>
+              <w:spacing w:after="0" w:line="240" w:lineRule="auto"/>
+            </w:pPr>
+            <w:r>
+              <w:rPr>
+                <w:b/>
+                <w:bCs/>
+                <w:sz w:val="18"/>
+                <w:szCs w:val="18"/>
+              </w:rPr>
+              <w:t>US-07</w:t>
+            </w:r>
+          </w:p>
+        </w:tc>
+        <w:tc>
+          <w:tcPr>
+            <w:tcW w:w="6460" w:type="dxa"/>
+          </w:tcPr>
+          <w:p>
+            <w:pPr>
+              <w:spacing w:after="0" w:line="240" w:lineRule="auto"/>
+            </w:pPr>
+            <w:r>
+              <w:rPr>
+                <w:sz w:val="18"/>
+                <w:szCs w:val="18"/>
+              </w:rPr>
+              <w:t>As a driver, I want a confirmation with a QR code so I can get into the garage without a ticket.</w:t>
+            </w:r>
+          </w:p>
+        </w:tc>
+        <w:tc>
+          <w:tcPr>
+            <w:tcW w:w="2100" w:type="dxa"/>
+          </w:tcPr>
+          <w:p>
+            <w:pPr>
+              <w:spacing w:after="0" w:line="240" w:lineRule="auto"/>
+            </w:pPr>
+            <w:r>
+              <w:rPr>
+                <w:sz w:val="18"/>
+                <w:szCs w:val="18"/>
+              </w:rPr>
+              <w:t>UC-07, FR6</w:t>
+            </w:r>
+          </w:p>
+        </w:tc>
+      </w:tr>
+      <w:tr>
+        <w:trPr>
+          <w:cantSplit/>
+        </w:trPr>
+        <w:tc>
+          <w:tcPr>
+            <w:tcW w:w="800" w:type="dxa"/>
+          </w:tcPr>
+          <w:p>
+            <w:pPr>
+              <w:spacing w:after="0" w:line="240" w:lineRule="auto"/>
+            </w:pPr>
+            <w:r>
+              <w:rPr>
+                <w:b/>
+                <w:bCs/>
+                <w:sz w:val="18"/>
+                <w:szCs w:val="18"/>
+              </w:rPr>
+              <w:t>US-08</w:t>
+            </w:r>
+          </w:p>
+        </w:tc>
+        <w:tc>
+          <w:tcPr>
+            <w:tcW w:w="6460" w:type="dxa"/>
+          </w:tcPr>
+          <w:p>
+            <w:pPr>
+              <w:spacing w:after="0" w:line="240" w:lineRule="auto"/>
+            </w:pPr>
+            <w:r>
+              <w:rPr>
+                <w:sz w:val="18"/>
+                <w:szCs w:val="18"/>
+              </w:rPr>
+              <w:t>As a driver, I want to see my past and upcoming reservations so I can find a receipt or check a booking.</w:t>
+            </w:r>
+          </w:p>
+        </w:tc>
+        <w:tc>
+          <w:tcPr>
+            <w:tcW w:w="2100" w:type="dxa"/>
+          </w:tcPr>
+          <w:p>
+            <w:pPr>
+              <w:spacing w:after="0" w:line="240" w:lineRule="auto"/>
+            </w:pPr>
+            <w:r>
+              <w:rPr>
+                <w:sz w:val="18"/>
+                <w:szCs w:val="18"/>
+              </w:rPr>
+              <w:t>UC-08, FR7</w:t>
+            </w:r>
+          </w:p>
+        </w:tc>
+      </w:tr>
+      <w:tr>
+        <w:trPr>
+          <w:cantSplit/>
+        </w:trPr>
+        <w:tc>
+          <w:tcPr>
+            <w:tcW w:w="800" w:type="dxa"/>
+          </w:tcPr>
+          <w:p>
+            <w:pPr>
+              <w:spacing w:after="0" w:line="240" w:lineRule="auto"/>
+            </w:pPr>
+            <w:r>
+              <w:rPr>
+                <w:b/>
+                <w:bCs/>
+                <w:sz w:val="18"/>
+                <w:szCs w:val="18"/>
+              </w:rPr>
+              <w:t>US-09</w:t>
+            </w:r>
+          </w:p>
+        </w:tc>
+        <w:tc>
+          <w:tcPr>
+            <w:tcW w:w="6460" w:type="dxa"/>
+          </w:tcPr>
+          <w:p>
+            <w:pPr>
+              <w:spacing w:after="0" w:line="240" w:lineRule="auto"/>
+            </w:pPr>
+            <w:r>
+              <w:rPr>
+                <w:sz w:val="18"/>
+                <w:szCs w:val="18"/>
+              </w:rPr>
+              <w:t>As a driver, I want to cancel or change a reservation if my plans change so I don't pay for parking I won't use.</w:t>
+            </w:r>
+          </w:p>
+        </w:tc>
+        <w:tc>
+          <w:tcPr>
+            <w:tcW w:w="2100" w:type="dxa"/>
+          </w:tcPr>
+          <w:p>
+            <w:pPr>
+              <w:spacing w:after="0" w:line="240" w:lineRule="auto"/>
+            </w:pPr>
+            <w:r>
+              <w:rPr>
+                <w:sz w:val="18"/>
+                <w:szCs w:val="18"/>
+              </w:rPr>
+              <w:t>UC-09, FR7</w:t>
+            </w:r>
+          </w:p>
+        </w:tc>
+      </w:tr>
+      <w:tr>
+        <w:trPr>
+          <w:cantSplit/>
+        </w:trPr>
+        <w:tc>
+          <w:tcPr>
+            <w:tcW w:w="800" w:type="dxa"/>
+          </w:tcPr>
+          <w:p>
+            <w:pPr>
+              <w:spacing w:after="0" w:line="240" w:lineRule="auto"/>
+            </w:pPr>
+            <w:r>
+              <w:rPr>
+                <w:b/>
+                <w:bCs/>
+                <w:sz w:val="18"/>
+                <w:szCs w:val="18"/>
+              </w:rPr>
+              <w:t>US-10</w:t>
+            </w:r>
+          </w:p>
+        </w:tc>
+        <w:tc>
+          <w:tcPr>
+            <w:tcW w:w="6460" w:type="dxa"/>
+          </w:tcPr>
+          <w:p>
+            <w:pPr>
+              <w:spacing w:after="0" w:line="240" w:lineRule="auto"/>
+            </w:pPr>
+            <w:r>
+              <w:rPr>
+                <w:sz w:val="18"/>
+                <w:szCs w:val="18"/>
+              </w:rPr>
+              <w:t>As a driver, I want directions to my reserved garage so I don't get lost on the way.</w:t>
+            </w:r>
+          </w:p>
+        </w:tc>
+        <w:tc>
+          <w:tcPr>
+            <w:tcW w:w="2100" w:type="dxa"/>
+          </w:tcPr>
+          <w:p>
+            <w:pPr>
+              <w:spacing w:after="0" w:line="240" w:lineRule="auto"/>
+            </w:pPr>
+            <w:r>
+              <w:rPr>
+                <w:sz w:val="18"/>
+                <w:szCs w:val="18"/>
+              </w:rPr>
+              <w:t>UC-10, FR8</w:t>
+            </w:r>
+          </w:p>
+        </w:tc>
+      </w:tr>
+      <w:tr>
+        <w:trPr>
+          <w:cantSplit/>
+        </w:trPr>
+        <w:tc>
+          <w:tcPr>
+            <w:tcW w:w="800" w:type="dxa"/>
+          </w:tcPr>
+          <w:p>
+            <w:pPr>
+              <w:spacing w:after="0" w:line="240" w:lineRule="auto"/>
+            </w:pPr>
+            <w:r>
+              <w:rPr>
+                <w:b/>
+                <w:bCs/>
+                <w:sz w:val="18"/>
+                <w:szCs w:val="18"/>
+              </w:rPr>
+              <w:t>US-11</w:t>
+            </w:r>
+          </w:p>
+        </w:tc>
+        <w:tc>
+          <w:tcPr>
+            <w:tcW w:w="6460" w:type="dxa"/>
+          </w:tcPr>
+          <w:p>
+            <w:pPr>
+              <w:spacing w:after="0" w:line="240" w:lineRule="auto"/>
+            </w:pPr>
+            <w:r>
+              <w:rPr>
+                <w:sz w:val="18"/>
+                <w:szCs w:val="18"/>
+              </w:rPr>
+              <w:t>As a driver, I want a reminder before my reservation runs out so I can leave or extend in time.</w:t>
+            </w:r>
+          </w:p>
+        </w:tc>
+        <w:tc>
+          <w:tcPr>
+            <w:tcW w:w="2100" w:type="dxa"/>
+          </w:tcPr>
+          <w:p>
+            <w:pPr>
+              <w:spacing w:after="0" w:line="240" w:lineRule="auto"/>
+            </w:pPr>
+            <w:r>
+              <w:rPr>
+                <w:sz w:val="18"/>
+                <w:szCs w:val="18"/>
+              </w:rPr>
+              <w:t>UC-11, FR9</w:t>
+            </w:r>
+          </w:p>
+        </w:tc>
+      </w:tr>
+      <w:tr>
+        <w:trPr>
+          <w:cantSplit/>
+        </w:trPr>
+        <w:tc>
+          <w:tcPr>
+            <w:tcW w:w="800" w:type="dxa"/>
+          </w:tcPr>
+          <w:p>
+            <w:pPr>
+              <w:spacing w:after="0" w:line="240" w:lineRule="auto"/>
+            </w:pPr>
+            <w:r>
+              <w:rPr>
+                <w:b/>
+                <w:bCs/>
+                <w:sz w:val="18"/>
+                <w:szCs w:val="18"/>
+              </w:rPr>
+              <w:t>US-12</w:t>
+            </w:r>
+          </w:p>
+        </w:tc>
+        <w:tc>
+          <w:tcPr>
+            <w:tcW w:w="6460" w:type="dxa"/>
+          </w:tcPr>
+          <w:p>
+            <w:pPr>
+              <w:spacing w:after="0" w:line="240" w:lineRule="auto"/>
+            </w:pPr>
+            <w:r>
+              <w:rPr>
+                <w:sz w:val="18"/>
+                <w:szCs w:val="18"/>
+              </w:rPr>
+              <w:t>As an operator, I want to log into a dashboard for my garage so I can manage it from one place.</w:t>
+            </w:r>
+          </w:p>
+        </w:tc>
+        <w:tc>
+          <w:tcPr>
+            <w:tcW w:w="2100" w:type="dxa"/>
+          </w:tcPr>
+          <w:p>
+            <w:pPr>
+              <w:spacing w:after="0" w:line="240" w:lineRule="auto"/>
+            </w:pPr>
+            <w:r>
+              <w:rPr>
+                <w:sz w:val="18"/>
+                <w:szCs w:val="18"/>
+              </w:rPr>
+              <w:t>UC-12, FR10</w:t>
+            </w:r>
+          </w:p>
+        </w:tc>
+      </w:tr>
+      <w:tr>
+        <w:trPr>
+          <w:cantSplit/>
+        </w:trPr>
+        <w:tc>
+          <w:tcPr>
+            <w:tcW w:w="800" w:type="dxa"/>
+          </w:tcPr>
+          <w:p>
+            <w:pPr>
+              <w:spacing w:after="0" w:line="240" w:lineRule="auto"/>
+            </w:pPr>
+            <w:r>
+              <w:rPr>
+                <w:b/>
+                <w:bCs/>
+                <w:sz w:val="18"/>
+                <w:szCs w:val="18"/>
+              </w:rPr>
+              <w:t>US-13</w:t>
+            </w:r>
+          </w:p>
+        </w:tc>
+        <w:tc>
+          <w:tcPr>
+            <w:tcW w:w="6460" w:type="dxa"/>
+          </w:tcPr>
+          <w:p>
+            <w:pPr>
+              <w:spacing w:after="0" w:line="240" w:lineRule="auto"/>
+            </w:pPr>
+            <w:r>
+              <w:rPr>
+                <w:sz w:val="18"/>
+                <w:szCs w:val="18"/>
+              </w:rPr>
+              <w:t>As an operator, I want to change prices and open spot counts so the app always matches what's happening at my garage.</w:t>
+            </w:r>
+          </w:p>
+        </w:tc>
+        <w:tc>
+          <w:tcPr>
+            <w:tcW w:w="2100" w:type="dxa"/>
+          </w:tcPr>
+          <w:p>
+            <w:pPr>
+              <w:spacing w:after="0" w:line="240" w:lineRule="auto"/>
+            </w:pPr>
+            <w:r>
+              <w:rPr>
+                <w:sz w:val="18"/>
+                <w:szCs w:val="18"/>
+              </w:rPr>
+              <w:t>UC-13, FR11</w:t>
+            </w:r>
+          </w:p>
+        </w:tc>
+      </w:tr>
+      <w:tr>
+        <w:trPr>
+          <w:cantSplit/>
+        </w:trPr>
+        <w:tc>
+          <w:tcPr>
+            <w:tcW w:w="800" w:type="dxa"/>
+          </w:tcPr>
+          <w:p>
+            <w:pPr>
+              <w:spacing w:after="0" w:line="240" w:lineRule="auto"/>
+            </w:pPr>
+            <w:r>
+              <w:rPr>
+                <w:b/>
+                <w:bCs/>
+                <w:sz w:val="18"/>
+                <w:szCs w:val="18"/>
+              </w:rPr>
+              <w:t>US-14</w:t>
+            </w:r>
+          </w:p>
+        </w:tc>
+        <w:tc>
+          <w:tcPr>
+            <w:tcW w:w="6460" w:type="dxa"/>
+          </w:tcPr>
+          <w:p>
+            <w:pPr>
+              <w:spacing w:after="0" w:line="240" w:lineRule="auto"/>
+            </w:pPr>
+            <w:r>
+              <w:rPr>
+                <w:sz w:val="18"/>
+                <w:szCs w:val="18"/>
+              </w:rPr>
+              <w:t>As an operator, I want to see peak hours and revenue reports so I can decide when to raise or lower prices.</w:t>
+            </w:r>
+          </w:p>
+        </w:tc>
+        <w:tc>
+          <w:tcPr>
+            <w:tcW w:w="2100" w:type="dxa"/>
+          </w:tcPr>
+          <w:p>
+            <w:pPr>
+              <w:spacing w:after="0" w:line="240" w:lineRule="auto"/>
+            </w:pPr>
+            <w:r>
+              <w:rPr>
+                <w:sz w:val="18"/>
+                <w:szCs w:val="18"/>
+              </w:rPr>
+              <w:t>UC-14, FR12</w:t>
+            </w:r>
+          </w:p>
+        </w:tc>
+      </w:tr>
+      <w:tr>
+        <w:trPr>
+          <w:cantSplit/>
+        </w:trPr>
+        <w:tc>
+          <w:tcPr>
+            <w:tcW w:w="800" w:type="dxa"/>
+          </w:tcPr>
+          <w:p>
+            <w:pPr>
+              <w:spacing w:after="0" w:line="240" w:lineRule="auto"/>
+            </w:pPr>
+            <w:r>
+              <w:rPr>
+                <w:b/>
+                <w:bCs/>
+                <w:sz w:val="18"/>
+                <w:szCs w:val="18"/>
+              </w:rPr>
+              <w:t>US-15</w:t>
+            </w:r>
+          </w:p>
+        </w:tc>
+        <w:tc>
+          <w:tcPr>
+            <w:tcW w:w="6460" w:type="dxa"/>
+          </w:tcPr>
+          <w:p>
+            <w:pPr>
+              <w:spacing w:after="0" w:line="240" w:lineRule="auto"/>
+            </w:pPr>
+            <w:r>
+              <w:rPr>
+                <w:sz w:val="18"/>
+                <w:szCs w:val="18"/>
+              </w:rPr>
+              <w:t>As an operator, I want to add or edit my garage's listing so drivers see the right hours, photos, and rates.</w:t>
+            </w:r>
+          </w:p>
+        </w:tc>
+        <w:tc>
+          <w:tcPr>
+            <w:tcW w:w="2100" w:type="dxa"/>
+          </w:tcPr>
+          <w:p>
+            <w:pPr>
+              <w:spacing w:after="0" w:line="240" w:lineRule="auto"/>
+            </w:pPr>
+            <w:r>
+              <w:rPr>
+                <w:sz w:val="18"/>
+                <w:szCs w:val="18"/>
+              </w:rPr>
+              <w:t>UC-15, FR13</w:t>
+            </w:r>
+          </w:p>
+        </w:tc>
+      </w:tr>
+    </w:tbl>
     <w:p>
       <w:pPr>
         <w:pBdr>
@@ -682,8 +1658,18 @@
       </w:pPr>
     </w:p>
     <w:p>
-      <w:r>
-        <w:t>Homework 2</w:t>
+      <w:pPr>
+        <w:rPr>
+          <w:b/>
+          <w:bCs/>
+        </w:rPr>
+      </w:pPr>
+      <w:r>
+        <w:rPr>
+          <w:b/>
+          <w:bCs/>
+        </w:rPr>
+        <w:t>4. Work Breakdown Structure (WBS)</w:t>
       </w:r>
     </w:p>
     <w:p>
@@ -691,6 +1677,7 @@
         <w:rPr>
           <w:noProof/>
         </w:rPr>
+        <w:lastRenderedPageBreak/>
         <mc:AlternateContent>
           <mc:Choice Requires="wps">
             <w:drawing>
@@ -1105,13 +2092,7 @@
                               <w:rPr>
                                 <w:color w:val="000000" w:themeColor="text1"/>
                               </w:rPr>
-                              <w:t>3.3 Reserve</w:t>
-                            </w:r>
-                            <w:r>
-                              <w:rPr>
-                                <w:color w:val="000000" w:themeColor="text1"/>
-                              </w:rPr>
-                              <w:t xml:space="preserve"> a spot</w:t>
+                              <w:t>1.3 Reserve &amp; Pay</w:t>
                             </w:r>
                           </w:p>
                         </w:txbxContent>
@@ -1152,13 +2133,7 @@
                         <w:rPr>
                           <w:color w:val="000000" w:themeColor="text1"/>
                         </w:rPr>
-                        <w:t>3.3 Reserve</w:t>
-                      </w:r>
-                      <w:r>
-                        <w:rPr>
-                          <w:color w:val="000000" w:themeColor="text1"/>
-                        </w:rPr>
-                        <w:t xml:space="preserve"> a spot</w:t>
+                        <w:t xml:space="preserve">1.3 Reserve &amp; Pay</w:t>
                       </w:r>
                     </w:p>
                   </w:txbxContent>
@@ -1232,13 +2207,7 @@
                               <w:rPr>
                                 <w:color w:val="000000" w:themeColor="text1"/>
                               </w:rPr>
-                              <w:t>3.2 Search</w:t>
-                            </w:r>
-                            <w:r>
-                              <w:rPr>
-                                <w:color w:val="000000" w:themeColor="text1"/>
-                              </w:rPr>
-                              <w:t xml:space="preserve"> &amp; Map</w:t>
+                              <w:t>1.2 Search &amp; Map</w:t>
                             </w:r>
                           </w:p>
                         </w:txbxContent>
@@ -1279,13 +2248,7 @@
                         <w:rPr>
                           <w:color w:val="000000" w:themeColor="text1"/>
                         </w:rPr>
-                        <w:t>3.2 Search</w:t>
-                      </w:r>
-                      <w:r>
-                        <w:rPr>
-                          <w:color w:val="000000" w:themeColor="text1"/>
-                        </w:rPr>
-                        <w:t xml:space="preserve"> &amp; Map</w:t>
+                        <w:t xml:space="preserve">1.2 Search &amp; Map</w:t>
                       </w:r>
                     </w:p>
                   </w:txbxContent>
@@ -1359,19 +2322,7 @@
                               <w:rPr>
                                 <w:color w:val="000000" w:themeColor="text1"/>
                               </w:rPr>
-                              <w:t xml:space="preserve">3.1 </w:t>
-                            </w:r>
-                            <w:r>
-                              <w:rPr>
-                                <w:color w:val="000000" w:themeColor="text1"/>
-                              </w:rPr>
-                              <w:t>Register</w:t>
-                            </w:r>
-                            <w:r>
-                              <w:rPr>
-                                <w:color w:val="000000" w:themeColor="text1"/>
-                              </w:rPr>
-                              <w:t xml:space="preserve"> &amp; Login</w:t>
+                              <w:t>1.1 Register &amp; Login</w:t>
                             </w:r>
                           </w:p>
                         </w:txbxContent>
@@ -1412,19 +2363,7 @@
                         <w:rPr>
                           <w:color w:val="000000" w:themeColor="text1"/>
                         </w:rPr>
-                        <w:t xml:space="preserve">3.1 </w:t>
-                      </w:r>
-                      <w:r>
-                        <w:rPr>
-                          <w:color w:val="000000" w:themeColor="text1"/>
-                        </w:rPr>
-                        <w:t>Register</w:t>
-                      </w:r>
-                      <w:r>
-                        <w:rPr>
-                          <w:color w:val="000000" w:themeColor="text1"/>
-                        </w:rPr>
-                        <w:t xml:space="preserve"> &amp; Login</w:t>
+                        <w:t xml:space="preserve">1.1 Register &amp; Login</w:t>
                       </w:r>
                     </w:p>
                   </w:txbxContent>
@@ -1880,39 +2819,7 @@
                                 <w:sz w:val="20"/>
                                 <w:szCs w:val="20"/>
                               </w:rPr>
-                              <w:t>2.</w:t>
-                            </w:r>
-                            <w:r>
-                              <w:rPr>
-                                <w:color w:val="000000" w:themeColor="text1"/>
-                                <w:sz w:val="20"/>
-                                <w:szCs w:val="20"/>
-                              </w:rPr>
-                              <w:t>4</w:t>
-                            </w:r>
-                            <w:r>
-                              <w:rPr>
-                                <w:color w:val="000000" w:themeColor="text1"/>
-                                <w:sz w:val="20"/>
-                                <w:szCs w:val="20"/>
-                              </w:rPr>
-                              <w:t xml:space="preserve"> </w:t>
-                            </w:r>
-                            <w:r>
-                              <w:rPr>
-                                <w:color w:val="000000" w:themeColor="text1"/>
-                                <w:sz w:val="20"/>
-                                <w:szCs w:val="20"/>
-                              </w:rPr>
-                              <w:t>Testing</w:t>
-                            </w:r>
-                            <w:r>
-                              <w:rPr>
-                                <w:color w:val="000000" w:themeColor="text1"/>
-                                <w:sz w:val="20"/>
-                                <w:szCs w:val="20"/>
-                              </w:rPr>
-                              <w:t xml:space="preserve"> &amp; Launch</w:t>
+                              <w:t>4. Testing &amp; Launch</w:t>
                             </w:r>
                           </w:p>
                         </w:txbxContent>
@@ -1957,39 +2864,7 @@
                           <w:sz w:val="20"/>
                           <w:szCs w:val="20"/>
                         </w:rPr>
-                        <w:t>2.</w:t>
-                      </w:r>
-                      <w:r>
-                        <w:rPr>
-                          <w:color w:val="000000" w:themeColor="text1"/>
-                          <w:sz w:val="20"/>
-                          <w:szCs w:val="20"/>
-                        </w:rPr>
-                        <w:t>4</w:t>
-                      </w:r>
-                      <w:r>
-                        <w:rPr>
-                          <w:color w:val="000000" w:themeColor="text1"/>
-                          <w:sz w:val="20"/>
-                          <w:szCs w:val="20"/>
-                        </w:rPr>
-                        <w:t xml:space="preserve"> </w:t>
-                      </w:r>
-                      <w:r>
-                        <w:rPr>
-                          <w:color w:val="000000" w:themeColor="text1"/>
-                          <w:sz w:val="20"/>
-                          <w:szCs w:val="20"/>
-                        </w:rPr>
-                        <w:t>Testing</w:t>
-                      </w:r>
-                      <w:r>
-                        <w:rPr>
-                          <w:color w:val="000000" w:themeColor="text1"/>
-                          <w:sz w:val="20"/>
-                          <w:szCs w:val="20"/>
-                        </w:rPr>
-                        <w:t xml:space="preserve"> &amp; Launch</w:t>
+                        <w:t xml:space="preserve">4. Testing &amp; Launch</w:t>
                       </w:r>
                     </w:p>
                   </w:txbxContent>
@@ -2067,39 +2942,7 @@
                                 <w:sz w:val="20"/>
                                 <w:szCs w:val="20"/>
                               </w:rPr>
-                              <w:t>2.</w:t>
-                            </w:r>
-                            <w:r>
-                              <w:rPr>
-                                <w:color w:val="000000" w:themeColor="text1"/>
-                                <w:sz w:val="20"/>
-                                <w:szCs w:val="20"/>
-                              </w:rPr>
-                              <w:t>3</w:t>
-                            </w:r>
-                            <w:r>
-                              <w:rPr>
-                                <w:color w:val="000000" w:themeColor="text1"/>
-                                <w:sz w:val="20"/>
-                                <w:szCs w:val="20"/>
-                              </w:rPr>
-                              <w:t xml:space="preserve"> </w:t>
-                            </w:r>
-                            <w:r>
-                              <w:rPr>
-                                <w:color w:val="000000" w:themeColor="text1"/>
-                                <w:sz w:val="20"/>
-                                <w:szCs w:val="20"/>
-                              </w:rPr>
-                              <w:t>Backend</w:t>
-                            </w:r>
-                            <w:r>
-                              <w:rPr>
-                                <w:color w:val="000000" w:themeColor="text1"/>
-                                <w:sz w:val="20"/>
-                                <w:szCs w:val="20"/>
-                              </w:rPr>
-                              <w:t xml:space="preserve"> Services</w:t>
+                              <w:t>3. Backend Services</w:t>
                             </w:r>
                           </w:p>
                         </w:txbxContent>
@@ -2144,39 +2987,7 @@
                           <w:sz w:val="20"/>
                           <w:szCs w:val="20"/>
                         </w:rPr>
-                        <w:t>2.</w:t>
-                      </w:r>
-                      <w:r>
-                        <w:rPr>
-                          <w:color w:val="000000" w:themeColor="text1"/>
-                          <w:sz w:val="20"/>
-                          <w:szCs w:val="20"/>
-                        </w:rPr>
-                        <w:t>3</w:t>
-                      </w:r>
-                      <w:r>
-                        <w:rPr>
-                          <w:color w:val="000000" w:themeColor="text1"/>
-                          <w:sz w:val="20"/>
-                          <w:szCs w:val="20"/>
-                        </w:rPr>
-                        <w:t xml:space="preserve"> </w:t>
-                      </w:r>
-                      <w:r>
-                        <w:rPr>
-                          <w:color w:val="000000" w:themeColor="text1"/>
-                          <w:sz w:val="20"/>
-                          <w:szCs w:val="20"/>
-                        </w:rPr>
-                        <w:t>Backend</w:t>
-                      </w:r>
-                      <w:r>
-                        <w:rPr>
-                          <w:color w:val="000000" w:themeColor="text1"/>
-                          <w:sz w:val="20"/>
-                          <w:szCs w:val="20"/>
-                        </w:rPr>
-                        <w:t xml:space="preserve"> Services</w:t>
+                        <w:t xml:space="preserve">3. Backend Services</w:t>
                       </w:r>
                     </w:p>
                   </w:txbxContent>
@@ -2254,39 +3065,7 @@
                                 <w:sz w:val="16"/>
                                 <w:szCs w:val="16"/>
                               </w:rPr>
-                              <w:t>2.</w:t>
-                            </w:r>
-                            <w:r>
-                              <w:rPr>
-                                <w:color w:val="000000" w:themeColor="text1"/>
-                                <w:sz w:val="16"/>
-                                <w:szCs w:val="16"/>
-                              </w:rPr>
-                              <w:t>2</w:t>
-                            </w:r>
-                            <w:r>
-                              <w:rPr>
-                                <w:color w:val="000000" w:themeColor="text1"/>
-                                <w:sz w:val="16"/>
-                                <w:szCs w:val="16"/>
-                              </w:rPr>
-                              <w:t xml:space="preserve"> </w:t>
-                            </w:r>
-                            <w:r>
-                              <w:rPr>
-                                <w:color w:val="000000" w:themeColor="text1"/>
-                                <w:sz w:val="16"/>
-                                <w:szCs w:val="16"/>
-                              </w:rPr>
-                              <w:t>Operator</w:t>
-                            </w:r>
-                            <w:r>
-                              <w:rPr>
-                                <w:color w:val="000000" w:themeColor="text1"/>
-                                <w:sz w:val="16"/>
-                                <w:szCs w:val="16"/>
-                              </w:rPr>
-                              <w:t xml:space="preserve"> Dashboard</w:t>
+                              <w:t>2. Operator Dashboard</w:t>
                             </w:r>
                           </w:p>
                         </w:txbxContent>
@@ -2331,39 +3110,7 @@
                           <w:sz w:val="16"/>
                           <w:szCs w:val="16"/>
                         </w:rPr>
-                        <w:t>2.</w:t>
-                      </w:r>
-                      <w:r>
-                        <w:rPr>
-                          <w:color w:val="000000" w:themeColor="text1"/>
-                          <w:sz w:val="16"/>
-                          <w:szCs w:val="16"/>
-                        </w:rPr>
-                        <w:t>2</w:t>
-                      </w:r>
-                      <w:r>
-                        <w:rPr>
-                          <w:color w:val="000000" w:themeColor="text1"/>
-                          <w:sz w:val="16"/>
-                          <w:szCs w:val="16"/>
-                        </w:rPr>
-                        <w:t xml:space="preserve"> </w:t>
-                      </w:r>
-                      <w:r>
-                        <w:rPr>
-                          <w:color w:val="000000" w:themeColor="text1"/>
-                          <w:sz w:val="16"/>
-                          <w:szCs w:val="16"/>
-                        </w:rPr>
-                        <w:t>Operator</w:t>
-                      </w:r>
-                      <w:r>
-                        <w:rPr>
-                          <w:color w:val="000000" w:themeColor="text1"/>
-                          <w:sz w:val="16"/>
-                          <w:szCs w:val="16"/>
-                        </w:rPr>
-                        <w:t xml:space="preserve"> Dashboard</w:t>
+                        <w:t xml:space="preserve">2. Operator Dashboard</w:t>
                       </w:r>
                     </w:p>
                   </w:txbxContent>
@@ -2441,23 +3188,7 @@
                                 <w:sz w:val="22"/>
                                 <w:szCs w:val="22"/>
                               </w:rPr>
-                              <w:t xml:space="preserve">2.1 </w:t>
-                            </w:r>
-                            <w:r>
-                              <w:rPr>
-                                <w:color w:val="000000" w:themeColor="text1"/>
-                                <w:sz w:val="22"/>
-                                <w:szCs w:val="22"/>
-                              </w:rPr>
-                              <w:t>Driver</w:t>
-                            </w:r>
-                            <w:r>
-                              <w:rPr>
-                                <w:color w:val="000000" w:themeColor="text1"/>
-                                <w:sz w:val="22"/>
-                                <w:szCs w:val="22"/>
-                              </w:rPr>
-                              <w:t xml:space="preserve"> App</w:t>
+                              <w:t>1. Driver App</w:t>
                             </w:r>
                           </w:p>
                         </w:txbxContent>
@@ -2502,23 +3233,7 @@
                           <w:sz w:val="22"/>
                           <w:szCs w:val="22"/>
                         </w:rPr>
-                        <w:t xml:space="preserve">2.1 </w:t>
-                      </w:r>
-                      <w:r>
-                        <w:rPr>
-                          <w:color w:val="000000" w:themeColor="text1"/>
-                          <w:sz w:val="22"/>
-                          <w:szCs w:val="22"/>
-                        </w:rPr>
-                        <w:t>Driver</w:t>
-                      </w:r>
-                      <w:r>
-                        <w:rPr>
-                          <w:color w:val="000000" w:themeColor="text1"/>
-                          <w:sz w:val="22"/>
-                          <w:szCs w:val="22"/>
-                        </w:rPr>
-                        <w:t xml:space="preserve"> App</w:t>
+                        <w:t xml:space="preserve">1. Driver App</w:t>
                       </w:r>
                     </w:p>
                   </w:txbxContent>
@@ -2662,7 +3377,6 @@
         <w:spacing w:after="0"/>
       </w:pPr>
       <w:r>
-        <w:lastRenderedPageBreak/>
         <w:t>1.3 Reserve &amp; Pay</w:t>
       </w:r>
     </w:p>
@@ -2943,7 +3657,6 @@
         <w:spacing w:after="0"/>
       </w:pPr>
       <w:r>
-        <w:lastRenderedPageBreak/>
         <w:t xml:space="preserve">    3.2.2 Prevent double-booking</w:t>
       </w:r>
     </w:p>
@@ -3018,6 +3731,7 @@
         <w:spacing w:after="0"/>
       </w:pPr>
       <w:r>
+        <w:lastRenderedPageBreak/>
         <w:t xml:space="preserve">    3.4.2 Maps and location API</w:t>
       </w:r>
     </w:p>
@@ -3136,15 +3850,27 @@
     </w:p>
     <w:p>
       <w:pPr>
-        <w:spacing w:after="0"/>
+        <w:rPr>
+          <w:b/>
+          <w:bCs/>
+        </w:rPr>
       </w:pPr>
       <w:r>
-        <w:t xml:space="preserve">2. </w:t>
+        <w:rPr>
+          <w:b/>
+          <w:bCs/>
+        </w:rPr>
+        <w:t>5. Timeline &amp; Gantt Chart</w:t>
+      </w:r>
+    </w:p>
+    <w:p>
+      <w:r>
+        <w:t>The Status column is as of October 15, 2026 (week 8 of 16). We're on schedule, so none of the dates changed.</w:t>
       </w:r>
     </w:p>
     <w:tbl>
       <w:tblPr>
-        <w:tblW w:w="7036" w:type="dxa"/>
+        <w:tblW w:w="8636" w:type="dxa"/>
         <w:tblLook w:val="04A0" w:firstRow="1" w:lastRow="0" w:firstColumn="1" w:lastColumn="0" w:noHBand="0" w:noVBand="1"/>
       </w:tblPr>
       <w:tblGrid>
@@ -3152,6 +3878,7 @@
         <w:gridCol w:w="1318"/>
         <w:gridCol w:w="1300"/>
         <w:gridCol w:w="1318"/>
+        <w:gridCol w:w="1600"/>
       </w:tblGrid>
       <w:tr>
         <w:trPr>
@@ -3333,6 +4060,50 @@
             </w:r>
           </w:p>
         </w:tc>
+        <w:tc>
+          <w:tcPr>
+            <w:tcW w:w="1600" w:type="dxa"/>
+            <w:tcBorders>
+              <w:top w:val="single" w:sz="4" w:space="0" w:color="BFBFBF"/>
+              <w:left w:val="nil"/>
+              <w:bottom w:val="single" w:sz="4" w:space="0" w:color="BFBFBF"/>
+              <w:right w:val="single" w:sz="4" w:space="0" w:color="BFBFBF"/>
+            </w:tcBorders>
+            <w:shd w:val="clear" w:color="003366" w:fill="1F4E79"/>
+            <w:noWrap/>
+            <w:vAlign w:val="center"/>
+            <w:hideMark/>
+          </w:tcPr>
+          <w:p>
+            <w:pPr>
+              <w:spacing w:after="0" w:line="240" w:lineRule="auto"/>
+              <w:jc w:val="center"/>
+              <w:rPr>
+                <w:rFonts w:ascii="Arial" w:eastAsia="Times New Roman" w:hAnsi="Arial" w:cs="Arial"/>
+                <w:b/>
+                <w:bCs/>
+                <w:color w:val="FFFFFF"/>
+                <w:kern w:val="0"/>
+                <w:sz w:val="22"/>
+                <w:szCs w:val="22"/>
+                <w14:ligatures w14:val="none"/>
+              </w:rPr>
+            </w:pPr>
+            <w:r>
+              <w:rPr>
+                <w:rFonts w:ascii="Arial" w:eastAsia="Times New Roman" w:hAnsi="Arial" w:cs="Arial"/>
+                <w:b/>
+                <w:bCs/>
+                <w:color w:val="FFFFFF"/>
+                <w:kern w:val="0"/>
+                <w:sz w:val="22"/>
+                <w:szCs w:val="22"/>
+                <w14:ligatures w14:val="none"/>
+              </w:rPr>
+              <w:t>Status</w:t>
+            </w:r>
+          </w:p>
+        </w:tc>
       </w:tr>
       <w:tr>
         <w:trPr>
@@ -3489,6 +4260,43 @@
             </w:r>
           </w:p>
         </w:tc>
+        <w:tc>
+          <w:tcPr>
+            <w:tcW w:w="1600" w:type="dxa"/>
+            <w:tcBorders>
+              <w:top w:val="nil"/>
+              <w:left w:val="nil"/>
+              <w:bottom w:val="single" w:sz="4" w:space="0" w:color="BFBFBF"/>
+              <w:right w:val="single" w:sz="4" w:space="0" w:color="BFBFBF"/>
+            </w:tcBorders>
+            <w:noWrap/>
+            <w:vAlign w:val="bottom"/>
+            <w:hideMark/>
+          </w:tcPr>
+          <w:p>
+            <w:pPr>
+              <w:spacing w:after="0" w:line="240" w:lineRule="auto"/>
+              <w:jc w:val="right"/>
+              <w:rPr>
+                <w:rFonts w:ascii="Arial" w:eastAsia="Times New Roman" w:hAnsi="Arial" w:cs="Arial"/>
+                <w:kern w:val="0"/>
+                <w:sz w:val="22"/>
+                <w:szCs w:val="22"/>
+                <w14:ligatures w14:val="none"/>
+              </w:rPr>
+            </w:pPr>
+            <w:r>
+              <w:rPr>
+                <w:rFonts w:ascii="Arial" w:eastAsia="Times New Roman" w:hAnsi="Arial" w:cs="Arial"/>
+                <w:kern w:val="0"/>
+                <w:sz w:val="22"/>
+                <w:szCs w:val="22"/>
+                <w14:ligatures w14:val="none"/>
+              </w:rPr>
+              <w:t>Done</w:t>
+            </w:r>
+          </w:p>
+        </w:tc>
       </w:tr>
       <w:tr>
         <w:trPr>
@@ -3645,6 +4453,43 @@
             </w:r>
           </w:p>
         </w:tc>
+        <w:tc>
+          <w:tcPr>
+            <w:tcW w:w="1600" w:type="dxa"/>
+            <w:tcBorders>
+              <w:top w:val="nil"/>
+              <w:left w:val="nil"/>
+              <w:bottom w:val="single" w:sz="4" w:space="0" w:color="BFBFBF"/>
+              <w:right w:val="single" w:sz="4" w:space="0" w:color="BFBFBF"/>
+            </w:tcBorders>
+            <w:noWrap/>
+            <w:vAlign w:val="bottom"/>
+            <w:hideMark/>
+          </w:tcPr>
+          <w:p>
+            <w:pPr>
+              <w:spacing w:after="0" w:line="240" w:lineRule="auto"/>
+              <w:jc w:val="right"/>
+              <w:rPr>
+                <w:rFonts w:ascii="Arial" w:eastAsia="Times New Roman" w:hAnsi="Arial" w:cs="Arial"/>
+                <w:kern w:val="0"/>
+                <w:sz w:val="22"/>
+                <w:szCs w:val="22"/>
+                <w14:ligatures w14:val="none"/>
+              </w:rPr>
+            </w:pPr>
+            <w:r>
+              <w:rPr>
+                <w:rFonts w:ascii="Arial" w:eastAsia="Times New Roman" w:hAnsi="Arial" w:cs="Arial"/>
+                <w:kern w:val="0"/>
+                <w:sz w:val="22"/>
+                <w:szCs w:val="22"/>
+                <w14:ligatures w14:val="none"/>
+              </w:rPr>
+              <w:t>Done</w:t>
+            </w:r>
+          </w:p>
+        </w:tc>
       </w:tr>
       <w:tr>
         <w:trPr>
@@ -3801,6 +4646,43 @@
             </w:r>
           </w:p>
         </w:tc>
+        <w:tc>
+          <w:tcPr>
+            <w:tcW w:w="1600" w:type="dxa"/>
+            <w:tcBorders>
+              <w:top w:val="nil"/>
+              <w:left w:val="nil"/>
+              <w:bottom w:val="single" w:sz="4" w:space="0" w:color="BFBFBF"/>
+              <w:right w:val="single" w:sz="4" w:space="0" w:color="BFBFBF"/>
+            </w:tcBorders>
+            <w:noWrap/>
+            <w:vAlign w:val="bottom"/>
+            <w:hideMark/>
+          </w:tcPr>
+          <w:p>
+            <w:pPr>
+              <w:spacing w:after="0" w:line="240" w:lineRule="auto"/>
+              <w:jc w:val="right"/>
+              <w:rPr>
+                <w:rFonts w:ascii="Arial" w:eastAsia="Times New Roman" w:hAnsi="Arial" w:cs="Arial"/>
+                <w:kern w:val="0"/>
+                <w:sz w:val="22"/>
+                <w:szCs w:val="22"/>
+                <w14:ligatures w14:val="none"/>
+              </w:rPr>
+            </w:pPr>
+            <w:r>
+              <w:rPr>
+                <w:rFonts w:ascii="Arial" w:eastAsia="Times New Roman" w:hAnsi="Arial" w:cs="Arial"/>
+                <w:kern w:val="0"/>
+                <w:sz w:val="22"/>
+                <w:szCs w:val="22"/>
+                <w14:ligatures w14:val="none"/>
+              </w:rPr>
+              <w:t>Done</w:t>
+            </w:r>
+          </w:p>
+        </w:tc>
       </w:tr>
       <w:tr>
         <w:trPr>
@@ -3957,6 +4839,43 @@
             </w:r>
           </w:p>
         </w:tc>
+        <w:tc>
+          <w:tcPr>
+            <w:tcW w:w="1600" w:type="dxa"/>
+            <w:tcBorders>
+              <w:top w:val="nil"/>
+              <w:left w:val="nil"/>
+              <w:bottom w:val="single" w:sz="4" w:space="0" w:color="BFBFBF"/>
+              <w:right w:val="single" w:sz="4" w:space="0" w:color="BFBFBF"/>
+            </w:tcBorders>
+            <w:noWrap/>
+            <w:vAlign w:val="bottom"/>
+            <w:hideMark/>
+          </w:tcPr>
+          <w:p>
+            <w:pPr>
+              <w:spacing w:after="0" w:line="240" w:lineRule="auto"/>
+              <w:jc w:val="right"/>
+              <w:rPr>
+                <w:rFonts w:ascii="Arial" w:eastAsia="Times New Roman" w:hAnsi="Arial" w:cs="Arial"/>
+                <w:kern w:val="0"/>
+                <w:sz w:val="22"/>
+                <w:szCs w:val="22"/>
+                <w14:ligatures w14:val="none"/>
+              </w:rPr>
+            </w:pPr>
+            <w:r>
+              <w:rPr>
+                <w:rFonts w:ascii="Arial" w:eastAsia="Times New Roman" w:hAnsi="Arial" w:cs="Arial"/>
+                <w:kern w:val="0"/>
+                <w:sz w:val="22"/>
+                <w:szCs w:val="22"/>
+                <w14:ligatures w14:val="none"/>
+              </w:rPr>
+              <w:t>Done</w:t>
+            </w:r>
+          </w:p>
+        </w:tc>
       </w:tr>
       <w:tr>
         <w:trPr>
@@ -4113,6 +5032,43 @@
             </w:r>
           </w:p>
         </w:tc>
+        <w:tc>
+          <w:tcPr>
+            <w:tcW w:w="1600" w:type="dxa"/>
+            <w:tcBorders>
+              <w:top w:val="nil"/>
+              <w:left w:val="nil"/>
+              <w:bottom w:val="single" w:sz="4" w:space="0" w:color="BFBFBF"/>
+              <w:right w:val="single" w:sz="4" w:space="0" w:color="BFBFBF"/>
+            </w:tcBorders>
+            <w:noWrap/>
+            <w:vAlign w:val="bottom"/>
+            <w:hideMark/>
+          </w:tcPr>
+          <w:p>
+            <w:pPr>
+              <w:spacing w:after="0" w:line="240" w:lineRule="auto"/>
+              <w:jc w:val="right"/>
+              <w:rPr>
+                <w:rFonts w:ascii="Arial" w:eastAsia="Times New Roman" w:hAnsi="Arial" w:cs="Arial"/>
+                <w:kern w:val="0"/>
+                <w:sz w:val="22"/>
+                <w:szCs w:val="22"/>
+                <w14:ligatures w14:val="none"/>
+              </w:rPr>
+            </w:pPr>
+            <w:r>
+              <w:rPr>
+                <w:rFonts w:ascii="Arial" w:eastAsia="Times New Roman" w:hAnsi="Arial" w:cs="Arial"/>
+                <w:kern w:val="0"/>
+                <w:sz w:val="22"/>
+                <w:szCs w:val="22"/>
+                <w14:ligatures w14:val="none"/>
+              </w:rPr>
+              <w:t>Done</w:t>
+            </w:r>
+          </w:p>
+        </w:tc>
       </w:tr>
       <w:tr>
         <w:trPr>
@@ -4269,6 +5225,43 @@
             </w:r>
           </w:p>
         </w:tc>
+        <w:tc>
+          <w:tcPr>
+            <w:tcW w:w="1600" w:type="dxa"/>
+            <w:tcBorders>
+              <w:top w:val="nil"/>
+              <w:left w:val="nil"/>
+              <w:bottom w:val="single" w:sz="4" w:space="0" w:color="BFBFBF"/>
+              <w:right w:val="single" w:sz="4" w:space="0" w:color="BFBFBF"/>
+            </w:tcBorders>
+            <w:noWrap/>
+            <w:vAlign w:val="bottom"/>
+            <w:hideMark/>
+          </w:tcPr>
+          <w:p>
+            <w:pPr>
+              <w:spacing w:after="0" w:line="240" w:lineRule="auto"/>
+              <w:jc w:val="right"/>
+              <w:rPr>
+                <w:rFonts w:ascii="Arial" w:eastAsia="Times New Roman" w:hAnsi="Arial" w:cs="Arial"/>
+                <w:kern w:val="0"/>
+                <w:sz w:val="22"/>
+                <w:szCs w:val="22"/>
+                <w14:ligatures w14:val="none"/>
+              </w:rPr>
+            </w:pPr>
+            <w:r>
+              <w:rPr>
+                <w:rFonts w:ascii="Arial" w:eastAsia="Times New Roman" w:hAnsi="Arial" w:cs="Arial"/>
+                <w:kern w:val="0"/>
+                <w:sz w:val="22"/>
+                <w:szCs w:val="22"/>
+                <w14:ligatures w14:val="none"/>
+              </w:rPr>
+              <w:t>In progress</w:t>
+            </w:r>
+          </w:p>
+        </w:tc>
       </w:tr>
       <w:tr>
         <w:trPr>
@@ -4425,6 +5418,43 @@
             </w:r>
           </w:p>
         </w:tc>
+        <w:tc>
+          <w:tcPr>
+            <w:tcW w:w="1600" w:type="dxa"/>
+            <w:tcBorders>
+              <w:top w:val="nil"/>
+              <w:left w:val="nil"/>
+              <w:bottom w:val="single" w:sz="4" w:space="0" w:color="BFBFBF"/>
+              <w:right w:val="single" w:sz="4" w:space="0" w:color="BFBFBF"/>
+            </w:tcBorders>
+            <w:noWrap/>
+            <w:vAlign w:val="bottom"/>
+            <w:hideMark/>
+          </w:tcPr>
+          <w:p>
+            <w:pPr>
+              <w:spacing w:after="0" w:line="240" w:lineRule="auto"/>
+              <w:jc w:val="right"/>
+              <w:rPr>
+                <w:rFonts w:ascii="Arial" w:eastAsia="Times New Roman" w:hAnsi="Arial" w:cs="Arial"/>
+                <w:kern w:val="0"/>
+                <w:sz w:val="22"/>
+                <w:szCs w:val="22"/>
+                <w14:ligatures w14:val="none"/>
+              </w:rPr>
+            </w:pPr>
+            <w:r>
+              <w:rPr>
+                <w:rFonts w:ascii="Arial" w:eastAsia="Times New Roman" w:hAnsi="Arial" w:cs="Arial"/>
+                <w:kern w:val="0"/>
+                <w:sz w:val="22"/>
+                <w:szCs w:val="22"/>
+                <w14:ligatures w14:val="none"/>
+              </w:rPr>
+              <w:t>In progress</w:t>
+            </w:r>
+          </w:p>
+        </w:tc>
       </w:tr>
       <w:tr>
         <w:trPr>
@@ -4581,6 +5611,43 @@
             </w:r>
           </w:p>
         </w:tc>
+        <w:tc>
+          <w:tcPr>
+            <w:tcW w:w="1600" w:type="dxa"/>
+            <w:tcBorders>
+              <w:top w:val="nil"/>
+              <w:left w:val="nil"/>
+              <w:bottom w:val="single" w:sz="4" w:space="0" w:color="BFBFBF"/>
+              <w:right w:val="single" w:sz="4" w:space="0" w:color="BFBFBF"/>
+            </w:tcBorders>
+            <w:noWrap/>
+            <w:vAlign w:val="bottom"/>
+            <w:hideMark/>
+          </w:tcPr>
+          <w:p>
+            <w:pPr>
+              <w:spacing w:after="0" w:line="240" w:lineRule="auto"/>
+              <w:jc w:val="right"/>
+              <w:rPr>
+                <w:rFonts w:ascii="Arial" w:eastAsia="Times New Roman" w:hAnsi="Arial" w:cs="Arial"/>
+                <w:kern w:val="0"/>
+                <w:sz w:val="22"/>
+                <w:szCs w:val="22"/>
+                <w14:ligatures w14:val="none"/>
+              </w:rPr>
+            </w:pPr>
+            <w:r>
+              <w:rPr>
+                <w:rFonts w:ascii="Arial" w:eastAsia="Times New Roman" w:hAnsi="Arial" w:cs="Arial"/>
+                <w:kern w:val="0"/>
+                <w:sz w:val="22"/>
+                <w:szCs w:val="22"/>
+                <w14:ligatures w14:val="none"/>
+              </w:rPr>
+              <w:t>In progress</w:t>
+            </w:r>
+          </w:p>
+        </w:tc>
       </w:tr>
       <w:tr>
         <w:trPr>
@@ -4618,7 +5685,6 @@
                 <w:szCs w:val="22"/>
                 <w14:ligatures w14:val="none"/>
               </w:rPr>
-              <w:lastRenderedPageBreak/>
               <w:t>2.2 Manage Facilities</w:t>
             </w:r>
           </w:p>
@@ -4738,6 +5804,43 @@
             </w:r>
           </w:p>
         </w:tc>
+        <w:tc>
+          <w:tcPr>
+            <w:tcW w:w="1600" w:type="dxa"/>
+            <w:tcBorders>
+              <w:top w:val="nil"/>
+              <w:left w:val="nil"/>
+              <w:bottom w:val="single" w:sz="4" w:space="0" w:color="BFBFBF"/>
+              <w:right w:val="single" w:sz="4" w:space="0" w:color="BFBFBF"/>
+            </w:tcBorders>
+            <w:noWrap/>
+            <w:vAlign w:val="bottom"/>
+            <w:hideMark/>
+          </w:tcPr>
+          <w:p>
+            <w:pPr>
+              <w:spacing w:after="0" w:line="240" w:lineRule="auto"/>
+              <w:jc w:val="right"/>
+              <w:rPr>
+                <w:rFonts w:ascii="Arial" w:eastAsia="Times New Roman" w:hAnsi="Arial" w:cs="Arial"/>
+                <w:kern w:val="0"/>
+                <w:sz w:val="22"/>
+                <w:szCs w:val="22"/>
+                <w14:ligatures w14:val="none"/>
+              </w:rPr>
+            </w:pPr>
+            <w:r>
+              <w:rPr>
+                <w:rFonts w:ascii="Arial" w:eastAsia="Times New Roman" w:hAnsi="Arial" w:cs="Arial"/>
+                <w:kern w:val="0"/>
+                <w:sz w:val="22"/>
+                <w:szCs w:val="22"/>
+                <w14:ligatures w14:val="none"/>
+              </w:rPr>
+              <w:t>Not started</w:t>
+            </w:r>
+          </w:p>
+        </w:tc>
       </w:tr>
       <w:tr>
         <w:trPr>
@@ -4894,6 +5997,43 @@
             </w:r>
           </w:p>
         </w:tc>
+        <w:tc>
+          <w:tcPr>
+            <w:tcW w:w="1600" w:type="dxa"/>
+            <w:tcBorders>
+              <w:top w:val="nil"/>
+              <w:left w:val="nil"/>
+              <w:bottom w:val="single" w:sz="4" w:space="0" w:color="BFBFBF"/>
+              <w:right w:val="single" w:sz="4" w:space="0" w:color="BFBFBF"/>
+            </w:tcBorders>
+            <w:noWrap/>
+            <w:vAlign w:val="bottom"/>
+            <w:hideMark/>
+          </w:tcPr>
+          <w:p>
+            <w:pPr>
+              <w:spacing w:after="0" w:line="240" w:lineRule="auto"/>
+              <w:jc w:val="right"/>
+              <w:rPr>
+                <w:rFonts w:ascii="Arial" w:eastAsia="Times New Roman" w:hAnsi="Arial" w:cs="Arial"/>
+                <w:kern w:val="0"/>
+                <w:sz w:val="22"/>
+                <w:szCs w:val="22"/>
+                <w14:ligatures w14:val="none"/>
+              </w:rPr>
+            </w:pPr>
+            <w:r>
+              <w:rPr>
+                <w:rFonts w:ascii="Arial" w:eastAsia="Times New Roman" w:hAnsi="Arial" w:cs="Arial"/>
+                <w:kern w:val="0"/>
+                <w:sz w:val="22"/>
+                <w:szCs w:val="22"/>
+                <w14:ligatures w14:val="none"/>
+              </w:rPr>
+              <w:t>Not started</w:t>
+            </w:r>
+          </w:p>
+        </w:tc>
       </w:tr>
       <w:tr>
         <w:trPr>
@@ -5050,6 +6190,43 @@
             </w:r>
           </w:p>
         </w:tc>
+        <w:tc>
+          <w:tcPr>
+            <w:tcW w:w="1600" w:type="dxa"/>
+            <w:tcBorders>
+              <w:top w:val="nil"/>
+              <w:left w:val="nil"/>
+              <w:bottom w:val="single" w:sz="4" w:space="0" w:color="BFBFBF"/>
+              <w:right w:val="single" w:sz="4" w:space="0" w:color="BFBFBF"/>
+            </w:tcBorders>
+            <w:noWrap/>
+            <w:vAlign w:val="bottom"/>
+            <w:hideMark/>
+          </w:tcPr>
+          <w:p>
+            <w:pPr>
+              <w:spacing w:after="0" w:line="240" w:lineRule="auto"/>
+              <w:jc w:val="right"/>
+              <w:rPr>
+                <w:rFonts w:ascii="Arial" w:eastAsia="Times New Roman" w:hAnsi="Arial" w:cs="Arial"/>
+                <w:kern w:val="0"/>
+                <w:sz w:val="22"/>
+                <w:szCs w:val="22"/>
+                <w14:ligatures w14:val="none"/>
+              </w:rPr>
+            </w:pPr>
+            <w:r>
+              <w:rPr>
+                <w:rFonts w:ascii="Arial" w:eastAsia="Times New Roman" w:hAnsi="Arial" w:cs="Arial"/>
+                <w:kern w:val="0"/>
+                <w:sz w:val="22"/>
+                <w:szCs w:val="22"/>
+                <w14:ligatures w14:val="none"/>
+              </w:rPr>
+              <w:t>Not started</w:t>
+            </w:r>
+          </w:p>
+        </w:tc>
       </w:tr>
       <w:tr>
         <w:trPr>
@@ -5206,6 +6383,43 @@
             </w:r>
           </w:p>
         </w:tc>
+        <w:tc>
+          <w:tcPr>
+            <w:tcW w:w="1600" w:type="dxa"/>
+            <w:tcBorders>
+              <w:top w:val="nil"/>
+              <w:left w:val="nil"/>
+              <w:bottom w:val="single" w:sz="4" w:space="0" w:color="BFBFBF"/>
+              <w:right w:val="single" w:sz="4" w:space="0" w:color="BFBFBF"/>
+            </w:tcBorders>
+            <w:noWrap/>
+            <w:vAlign w:val="bottom"/>
+            <w:hideMark/>
+          </w:tcPr>
+          <w:p>
+            <w:pPr>
+              <w:spacing w:after="0" w:line="240" w:lineRule="auto"/>
+              <w:jc w:val="right"/>
+              <w:rPr>
+                <w:rFonts w:ascii="Arial" w:eastAsia="Times New Roman" w:hAnsi="Arial" w:cs="Arial"/>
+                <w:kern w:val="0"/>
+                <w:sz w:val="22"/>
+                <w:szCs w:val="22"/>
+                <w14:ligatures w14:val="none"/>
+              </w:rPr>
+            </w:pPr>
+            <w:r>
+              <w:rPr>
+                <w:rFonts w:ascii="Arial" w:eastAsia="Times New Roman" w:hAnsi="Arial" w:cs="Arial"/>
+                <w:kern w:val="0"/>
+                <w:sz w:val="22"/>
+                <w:szCs w:val="22"/>
+                <w14:ligatures w14:val="none"/>
+              </w:rPr>
+              <w:t>Not started</w:t>
+            </w:r>
+          </w:p>
+        </w:tc>
       </w:tr>
       <w:tr>
         <w:trPr>
@@ -5362,10 +6576,47 @@
             </w:r>
           </w:p>
         </w:tc>
+        <w:tc>
+          <w:tcPr>
+            <w:tcW w:w="1600" w:type="dxa"/>
+            <w:tcBorders>
+              <w:top w:val="nil"/>
+              <w:left w:val="nil"/>
+              <w:bottom w:val="single" w:sz="4" w:space="0" w:color="BFBFBF"/>
+              <w:right w:val="single" w:sz="4" w:space="0" w:color="BFBFBF"/>
+            </w:tcBorders>
+            <w:noWrap/>
+            <w:vAlign w:val="bottom"/>
+            <w:hideMark/>
+          </w:tcPr>
+          <w:p>
+            <w:pPr>
+              <w:spacing w:after="0" w:line="240" w:lineRule="auto"/>
+              <w:jc w:val="right"/>
+              <w:rPr>
+                <w:rFonts w:ascii="Arial" w:eastAsia="Times New Roman" w:hAnsi="Arial" w:cs="Arial"/>
+                <w:kern w:val="0"/>
+                <w:sz w:val="22"/>
+                <w:szCs w:val="22"/>
+                <w14:ligatures w14:val="none"/>
+              </w:rPr>
+            </w:pPr>
+            <w:r>
+              <w:rPr>
+                <w:rFonts w:ascii="Arial" w:eastAsia="Times New Roman" w:hAnsi="Arial" w:cs="Arial"/>
+                <w:kern w:val="0"/>
+                <w:sz w:val="22"/>
+                <w:szCs w:val="22"/>
+                <w14:ligatures w14:val="none"/>
+              </w:rPr>
+              <w:t>Not started</w:t>
+            </w:r>
+          </w:p>
+        </w:tc>
       </w:tr>
       <w:tr>
         <w:trPr>
-          <w:gridAfter w:val="2"/>
+          <w:gridAfter w:val="3"/>
           <w:wAfter w:w="2618" w:type="dxa"/>
           <w:trHeight w:val="320"/>
         </w:trPr>
@@ -5449,7 +6700,7 @@
       </w:tr>
       <w:tr>
         <w:trPr>
-          <w:gridAfter w:val="2"/>
+          <w:gridAfter w:val="3"/>
           <w:wAfter w:w="2618" w:type="dxa"/>
           <w:trHeight w:val="320"/>
         </w:trPr>
@@ -5533,7 +6784,7 @@
       </w:tr>
       <w:tr>
         <w:trPr>
-          <w:gridAfter w:val="2"/>
+          <w:gridAfter w:val="3"/>
           <w:wAfter w:w="2618" w:type="dxa"/>
           <w:trHeight w:val="320"/>
         </w:trPr>
@@ -5624,6 +6875,7 @@
         <w:rPr>
           <w:noProof/>
         </w:rPr>
+        <w:lastRenderedPageBreak/>
         <w:drawing>
           <wp:anchor distT="0" distB="0" distL="114300" distR="114300" simplePos="0" relativeHeight="251692032" behindDoc="0" locked="0" layoutInCell="1" allowOverlap="1" wp14:anchorId="58912B12" wp14:editId="4831209E">
             <wp:simplePos x="0" y="0"/>
@@ -5671,69 +6923,742 @@
     </w:p>
     <w:p>
       <w:pPr>
-        <w:spacing w:after="0"/>
+        <w:rPr>
+          <w:b/>
+          <w:bCs/>
+        </w:rPr>
       </w:pPr>
-    </w:p>
-    <w:p>
-      <w:pPr>
-        <w:spacing w:after="0"/>
-      </w:pPr>
-    </w:p>
-    <w:p>
-      <w:pPr>
-        <w:spacing w:after="0"/>
-      </w:pPr>
-    </w:p>
-    <w:p>
-      <w:pPr>
-        <w:spacing w:after="0"/>
-      </w:pPr>
-    </w:p>
-    <w:p>
-      <w:pPr>
-        <w:spacing w:after="0"/>
-      </w:pPr>
-    </w:p>
-    <w:p>
-      <w:pPr>
-        <w:spacing w:after="0"/>
-      </w:pPr>
-    </w:p>
-    <w:p>
-      <w:pPr>
-        <w:spacing w:after="0"/>
-      </w:pPr>
-    </w:p>
-    <w:p>
-      <w:pPr>
-        <w:spacing w:after="0"/>
-      </w:pPr>
-    </w:p>
-    <w:p>
-      <w:pPr>
-        <w:spacing w:after="0"/>
-      </w:pPr>
-    </w:p>
-    <w:p>
-      <w:pPr>
-        <w:spacing w:after="0"/>
-      </w:pPr>
-    </w:p>
-    <w:p>
-      <w:pPr>
-        <w:spacing w:after="0"/>
-      </w:pPr>
-    </w:p>
-    <w:p>
-      <w:pPr>
-        <w:spacing w:after="0"/>
-      </w:pPr>
-    </w:p>
-    <w:p>
-      <w:pPr>
-        <w:spacing w:after="0"/>
-      </w:pPr>
-    </w:p>
+      <w:r>
+        <w:rPr>
+          <w:b/>
+          <w:bCs/>
+        </w:rPr>
+        <w:t>6. Backlog &amp; Sprints</w:t>
+      </w:r>
+    </w:p>
+    <w:p>
+      <w:r>
+        <w:t>We run two-week sprints, so the 16-week schedule is 8 sprints that line up with the Gantt chart. The Trello screenshots below show the backlog.</w:t>
+      </w:r>
+    </w:p>
+    <w:tbl>
+      <w:tblPr>
+        <w:tblW w:w="9360" w:type="dxa"/>
+        <w:tblBorders>
+          <w:top w:val="single" w:sz="4" w:space="0" w:color="A6A6A6"/>
+          <w:left w:val="single" w:sz="4" w:space="0" w:color="A6A6A6"/>
+          <w:bottom w:val="single" w:sz="4" w:space="0" w:color="A6A6A6"/>
+          <w:right w:val="single" w:sz="4" w:space="0" w:color="A6A6A6"/>
+          <w:insideH w:val="single" w:sz="4" w:space="0" w:color="A6A6A6"/>
+          <w:insideV w:val="single" w:sz="4" w:space="0" w:color="A6A6A6"/>
+        </w:tblBorders>
+        <w:tblLayout w:type="fixed"/>
+        <w:tblCellMar>
+          <w:top w:w="40" w:type="dxa"/>
+          <w:left w:w="70" w:type="dxa"/>
+          <w:bottom w:w="40" w:type="dxa"/>
+          <w:right w:w="70" w:type="dxa"/>
+        </w:tblCellMar>
+        <w:tblLook w:val="04A0" w:firstRow="1" w:lastRow="0" w:firstColumn="1" w:lastColumn="0" w:noHBand="0" w:noVBand="1"/>
+      </w:tblPr>
+      <w:tblGrid>
+        <w:gridCol w:w="900"/>
+        <w:gridCol w:w="1700"/>
+        <w:gridCol w:w="5160"/>
+        <w:gridCol w:w="1600"/>
+      </w:tblGrid>
+      <w:tr>
+        <w:trPr>
+          <w:cantSplit/>
+          <w:tblHeader/>
+        </w:trPr>
+        <w:tc>
+          <w:tcPr>
+            <w:tcW w:w="900" w:type="dxa"/>
+            <w:shd w:val="clear" w:color="auto" w:fill="1F4E79"/>
+          </w:tcPr>
+          <w:p>
+            <w:pPr>
+              <w:spacing w:after="0" w:line="240" w:lineRule="auto"/>
+            </w:pPr>
+            <w:r>
+              <w:rPr>
+                <w:b/>
+                <w:bCs/>
+                <w:color w:val="FFFFFF"/>
+                <w:sz w:val="18"/>
+                <w:szCs w:val="18"/>
+              </w:rPr>
+              <w:t>Sprint</w:t>
+            </w:r>
+          </w:p>
+        </w:tc>
+        <w:tc>
+          <w:tcPr>
+            <w:tcW w:w="1700" w:type="dxa"/>
+            <w:shd w:val="clear" w:color="auto" w:fill="1F4E79"/>
+          </w:tcPr>
+          <w:p>
+            <w:pPr>
+              <w:spacing w:after="0" w:line="240" w:lineRule="auto"/>
+            </w:pPr>
+            <w:r>
+              <w:rPr>
+                <w:b/>
+                <w:bCs/>
+                <w:color w:val="FFFFFF"/>
+                <w:sz w:val="18"/>
+                <w:szCs w:val="18"/>
+              </w:rPr>
+              <w:t>Dates</w:t>
+            </w:r>
+          </w:p>
+        </w:tc>
+        <w:tc>
+          <w:tcPr>
+            <w:tcW w:w="5160" w:type="dxa"/>
+            <w:shd w:val="clear" w:color="auto" w:fill="1F4E79"/>
+          </w:tcPr>
+          <w:p>
+            <w:pPr>
+              <w:spacing w:after="0" w:line="240" w:lineRule="auto"/>
+            </w:pPr>
+            <w:r>
+              <w:rPr>
+                <w:b/>
+                <w:bCs/>
+                <w:color w:val="FFFFFF"/>
+                <w:sz w:val="18"/>
+                <w:szCs w:val="18"/>
+              </w:rPr>
+              <w:t>Goal</w:t>
+            </w:r>
+          </w:p>
+        </w:tc>
+        <w:tc>
+          <w:tcPr>
+            <w:tcW w:w="1600" w:type="dxa"/>
+            <w:shd w:val="clear" w:color="auto" w:fill="1F4E79"/>
+          </w:tcPr>
+          <w:p>
+            <w:pPr>
+              <w:spacing w:after="0" w:line="240" w:lineRule="auto"/>
+            </w:pPr>
+            <w:r>
+              <w:rPr>
+                <w:b/>
+                <w:bCs/>
+                <w:color w:val="FFFFFF"/>
+                <w:sz w:val="18"/>
+                <w:szCs w:val="18"/>
+              </w:rPr>
+              <w:t>Status</w:t>
+            </w:r>
+          </w:p>
+        </w:tc>
+      </w:tr>
+      <w:tr>
+        <w:trPr>
+          <w:cantSplit/>
+        </w:trPr>
+        <w:tc>
+          <w:tcPr>
+            <w:tcW w:w="900" w:type="dxa"/>
+          </w:tcPr>
+          <w:p>
+            <w:pPr>
+              <w:spacing w:after="0" w:line="240" w:lineRule="auto"/>
+            </w:pPr>
+            <w:r>
+              <w:rPr>
+                <w:b/>
+                <w:bCs/>
+                <w:sz w:val="18"/>
+                <w:szCs w:val="18"/>
+              </w:rPr>
+              <w:t>1</w:t>
+            </w:r>
+          </w:p>
+        </w:tc>
+        <w:tc>
+          <w:tcPr>
+            <w:tcW w:w="1700" w:type="dxa"/>
+          </w:tcPr>
+          <w:p>
+            <w:pPr>
+              <w:spacing w:after="0" w:line="240" w:lineRule="auto"/>
+            </w:pPr>
+            <w:r>
+              <w:rPr>
+                <w:sz w:val="18"/>
+                <w:szCs w:val="18"/>
+              </w:rPr>
+              <w:t>Aug 24 - Sep 6</w:t>
+            </w:r>
+          </w:p>
+        </w:tc>
+        <w:tc>
+          <w:tcPr>
+            <w:tcW w:w="5160" w:type="dxa"/>
+          </w:tcPr>
+          <w:p>
+            <w:pPr>
+              <w:spacing w:after="0" w:line="240" w:lineRule="auto"/>
+            </w:pPr>
+            <w:r>
+              <w:rPr>
+                <w:sz w:val="18"/>
+                <w:szCs w:val="18"/>
+              </w:rPr>
+              <w:t>Working login end to end (database, accounts, login screens)</w:t>
+            </w:r>
+          </w:p>
+        </w:tc>
+        <w:tc>
+          <w:tcPr>
+            <w:tcW w:w="1600" w:type="dxa"/>
+          </w:tcPr>
+          <w:p>
+            <w:pPr>
+              <w:spacing w:after="0" w:line="240" w:lineRule="auto"/>
+            </w:pPr>
+            <w:r>
+              <w:rPr>
+                <w:sz w:val="18"/>
+                <w:szCs w:val="18"/>
+              </w:rPr>
+              <w:t>Done</w:t>
+            </w:r>
+          </w:p>
+        </w:tc>
+      </w:tr>
+      <w:tr>
+        <w:trPr>
+          <w:cantSplit/>
+        </w:trPr>
+        <w:tc>
+          <w:tcPr>
+            <w:tcW w:w="900" w:type="dxa"/>
+          </w:tcPr>
+          <w:p>
+            <w:pPr>
+              <w:spacing w:after="0" w:line="240" w:lineRule="auto"/>
+            </w:pPr>
+            <w:r>
+              <w:rPr>
+                <w:b/>
+                <w:bCs/>
+                <w:sz w:val="18"/>
+                <w:szCs w:val="18"/>
+              </w:rPr>
+              <w:t>2</w:t>
+            </w:r>
+          </w:p>
+        </w:tc>
+        <w:tc>
+          <w:tcPr>
+            <w:tcW w:w="1700" w:type="dxa"/>
+          </w:tcPr>
+          <w:p>
+            <w:pPr>
+              <w:spacing w:after="0" w:line="240" w:lineRule="auto"/>
+            </w:pPr>
+            <w:r>
+              <w:rPr>
+                <w:sz w:val="18"/>
+                <w:szCs w:val="18"/>
+              </w:rPr>
+              <w:t>Sep 7 - Sep 20</w:t>
+            </w:r>
+          </w:p>
+        </w:tc>
+        <w:tc>
+          <w:tcPr>
+            <w:tcW w:w="5160" w:type="dxa"/>
+          </w:tcPr>
+          <w:p>
+            <w:pPr>
+              <w:spacing w:after="0" w:line="240" w:lineRule="auto"/>
+            </w:pPr>
+            <w:r>
+              <w:rPr>
+                <w:sz w:val="18"/>
+                <w:szCs w:val="18"/>
+              </w:rPr>
+              <w:t>Payment, maps, and alert services connected; booking logic started</w:t>
+            </w:r>
+          </w:p>
+        </w:tc>
+        <w:tc>
+          <w:tcPr>
+            <w:tcW w:w="1600" w:type="dxa"/>
+          </w:tcPr>
+          <w:p>
+            <w:pPr>
+              <w:spacing w:after="0" w:line="240" w:lineRule="auto"/>
+            </w:pPr>
+            <w:r>
+              <w:rPr>
+                <w:sz w:val="18"/>
+                <w:szCs w:val="18"/>
+              </w:rPr>
+              <w:t>Done</w:t>
+            </w:r>
+          </w:p>
+        </w:tc>
+      </w:tr>
+      <w:tr>
+        <w:trPr>
+          <w:cantSplit/>
+        </w:trPr>
+        <w:tc>
+          <w:tcPr>
+            <w:tcW w:w="900" w:type="dxa"/>
+          </w:tcPr>
+          <w:p>
+            <w:pPr>
+              <w:spacing w:after="0" w:line="240" w:lineRule="auto"/>
+            </w:pPr>
+            <w:r>
+              <w:rPr>
+                <w:b/>
+                <w:bCs/>
+                <w:sz w:val="18"/>
+                <w:szCs w:val="18"/>
+              </w:rPr>
+              <w:t>3</w:t>
+            </w:r>
+          </w:p>
+        </w:tc>
+        <w:tc>
+          <w:tcPr>
+            <w:tcW w:w="1700" w:type="dxa"/>
+          </w:tcPr>
+          <w:p>
+            <w:pPr>
+              <w:spacing w:after="0" w:line="240" w:lineRule="auto"/>
+            </w:pPr>
+            <w:r>
+              <w:rPr>
+                <w:sz w:val="18"/>
+                <w:szCs w:val="18"/>
+              </w:rPr>
+              <w:t>Sep 21 - Oct 4</w:t>
+            </w:r>
+          </w:p>
+        </w:tc>
+        <w:tc>
+          <w:tcPr>
+            <w:tcW w:w="5160" w:type="dxa"/>
+          </w:tcPr>
+          <w:p>
+            <w:pPr>
+              <w:spacing w:after="0" w:line="240" w:lineRule="auto"/>
+            </w:pPr>
+            <w:r>
+              <w:rPr>
+                <w:sz w:val="18"/>
+                <w:szCs w:val="18"/>
+              </w:rPr>
+              <w:t>Reservation engine and live availability working</w:t>
+            </w:r>
+          </w:p>
+        </w:tc>
+        <w:tc>
+          <w:tcPr>
+            <w:tcW w:w="1600" w:type="dxa"/>
+          </w:tcPr>
+          <w:p>
+            <w:pPr>
+              <w:spacing w:after="0" w:line="240" w:lineRule="auto"/>
+            </w:pPr>
+            <w:r>
+              <w:rPr>
+                <w:sz w:val="18"/>
+                <w:szCs w:val="18"/>
+              </w:rPr>
+              <w:t>Done</w:t>
+            </w:r>
+          </w:p>
+        </w:tc>
+      </w:tr>
+      <w:tr>
+        <w:trPr>
+          <w:cantSplit/>
+        </w:trPr>
+        <w:tc>
+          <w:tcPr>
+            <w:tcW w:w="900" w:type="dxa"/>
+          </w:tcPr>
+          <w:p>
+            <w:pPr>
+              <w:spacing w:after="0" w:line="240" w:lineRule="auto"/>
+            </w:pPr>
+            <w:r>
+              <w:rPr>
+                <w:b/>
+                <w:bCs/>
+                <w:sz w:val="18"/>
+                <w:szCs w:val="18"/>
+              </w:rPr>
+              <w:t>4</w:t>
+            </w:r>
+          </w:p>
+        </w:tc>
+        <w:tc>
+          <w:tcPr>
+            <w:tcW w:w="1700" w:type="dxa"/>
+          </w:tcPr>
+          <w:p>
+            <w:pPr>
+              <w:spacing w:after="0" w:line="240" w:lineRule="auto"/>
+            </w:pPr>
+            <w:r>
+              <w:rPr>
+                <w:sz w:val="18"/>
+                <w:szCs w:val="18"/>
+              </w:rPr>
+              <w:t>Oct 5 - Oct 18</w:t>
+            </w:r>
+          </w:p>
+        </w:tc>
+        <w:tc>
+          <w:tcPr>
+            <w:tcW w:w="5160" w:type="dxa"/>
+          </w:tcPr>
+          <w:p>
+            <w:pPr>
+              <w:spacing w:after="0" w:line="240" w:lineRule="auto"/>
+            </w:pPr>
+            <w:r>
+              <w:rPr>
+                <w:sz w:val="18"/>
+                <w:szCs w:val="18"/>
+              </w:rPr>
+              <w:t>Search and map screens, operator dashboard home</w:t>
+            </w:r>
+          </w:p>
+        </w:tc>
+        <w:tc>
+          <w:tcPr>
+            <w:tcW w:w="1600" w:type="dxa"/>
+          </w:tcPr>
+          <w:p>
+            <w:pPr>
+              <w:spacing w:after="0" w:line="240" w:lineRule="auto"/>
+            </w:pPr>
+            <w:r>
+              <w:rPr>
+                <w:sz w:val="18"/>
+                <w:szCs w:val="18"/>
+              </w:rPr>
+              <w:t>In progress</w:t>
+            </w:r>
+          </w:p>
+        </w:tc>
+      </w:tr>
+      <w:tr>
+        <w:trPr>
+          <w:cantSplit/>
+        </w:trPr>
+        <w:tc>
+          <w:tcPr>
+            <w:tcW w:w="900" w:type="dxa"/>
+          </w:tcPr>
+          <w:p>
+            <w:pPr>
+              <w:spacing w:after="0" w:line="240" w:lineRule="auto"/>
+            </w:pPr>
+            <w:r>
+              <w:rPr>
+                <w:b/>
+                <w:bCs/>
+                <w:sz w:val="18"/>
+                <w:szCs w:val="18"/>
+              </w:rPr>
+              <w:t>5</w:t>
+            </w:r>
+          </w:p>
+        </w:tc>
+        <w:tc>
+          <w:tcPr>
+            <w:tcW w:w="1700" w:type="dxa"/>
+          </w:tcPr>
+          <w:p>
+            <w:pPr>
+              <w:spacing w:after="0" w:line="240" w:lineRule="auto"/>
+            </w:pPr>
+            <w:r>
+              <w:rPr>
+                <w:sz w:val="18"/>
+                <w:szCs w:val="18"/>
+              </w:rPr>
+              <w:t>Oct 19 - Nov 1</w:t>
+            </w:r>
+          </w:p>
+        </w:tc>
+        <w:tc>
+          <w:tcPr>
+            <w:tcW w:w="5160" w:type="dxa"/>
+          </w:tcPr>
+          <w:p>
+            <w:pPr>
+              <w:spacing w:after="0" w:line="240" w:lineRule="auto"/>
+            </w:pPr>
+            <w:r>
+              <w:rPr>
+                <w:sz w:val="18"/>
+                <w:szCs w:val="18"/>
+              </w:rPr>
+              <w:t>Booking and payment screens, facility management</w:t>
+            </w:r>
+          </w:p>
+        </w:tc>
+        <w:tc>
+          <w:tcPr>
+            <w:tcW w:w="1600" w:type="dxa"/>
+          </w:tcPr>
+          <w:p>
+            <w:pPr>
+              <w:spacing w:after="0" w:line="240" w:lineRule="auto"/>
+            </w:pPr>
+            <w:r>
+              <w:rPr>
+                <w:sz w:val="18"/>
+                <w:szCs w:val="18"/>
+              </w:rPr>
+              <w:t>Planned</w:t>
+            </w:r>
+          </w:p>
+        </w:tc>
+      </w:tr>
+      <w:tr>
+        <w:trPr>
+          <w:cantSplit/>
+        </w:trPr>
+        <w:tc>
+          <w:tcPr>
+            <w:tcW w:w="900" w:type="dxa"/>
+          </w:tcPr>
+          <w:p>
+            <w:pPr>
+              <w:spacing w:after="0" w:line="240" w:lineRule="auto"/>
+            </w:pPr>
+            <w:r>
+              <w:rPr>
+                <w:b/>
+                <w:bCs/>
+                <w:sz w:val="18"/>
+                <w:szCs w:val="18"/>
+              </w:rPr>
+              <w:t>6</w:t>
+            </w:r>
+          </w:p>
+        </w:tc>
+        <w:tc>
+          <w:tcPr>
+            <w:tcW w:w="1700" w:type="dxa"/>
+          </w:tcPr>
+          <w:p>
+            <w:pPr>
+              <w:spacing w:after="0" w:line="240" w:lineRule="auto"/>
+            </w:pPr>
+            <w:r>
+              <w:rPr>
+                <w:sz w:val="18"/>
+                <w:szCs w:val="18"/>
+              </w:rPr>
+              <w:t>Nov 2 - Nov 15</w:t>
+            </w:r>
+          </w:p>
+        </w:tc>
+        <w:tc>
+          <w:tcPr>
+            <w:tcW w:w="5160" w:type="dxa"/>
+          </w:tcPr>
+          <w:p>
+            <w:pPr>
+              <w:spacing w:after="0" w:line="240" w:lineRule="auto"/>
+            </w:pPr>
+            <w:r>
+              <w:rPr>
+                <w:sz w:val="18"/>
+                <w:szCs w:val="18"/>
+              </w:rPr>
+              <w:t>Manage reservations and operator reports</w:t>
+            </w:r>
+          </w:p>
+        </w:tc>
+        <w:tc>
+          <w:tcPr>
+            <w:tcW w:w="1600" w:type="dxa"/>
+          </w:tcPr>
+          <w:p>
+            <w:pPr>
+              <w:spacing w:after="0" w:line="240" w:lineRule="auto"/>
+            </w:pPr>
+            <w:r>
+              <w:rPr>
+                <w:sz w:val="18"/>
+                <w:szCs w:val="18"/>
+              </w:rPr>
+              <w:t>Planned</w:t>
+            </w:r>
+          </w:p>
+        </w:tc>
+      </w:tr>
+      <w:tr>
+        <w:trPr>
+          <w:cantSplit/>
+        </w:trPr>
+        <w:tc>
+          <w:tcPr>
+            <w:tcW w:w="900" w:type="dxa"/>
+          </w:tcPr>
+          <w:p>
+            <w:pPr>
+              <w:spacing w:after="0" w:line="240" w:lineRule="auto"/>
+            </w:pPr>
+            <w:r>
+              <w:rPr>
+                <w:b/>
+                <w:bCs/>
+                <w:sz w:val="18"/>
+                <w:szCs w:val="18"/>
+              </w:rPr>
+              <w:t>7</w:t>
+            </w:r>
+          </w:p>
+        </w:tc>
+        <w:tc>
+          <w:tcPr>
+            <w:tcW w:w="1700" w:type="dxa"/>
+          </w:tcPr>
+          <w:p>
+            <w:pPr>
+              <w:spacing w:after="0" w:line="240" w:lineRule="auto"/>
+            </w:pPr>
+            <w:r>
+              <w:rPr>
+                <w:sz w:val="18"/>
+                <w:szCs w:val="18"/>
+              </w:rPr>
+              <w:t>Nov 16 - Nov 29</w:t>
+            </w:r>
+          </w:p>
+        </w:tc>
+        <w:tc>
+          <w:tcPr>
+            <w:tcW w:w="5160" w:type="dxa"/>
+          </w:tcPr>
+          <w:p>
+            <w:pPr>
+              <w:spacing w:after="0" w:line="240" w:lineRule="auto"/>
+            </w:pPr>
+            <w:r>
+              <w:rPr>
+                <w:sz w:val="18"/>
+                <w:szCs w:val="18"/>
+              </w:rPr>
+              <w:t>Testing, App Store test build, user testing before Thanksgiving</w:t>
+            </w:r>
+          </w:p>
+        </w:tc>
+        <w:tc>
+          <w:tcPr>
+            <w:tcW w:w="1600" w:type="dxa"/>
+          </w:tcPr>
+          <w:p>
+            <w:pPr>
+              <w:spacing w:after="0" w:line="240" w:lineRule="auto"/>
+            </w:pPr>
+            <w:r>
+              <w:rPr>
+                <w:sz w:val="18"/>
+                <w:szCs w:val="18"/>
+              </w:rPr>
+              <w:t>Planned</w:t>
+            </w:r>
+          </w:p>
+        </w:tc>
+      </w:tr>
+      <w:tr>
+        <w:trPr>
+          <w:cantSplit/>
+        </w:trPr>
+        <w:tc>
+          <w:tcPr>
+            <w:tcW w:w="900" w:type="dxa"/>
+          </w:tcPr>
+          <w:p>
+            <w:pPr>
+              <w:spacing w:after="0" w:line="240" w:lineRule="auto"/>
+            </w:pPr>
+            <w:r>
+              <w:rPr>
+                <w:b/>
+                <w:bCs/>
+                <w:sz w:val="18"/>
+                <w:szCs w:val="18"/>
+              </w:rPr>
+              <w:t>8</w:t>
+            </w:r>
+          </w:p>
+        </w:tc>
+        <w:tc>
+          <w:tcPr>
+            <w:tcW w:w="1700" w:type="dxa"/>
+          </w:tcPr>
+          <w:p>
+            <w:pPr>
+              <w:spacing w:after="0" w:line="240" w:lineRule="auto"/>
+            </w:pPr>
+            <w:r>
+              <w:rPr>
+                <w:sz w:val="18"/>
+                <w:szCs w:val="18"/>
+              </w:rPr>
+              <w:t>Nov 30 - Dec 13</w:t>
+            </w:r>
+          </w:p>
+        </w:tc>
+        <w:tc>
+          <w:tcPr>
+            <w:tcW w:w="5160" w:type="dxa"/>
+          </w:tcPr>
+          <w:p>
+            <w:pPr>
+              <w:spacing w:after="0" w:line="240" w:lineRule="auto"/>
+            </w:pPr>
+            <w:r>
+              <w:rPr>
+                <w:sz w:val="18"/>
+                <w:szCs w:val="18"/>
+              </w:rPr>
+              <w:t>Launch and post-launch fixes</w:t>
+            </w:r>
+          </w:p>
+        </w:tc>
+        <w:tc>
+          <w:tcPr>
+            <w:tcW w:w="1600" w:type="dxa"/>
+          </w:tcPr>
+          <w:p>
+            <w:pPr>
+              <w:spacing w:after="0" w:line="240" w:lineRule="auto"/>
+            </w:pPr>
+            <w:r>
+              <w:rPr>
+                <w:sz w:val="18"/>
+                <w:szCs w:val="18"/>
+              </w:rPr>
+              <w:t>Planned</w:t>
+            </w:r>
+          </w:p>
+        </w:tc>
+      </w:tr>
+    </w:tbl>
+    <w:p/>
     <w:p>
       <w:pPr>
         <w:spacing w:after="0"/>
@@ -5744,13 +7669,13 @@
         </w:rPr>
         <w:lastRenderedPageBreak/>
         <w:drawing>
-          <wp:anchor distT="0" distB="0" distL="114300" distR="114300" simplePos="0" relativeHeight="251693056" behindDoc="0" locked="0" layoutInCell="1" allowOverlap="1" wp14:anchorId="4A3796F0" wp14:editId="64BA921B">
+          <wp:anchor distT="0" distB="0" distL="114300" distR="114300" simplePos="0" relativeHeight="251693056" behindDoc="0" locked="0" layoutInCell="1" allowOverlap="1" wp14:anchorId="4A3796F0" wp14:editId="315EDEFC">
             <wp:simplePos x="0" y="0"/>
             <wp:positionH relativeFrom="column">
-              <wp:posOffset>-914400</wp:posOffset>
+              <wp:posOffset>-914587</wp:posOffset>
             </wp:positionH>
             <wp:positionV relativeFrom="paragraph">
-              <wp:posOffset>170</wp:posOffset>
+              <wp:posOffset>411</wp:posOffset>
             </wp:positionV>
             <wp:extent cx="13141933" cy="9259200"/>
             <wp:effectExtent l="0" t="0" r="3175" b="0"/>
@@ -5799,131 +7724,6 @@
           </wp:anchor>
         </w:drawing>
       </w:r>
-    </w:p>
-    <w:p>
-      <w:pPr>
-        <w:spacing w:after="0"/>
-      </w:pPr>
-    </w:p>
-    <w:p>
-      <w:pPr>
-        <w:spacing w:after="0"/>
-      </w:pPr>
-    </w:p>
-    <w:p>
-      <w:pPr>
-        <w:spacing w:after="0"/>
-      </w:pPr>
-    </w:p>
-    <w:p>
-      <w:pPr>
-        <w:spacing w:after="0"/>
-      </w:pPr>
-    </w:p>
-    <w:p>
-      <w:pPr>
-        <w:spacing w:after="0"/>
-      </w:pPr>
-    </w:p>
-    <w:p>
-      <w:pPr>
-        <w:spacing w:after="0"/>
-      </w:pPr>
-    </w:p>
-    <w:p>
-      <w:pPr>
-        <w:spacing w:after="0"/>
-      </w:pPr>
-    </w:p>
-    <w:p>
-      <w:pPr>
-        <w:spacing w:after="0"/>
-      </w:pPr>
-    </w:p>
-    <w:p>
-      <w:pPr>
-        <w:spacing w:after="0"/>
-      </w:pPr>
-    </w:p>
-    <w:p>
-      <w:pPr>
-        <w:spacing w:after="0"/>
-      </w:pPr>
-    </w:p>
-    <w:p>
-      <w:pPr>
-        <w:spacing w:after="0"/>
-      </w:pPr>
-    </w:p>
-    <w:p>
-      <w:pPr>
-        <w:spacing w:after="0"/>
-      </w:pPr>
-    </w:p>
-    <w:p>
-      <w:pPr>
-        <w:spacing w:after="0"/>
-      </w:pPr>
-    </w:p>
-    <w:p>
-      <w:pPr>
-        <w:spacing w:after="0"/>
-      </w:pPr>
-    </w:p>
-    <w:p>
-      <w:pPr>
-        <w:spacing w:after="0"/>
-      </w:pPr>
-    </w:p>
-    <w:p>
-      <w:pPr>
-        <w:spacing w:after="0"/>
-      </w:pPr>
-    </w:p>
-    <w:p>
-      <w:pPr>
-        <w:spacing w:after="0"/>
-      </w:pPr>
-    </w:p>
-    <w:p>
-      <w:pPr>
-        <w:spacing w:after="0"/>
-      </w:pPr>
-    </w:p>
-    <w:p>
-      <w:pPr>
-        <w:spacing w:after="0"/>
-      </w:pPr>
-    </w:p>
-    <w:p>
-      <w:pPr>
-        <w:spacing w:after="0"/>
-      </w:pPr>
-    </w:p>
-    <w:p>
-      <w:pPr>
-        <w:spacing w:after="0"/>
-      </w:pPr>
-    </w:p>
-    <w:p>
-      <w:pPr>
-        <w:spacing w:after="0"/>
-      </w:pPr>
-    </w:p>
-    <w:p>
-      <w:pPr>
-        <w:spacing w:after="0"/>
-      </w:pPr>
-    </w:p>
-    <w:p>
-      <w:pPr>
-        <w:spacing w:after="0"/>
-      </w:pPr>
-    </w:p>
-    <w:p>
-      <w:pPr>
-        <w:spacing w:after="0"/>
-      </w:pPr>
     </w:p>
     <w:p>
       <w:pPr>
@@ -6004,7 +7804,7 @@
           <w:bCs/>
         </w:rPr>
         <w:lastRenderedPageBreak/>
-        <w:t>1. Risk Identification</w:t>
+        <w:t>7. Risk Identification</w:t>
       </w:r>
     </w:p>
     <w:p>
@@ -6192,7 +7992,7 @@
           <w:bCs/>
         </w:rPr>
         <w:lastRenderedPageBreak/>
-        <w:t>2. Risk Register</w:t>
+        <w:t>8. Risk Register</w:t>
       </w:r>
     </w:p>
     <w:p>
@@ -6208,7 +8008,7 @@
         <w:keepNext/>
       </w:pPr>
       <w:r>
-        <w:t>the two meet on that matrix.</w:t>
+        <w:t>the two meet on that matrix. Statuses are as of October 15 (week 8 of 16).</w:t>
       </w:r>
     </w:p>
     <w:p/>
@@ -6525,7 +8325,7 @@
                 <w:sz w:val="18"/>
                 <w:szCs w:val="18"/>
               </w:rPr>
-              <w:t>Backend Lead</w:t>
+              <w:t>Kevin (Backend)</w:t>
             </w:r>
           </w:p>
         </w:tc>
@@ -6559,7 +8359,7 @@
                 <w:sz w:val="18"/>
                 <w:szCs w:val="18"/>
               </w:rPr>
-              <w:t>In progress. Part of the Availability Service work (Sep 21 to Oct 4).</w:t>
+              <w:t>Feed converter finished in Sprint 3 (Oct 4). Still monitoring one pilot garage that only updates every few minutes.</w:t>
             </w:r>
           </w:p>
         </w:tc>
@@ -6670,7 +8470,7 @@
                 <w:sz w:val="18"/>
                 <w:szCs w:val="18"/>
               </w:rPr>
-              <w:t>Backend Lead</w:t>
+              <w:t>Kevin (Backend)</w:t>
             </w:r>
           </w:p>
         </w:tc>
@@ -6704,7 +8504,7 @@
                 <w:sz w:val="18"/>
                 <w:szCs w:val="18"/>
               </w:rPr>
-              <w:t>Open. Test planned for the November testing window.</w:t>
+              <w:t>Spot hold and database lock built in Sprint 3. Stays open until the load test in Sprint 7.</w:t>
             </w:r>
           </w:p>
         </w:tc>
@@ -6815,7 +8615,7 @@
                 <w:sz w:val="18"/>
                 <w:szCs w:val="18"/>
               </w:rPr>
-              <w:t>Backend Lead</w:t>
+              <w:t>Kevin (Backend)</w:t>
             </w:r>
           </w:p>
         </w:tc>
@@ -6849,7 +8649,7 @@
                 <w:sz w:val="18"/>
                 <w:szCs w:val="18"/>
               </w:rPr>
-              <w:t>Open. Rollback plan due before launch.</w:t>
+              <w:t>Open. Rollback plan due in Sprint 7, before launch.</w:t>
             </w:r>
           </w:p>
         </w:tc>
@@ -6960,7 +8760,7 @@
                 <w:sz w:val="18"/>
                 <w:szCs w:val="18"/>
               </w:rPr>
-              <w:t>Project Manager</w:t>
+              <w:t>Danny (PM)</w:t>
             </w:r>
           </w:p>
         </w:tc>
@@ -6994,7 +8794,7 @@
                 <w:sz w:val="18"/>
                 <w:szCs w:val="18"/>
               </w:rPr>
-              <w:t>Monitoring until Nov 30, the end of hurricane season.</w:t>
+              <w:t>No storm delays so far. Monitoring until Nov 30, the end of hurricane season.</w:t>
             </w:r>
           </w:p>
         </w:tc>
@@ -7105,7 +8905,7 @@
                 <w:sz w:val="18"/>
                 <w:szCs w:val="18"/>
               </w:rPr>
-              <w:t>Mobile Lead</w:t>
+              <w:t>Jessica (Mobile)</w:t>
             </w:r>
           </w:p>
         </w:tc>
@@ -7139,7 +8939,7 @@
                 <w:sz w:val="18"/>
                 <w:szCs w:val="18"/>
               </w:rPr>
-              <w:t>Open.</w:t>
+              <w:t>Open. Test build planned for Sprint 7 (week of Nov 16).</w:t>
             </w:r>
           </w:p>
         </w:tc>
@@ -7250,7 +9050,7 @@
                 <w:sz w:val="18"/>
                 <w:szCs w:val="18"/>
               </w:rPr>
-              <w:t>QA Lead</w:t>
+              <w:t>Brandon (QA)</w:t>
             </w:r>
           </w:p>
         </w:tc>
@@ -7284,7 +9084,7 @@
                 <w:sz w:val="18"/>
                 <w:szCs w:val="18"/>
               </w:rPr>
-              <w:t>Open.</w:t>
+              <w:t>Open. User testing set for Nov 16 to 19, before Thanksgiving week.</w:t>
             </w:r>
           </w:p>
         </w:tc>
@@ -7395,7 +9195,7 @@
                 <w:sz w:val="18"/>
                 <w:szCs w:val="18"/>
               </w:rPr>
-              <w:t>Backend Lead</w:t>
+              <w:t>Kevin (Backend)</w:t>
             </w:r>
           </w:p>
         </w:tc>
@@ -7429,7 +9229,7 @@
                 <w:sz w:val="18"/>
                 <w:szCs w:val="18"/>
               </w:rPr>
-              <w:t>Open.</w:t>
+              <w:t>Search now waits until the user stops typing (built in Sprint 4). Budget alert set at $100/month.</w:t>
             </w:r>
           </w:p>
         </w:tc>
@@ -7540,7 +9340,7 @@
                 <w:sz w:val="18"/>
                 <w:szCs w:val="18"/>
               </w:rPr>
-              <w:t>Finance/Billing</w:t>
+              <w:t>Nicole (Finance)</w:t>
             </w:r>
           </w:p>
         </w:tc>
@@ -7574,7 +9374,7 @@
                 <w:sz w:val="18"/>
                 <w:szCs w:val="18"/>
               </w:rPr>
-              <w:t>Open. Decision needed before Reserve &amp; Pay starts Oct 12.</w:t>
+              <w:t>Closed. Decided on a $0.99 booking fee for reservations under $10.</w:t>
             </w:r>
           </w:p>
         </w:tc>
@@ -7685,7 +9485,7 @@
                 <w:sz w:val="18"/>
                 <w:szCs w:val="18"/>
               </w:rPr>
-              <w:t>Backend Lead</w:t>
+              <w:t>Kevin (Backend)</w:t>
             </w:r>
           </w:p>
         </w:tc>
@@ -7830,7 +9630,7 @@
                 <w:sz w:val="18"/>
                 <w:szCs w:val="18"/>
               </w:rPr>
-              <w:t>Project Manager</w:t>
+              <w:t>Danny (PM)</w:t>
             </w:r>
           </w:p>
         </w:tc>
@@ -7864,7 +9664,7 @@
                 <w:sz w:val="18"/>
                 <w:szCs w:val="18"/>
               </w:rPr>
-              <w:t>Monitoring.</w:t>
+              <w:t>Monitoring. Sprint 4 was kept lighter during midterms.</w:t>
             </w:r>
           </w:p>
         </w:tc>
@@ -7975,7 +9775,7 @@
                 <w:sz w:val="18"/>
                 <w:szCs w:val="18"/>
               </w:rPr>
-              <w:t>Project Manager</w:t>
+              <w:t>Danny (PM)</w:t>
             </w:r>
           </w:p>
         </w:tc>
@@ -8009,7 +9809,7 @@
                 <w:sz w:val="18"/>
                 <w:szCs w:val="18"/>
               </w:rPr>
-              <w:t>Open.</w:t>
+              <w:t>Jessica paired with Kevin on the payment setup in Sprint 2. Setup notes are in the repo.</w:t>
             </w:r>
           </w:p>
         </w:tc>
@@ -8034,6 +9834,7 @@
                 <w:sz w:val="18"/>
                 <w:szCs w:val="18"/>
               </w:rPr>
+              <w:lastRenderedPageBreak/>
               <w:t>P3</w:t>
             </w:r>
           </w:p>
@@ -8120,7 +9921,7 @@
                 <w:sz w:val="18"/>
                 <w:szCs w:val="18"/>
               </w:rPr>
-              <w:t>Product Owner</w:t>
+              <w:t>Lauren (PO)</w:t>
             </w:r>
           </w:p>
         </w:tc>
@@ -8154,7 +9955,7 @@
                 <w:sz w:val="18"/>
                 <w:szCs w:val="18"/>
               </w:rPr>
-              <w:t>Open.</w:t>
+              <w:t>Open. No out-of-scope requests so far.</w:t>
             </w:r>
           </w:p>
         </w:tc>
@@ -8165,6 +9966,710 @@
     <w:p/>
     <w:p>
       <w:pPr>
+        <w:rPr>
+          <w:b/>
+          <w:bCs/>
+        </w:rPr>
+      </w:pPr>
+      <w:r>
+        <w:rPr>
+          <w:b/>
+          <w:bCs/>
+        </w:rPr>
+        <w:t>9. Communication Plan</w:t>
+      </w:r>
+    </w:p>
+    <w:p>
+      <w:r>
+        <w:t>The core team has six people: Danny (Project Manager), Lauren (Product Owner), Kevin (Backend Lead), Jessica (Mobile Lead), Brandon (QA Lead), and Nicole (Finance/Billing). Six people means 15 possible communication paths (6 x 5 / 2), so status goes through set meetings and the Trello board instead of side conversations.</w:t>
+      </w:r>
+    </w:p>
+    <w:tbl>
+      <w:tblPr>
+        <w:tblW w:w="9360" w:type="dxa"/>
+        <w:tblBorders>
+          <w:top w:val="single" w:sz="4" w:space="0" w:color="A6A6A6"/>
+          <w:left w:val="single" w:sz="4" w:space="0" w:color="A6A6A6"/>
+          <w:bottom w:val="single" w:sz="4" w:space="0" w:color="A6A6A6"/>
+          <w:right w:val="single" w:sz="4" w:space="0" w:color="A6A6A6"/>
+          <w:insideH w:val="single" w:sz="4" w:space="0" w:color="A6A6A6"/>
+          <w:insideV w:val="single" w:sz="4" w:space="0" w:color="A6A6A6"/>
+        </w:tblBorders>
+        <w:tblLayout w:type="fixed"/>
+        <w:tblCellMar>
+          <w:top w:w="40" w:type="dxa"/>
+          <w:left w:w="70" w:type="dxa"/>
+          <w:bottom w:w="40" w:type="dxa"/>
+          <w:right w:w="70" w:type="dxa"/>
+        </w:tblCellMar>
+        <w:tblLook w:val="04A0" w:firstRow="1" w:lastRow="0" w:firstColumn="1" w:lastColumn="0" w:noHBand="0" w:noVBand="1"/>
+      </w:tblPr>
+      <w:tblGrid>
+        <w:gridCol w:w="2000"/>
+        <w:gridCol w:w="1900"/>
+        <w:gridCol w:w="1700"/>
+        <w:gridCol w:w="3760"/>
+      </w:tblGrid>
+      <w:tr>
+        <w:trPr>
+          <w:cantSplit/>
+          <w:tblHeader/>
+        </w:trPr>
+        <w:tc>
+          <w:tcPr>
+            <w:tcW w:w="2000" w:type="dxa"/>
+            <w:shd w:val="clear" w:color="auto" w:fill="1F4E79"/>
+          </w:tcPr>
+          <w:p>
+            <w:pPr>
+              <w:spacing w:after="0" w:line="240" w:lineRule="auto"/>
+            </w:pPr>
+            <w:r>
+              <w:rPr>
+                <w:b/>
+                <w:bCs/>
+                <w:color w:val="FFFFFF"/>
+                <w:sz w:val="18"/>
+                <w:szCs w:val="18"/>
+              </w:rPr>
+              <w:t>Team</w:t>
+            </w:r>
+          </w:p>
+        </w:tc>
+        <w:tc>
+          <w:tcPr>
+            <w:tcW w:w="1900" w:type="dxa"/>
+            <w:shd w:val="clear" w:color="auto" w:fill="1F4E79"/>
+          </w:tcPr>
+          <w:p>
+            <w:pPr>
+              <w:spacing w:after="0" w:line="240" w:lineRule="auto"/>
+            </w:pPr>
+            <w:r>
+              <w:rPr>
+                <w:b/>
+                <w:bCs/>
+                <w:color w:val="FFFFFF"/>
+                <w:sz w:val="18"/>
+                <w:szCs w:val="18"/>
+              </w:rPr>
+              <w:t>Meeting</w:t>
+            </w:r>
+          </w:p>
+        </w:tc>
+        <w:tc>
+          <w:tcPr>
+            <w:tcW w:w="1700" w:type="dxa"/>
+            <w:shd w:val="clear" w:color="auto" w:fill="1F4E79"/>
+          </w:tcPr>
+          <w:p>
+            <w:pPr>
+              <w:spacing w:after="0" w:line="240" w:lineRule="auto"/>
+            </w:pPr>
+            <w:r>
+              <w:rPr>
+                <w:b/>
+                <w:bCs/>
+                <w:color w:val="FFFFFF"/>
+                <w:sz w:val="18"/>
+                <w:szCs w:val="18"/>
+              </w:rPr>
+              <w:t>How Often</w:t>
+            </w:r>
+          </w:p>
+        </w:tc>
+        <w:tc>
+          <w:tcPr>
+            <w:tcW w:w="3760" w:type="dxa"/>
+            <w:shd w:val="clear" w:color="auto" w:fill="1F4E79"/>
+          </w:tcPr>
+          <w:p>
+            <w:pPr>
+              <w:spacing w:after="0" w:line="240" w:lineRule="auto"/>
+            </w:pPr>
+            <w:r>
+              <w:rPr>
+                <w:b/>
+                <w:bCs/>
+                <w:color w:val="FFFFFF"/>
+                <w:sz w:val="18"/>
+                <w:szCs w:val="18"/>
+              </w:rPr>
+              <w:t>Reporting Method</w:t>
+            </w:r>
+          </w:p>
+        </w:tc>
+      </w:tr>
+      <w:tr>
+        <w:trPr>
+          <w:cantSplit/>
+        </w:trPr>
+        <w:tc>
+          <w:tcPr>
+            <w:tcW w:w="2000" w:type="dxa"/>
+          </w:tcPr>
+          <w:p>
+            <w:pPr>
+              <w:spacing w:after="0" w:line="240" w:lineRule="auto"/>
+            </w:pPr>
+            <w:r>
+              <w:rPr>
+                <w:b/>
+                <w:bCs/>
+                <w:sz w:val="18"/>
+                <w:szCs w:val="18"/>
+              </w:rPr>
+              <w:t>Development team</w:t>
+            </w:r>
+          </w:p>
+        </w:tc>
+        <w:tc>
+          <w:tcPr>
+            <w:tcW w:w="1900" w:type="dxa"/>
+          </w:tcPr>
+          <w:p>
+            <w:pPr>
+              <w:spacing w:after="0" w:line="240" w:lineRule="auto"/>
+            </w:pPr>
+            <w:r>
+              <w:rPr>
+                <w:sz w:val="18"/>
+                <w:szCs w:val="18"/>
+              </w:rPr>
+              <w:t>Stand-up (15 min)</w:t>
+            </w:r>
+          </w:p>
+        </w:tc>
+        <w:tc>
+          <w:tcPr>
+            <w:tcW w:w="1700" w:type="dxa"/>
+          </w:tcPr>
+          <w:p>
+            <w:pPr>
+              <w:spacing w:after="0" w:line="240" w:lineRule="auto"/>
+            </w:pPr>
+            <w:r>
+              <w:rPr>
+                <w:sz w:val="18"/>
+                <w:szCs w:val="18"/>
+              </w:rPr>
+              <w:t>Daily</w:t>
+            </w:r>
+          </w:p>
+        </w:tc>
+        <w:tc>
+          <w:tcPr>
+            <w:tcW w:w="3760" w:type="dxa"/>
+          </w:tcPr>
+          <w:p>
+            <w:pPr>
+              <w:spacing w:after="0" w:line="240" w:lineRule="auto"/>
+            </w:pPr>
+            <w:r>
+              <w:rPr>
+                <w:sz w:val="18"/>
+                <w:szCs w:val="18"/>
+              </w:rPr>
+              <w:t>Trello board, GitHub commits and pull requests</w:t>
+            </w:r>
+          </w:p>
+        </w:tc>
+      </w:tr>
+      <w:tr>
+        <w:trPr>
+          <w:cantSplit/>
+        </w:trPr>
+        <w:tc>
+          <w:tcPr>
+            <w:tcW w:w="2000" w:type="dxa"/>
+          </w:tcPr>
+          <w:p>
+            <w:pPr>
+              <w:spacing w:after="0" w:line="240" w:lineRule="auto"/>
+            </w:pPr>
+            <w:r>
+              <w:rPr>
+                <w:b/>
+                <w:bCs/>
+                <w:sz w:val="18"/>
+                <w:szCs w:val="18"/>
+              </w:rPr>
+              <w:t>Development + QA</w:t>
+            </w:r>
+          </w:p>
+        </w:tc>
+        <w:tc>
+          <w:tcPr>
+            <w:tcW w:w="1900" w:type="dxa"/>
+          </w:tcPr>
+          <w:p>
+            <w:pPr>
+              <w:spacing w:after="0" w:line="240" w:lineRule="auto"/>
+            </w:pPr>
+            <w:r>
+              <w:rPr>
+                <w:sz w:val="18"/>
+                <w:szCs w:val="18"/>
+              </w:rPr>
+              <w:t>Progress check-in</w:t>
+            </w:r>
+          </w:p>
+        </w:tc>
+        <w:tc>
+          <w:tcPr>
+            <w:tcW w:w="1700" w:type="dxa"/>
+          </w:tcPr>
+          <w:p>
+            <w:pPr>
+              <w:spacing w:after="0" w:line="240" w:lineRule="auto"/>
+            </w:pPr>
+            <w:r>
+              <w:rPr>
+                <w:sz w:val="18"/>
+                <w:szCs w:val="18"/>
+              </w:rPr>
+              <w:t>Weekly</w:t>
+            </w:r>
+          </w:p>
+        </w:tc>
+        <w:tc>
+          <w:tcPr>
+            <w:tcW w:w="3760" w:type="dxa"/>
+          </w:tcPr>
+          <w:p>
+            <w:pPr>
+              <w:spacing w:after="0" w:line="240" w:lineRule="auto"/>
+            </w:pPr>
+            <w:r>
+              <w:rPr>
+                <w:sz w:val="18"/>
+                <w:szCs w:val="18"/>
+              </w:rPr>
+              <w:t>Trello board, test results, open bug list</w:t>
+            </w:r>
+          </w:p>
+        </w:tc>
+      </w:tr>
+      <w:tr>
+        <w:trPr>
+          <w:cantSplit/>
+        </w:trPr>
+        <w:tc>
+          <w:tcPr>
+            <w:tcW w:w="2000" w:type="dxa"/>
+          </w:tcPr>
+          <w:p>
+            <w:pPr>
+              <w:spacing w:after="0" w:line="240" w:lineRule="auto"/>
+            </w:pPr>
+            <w:r>
+              <w:rPr>
+                <w:b/>
+                <w:bCs/>
+                <w:sz w:val="18"/>
+                <w:szCs w:val="18"/>
+              </w:rPr>
+              <w:t>Full project team</w:t>
+            </w:r>
+          </w:p>
+        </w:tc>
+        <w:tc>
+          <w:tcPr>
+            <w:tcW w:w="1900" w:type="dxa"/>
+          </w:tcPr>
+          <w:p>
+            <w:pPr>
+              <w:spacing w:after="0" w:line="240" w:lineRule="auto"/>
+            </w:pPr>
+            <w:r>
+              <w:rPr>
+                <w:sz w:val="18"/>
+                <w:szCs w:val="18"/>
+              </w:rPr>
+              <w:t>Sprint planning and sprint review</w:t>
+            </w:r>
+          </w:p>
+        </w:tc>
+        <w:tc>
+          <w:tcPr>
+            <w:tcW w:w="1700" w:type="dxa"/>
+          </w:tcPr>
+          <w:p>
+            <w:pPr>
+              <w:spacing w:after="0" w:line="240" w:lineRule="auto"/>
+            </w:pPr>
+            <w:r>
+              <w:rPr>
+                <w:sz w:val="18"/>
+                <w:szCs w:val="18"/>
+              </w:rPr>
+              <w:t>Every 2 weeks</w:t>
+            </w:r>
+          </w:p>
+        </w:tc>
+        <w:tc>
+          <w:tcPr>
+            <w:tcW w:w="3760" w:type="dxa"/>
+          </w:tcPr>
+          <w:p>
+            <w:pPr>
+              <w:spacing w:after="0" w:line="240" w:lineRule="auto"/>
+            </w:pPr>
+            <w:r>
+              <w:rPr>
+                <w:sz w:val="18"/>
+                <w:szCs w:val="18"/>
+              </w:rPr>
+              <w:t>Sprint demo, updated backlog, risk register review</w:t>
+            </w:r>
+          </w:p>
+        </w:tc>
+      </w:tr>
+      <w:tr>
+        <w:trPr>
+          <w:cantSplit/>
+        </w:trPr>
+        <w:tc>
+          <w:tcPr>
+            <w:tcW w:w="2000" w:type="dxa"/>
+          </w:tcPr>
+          <w:p>
+            <w:pPr>
+              <w:spacing w:after="0" w:line="240" w:lineRule="auto"/>
+            </w:pPr>
+            <w:r>
+              <w:rPr>
+                <w:b/>
+                <w:bCs/>
+                <w:sz w:val="18"/>
+                <w:szCs w:val="18"/>
+              </w:rPr>
+              <w:t>Parking operators</w:t>
+            </w:r>
+          </w:p>
+        </w:tc>
+        <w:tc>
+          <w:tcPr>
+            <w:tcW w:w="1900" w:type="dxa"/>
+          </w:tcPr>
+          <w:p>
+            <w:pPr>
+              <w:spacing w:after="0" w:line="240" w:lineRule="auto"/>
+            </w:pPr>
+            <w:r>
+              <w:rPr>
+                <w:sz w:val="18"/>
+                <w:szCs w:val="18"/>
+              </w:rPr>
+              <w:t>Operator check-in</w:t>
+            </w:r>
+          </w:p>
+        </w:tc>
+        <w:tc>
+          <w:tcPr>
+            <w:tcW w:w="1700" w:type="dxa"/>
+          </w:tcPr>
+          <w:p>
+            <w:pPr>
+              <w:spacing w:after="0" w:line="240" w:lineRule="auto"/>
+            </w:pPr>
+            <w:r>
+              <w:rPr>
+                <w:sz w:val="18"/>
+                <w:szCs w:val="18"/>
+              </w:rPr>
+              <w:t>Every 2 weeks, weekly during testing</w:t>
+            </w:r>
+          </w:p>
+        </w:tc>
+        <w:tc>
+          <w:tcPr>
+            <w:tcW w:w="3760" w:type="dxa"/>
+          </w:tcPr>
+          <w:p>
+            <w:pPr>
+              <w:spacing w:after="0" w:line="240" w:lineRule="auto"/>
+            </w:pPr>
+            <w:r>
+              <w:rPr>
+                <w:sz w:val="18"/>
+                <w:szCs w:val="18"/>
+              </w:rPr>
+              <w:t>Email summary and a live demo of dashboard features</w:t>
+            </w:r>
+          </w:p>
+        </w:tc>
+      </w:tr>
+      <w:tr>
+        <w:trPr>
+          <w:cantSplit/>
+        </w:trPr>
+        <w:tc>
+          <w:tcPr>
+            <w:tcW w:w="2000" w:type="dxa"/>
+          </w:tcPr>
+          <w:p>
+            <w:pPr>
+              <w:spacing w:after="0" w:line="240" w:lineRule="auto"/>
+            </w:pPr>
+            <w:r>
+              <w:rPr>
+                <w:b/>
+                <w:bCs/>
+                <w:sz w:val="18"/>
+                <w:szCs w:val="18"/>
+              </w:rPr>
+              <w:t>Shareholders</w:t>
+            </w:r>
+          </w:p>
+        </w:tc>
+        <w:tc>
+          <w:tcPr>
+            <w:tcW w:w="1900" w:type="dxa"/>
+          </w:tcPr>
+          <w:p>
+            <w:pPr>
+              <w:spacing w:after="0" w:line="240" w:lineRule="auto"/>
+            </w:pPr>
+            <w:r>
+              <w:rPr>
+                <w:sz w:val="18"/>
+                <w:szCs w:val="18"/>
+              </w:rPr>
+              <w:t>Update video</w:t>
+            </w:r>
+          </w:p>
+        </w:tc>
+        <w:tc>
+          <w:tcPr>
+            <w:tcW w:w="1700" w:type="dxa"/>
+          </w:tcPr>
+          <w:p>
+            <w:pPr>
+              <w:spacing w:after="0" w:line="240" w:lineRule="auto"/>
+            </w:pPr>
+            <w:r>
+              <w:rPr>
+                <w:sz w:val="18"/>
+                <w:szCs w:val="18"/>
+              </w:rPr>
+              <w:t>Weekly</w:t>
+            </w:r>
+          </w:p>
+        </w:tc>
+        <w:tc>
+          <w:tcPr>
+            <w:tcW w:w="3760" w:type="dxa"/>
+          </w:tcPr>
+          <w:p>
+            <w:pPr>
+              <w:spacing w:after="0" w:line="240" w:lineRule="auto"/>
+            </w:pPr>
+            <w:r>
+              <w:rPr>
+                <w:sz w:val="18"/>
+                <w:szCs w:val="18"/>
+              </w:rPr>
+              <w:t>Short recorded video covering progress and next steps</w:t>
+            </w:r>
+          </w:p>
+        </w:tc>
+      </w:tr>
+      <w:tr>
+        <w:trPr>
+          <w:cantSplit/>
+        </w:trPr>
+        <w:tc>
+          <w:tcPr>
+            <w:tcW w:w="2000" w:type="dxa"/>
+          </w:tcPr>
+          <w:p>
+            <w:pPr>
+              <w:spacing w:after="0" w:line="240" w:lineRule="auto"/>
+            </w:pPr>
+            <w:r>
+              <w:rPr>
+                <w:b/>
+                <w:bCs/>
+                <w:sz w:val="18"/>
+                <w:szCs w:val="18"/>
+              </w:rPr>
+              <w:t>Shareholders</w:t>
+            </w:r>
+          </w:p>
+        </w:tc>
+        <w:tc>
+          <w:tcPr>
+            <w:tcW w:w="1900" w:type="dxa"/>
+          </w:tcPr>
+          <w:p>
+            <w:pPr>
+              <w:spacing w:after="0" w:line="240" w:lineRule="auto"/>
+            </w:pPr>
+            <w:r>
+              <w:rPr>
+                <w:sz w:val="18"/>
+                <w:szCs w:val="18"/>
+              </w:rPr>
+              <w:t>Monthly review</w:t>
+            </w:r>
+          </w:p>
+        </w:tc>
+        <w:tc>
+          <w:tcPr>
+            <w:tcW w:w="1700" w:type="dxa"/>
+          </w:tcPr>
+          <w:p>
+            <w:pPr>
+              <w:spacing w:after="0" w:line="240" w:lineRule="auto"/>
+            </w:pPr>
+            <w:r>
+              <w:rPr>
+                <w:sz w:val="18"/>
+                <w:szCs w:val="18"/>
+              </w:rPr>
+              <w:t>Monthly</w:t>
+            </w:r>
+          </w:p>
+        </w:tc>
+        <w:tc>
+          <w:tcPr>
+            <w:tcW w:w="3760" w:type="dxa"/>
+          </w:tcPr>
+          <w:p>
+            <w:pPr>
+              <w:spacing w:after="0" w:line="240" w:lineRule="auto"/>
+            </w:pPr>
+            <w:r>
+              <w:rPr>
+                <w:sz w:val="18"/>
+                <w:szCs w:val="18"/>
+              </w:rPr>
+              <w:t>One-page status report: schedule vs. Gantt chart, budget, top 3 risks</w:t>
+            </w:r>
+          </w:p>
+        </w:tc>
+      </w:tr>
+      <w:tr>
+        <w:trPr>
+          <w:cantSplit/>
+        </w:trPr>
+        <w:tc>
+          <w:tcPr>
+            <w:tcW w:w="2000" w:type="dxa"/>
+          </w:tcPr>
+          <w:p>
+            <w:pPr>
+              <w:spacing w:after="0" w:line="240" w:lineRule="auto"/>
+            </w:pPr>
+            <w:r>
+              <w:rPr>
+                <w:b/>
+                <w:bCs/>
+                <w:sz w:val="18"/>
+                <w:szCs w:val="18"/>
+              </w:rPr>
+              <w:t>Finance/Billing</w:t>
+            </w:r>
+          </w:p>
+        </w:tc>
+        <w:tc>
+          <w:tcPr>
+            <w:tcW w:w="1900" w:type="dxa"/>
+          </w:tcPr>
+          <w:p>
+            <w:pPr>
+              <w:spacing w:after="0" w:line="240" w:lineRule="auto"/>
+            </w:pPr>
+            <w:r>
+              <w:rPr>
+                <w:sz w:val="18"/>
+                <w:szCs w:val="18"/>
+              </w:rPr>
+              <w:t>Budget check</w:t>
+            </w:r>
+          </w:p>
+        </w:tc>
+        <w:tc>
+          <w:tcPr>
+            <w:tcW w:w="1700" w:type="dxa"/>
+          </w:tcPr>
+          <w:p>
+            <w:pPr>
+              <w:spacing w:after="0" w:line="240" w:lineRule="auto"/>
+            </w:pPr>
+            <w:r>
+              <w:rPr>
+                <w:sz w:val="18"/>
+                <w:szCs w:val="18"/>
+              </w:rPr>
+              <w:t>Monthly</w:t>
+            </w:r>
+          </w:p>
+        </w:tc>
+        <w:tc>
+          <w:tcPr>
+            <w:tcW w:w="3760" w:type="dxa"/>
+          </w:tcPr>
+          <w:p>
+            <w:pPr>
+              <w:spacing w:after="0" w:line="240" w:lineRule="auto"/>
+            </w:pPr>
+            <w:r>
+              <w:rPr>
+                <w:sz w:val="18"/>
+                <w:szCs w:val="18"/>
+              </w:rPr>
+              <w:t>Spend vs. budget, including map API and card processing fees</w:t>
+            </w:r>
+          </w:p>
+        </w:tc>
+      </w:tr>
+    </w:tbl>
+    <w:p/>
+    <w:p>
+      <w:pPr>
+        <w:rPr>
+          <w:b/>
+          <w:bCs/>
+        </w:rPr>
+      </w:pPr>
+      <w:r>
+        <w:rPr>
+          <w:b/>
+          <w:bCs/>
+        </w:rPr>
+        <w:t>Reporting by audience</w:t>
+      </w:r>
+    </w:p>
+    <w:p>
+      <w:r>
+        <w:t>Developers get detailed tasks on the Trello board. Shareholders get the high-level numbers: percent complete, budget, and the top risks. Operators get demos, since they care about what the dashboard does more than how it's built.</w:t>
+      </w:r>
+    </w:p>
+    <w:p>
+      <w:pPr>
+        <w:rPr>
+          <w:b/>
+          <w:bCs/>
+        </w:rPr>
+      </w:pPr>
+      <w:r>
+        <w:rPr>
+          <w:b/>
+          <w:bCs/>
+        </w:rPr>
+        <w:t>Escalation</w:t>
+      </w:r>
+    </w:p>
+    <w:p>
+      <w:r>
+        <w:t>Any risk rated HIGH or EXTREME gets raised at the next daily stand-up instead of waiting for the sprint review. If it could push the schedule back more than a week, shareholders hear about it within two business days.</w:t>
+      </w:r>
+    </w:p>
+    <w:p/>
+    <w:p>
+      <w:pPr>
         <w:keepNext/>
       </w:pPr>
       <w:r>
@@ -8173,8 +10678,7 @@
           <w:b/>
           <w:bCs/>
         </w:rPr>
-        <w:lastRenderedPageBreak/>
-        <w:t>1. Roles &amp; Resources</w:t>
+        <w:t>10. Roles &amp; Resources</w:t>
       </w:r>
     </w:p>
     <w:p>
@@ -8211,12 +10715,6 @@
         <w:gridCol w:w="2276"/>
       </w:tblGrid>
       <w:tr>
-        <w:tblPrEx>
-          <w:tblCellMar>
-            <w:top w:w="0" w:type="dxa"/>
-            <w:bottom w:w="0" w:type="dxa"/>
-          </w:tblCellMar>
-        </w:tblPrEx>
         <w:trPr>
           <w:cantSplit/>
           <w:tblHeader/>
@@ -8429,12 +10927,6 @@
         </w:tc>
       </w:tr>
       <w:tr>
-        <w:tblPrEx>
-          <w:tblCellMar>
-            <w:top w:w="0" w:type="dxa"/>
-            <w:bottom w:w="0" w:type="dxa"/>
-          </w:tblCellMar>
-        </w:tblPrEx>
         <w:trPr>
           <w:cantSplit/>
         </w:trPr>
@@ -8624,12 +11116,6 @@
         </w:tc>
       </w:tr>
       <w:tr>
-        <w:tblPrEx>
-          <w:tblCellMar>
-            <w:top w:w="0" w:type="dxa"/>
-            <w:bottom w:w="0" w:type="dxa"/>
-          </w:tblCellMar>
-        </w:tblPrEx>
         <w:trPr>
           <w:cantSplit/>
         </w:trPr>
@@ -8819,12 +11305,6 @@
         </w:tc>
       </w:tr>
       <w:tr>
-        <w:tblPrEx>
-          <w:tblCellMar>
-            <w:top w:w="0" w:type="dxa"/>
-            <w:bottom w:w="0" w:type="dxa"/>
-          </w:tblCellMar>
-        </w:tblPrEx>
         <w:trPr>
           <w:cantSplit/>
         </w:trPr>
@@ -9014,12 +11494,6 @@
         </w:tc>
       </w:tr>
       <w:tr>
-        <w:tblPrEx>
-          <w:tblCellMar>
-            <w:top w:w="0" w:type="dxa"/>
-            <w:bottom w:w="0" w:type="dxa"/>
-          </w:tblCellMar>
-        </w:tblPrEx>
         <w:trPr>
           <w:cantSplit/>
         </w:trPr>
@@ -9209,12 +11683,6 @@
         </w:tc>
       </w:tr>
       <w:tr>
-        <w:tblPrEx>
-          <w:tblCellMar>
-            <w:top w:w="0" w:type="dxa"/>
-            <w:bottom w:w="0" w:type="dxa"/>
-          </w:tblCellMar>
-        </w:tblPrEx>
         <w:trPr>
           <w:cantSplit/>
         </w:trPr>
@@ -9404,12 +11872,6 @@
         </w:tc>
       </w:tr>
       <w:tr>
-        <w:tblPrEx>
-          <w:tblCellMar>
-            <w:top w:w="0" w:type="dxa"/>
-            <w:bottom w:w="0" w:type="dxa"/>
-          </w:tblCellMar>
-        </w:tblPrEx>
         <w:trPr>
           <w:cantSplit/>
         </w:trPr>
@@ -9596,7 +12058,7 @@
           <w:b/>
           <w:bCs/>
         </w:rPr>
-        <w:t>2. Resource &amp; Cost Plan</w:t>
+        <w:t>11. Resource &amp; Cost Plan</w:t>
       </w:r>
     </w:p>
     <w:p>
@@ -9647,12 +12109,6 @@
         <w:gridCol w:w="2000"/>
       </w:tblGrid>
       <w:tr>
-        <w:tblPrEx>
-          <w:tblCellMar>
-            <w:top w:w="0" w:type="dxa"/>
-            <w:bottom w:w="0" w:type="dxa"/>
-          </w:tblCellMar>
-        </w:tblPrEx>
         <w:trPr>
           <w:cantSplit/>
           <w:tblHeader/>
@@ -9829,12 +12285,6 @@
         </w:tc>
       </w:tr>
       <w:tr>
-        <w:tblPrEx>
-          <w:tblCellMar>
-            <w:top w:w="0" w:type="dxa"/>
-            <w:bottom w:w="0" w:type="dxa"/>
-          </w:tblCellMar>
-        </w:tblPrEx>
         <w:trPr>
           <w:cantSplit/>
         </w:trPr>
@@ -10000,12 +12450,6 @@
         </w:tc>
       </w:tr>
       <w:tr>
-        <w:tblPrEx>
-          <w:tblCellMar>
-            <w:top w:w="0" w:type="dxa"/>
-            <w:bottom w:w="0" w:type="dxa"/>
-          </w:tblCellMar>
-        </w:tblPrEx>
         <w:trPr>
           <w:cantSplit/>
         </w:trPr>
@@ -10171,12 +12615,6 @@
         </w:tc>
       </w:tr>
       <w:tr>
-        <w:tblPrEx>
-          <w:tblCellMar>
-            <w:top w:w="0" w:type="dxa"/>
-            <w:bottom w:w="0" w:type="dxa"/>
-          </w:tblCellMar>
-        </w:tblPrEx>
         <w:trPr>
           <w:cantSplit/>
         </w:trPr>
@@ -10342,12 +12780,6 @@
         </w:tc>
       </w:tr>
       <w:tr>
-        <w:tblPrEx>
-          <w:tblCellMar>
-            <w:top w:w="0" w:type="dxa"/>
-            <w:bottom w:w="0" w:type="dxa"/>
-          </w:tblCellMar>
-        </w:tblPrEx>
         <w:trPr>
           <w:cantSplit/>
         </w:trPr>
@@ -10513,12 +12945,6 @@
         </w:tc>
       </w:tr>
       <w:tr>
-        <w:tblPrEx>
-          <w:tblCellMar>
-            <w:top w:w="0" w:type="dxa"/>
-            <w:bottom w:w="0" w:type="dxa"/>
-          </w:tblCellMar>
-        </w:tblPrEx>
         <w:trPr>
           <w:cantSplit/>
         </w:trPr>
@@ -10684,12 +13110,6 @@
         </w:tc>
       </w:tr>
       <w:tr>
-        <w:tblPrEx>
-          <w:tblCellMar>
-            <w:top w:w="0" w:type="dxa"/>
-            <w:bottom w:w="0" w:type="dxa"/>
-          </w:tblCellMar>
-        </w:tblPrEx>
         <w:trPr>
           <w:cantSplit/>
         </w:trPr>
@@ -10855,12 +13275,6 @@
         </w:tc>
       </w:tr>
       <w:tr>
-        <w:tblPrEx>
-          <w:tblCellMar>
-            <w:top w:w="0" w:type="dxa"/>
-            <w:bottom w:w="0" w:type="dxa"/>
-          </w:tblCellMar>
-        </w:tblPrEx>
         <w:trPr>
           <w:cantSplit/>
         </w:trPr>
@@ -11034,12 +13448,6 @@
         <w:gridCol w:w="1500"/>
       </w:tblGrid>
       <w:tr>
-        <w:tblPrEx>
-          <w:tblCellMar>
-            <w:top w:w="0" w:type="dxa"/>
-            <w:bottom w:w="0" w:type="dxa"/>
-          </w:tblCellMar>
-        </w:tblPrEx>
         <w:trPr>
           <w:cantSplit/>
           <w:tblHeader/>
@@ -11216,12 +13624,6 @@
         </w:tc>
       </w:tr>
       <w:tr>
-        <w:tblPrEx>
-          <w:tblCellMar>
-            <w:top w:w="0" w:type="dxa"/>
-            <w:bottom w:w="0" w:type="dxa"/>
-          </w:tblCellMar>
-        </w:tblPrEx>
         <w:trPr>
           <w:cantSplit/>
         </w:trPr>
@@ -11377,12 +13779,6 @@
         </w:tc>
       </w:tr>
       <w:tr>
-        <w:tblPrEx>
-          <w:tblCellMar>
-            <w:top w:w="0" w:type="dxa"/>
-            <w:bottom w:w="0" w:type="dxa"/>
-          </w:tblCellMar>
-        </w:tblPrEx>
         <w:trPr>
           <w:cantSplit/>
         </w:trPr>
@@ -11538,12 +13934,6 @@
         </w:tc>
       </w:tr>
       <w:tr>
-        <w:tblPrEx>
-          <w:tblCellMar>
-            <w:top w:w="0" w:type="dxa"/>
-            <w:bottom w:w="0" w:type="dxa"/>
-          </w:tblCellMar>
-        </w:tblPrEx>
         <w:trPr>
           <w:cantSplit/>
         </w:trPr>
@@ -11699,12 +14089,6 @@
         </w:tc>
       </w:tr>
       <w:tr>
-        <w:tblPrEx>
-          <w:tblCellMar>
-            <w:top w:w="0" w:type="dxa"/>
-            <w:bottom w:w="0" w:type="dxa"/>
-          </w:tblCellMar>
-        </w:tblPrEx>
         <w:trPr>
           <w:cantSplit/>
         </w:trPr>
@@ -11860,12 +14244,6 @@
         </w:tc>
       </w:tr>
       <w:tr>
-        <w:tblPrEx>
-          <w:tblCellMar>
-            <w:top w:w="0" w:type="dxa"/>
-            <w:bottom w:w="0" w:type="dxa"/>
-          </w:tblCellMar>
-        </w:tblPrEx>
         <w:trPr>
           <w:cantSplit/>
         </w:trPr>
@@ -12021,12 +14399,6 @@
         </w:tc>
       </w:tr>
       <w:tr>
-        <w:tblPrEx>
-          <w:tblCellMar>
-            <w:top w:w="0" w:type="dxa"/>
-            <w:bottom w:w="0" w:type="dxa"/>
-          </w:tblCellMar>
-        </w:tblPrEx>
         <w:trPr>
           <w:cantSplit/>
         </w:trPr>
@@ -12182,12 +14554,6 @@
         </w:tc>
       </w:tr>
       <w:tr>
-        <w:tblPrEx>
-          <w:tblCellMar>
-            <w:top w:w="0" w:type="dxa"/>
-            <w:bottom w:w="0" w:type="dxa"/>
-          </w:tblCellMar>
-        </w:tblPrEx>
         <w:trPr>
           <w:cantSplit/>
         </w:trPr>
@@ -12343,12 +14709,6 @@
         </w:tc>
       </w:tr>
       <w:tr>
-        <w:tblPrEx>
-          <w:tblCellMar>
-            <w:top w:w="0" w:type="dxa"/>
-            <w:bottom w:w="0" w:type="dxa"/>
-          </w:tblCellMar>
-        </w:tblPrEx>
         <w:trPr>
           <w:cantSplit/>
         </w:trPr>
@@ -12605,12 +14965,6 @@
         <w:gridCol w:w="1260"/>
       </w:tblGrid>
       <w:tr>
-        <w:tblPrEx>
-          <w:tblCellMar>
-            <w:top w:w="0" w:type="dxa"/>
-            <w:bottom w:w="0" w:type="dxa"/>
-          </w:tblCellMar>
-        </w:tblPrEx>
         <w:trPr>
           <w:cantSplit/>
           <w:tblHeader/>
@@ -12856,12 +15210,6 @@
         </w:tc>
       </w:tr>
       <w:tr>
-        <w:tblPrEx>
-          <w:tblCellMar>
-            <w:top w:w="0" w:type="dxa"/>
-            <w:bottom w:w="0" w:type="dxa"/>
-          </w:tblCellMar>
-        </w:tblPrEx>
         <w:trPr>
           <w:cantSplit/>
         </w:trPr>
@@ -13080,12 +15428,6 @@
         </w:tc>
       </w:tr>
       <w:tr>
-        <w:tblPrEx>
-          <w:tblCellMar>
-            <w:top w:w="0" w:type="dxa"/>
-            <w:bottom w:w="0" w:type="dxa"/>
-          </w:tblCellMar>
-        </w:tblPrEx>
         <w:trPr>
           <w:cantSplit/>
         </w:trPr>
@@ -13304,12 +15646,6 @@
         </w:tc>
       </w:tr>
       <w:tr>
-        <w:tblPrEx>
-          <w:tblCellMar>
-            <w:top w:w="0" w:type="dxa"/>
-            <w:bottom w:w="0" w:type="dxa"/>
-          </w:tblCellMar>
-        </w:tblPrEx>
         <w:trPr>
           <w:cantSplit/>
         </w:trPr>
@@ -13528,12 +15864,6 @@
         </w:tc>
       </w:tr>
       <w:tr>
-        <w:tblPrEx>
-          <w:tblCellMar>
-            <w:top w:w="0" w:type="dxa"/>
-            <w:bottom w:w="0" w:type="dxa"/>
-          </w:tblCellMar>
-        </w:tblPrEx>
         <w:trPr>
           <w:cantSplit/>
         </w:trPr>
@@ -13752,12 +16082,6 @@
         </w:tc>
       </w:tr>
       <w:tr>
-        <w:tblPrEx>
-          <w:tblCellMar>
-            <w:top w:w="0" w:type="dxa"/>
-            <w:bottom w:w="0" w:type="dxa"/>
-          </w:tblCellMar>
-        </w:tblPrEx>
         <w:trPr>
           <w:cantSplit/>
         </w:trPr>
@@ -13976,12 +16300,6 @@
         </w:tc>
       </w:tr>
       <w:tr>
-        <w:tblPrEx>
-          <w:tblCellMar>
-            <w:top w:w="0" w:type="dxa"/>
-            <w:bottom w:w="0" w:type="dxa"/>
-          </w:tblCellMar>
-        </w:tblPrEx>
         <w:trPr>
           <w:cantSplit/>
         </w:trPr>
@@ -14211,7 +16529,7 @@
           <w:b/>
           <w:bCs/>
         </w:rPr>
-        <w:t>3. RACI Matrix</w:t>
+        <w:t>12. RACI Matrix</w:t>
       </w:r>
     </w:p>
     <w:p>
@@ -14289,12 +16607,6 @@
         <w:gridCol w:w="1200"/>
       </w:tblGrid>
       <w:tr>
-        <w:tblPrEx>
-          <w:tblCellMar>
-            <w:top w:w="0" w:type="dxa"/>
-            <w:bottom w:w="0" w:type="dxa"/>
-          </w:tblCellMar>
-        </w:tblPrEx>
         <w:trPr>
           <w:cantSplit/>
           <w:tblHeader/>
@@ -14545,12 +16857,6 @@
         </w:tc>
       </w:tr>
       <w:tr>
-        <w:tblPrEx>
-          <w:tblCellMar>
-            <w:top w:w="0" w:type="dxa"/>
-            <w:bottom w:w="0" w:type="dxa"/>
-          </w:tblCellMar>
-        </w:tblPrEx>
         <w:trPr>
           <w:cantSplit/>
         </w:trPr>
@@ -14774,12 +17080,6 @@
         </w:tc>
       </w:tr>
       <w:tr>
-        <w:tblPrEx>
-          <w:tblCellMar>
-            <w:top w:w="0" w:type="dxa"/>
-            <w:bottom w:w="0" w:type="dxa"/>
-          </w:tblCellMar>
-        </w:tblPrEx>
         <w:trPr>
           <w:cantSplit/>
         </w:trPr>
@@ -15003,12 +17303,6 @@
         </w:tc>
       </w:tr>
       <w:tr>
-        <w:tblPrEx>
-          <w:tblCellMar>
-            <w:top w:w="0" w:type="dxa"/>
-            <w:bottom w:w="0" w:type="dxa"/>
-          </w:tblCellMar>
-        </w:tblPrEx>
         <w:trPr>
           <w:cantSplit/>
         </w:trPr>
@@ -15232,12 +17526,6 @@
         </w:tc>
       </w:tr>
       <w:tr>
-        <w:tblPrEx>
-          <w:tblCellMar>
-            <w:top w:w="0" w:type="dxa"/>
-            <w:bottom w:w="0" w:type="dxa"/>
-          </w:tblCellMar>
-        </w:tblPrEx>
         <w:trPr>
           <w:cantSplit/>
         </w:trPr>
@@ -15461,12 +17749,6 @@
         </w:tc>
       </w:tr>
       <w:tr>
-        <w:tblPrEx>
-          <w:tblCellMar>
-            <w:top w:w="0" w:type="dxa"/>
-            <w:bottom w:w="0" w:type="dxa"/>
-          </w:tblCellMar>
-        </w:tblPrEx>
         <w:trPr>
           <w:cantSplit/>
         </w:trPr>
@@ -15690,12 +17972,6 @@
         </w:tc>
       </w:tr>
       <w:tr>
-        <w:tblPrEx>
-          <w:tblCellMar>
-            <w:top w:w="0" w:type="dxa"/>
-            <w:bottom w:w="0" w:type="dxa"/>
-          </w:tblCellMar>
-        </w:tblPrEx>
         <w:trPr>
           <w:cantSplit/>
         </w:trPr>
@@ -15919,12 +18195,6 @@
         </w:tc>
       </w:tr>
       <w:tr>
-        <w:tblPrEx>
-          <w:tblCellMar>
-            <w:top w:w="0" w:type="dxa"/>
-            <w:bottom w:w="0" w:type="dxa"/>
-          </w:tblCellMar>
-        </w:tblPrEx>
         <w:trPr>
           <w:cantSplit/>
         </w:trPr>
@@ -16148,12 +18418,6 @@
         </w:tc>
       </w:tr>
       <w:tr>
-        <w:tblPrEx>
-          <w:tblCellMar>
-            <w:top w:w="0" w:type="dxa"/>
-            <w:bottom w:w="0" w:type="dxa"/>
-          </w:tblCellMar>
-        </w:tblPrEx>
         <w:trPr>
           <w:cantSplit/>
         </w:trPr>
@@ -16377,12 +18641,6 @@
         </w:tc>
       </w:tr>
       <w:tr>
-        <w:tblPrEx>
-          <w:tblCellMar>
-            <w:top w:w="0" w:type="dxa"/>
-            <w:bottom w:w="0" w:type="dxa"/>
-          </w:tblCellMar>
-        </w:tblPrEx>
         <w:trPr>
           <w:cantSplit/>
         </w:trPr>
@@ -16606,12 +18864,6 @@
         </w:tc>
       </w:tr>
       <w:tr>
-        <w:tblPrEx>
-          <w:tblCellMar>
-            <w:top w:w="0" w:type="dxa"/>
-            <w:bottom w:w="0" w:type="dxa"/>
-          </w:tblCellMar>
-        </w:tblPrEx>
         <w:trPr>
           <w:cantSplit/>
         </w:trPr>
@@ -16835,12 +19087,6 @@
         </w:tc>
       </w:tr>
       <w:tr>
-        <w:tblPrEx>
-          <w:tblCellMar>
-            <w:top w:w="0" w:type="dxa"/>
-            <w:bottom w:w="0" w:type="dxa"/>
-          </w:tblCellMar>
-        </w:tblPrEx>
         <w:trPr>
           <w:cantSplit/>
         </w:trPr>
